--- a/reports/РПЗ.docx
+++ b/reports/РПЗ.docx
@@ -916,23 +916,23 @@
         <w:pStyle w:val="RPZBody"/>
       </w:pPr>
       <w:r>
-        <w:t xml:space="preserve">Композиционный материал состоит как минимум из двух компонентов. Матрица – связующее, которое удерживает компоненты вместе и передаёт нагрузку. Наполнитель – второй компонент, например волокна, которые усиливают материал. Этот пример поясняет общий принцип и не означает, что состав конкретных строк предоставленных таблиц известен: паспорт материалов отсутствует.</w:t>
-      </w:r>
-    </w:p>
-    <w:p>
-      <w:pPr>
-        <w:pStyle w:val="RPZBody"/>
-      </w:pPr>
-      <w:r>
-        <w:t xml:space="preserve">В работе рассматриваются две механические характеристики при растяжении. В упругой области материал восстанавливает форму после снятия нагрузки. Модуль упругости показывает жёсткость в этой области: чем он выше, тем меньше удлинение при одинаковом напряжении. Напряжение здесь означает нагрузку, делённую на площадь поперечного сечения образца. Прочность при растяжении показывает предельное напряжение перед разрушением. Предварительный прогноз этих величин в перспективе может помочь отбирать варианты для испытаний, но не заменяет само испытание.</w:t>
-      </w:r>
-    </w:p>
-    <w:p>
-      <w:pPr>
-        <w:pStyle w:val="RPZBody"/>
-      </w:pPr>
-      <w:r>
-        <w:t xml:space="preserve">Объект исследования – примеры композиционных материалов из двух предоставленных таблиц. Предмет – способы построения и проверки моделей. Цель работы – выяснить, позволяют ли имеющиеся столбцы оценивать модуль и прочность, а также восстановить записанное соотношение матрицы и наполнителя по 12 остальным полям, включая известные модуль и прочность. Для этого данные проверяются, объединяются и используются для сравнения нескольких методов. Полученная точность невысока, поэтому выводы относятся только к этой таблице.</w:t>
+        <w:t xml:space="preserve">Композиционный материал состоит из нескольких компонентов, которые работают совместно. Матрицей называют связующее, удерживающее их как единое целое. Наполнитель – второй компонент; он может выполнять армирующую функцию, то есть усиливать материал. Свойства готового композита зависят от сочетания компонентов, их соотношения, взаимного расположения и изготовления, поэтому их трудно определить только по свойствам отдельных частей.</w:t>
+      </w:r>
+    </w:p>
+    <w:p>
+      <w:pPr>
+        <w:pStyle w:val="RPZBody"/>
+      </w:pPr>
+      <w:r>
+        <w:t xml:space="preserve">Входными данными служат две таблицы Excel. Для представленных материалов в них записаны характеристики состава и изготовления, в том числе соотношение связующего и наполнителя, плотность, количество отвердителя, потребление смолы и параметры нашивки, а также известные конечные свойства. На этих примерах модели учатся находить зависимость. Для нового набора из 11 входных характеристик нужны два отдельных прогноза. Модуль упругости при растяжении характеризует жёсткость материала при обратимом растяжении, когда после снятия нагрузки восстанавливается исходная форма. Прочность при растяжении – предельное напряжение до разрушения; напряжение означает нагрузку, делённую на площадь поперечного сечения.</w:t>
+      </w:r>
+    </w:p>
+    <w:p>
+      <w:pPr>
+        <w:pStyle w:val="RPZBody"/>
+      </w:pPr>
+      <w:r>
+        <w:t xml:space="preserve">Для решения задачи таблицы объединяют и проверяют, затем данные разделяют на обучающую и тестовую выборки. На обучающей выборке подбирают и сравнивают модели, а тестовую используют для итоговой проверки прогнозов по известным значениям свойств. Выбранные модели включают в демонстрационное приложение. Отдельно нейронная сеть оценивает значение показателя «Соотношение матрица–наполнитель» по 12 остальным известным характеристикам, включая модуль упругости и прочность.</w:t>
       </w:r>
     </w:p>
     <w:p>
@@ -958,31 +958,31 @@
         <w:pStyle w:val="RPZBody"/>
       </w:pPr>
       <w:r>
-        <w:t xml:space="preserve">Каждая строка таблиц рассматривается как один предоставленный пример материала, а столбец – как его характеристика. Файлы соединены по совпадающему индексу после проверки однозначности. Получены 1023 примера и 13 полей; ещё 17 строк были только в X_nup.xlsx и не имели пары. Индекс служит ключом, но не описывает материал и не подаётся модели. Пропуски и нечисловые значения отсутствуют.</w:t>
-      </w:r>
-    </w:p>
-    <w:p>
-      <w:pPr>
-        <w:pStyle w:val="RPZBody"/>
-      </w:pPr>
-      <w:r>
-        <w:t xml:space="preserve">Решаются три задачи прогноза числовой величины. В первых двух модель получает 11 характеристик, в том числе плотность, количество отвердителя, содержание эпоксидных групп, расход смолы и параметры нашивки. По ним отдельно оцениваются модуль и прочность; другая конечная характеристика не используется как подсказка. В третьей задаче сеть получает 12 остальных полей, включая известные модуль и прочность, и восстанавливает записанное отношение матрицы и наполнителя. Это не поиск оптимального состава.</w:t>
-      </w:r>
-    </w:p>
-    <w:p>
-      <w:pPr>
-        <w:pStyle w:val="RPZBody"/>
-      </w:pPr>
-      <w:r>
-        <w:t xml:space="preserve">Не указаны единицы шага и плотности нашивки, смысл суффикса _2, происхождение примеров, серии испытаний и типы компонентов. Эти сведения нельзя восстановить по одним числам, поэтому они зафиксированы как ограничения.</w:t>
-      </w:r>
-    </w:p>
-    <w:p>
-      <w:pPr>
-        <w:pStyle w:val="RPZBody"/>
-      </w:pPr>
-      <w:r>
-        <w:t xml:space="preserve">Три задачи и доступные им входы сопоставлены в таблице 1. Далее описаны использованные методы.</w:t>
+        <w:t xml:space="preserve">Объект исследования – предоставленные числовые данные о композиционных материалах. Предмет исследования – методы построения и проверки моделей, связывающих входные характеристики с модулем упругости и прочностью при растяжении. Цель работы – построить и сравнить такие модели, оценить их на тестовой выборке и создать приложение для получения двух прогнозов по новому набору входных данных.</w:t>
+      </w:r>
+    </w:p>
+    <w:p>
+      <w:pPr>
+        <w:pStyle w:val="RPZBody"/>
+      </w:pPr>
+      <w:r>
+        <w:t xml:space="preserve">Исходные файлы X_bp.xlsx и X_nup.xlsx соединены по совпадающему индексу после проверки его однозначности. Получены 1023 строки и 13 содержательных полей; ещё 17 строк файла X_nup.xlsx не имели пары. Одна строка описывает один представленный пример, столбцы содержат его характеристики и известные значения свойств. Индекс служит только для соединения и не используется моделью.</w:t>
+      </w:r>
+    </w:p>
+    <w:p>
+      <w:pPr>
+        <w:pStyle w:val="RPZBody"/>
+      </w:pPr>
+      <w:r>
+        <w:t xml:space="preserve">В первых двух задачах при обучении известны 11 входных характеристик и значение прогнозируемого свойства. Среди входов есть плотность, количество отвердителя, содержание эпоксидных групп, потребление смолы и параметры нашивки; полный перечень приведён в таблице 4 и словаре данных. Для нового набора входов модуль упругости и прочность неизвестны: модель оценивает каждую величину отдельно, не используя вторую как подсказку. В дополнительной задаче нейронная сеть по 12 остальным известным характеристикам оценивает показатель «Соотношение матрица–наполнитель».</w:t>
+      </w:r>
+    </w:p>
+    <w:p>
+      <w:pPr>
+        <w:pStyle w:val="RPZBody"/>
+      </w:pPr>
+      <w:r>
+        <w:t xml:space="preserve">Данные проверяют и подготавливают, модели обучают на обучающей выборке и настраивают с перекрёстной проверкой, а окончательное качество определяют по тестовой выборке, не участвовавшей в выборе. Три постановки и их входы сопоставлены в таблице 1. Далее описаны использованные методы.</w:t>
       </w:r>
     </w:p>
     <w:p>
@@ -1299,7 +1299,7 @@
                 <w:color w:val="000000"/>
                 <w:sz w:val="24"/>
               </w:rPr>
-              <w:t xml:space="preserve">Оценка записанного отношения по 12 остальным полям</w:t>
+              <w:t xml:space="preserve">Оценка показателя «Соотношение матрица–наполнитель» по 12 остальным характеристикам</w:t>
             </w:r>
           </w:p>
         </w:tc>
@@ -1357,7 +1357,7 @@
         <w:pStyle w:val="RPZBody"/>
       </w:pPr>
       <w:r>
-        <w:t xml:space="preserve">Регрессионная модель учится на примерах с известными входами и числовым ответом, а затем оценивает ответ для нового набора входов. Индекс строки исключён, поскольку это номер, а не характеристика. Для прогноза модуля или прочности другая конечная характеристика также исключена: она может быть неизвестна. Методы реализованы средствами scikit-learn [19].</w:t>
+        <w:t xml:space="preserve">Регрессионная модель учится на строках, где одновременно известны входные характеристики и значение прогнозируемого свойства. Она подбирает зависимость между ними, а затем оценивает свойство для нового набора входов. Для прогноза модуля или прочности другая конечная характеристика исключена из входов, поскольку для нового материала она также может быть неизвестна. Методы реализованы средствами scikit-learn [19].</w:t>
       </w:r>
     </w:p>
     <w:p>

--- a/reports/РПЗ.docx
+++ b/reports/РПЗ.docx
@@ -263,7 +263,6 @@
         <w:spacing w:line="240" w:lineRule="auto"/>
         <w:ind w:firstLine="0"/>
       </w:pPr>
-      <w:proofErr w:type="gramStart"/>
       <w:r>
         <w:t>«</w:t>
       </w:r>
@@ -271,11 +270,7 @@
         <w:t xml:space="preserve"> </w:t>
       </w:r>
       <w:r>
-        <w:t>Наука</w:t>
-      </w:r>
-      <w:proofErr w:type="gramEnd"/>
-      <w:r>
-        <w:t xml:space="preserve"> о данных: профессиональный уровень (</w:t>
+        <w:t>Наука о данных: профессиональный уровень (</w:t>
       </w:r>
       <w:r>
         <w:rPr>
@@ -565,7 +560,6 @@
           <w:lang w:val="ru"/>
         </w:rPr>
         <w:tab/>
-        <w:t/>
       </w:r>
     </w:p>
     <w:p>
@@ -726,10 +720,7 @@
         <w:jc w:val="left"/>
       </w:pPr>
       <w:r>
-        <w:t xml:space="preserve">1.2 Описание используемых </w:t>
-      </w:r>
-      <w:r>
-        <w:t>методов</w:t>
+        <w:t>1.2 Описание используемых методов</w:t>
       </w:r>
       <w:r>
         <w:tab/>
@@ -764,10 +755,8 @@
       </w:pPr>
       <w:r>
         <w:t>2 Практическая часть</w:t>
-      </w:r>
-      <w:r>
         <w:tab/>
-        <w:t>11</w:t>
+        <w:t>12</w:t>
       </w:r>
     </w:p>
     <w:p>
@@ -781,10 +770,8 @@
       </w:pPr>
       <w:r>
         <w:t>2.1 Предобработка данных</w:t>
-      </w:r>
-      <w:r>
         <w:tab/>
-        <w:t>11</w:t>
+        <w:t>12</w:t>
       </w:r>
     </w:p>
     <w:p>
@@ -798,10 +785,8 @@
       </w:pPr>
       <w:r>
         <w:t>2.2 Разработка и обучение модели</w:t>
-      </w:r>
-      <w:r>
         <w:tab/>
-        <w:t>17</w:t>
+        <w:t>18</w:t>
       </w:r>
     </w:p>
     <w:p>
@@ -814,7 +799,11 @@
         <w:jc w:val="left"/>
       </w:pPr>
       <w:r>
-        <w:t xml:space="preserve">2.3 Тестирование модели	19</w:t>
+        <w:t>2.3 Тестирование модели</w:t>
+      </w:r>
+      <w:r>
+        <w:tab/>
+        <w:t>19</w:t>
       </w:r>
     </w:p>
     <w:p>
@@ -827,7 +816,11 @@
         <w:jc w:val="left"/>
       </w:pPr>
       <w:r>
-        <w:t xml:space="preserve">2.4 Нейронная сеть для соотношения матрица–наполнитель	24</w:t>
+        <w:t>2.4 Нейронная сеть для соотношения матрица–наполнитель</w:t>
+      </w:r>
+      <w:r>
+        <w:tab/>
+        <w:t>24</w:t>
       </w:r>
     </w:p>
     <w:p>
@@ -840,7 +833,11 @@
         <w:jc w:val="left"/>
       </w:pPr>
       <w:r>
-        <w:t xml:space="preserve">2.5 Разработка приложения	25</w:t>
+        <w:t>2.5 Разработка приложения</w:t>
+      </w:r>
+      <w:r>
+        <w:tab/>
+        <w:t>25</w:t>
       </w:r>
     </w:p>
     <w:p>
@@ -853,7 +850,9 @@
         <w:jc w:val="left"/>
       </w:pPr>
       <w:r>
-        <w:t xml:space="preserve">2.6 Создание удалённого репозитория и загрузка результатов работы на него	25</w:t>
+        <w:t>2.6 Создание удалённого репозитория</w:t>
+        <w:tab/>
+        <w:t>25</w:t>
       </w:r>
     </w:p>
     <w:p>
@@ -916,23 +915,26 @@
         <w:pStyle w:val="RPZBody"/>
       </w:pPr>
       <w:r>
-        <w:t xml:space="preserve">Композиционный материал состоит из нескольких компонентов, которые работают совместно. Матрицей называют связующее, удерживающее их как единое целое. Наполнитель – второй компонент; он может выполнять армирующую функцию, то есть усиливать материал. Свойства готового композита зависят от сочетания компонентов, их соотношения, взаимного расположения и изготовления, поэтому их трудно определить только по свойствам отдельных частей.</w:t>
-      </w:r>
-    </w:p>
-    <w:p>
-      <w:pPr>
-        <w:pStyle w:val="RPZBody"/>
-      </w:pPr>
-      <w:r>
-        <w:t xml:space="preserve">Входными данными служат две таблицы Excel. Для представленных материалов в них записаны характеристики состава и изготовления, в том числе соотношение связующего и наполнителя, плотность, количество отвердителя, потребление смолы и параметры нашивки, а также известные конечные свойства. На этих примерах модели учатся находить зависимость. Для нового набора из 11 входных характеристик нужны два отдельных прогноза. Модуль упругости при растяжении характеризует жёсткость материала при обратимом растяжении, когда после снятия нагрузки восстанавливается исходная форма. Прочность при растяжении – предельное напряжение до разрушения; напряжение означает нагрузку, делённую на площадь поперечного сечения.</w:t>
-      </w:r>
-    </w:p>
-    <w:p>
-      <w:pPr>
-        <w:pStyle w:val="RPZBody"/>
-      </w:pPr>
-      <w:r>
-        <w:t xml:space="preserve">Для решения задачи таблицы объединяют и проверяют, затем данные разделяют на обучающую и тестовую выборки. На обучающей выборке подбирают и сравнивают модели, а тестовую используют для итоговой проверки прогнозов по известным значениям свойств. Выбранные модели включают в демонстрационное приложение. Отдельно нейронная сеть оценивает значение показателя «Соотношение матрица–наполнитель» по 12 остальным известным характеристикам, включая модуль упругости и прочность.</w:t>
+        <w:rPr w:lang="ru-RU"/>
+        <w:t>Композиционный материал состоит из нескольких компонентов. Связующее удерживает их вместе; в композитах его также называют матрицей. Наполнитель добавляют, чтобы получить нужные свойства. Он, например, может выполнять армирующую функцию, то есть усиливать материал. Итоговые свойства зависят от сочетания компонентов и способа изготовления, поэтому их нельзя надёжно определить только по свойствам отдельных частей.</w:t>
+      </w:r>
+    </w:p>
+    <w:p>
+      <w:pPr>
+        <w:pStyle w:val="RPZBody"/>
+      </w:pPr>
+      <w:r>
+        <w:rPr w:lang="ru-RU"/>
+        <w:t>В работе используются две таблицы Excel. В каждой строке записан один представленный материал. Для него указаны характеристики состава и изготовления: соотношение связующего и наполнителя, плотность, количество отвердителя, потребление смолы и параметры нашивки. В таблицах также есть известные значения двух конечных свойств. По таким примерам модели учатся связывать характеристики материала с его свойствами.</w:t>
+      </w:r>
+    </w:p>
+    <w:p>
+      <w:pPr>
+        <w:pStyle w:val="RPZBody"/>
+      </w:pPr>
+      <w:r>
+        <w:rPr w:lang="ru-RU"/>
+        <w:t>Нужно прогнозировать два свойства. Модуль упругости при растяжении характеризует жёсткость материала при обратимом растяжении, когда после снятия нагрузки восстанавливается исходная форма. Прочность при растяжении показывает предельное напряжение до разрушения. Напряжение здесь означает нагрузку, делённую на площадь поперечного сечения. Для решения задачи таблицы объединяют и проверяют, а затем данные разделяют на обучающую и тестовую выборки. На первой подбирают модели, а вторую используют только для итоговой проверки. Отдельно по заданию нейронная сеть оценивает соотношение матрицы и наполнителя.</w:t>
       </w:r>
     </w:p>
     <w:p>
@@ -958,31 +960,44 @@
         <w:pStyle w:val="RPZBody"/>
       </w:pPr>
       <w:r>
-        <w:t xml:space="preserve">Объект исследования – предоставленные числовые данные о композиционных материалах. Предмет исследования – методы построения и проверки моделей, связывающих входные характеристики с модулем упругости и прочностью при растяжении. Цель работы – построить и сравнить такие модели, оценить их на тестовой выборке и создать приложение для получения двух прогнозов по новому набору входных данных.</w:t>
-      </w:r>
-    </w:p>
-    <w:p>
-      <w:pPr>
-        <w:pStyle w:val="RPZBody"/>
-      </w:pPr>
-      <w:r>
-        <w:t xml:space="preserve">Исходные файлы X_bp.xlsx и X_nup.xlsx соединены по совпадающему индексу после проверки его однозначности. Получены 1023 строки и 13 содержательных полей; ещё 17 строк файла X_nup.xlsx не имели пары. Одна строка описывает один представленный пример, столбцы содержат его характеристики и известные значения свойств. Индекс служит только для соединения и не используется моделью.</w:t>
-      </w:r>
-    </w:p>
-    <w:p>
-      <w:pPr>
-        <w:pStyle w:val="RPZBody"/>
-      </w:pPr>
-      <w:r>
-        <w:t xml:space="preserve">В первых двух задачах при обучении известны 11 входных характеристик и значение прогнозируемого свойства. Среди входов есть плотность, количество отвердителя, содержание эпоксидных групп, потребление смолы и параметры нашивки; полный перечень приведён в таблице 4 и словаре данных. Для нового набора входов модуль упругости и прочность неизвестны: модель оценивает каждую величину отдельно, не используя вторую как подсказку. В дополнительной задаче нейронная сеть по 12 остальным известным характеристикам оценивает показатель «Соотношение матрица–наполнитель».</w:t>
-      </w:r>
-    </w:p>
-    <w:p>
-      <w:pPr>
-        <w:pStyle w:val="RPZBody"/>
-      </w:pPr>
-      <w:r>
-        <w:t xml:space="preserve">Данные проверяют и подготавливают, модели обучают на обучающей выборке и настраивают с перекрёстной проверкой, а окончательное качество определяют по тестовой выборке, не участвовавшей в выборе. Три постановки и их входы сопоставлены в таблице 1. Далее описаны использованные методы.</w:t>
+        <w:rPr w:lang="ru-RU"/>
+        <w:t>Цель работы – по предоставленным таблицам построить модели для прогноза модуля упругости при растяжении и прочности при растяжении, проверить качество прогнозов и включить выбранные модели в демонстрационное приложение.</w:t>
+      </w:r>
+    </w:p>
+    <w:p>
+      <w:pPr>
+        <w:pStyle w:val="RPZBody"/>
+      </w:pPr>
+      <w:r>
+        <w:rPr w:lang="ru-RU"/>
+        <w:t>Файлы X_bp.xlsx и X_nup.xlsx соединены по совпадающему индексу. Индекс нужен только для соединения и не передаётся моделям. Получены 1023 строки и 13 содержательных столбцов. Ещё 17 строк файла X_nup.xlsx не имели пары. Одна строка описывает один представленный материал: его характеристики и известные значения свойств.</w:t>
+      </w:r>
+    </w:p>
+    <w:p>
+      <w:pPr>
+        <w:pStyle w:val="RPZBody"/>
+      </w:pPr>
+      <w:r>
+        <w:rPr w:lang="ru-RU"/>
+        <w:t>Два из 13 столбцов – свойства, которые нужно прогнозировать: «Модуль упругости при растяжении, ГПа» и «Прочность при растяжении, МПа». В этой работе для каждого свойства строится отдельная модель. Оба конечных свойства исключаются из входных данных, поэтому остаётся 13 − 2 = 11 входных характеристик.</w:t>
+      </w:r>
+    </w:p>
+    <w:p>
+      <w:pPr>
+        <w:pStyle w:val="RPZBody"/>
+      </w:pPr>
+      <w:r>
+        <w:rPr w:lang="ru-RU"/>
+        <w:t>Эти 11 характеристик: соотношение матрицы и наполнителя; плотность; «модуль упругости, ГПа»; количество отвердителя; содержание эпоксидных групп; температура вспышки; поверхностная плотность; потребление смолы; угол нашивки; шаг нашивки; плотность нашивки. Столбец «модуль упругости, ГПа» используется как входная характеристика. «Модуль упругости при растяжении, ГПа» – другое поле и одно из прогнозируемых свойств. Смысл первого столбца в исходных материалах подробно не раскрыт, поэтому эти два поля нельзя считать взаимозаменяемыми.</w:t>
+      </w:r>
+    </w:p>
+    <w:p>
+      <w:pPr>
+        <w:pStyle w:val="RPZBody"/>
+      </w:pPr>
+      <w:r>
+        <w:rPr w:lang="ru-RU"/>
+        <w:t>Для отдельной задачи нейронная сеть оценивает один столбец – «Соотношение матрица–наполнитель». Его исключают, а остальные 12 столбцов оставляют: 13 − 1 = 12. В эти 12 характеристик входят оба конечных свойства. Поэтому сеть восстанавливает известный показатель по остальным данным, а не подбирает состав материала.</w:t>
       </w:r>
     </w:p>
     <w:p>
@@ -993,7 +1008,8 @@
         <w:jc w:val="left"/>
       </w:pPr>
       <w:r>
-        <w:t>Таблица 1 – Постановки регрессии</w:t>
+        <w:rPr w:lang="ru-RU"/>
+        <w:t>Таблица 1 – Три задачи и число входных характеристик</w:t>
       </w:r>
     </w:p>
     <w:tbl>
@@ -1020,14 +1036,10 @@
           <w:p>
             <w:pPr>
               <w:keepNext/>
-              <w:ind w:firstLine="0"/>
-            </w:pPr>
-            <w:r>
-              <w:rPr>
-                <w:color w:val="000000"/>
-                <w:sz w:val="24"/>
-              </w:rPr>
-              <w:t>Цель</w:t>
+            </w:pPr>
+            <w:r>
+              <w:rPr w:lang="ru-RU"/>
+              <w:t>Свойство или показатель</w:t>
             </w:r>
           </w:p>
         </w:tc>
@@ -1038,14 +1050,10 @@
           <w:p>
             <w:pPr>
               <w:keepNext/>
-              <w:ind w:firstLine="0"/>
-            </w:pPr>
-            <w:r>
-              <w:rPr>
-                <w:color w:val="000000"/>
-                <w:sz w:val="24"/>
-              </w:rPr>
-              <w:t>Входы</w:t>
+            </w:pPr>
+            <w:r>
+              <w:rPr w:lang="ru-RU"/>
+              <w:t>Число входов</w:t>
             </w:r>
           </w:p>
         </w:tc>
@@ -1059,7 +1067,7 @@
               <w:ind w:firstLine="0"/>
             </w:pPr>
             <w:r>
-              <w:rPr>
+              <w:rPr w:lang="ru-RU">
                 <w:color w:val="000000"/>
                 <w:sz w:val="24"/>
               </w:rPr>
@@ -1082,7 +1090,7 @@
               <w:ind w:firstLine="0"/>
             </w:pPr>
             <w:r>
-              <w:rPr>
+              <w:rPr w:lang="ru-RU">
                 <w:color w:val="000000"/>
                 <w:sz w:val="24"/>
               </w:rPr>
@@ -1100,7 +1108,7 @@
               <w:ind w:firstLine="0"/>
             </w:pPr>
             <w:r>
-              <w:rPr>
+              <w:rPr w:lang="ru-RU">
                 <w:color w:val="000000"/>
                 <w:sz w:val="24"/>
               </w:rPr>
@@ -1118,7 +1126,7 @@
               <w:ind w:firstLine="0"/>
             </w:pPr>
             <w:r>
-              <w:rPr>
+              <w:rPr w:lang="ru-RU">
                 <w:color w:val="000000"/>
                 <w:sz w:val="24"/>
               </w:rPr>
@@ -1138,14 +1146,10 @@
           <w:p>
             <w:pPr>
               <w:keepNext/>
-              <w:ind w:firstLine="0"/>
-            </w:pPr>
-            <w:r>
-              <w:rPr>
-                <w:color w:val="000000"/>
-                <w:sz w:val="24"/>
-              </w:rPr>
-              <w:t>Модуль при растяжении, ГПа</w:t>
+            </w:pPr>
+            <w:r>
+              <w:rPr w:lang="ru-RU"/>
+              <w:t>Модуль упругости при растяжении, ГПа</w:t>
             </w:r>
           </w:p>
         </w:tc>
@@ -1160,7 +1164,7 @@
               <w:ind w:firstLine="0"/>
             </w:pPr>
             <w:r>
-              <w:rPr>
+              <w:rPr w:lang="ru-RU">
                 <w:color w:val="000000"/>
                 <w:sz w:val="24"/>
               </w:rPr>
@@ -1178,7 +1182,7 @@
               <w:ind w:firstLine="0"/>
             </w:pPr>
             <w:r>
-              <w:rPr>
+              <w:rPr w:lang="ru-RU">
                 <w:color w:val="000000"/>
                 <w:sz w:val="24"/>
               </w:rPr>
@@ -1198,13 +1202,9 @@
           <w:p>
             <w:pPr>
               <w:keepNext/>
-              <w:ind w:firstLine="0"/>
-            </w:pPr>
-            <w:r>
-              <w:rPr>
-                <w:color w:val="000000"/>
-                <w:sz w:val="24"/>
-              </w:rPr>
+            </w:pPr>
+            <w:r>
+              <w:rPr w:lang="ru-RU"/>
               <w:t>Прочность при растяжении, МПа</w:t>
             </w:r>
           </w:p>
@@ -1220,7 +1220,7 @@
               <w:ind w:firstLine="0"/>
             </w:pPr>
             <w:r>
-              <w:rPr>
+              <w:rPr w:lang="ru-RU">
                 <w:color w:val="000000"/>
                 <w:sz w:val="24"/>
               </w:rPr>
@@ -1238,7 +1238,7 @@
               <w:ind w:firstLine="0"/>
             </w:pPr>
             <w:r>
-              <w:rPr>
+              <w:rPr w:lang="ru-RU">
                 <w:color w:val="000000"/>
                 <w:sz w:val="24"/>
               </w:rPr>
@@ -1257,10 +1257,11 @@
           </w:tcPr>
           <w:p>
             <w:pPr>
-              <w:ind w:firstLine="0"/>
-            </w:pPr>
-            <w:r>
-              <w:rPr>
+              <w:keepNext w:val="0"/>
+              <w:ind w:firstLine="0"/>
+            </w:pPr>
+            <w:r>
+              <w:rPr w:lang="ru-RU">
                 <w:color w:val="000000"/>
                 <w:sz w:val="24"/>
               </w:rPr>
@@ -1275,10 +1276,11 @@
           </w:tcPr>
           <w:p>
             <w:pPr>
-              <w:ind w:firstLine="0"/>
-            </w:pPr>
-            <w:r>
-              <w:rPr>
+              <w:keepNext w:val="0"/>
+              <w:ind w:firstLine="0"/>
+            </w:pPr>
+            <w:r>
+              <w:rPr w:lang="ru-RU">
                 <w:color w:val="000000"/>
                 <w:sz w:val="24"/>
               </w:rPr>
@@ -1292,14 +1294,11 @@
           </w:tcPr>
           <w:p>
             <w:pPr>
-              <w:ind w:firstLine="0"/>
-            </w:pPr>
-            <w:r>
-              <w:rPr>
-                <w:color w:val="000000"/>
-                <w:sz w:val="24"/>
-              </w:rPr>
-              <w:t xml:space="preserve">Оценка показателя «Соотношение матрица–наполнитель» по 12 остальным характеристикам</w:t>
+              <w:keepNext w:val="0"/>
+            </w:pPr>
+            <w:r>
+              <w:rPr w:lang="ru-RU"/>
+              <w:t>Отдельная задача нейронной сети</w:t>
             </w:r>
           </w:p>
         </w:tc>
@@ -1316,7 +1315,6 @@
         <w:pStyle w:val="21"/>
       </w:pPr>
       <w:r>
-        <w:lastRenderedPageBreak/>
         <w:t>1.2 Описание используемых методов</w:t>
       </w:r>
     </w:p>
@@ -1325,23 +1323,26 @@
         <w:pStyle w:val="RPZBody"/>
       </w:pPr>
       <w:r>
-        <w:t xml:space="preserve">Свойства композита зависят от компонентов, их долей, ориентации и изготовления. Матрица связывает материал и передаёт нагрузку, а армирование может повышать жёсткость и прочность в определённом направлении. Поэтому отклик зависит от направления испытания относительно армирования [14], [16]. Формование влияет на пропитку, отверждение, пористость и качество материала [8]. Набор содержит некоторые характеристики состава и изготовления, но форма их связи с результатом заранее неизвестна.</w:t>
-      </w:r>
-    </w:p>
-    <w:p>
-      <w:pPr>
-        <w:pStyle w:val="RPZBody"/>
-      </w:pPr>
-      <w:r>
-        <w:t xml:space="preserve">Правило смесей можно применять только при известных определениях долей и направления нагрузки. ASTM D3171 различает массовое и объёмное содержание и учитывает пустоты [4]. В таблицах смысл отношения матрицы и наполнителя не указан, поэтому его нельзя переводить в массовую или объёмную долю. Столбец «Температура вспышки, С_2» также нельзя называть температурой отверждения.</w:t>
-      </w:r>
-    </w:p>
-    <w:p>
-      <w:pPr>
-        <w:pStyle w:val="RPZBody"/>
-      </w:pPr>
-      <w:r>
-        <w:t xml:space="preserve">Модуль описывает жёсткость при упругом растяжении, прочность – предел перед разрушением. ASTM D3039/D3039M, ISO 527-4 и ISO 527-5 показывают влияние укладки, подготовки образца, среды, захватов и скорости испытания [1], [2], [3]. Согласованный протокол важен для сравнения лабораторий [21]. Влажность и температура также могут менять свойства [5], [7]. Эти условия для предоставленных примеров неизвестны.</w:t>
+        <w:rPr w:lang="ru-RU"/>
+        <w:t>Свойства композита зависят от состава, расположения компонентов и способа изготовления [8], [14], [16]. Эти сведения могут быть связаны с жёсткостью и прочностью. Модели сравниваются, чтобы проверить, насколько такая связь видна в предоставленных таблицах.</w:t>
+      </w:r>
+    </w:p>
+    <w:p>
+      <w:pPr>
+        <w:pStyle w:val="RPZBody"/>
+      </w:pPr>
+      <w:r>
+        <w:rPr w:lang="ru-RU"/>
+        <w:t>В исходных материалах не объяснено, что именно означает показатель «Соотношение матрица–наполнитель». Его нельзя без дополнительных сведений считать массовой или объёмной долей [4]. Столбец «Температура вспышки» также нельзя называть температурой отверждения.</w:t>
+      </w:r>
+    </w:p>
+    <w:p>
+      <w:pPr>
+        <w:pStyle w:val="RPZBody"/>
+      </w:pPr>
+      <w:r>
+        <w:rPr w:lang="ru-RU"/>
+        <w:t>На результат испытаний могут влиять подготовка образца, направление укладки, закрепление, скорость, влажность и температура [1], [2], [3], [5], [7], [21]. Эти условия для строк таблицы не указаны. Поэтому выводы относятся к предоставленным данным, а не ко всем композиционным материалам.</w:t>
       </w:r>
     </w:p>
     <w:p>
@@ -1349,31 +1350,35 @@
         <w:pStyle w:val="21"/>
       </w:pPr>
       <w:r>
-        <w:t>1.2.1 Константная и гребневая модели</w:t>
-      </w:r>
-    </w:p>
-    <w:p>
-      <w:pPr>
-        <w:pStyle w:val="RPZBody"/>
-      </w:pPr>
-      <w:r>
-        <w:t xml:space="preserve">Регрессионная модель учится на строках, где одновременно известны входные характеристики и значение прогнозируемого свойства. Она подбирает зависимость между ними, а затем оценивает свойство для нового набора входов. Для прогноза модуля или прочности другая конечная характеристика исключена из входов, поскольку для нового материала она также может быть неизвестна. Методы реализованы средствами scikit-learn [19].</w:t>
-      </w:r>
-    </w:p>
-    <w:p>
-      <w:pPr>
-        <w:pStyle w:val="RPZBody"/>
-      </w:pPr>
-      <w:r>
-        <w:t xml:space="preserve">Самый простой ориентир – константная модель: для любого входа она возвращает среднее значение цели в обучающих данных. Более сложный метод полезен только тогда, когда уменьшает ошибку относительно этого ориентира. Гребневая регрессия (Ridge) складывает вклад каждого признака с подобранным коэффициентом. L2-штраф сдерживает чрезмерно большие коэффициенты [15]. Метод быстр, но без специально созданных признаков не описывает сложные нелинейные связи.</w:t>
-      </w:r>
-    </w:p>
-    <w:p>
-      <w:pPr>
-        <w:pStyle w:val="RPZBody"/>
-      </w:pPr>
-      <w:r>
-        <w:t xml:space="preserve">Перед гребневой регрессией входные столбцы стандартизуют: из значений вычитают среднее и делят на стандартное отклонение. Благодаря этому столбец с крупными числами не получает преимущество только из-за единиц измерения. Среднее и стандартное отклонение каждый раз вычисляются только по строкам, на которых модель обучается. Константная модель не использует входные признаки и остаётся единым базовым уровнем качества.</w:t>
+        <w:rPr w:lang="ru-RU"/>
+        <w:t>1.2.1 Прогноз среднего и гребневая регрессия</w:t>
+      </w:r>
+    </w:p>
+    <w:p>
+      <w:pPr>
+        <w:pStyle w:val="RPZBody"/>
+      </w:pPr>
+      <w:r>
+        <w:rPr w:lang="ru-RU"/>
+        <w:t>Сначала задаётся простой ориентир – прогноз среднего. Такая модель не смотрит на характеристики материала и выдаёт всем строкам среднее значение свойства в данных для обучения. Более сложный метод имеет практический смысл только тогда, когда ошибается меньше этого ориентира.</w:t>
+      </w:r>
+    </w:p>
+    <w:p>
+      <w:pPr>
+        <w:pStyle w:val="RPZBody"/>
+      </w:pPr>
+      <w:r>
+        <w:rPr w:lang="ru-RU"/>
+        <w:t>Гребневая регрессия (Ridge) умножает каждую входную характеристику на свой коэффициент, складывает результаты и добавляет постоянную поправку. Коэффициенты подбираются по строкам с известными значениями свойства. Дополнительное ограничение не даёт им становиться чрезмерно большими [15]. Метод реализован средствами scikit-learn [19].</w:t>
+      </w:r>
+    </w:p>
+    <w:p>
+      <w:pPr>
+        <w:pStyle w:val="RPZBody"/>
+      </w:pPr>
+      <w:r>
+        <w:rPr w:lang="ru-RU"/>
+        <w:t>Ridge включена в сравнение как простая и понятная модель. Она показывает, достаточно ли суммы отдельных вкладов для прогноза. Перед обучением значения приводятся к сопоставимому масштабу, чтобы столбец с крупными числами не получил преимущество только из-за единиц измерения. Такое приведение каждый раз рассчитывается только по данным для обучения.</w:t>
       </w:r>
     </w:p>
     <w:p>
@@ -1381,31 +1386,35 @@
         <w:pStyle w:val="21"/>
       </w:pPr>
       <w:r>
-        <w:t>1.2.2 Ансамбли деревьев</w:t>
-      </w:r>
-    </w:p>
-    <w:p>
-      <w:pPr>
-        <w:pStyle w:val="RPZBody"/>
-      </w:pPr>
-      <w:r>
-        <w:t xml:space="preserve">Случайный лес (Random Forest) строит много деревьев решений и усредняет их ответы [6]. Деревья делят примеры по значениям признаков, поэтому лес находит нелинейные зависимости и взаимодействия. Усреднение повышает устойчивость, но модель занимает больше места, слабо работает за пределами известных диапазонов и труднее объясняется. Глубина деревьев подбирается только по обучающим данным.</w:t>
-      </w:r>
-    </w:p>
-    <w:p>
-      <w:pPr>
-        <w:pStyle w:val="RPZBody"/>
-      </w:pPr>
-      <w:r>
-        <w:t xml:space="preserve">Градиентный бустинг (Gradient Boosting) добавляет деревья последовательно: каждое исправляет ошибки уже построенной модели [13]. Он описывает нелинейности, но зависит от глубины, шага обучения и числа деревьев. Слишком сложная последовательность запоминает обучающие примеры, поэтому лес и бустинг сравниваются на одинаковых проверочных частях.</w:t>
-      </w:r>
-    </w:p>
-    <w:p>
-      <w:pPr>
-        <w:pStyle w:val="RPZBody"/>
-      </w:pPr>
-      <w:r>
-        <w:t xml:space="preserve">Достоинства и ограничения ансамблевых методов сопоставлены в таблице 2.</w:t>
+        <w:rPr w:lang="ru-RU"/>
+        <w:t>1.2.2 Случайный лес и градиентный бустинг</w:t>
+      </w:r>
+    </w:p>
+    <w:p>
+      <w:pPr>
+        <w:pStyle w:val="RPZBody"/>
+      </w:pPr>
+      <w:r>
+        <w:rPr w:lang="ru-RU"/>
+        <w:t>Случайный лес (Random Forest) строит много деревьев решений и усредняет их ответы [6]. Каждое дерево последовательно разделяет строки по значениям характеристик. Так модель может находить связи сложнее простой суммы. Усреднение уменьшает влияние отдельного дерева, но модель труднее объяснять и она плохо работает за пределами уже встречавшихся диапазонов.</w:t>
+      </w:r>
+    </w:p>
+    <w:p>
+      <w:pPr>
+        <w:pStyle w:val="RPZBody"/>
+      </w:pPr>
+      <w:r>
+        <w:rPr w:lang="ru-RU"/>
+        <w:t>Градиентный бустинг (Gradient Boosting) также использует деревья, но строит их по очереди. Каждое новое дерево старается исправить ошибки предыдущих [13]. Такой способ может находить сложные связи, однако слишком большая модель способна запомнить особенности данных для обучения. Поэтому глубину деревьев и скорость исправления ошибок подбирают на проверочных частях.</w:t>
+      </w:r>
+    </w:p>
+    <w:p>
+      <w:pPr>
+        <w:pStyle w:val="RPZBody"/>
+      </w:pPr>
+      <w:r>
+        <w:rPr w:lang="ru-RU"/>
+        <w:t>Главное различие методов показано в таблице 2. Лес усредняет много деревьев, а бустинг исправляет ошибки шаг за шагом.</w:t>
       </w:r>
     </w:p>
     <w:p>
@@ -1416,11 +1425,8 @@
         <w:jc w:val="left"/>
       </w:pPr>
       <w:r>
-        <w:lastRenderedPageBreak/>
-        <w:t>Таблица 2 – Сопоставление ансамблевых методо</w:t>
-      </w:r>
-      <w:r>
-        <w:t>в</w:t>
+        <w:rPr w:lang="ru-RU"/>
+        <w:t>Таблица 2 – Случайный лес и градиентный бустинг</w:t>
       </w:r>
     </w:p>
     <w:tbl>
@@ -1450,7 +1456,7 @@
               <w:ind w:firstLine="0"/>
             </w:pPr>
             <w:r>
-              <w:rPr>
+              <w:rPr w:lang="ru-RU">
                 <w:color w:val="000000"/>
                 <w:sz w:val="24"/>
               </w:rPr>
@@ -1468,7 +1474,7 @@
               <w:ind w:firstLine="0"/>
             </w:pPr>
             <w:r>
-              <w:rPr>
+              <w:rPr w:lang="ru-RU">
                 <w:color w:val="000000"/>
                 <w:sz w:val="24"/>
               </w:rPr>
@@ -1486,7 +1492,7 @@
               <w:ind w:firstLine="0"/>
             </w:pPr>
             <w:r>
-              <w:rPr>
+              <w:rPr w:lang="ru-RU">
                 <w:color w:val="000000"/>
                 <w:sz w:val="24"/>
               </w:rPr>
@@ -1509,7 +1515,7 @@
               <w:ind w:firstLine="0"/>
             </w:pPr>
             <w:r>
-              <w:rPr>
+              <w:rPr w:lang="ru-RU">
                 <w:color w:val="000000"/>
                 <w:sz w:val="24"/>
               </w:rPr>
@@ -1527,7 +1533,7 @@
               <w:ind w:firstLine="0"/>
             </w:pPr>
             <w:r>
-              <w:rPr>
+              <w:rPr w:lang="ru-RU">
                 <w:color w:val="000000"/>
                 <w:sz w:val="24"/>
               </w:rPr>
@@ -1545,7 +1551,7 @@
               <w:ind w:firstLine="0"/>
             </w:pPr>
             <w:r>
-              <w:rPr>
+              <w:rPr w:lang="ru-RU">
                 <w:color w:val="000000"/>
                 <w:sz w:val="24"/>
               </w:rPr>
@@ -1568,7 +1574,7 @@
               <w:ind w:firstLine="0"/>
             </w:pPr>
             <w:r>
-              <w:rPr>
+              <w:rPr w:lang="ru-RU">
                 <w:color w:val="000000"/>
                 <w:sz w:val="24"/>
               </w:rPr>
@@ -1581,16 +1587,9 @@
             <w:tcW w:w="3213" w:type="dxa"/>
           </w:tcPr>
           <w:p>
-            <w:pPr>
-              <w:keepNext/>
-              <w:ind w:firstLine="0"/>
-            </w:pPr>
-            <w:r>
-              <w:rPr>
-                <w:color w:val="000000"/>
-                <w:sz w:val="24"/>
-              </w:rPr>
-              <w:t>Нелинейности, взаимодействия, устойчивое усреднение</w:t>
+            <w:r>
+              <w:rPr w:lang="ru-RU"/>
+              <w:t>Находит сложные связи, усредняет ответы деревьев</w:t>
             </w:r>
           </w:p>
         </w:tc>
@@ -1599,16 +1598,9 @@
             <w:tcW w:w="3213" w:type="dxa"/>
           </w:tcPr>
           <w:p>
-            <w:pPr>
-              <w:keepNext/>
-              <w:ind w:firstLine="0"/>
-            </w:pPr>
-            <w:r>
-              <w:rPr>
-                <w:color w:val="000000"/>
-                <w:sz w:val="24"/>
-              </w:rPr>
-              <w:t>Размер модели, слабая экстраполяция</w:t>
+            <w:r>
+              <w:rPr w:lang="ru-RU"/>
+              <w:t>Труднее объяснять; слабый прогноз вне известных диапазонов</w:t>
             </w:r>
           </w:p>
         </w:tc>
@@ -1626,7 +1618,7 @@
               <w:ind w:firstLine="0"/>
             </w:pPr>
             <w:r>
-              <w:rPr>
+              <w:rPr w:lang="ru-RU">
                 <w:color w:val="000000"/>
                 <w:sz w:val="24"/>
               </w:rPr>
@@ -1639,15 +1631,9 @@
             <w:tcW w:w="3213" w:type="dxa"/>
           </w:tcPr>
           <w:p>
-            <w:pPr>
-              <w:ind w:firstLine="0"/>
-            </w:pPr>
-            <w:r>
-              <w:rPr>
-                <w:color w:val="000000"/>
-                <w:sz w:val="24"/>
-              </w:rPr>
-              <w:t>Последовательная коррекция ошибок</w:t>
+            <w:r>
+              <w:rPr w:lang="ru-RU"/>
+              <w:t>Исправляет ошибки шаг за шагом</w:t>
             </w:r>
           </w:p>
         </w:tc>
@@ -1656,15 +1642,9 @@
             <w:tcW w:w="3213" w:type="dxa"/>
           </w:tcPr>
           <w:p>
-            <w:pPr>
-              <w:ind w:firstLine="0"/>
-            </w:pPr>
-            <w:r>
-              <w:rPr>
-                <w:color w:val="000000"/>
-                <w:sz w:val="24"/>
-              </w:rPr>
-              <w:t>Чувствительность к глубине, темпу и числу итераций</w:t>
+            <w:r>
+              <w:rPr w:lang="ru-RU"/>
+              <w:t>Нужен контроль сложности</w:t>
             </w:r>
           </w:p>
         </w:tc>
@@ -1689,23 +1669,26 @@
         <w:pStyle w:val="RPZBody"/>
       </w:pPr>
       <w:r>
-        <w:t xml:space="preserve">Регрессия на опорных векторах (SVR) строит зависимость с допустимой зоной ошибки ε; более крупные отклонения штрафуются [11], [12]. Ядро позволяет описывать нелинейную связь. Метод подходит для умеренной выборки, но чувствителен к масштабу и параметрам C, epsilon и gamma. Поэтому признаки и цель стандартизуют только по обучающим строкам каждой проверочной части.</w:t>
-      </w:r>
-    </w:p>
-    <w:p>
-      <w:pPr>
-        <w:pStyle w:val="RPZBody"/>
-      </w:pPr>
-      <w:r>
-        <w:t xml:space="preserve">Многослойный персептрон (MLP) преобразует входные числа в нескольких слоях. Связи имеют настраиваемые веса, которые меняются для уменьшения ошибки с помощью обратного распространения [22]. Сеть может описывать сложную зависимость, но на небольшой таблице легко переобучается. В использованной реализации сложность ограничивают компактная архитектура, L2-штраф и ранняя остановка; другой известный способ регуляризации – исключение части нейронов при обучении [23].</w:t>
-      </w:r>
-    </w:p>
-    <w:p>
-      <w:pPr>
-        <w:pStyle w:val="RPZBody"/>
-      </w:pPr>
-      <w:r>
-        <w:t xml:space="preserve">Лучший метод определяется по ошибке, а не выбирается заранее. Нейросеть по 12 известным полям, включая модуль и прочность, оценивает записанное отношение матрицы и наполнителя. Она не указывает, какие параметры надо изменить для получения желаемого материала, и не является оптимизацией рецептуры.</w:t>
+        <w:rPr w:lang="ru-RU"/>
+        <w:t>Регрессия на опорных векторах (SVR) ищет правило, при котором небольшие отклонения считаются допустимыми, а крупные сильнее увеличивают ошибку [11], [12]. Метод может учитывать сложные связи, но чувствителен к масштабу чисел. Поэтому входные характеристики и прогнозируемое свойство приводятся к сопоставимому масштабу только по данным для обучения.</w:t>
+      </w:r>
+    </w:p>
+    <w:p>
+      <w:pPr>
+        <w:pStyle w:val="RPZBody"/>
+      </w:pPr>
+      <w:r>
+        <w:rPr w:lang="ru-RU"/>
+        <w:t>Многослойный персептрон (MLP) – нейронная сеть для числового прогноза. Она передаёт входные значения через несколько слоёв и меняет веса связей так, чтобы уменьшить ошибку [22], [23]. Сеть может описывать сложную зависимость, но на небольшой таблице легко подстраивается под случайные особенности. Поэтому использованы небольшая сеть, ограничение весов и ранняя остановка.</w:t>
+      </w:r>
+    </w:p>
+    <w:p>
+      <w:pPr>
+        <w:pStyle w:val="RPZBody"/>
+      </w:pPr>
+      <w:r>
+        <w:rPr w:lang="ru-RU"/>
+        <w:t>Для двух основных свойств сравниваются прогноз среднего, Ridge, случайный лес, градиентный бустинг и SVR. Для отдельной задачи отношения сравниваются прогноз среднего и MLP. Победитель заранее не назначается: выбирается модель с меньшей ошибкой на проверочных частях данных.</w:t>
       </w:r>
     </w:p>
     <w:p>
@@ -1713,24 +1696,26 @@
         <w:pStyle w:val="21"/>
       </w:pPr>
       <w:r>
-        <w:lastRenderedPageBreak/>
-        <w:t>1.2.4 Оценка качества и предотвращение утечки данных</w:t>
-      </w:r>
-    </w:p>
-    <w:p>
-      <w:pPr>
-        <w:pStyle w:val="RPZBody"/>
-      </w:pPr>
-      <w:r>
-        <w:t xml:space="preserve">Из 1023 примеров заранее выделены обучающая выборка из 716 строк для разработки и тестовая выборка из 307 строк для итоговой проверки. Внутри обучающей выборки выполнен поиск гиперпараметров по сетке с десятикратной перекрёстной проверкой: девять частей служат для обучения, десятая – для проверки, затем их роли меняются. Настройка выбирается по средней ошибке на десяти частях [17]. GridSearchCV перебирает заранее заданные варианты [26], а преобразования обучаются заново внутри каждого повтора [25]. Это защищает тестовую выборку от влияния на выбор, но не заменяет проверку на новых материалах [24], [9].</w:t>
-      </w:r>
-    </w:p>
-    <w:p>
-      <w:pPr>
-        <w:pStyle w:val="RPZBody"/>
-      </w:pPr>
-      <w:r>
-        <w:t xml:space="preserve">Используются три метрики. Средняя абсолютная ошибка (MAE) – средний модуль отклонения прогноза [27]. Корень из средней квадратичной ошибки (RMSE) измеряется в тех же единицах, но сильнее реагирует на крупные промахи [30]. Коэффициент R² сравнивает модель с прогнозом среднего: около нуля означает почти отсутствие улучшения, отрицательное значение – результат хуже среднего [29], [10]. R² не является процентом точности. Пермутационная важность показывает реакцию ошибки на перемешивание столбца, но не причинность [28].</w:t>
+        <w:rPr w:lang="ru-RU"/>
+        <w:t>1.2.4 Как проверялись модели</w:t>
+      </w:r>
+    </w:p>
+    <w:p>
+      <w:pPr>
+        <w:pStyle w:val="RPZBody"/>
+      </w:pPr>
+      <w:r>
+        <w:rPr w:lang="ru-RU"/>
+        <w:t>Из 1023 строк заранее выделены 716 строк для разработки и 307 строк для итоговой проверки. Последние не используются при выборе модели. Внутри 716 строк выполняется десятикратная перекрёстная проверка: данные делят на десять частей, модель учится на девяти и проверяется на десятой. Затем проверочная часть меняется, пока каждая не побывает в этой роли [17].</w:t>
+      </w:r>
+    </w:p>
+    <w:p>
+      <w:pPr>
+        <w:pStyle w:val="RPZBody"/>
+      </w:pPr>
+      <w:r>
+        <w:rPr w:lang="ru-RU"/>
+        <w:t>Для каждой модели заранее задаётся несколько вариантов настроек. Их перебор называют поиском по сетке [26]. Все преобразования чисел заново рассчитываются внутри каждой обучающей части [25]. Настройка выбирается по средней ошибке десяти проверок. Такой порядок не позволяет тестовой выборке повлиять на выбор, но не заменяет проверку на новых материалах [24], [9].</w:t>
       </w:r>
     </w:p>
     <w:p>
@@ -1738,6 +1723,10 @@
         <w:pStyle w:val="RPZBody"/>
         <w:ind w:firstLine="0"/>
       </w:pPr>
+      <w:r>
+        <w:rPr w:lang="ru-RU"/>
+        <w:t>Качество описывают тремя показателями. Средняя абсолютная ошибка (MAE) показывает обычный размер отклонения прогноза от известного значения [27]. Корень из средней квадратичной ошибки (RMSE) выражается в тех же единицах свойства, но сильнее учитывает крупные промахи [30]. Для обеих ошибок меньшее значение лучше.</w:t>
+      </w:r>
     </w:p>
     <w:p>
       <w:pPr>
@@ -1747,484 +1736,27 @@
         </w:tabs>
         <w:jc w:val="left"/>
       </w:pPr>
-      <m:oMath>
-        <m:r>
-          <w:rPr>
-            <w:rFonts w:ascii="Cambria Math" w:hAnsi="Cambria Math"/>
-          </w:rPr>
-          <m:t>RMSE</m:t>
-        </m:r>
-        <m:r>
-          <w:rPr>
-            <w:rFonts w:ascii="Cambria Math" w:hAnsi="Cambria Math"/>
-          </w:rPr>
-          <m:t xml:space="preserve"> = √[(1/</m:t>
-        </m:r>
-        <m:r>
-          <w:rPr>
-            <w:rFonts w:ascii="Cambria Math" w:hAnsi="Cambria Math"/>
-          </w:rPr>
-          <m:t>n</m:t>
-        </m:r>
-        <m:r>
-          <w:rPr>
-            <w:rFonts w:ascii="Cambria Math" w:hAnsi="Cambria Math"/>
-          </w:rPr>
-          <m:t>)∑</m:t>
-        </m:r>
-        <m:r>
-          <w:rPr>
-            <w:rFonts w:ascii="Cambria Math" w:hAnsi="Cambria Math"/>
-          </w:rPr>
-          <m:t>ᵢ</m:t>
-        </m:r>
-        <m:r>
-          <w:rPr>
-            <w:rFonts w:ascii="Cambria Math" w:hAnsi="Cambria Math"/>
-          </w:rPr>
-          <m:t>₌₁ⁿ</m:t>
-        </m:r>
-        <m:r>
-          <w:rPr>
-            <w:rFonts w:ascii="Cambria Math" w:hAnsi="Cambria Math"/>
-          </w:rPr>
-          <m:t>(</m:t>
-        </m:r>
-        <m:r>
-          <w:rPr>
-            <w:rFonts w:ascii="Cambria Math" w:hAnsi="Cambria Math"/>
-          </w:rPr>
-          <m:t>y</m:t>
-        </m:r>
-        <m:r>
-          <w:rPr>
-            <w:rFonts w:ascii="Cambria Math" w:hAnsi="Cambria Math"/>
-          </w:rPr>
-          <m:t>ᵢ</m:t>
-        </m:r>
-        <m:r>
-          <w:rPr>
-            <w:rFonts w:ascii="Cambria Math" w:hAnsi="Cambria Math"/>
-          </w:rPr>
-          <m:t xml:space="preserve"> - ŷ</m:t>
-        </m:r>
-        <m:r>
-          <w:rPr>
-            <w:rFonts w:ascii="Cambria Math" w:hAnsi="Cambria Math"/>
-          </w:rPr>
-          <m:t>ᵢ</m:t>
-        </m:r>
-        <m:r>
-          <w:rPr>
-            <w:rFonts w:ascii="Cambria Math" w:hAnsi="Cambria Math"/>
-          </w:rPr>
-          <m:t>)²]</m:t>
-        </m:r>
-      </m:oMath>
-      <w:r>
-        <w:tab/>
-        <w:t>(1)</w:t>
-      </w:r>
-    </w:p>
-    <w:p>
-      <w:pPr>
-        <w:pStyle w:val="RPZBody"/>
-        <w:ind w:firstLine="0"/>
-      </w:pPr>
-    </w:p>
-    <w:p>
-      <w:pPr>
-        <w:pStyle w:val="RPZBody"/>
-        <w:ind w:firstLine="0"/>
-        <w:jc w:val="left"/>
-      </w:pPr>
-      <w:r>
-        <w:t>где n – число наблюдений оцениваемой выборки;</w:t>
-      </w:r>
-    </w:p>
-    <w:p>
-      <w:pPr>
-        <w:pStyle w:val="RPZBody"/>
-        <w:ind w:firstLine="0"/>
-        <w:jc w:val="left"/>
-      </w:pPr>
-      <w:r>
-        <w:t>y</w:t>
-      </w:r>
-      <w:r>
-        <w:t>ᵢ</w:t>
-      </w:r>
-      <w:r>
-        <w:t xml:space="preserve"> – фактическое значение целевой переменной;</w:t>
-      </w:r>
-    </w:p>
-    <w:p>
-      <w:pPr>
-        <w:pStyle w:val="RPZBody"/>
-        <w:ind w:firstLine="0"/>
-        <w:jc w:val="left"/>
-      </w:pPr>
-      <w:r>
-        <w:t>ŷ</w:t>
-      </w:r>
-      <w:r>
-        <w:t>ᵢ</w:t>
-      </w:r>
-      <w:r>
-        <w:t xml:space="preserve"> – прогноз модели.</w:t>
-      </w:r>
-    </w:p>
-    <w:p>
-      <w:pPr>
-        <w:pStyle w:val="RPZBody"/>
-        <w:ind w:firstLine="0"/>
-      </w:pPr>
-    </w:p>
-    <w:p>
-      <w:pPr>
-        <w:pStyle w:val="RPZBody"/>
-        <w:tabs>
-          <w:tab w:val="right" w:pos="8787"/>
-        </w:tabs>
-        <w:jc w:val="left"/>
-      </w:pPr>
-      <m:oMath>
-        <m:r>
-          <w:rPr>
-            <w:rFonts w:ascii="Cambria Math" w:hAnsi="Cambria Math"/>
-          </w:rPr>
-          <m:t>MAE</m:t>
-        </m:r>
-        <m:r>
-          <w:rPr>
-            <w:rFonts w:ascii="Cambria Math" w:hAnsi="Cambria Math"/>
-          </w:rPr>
-          <m:t xml:space="preserve"> = (1/</m:t>
-        </m:r>
-        <m:r>
-          <w:rPr>
-            <w:rFonts w:ascii="Cambria Math" w:hAnsi="Cambria Math"/>
-          </w:rPr>
-          <m:t>n</m:t>
-        </m:r>
-        <m:r>
-          <w:rPr>
-            <w:rFonts w:ascii="Cambria Math" w:hAnsi="Cambria Math"/>
-          </w:rPr>
-          <m:t>)∑</m:t>
-        </m:r>
-        <m:r>
-          <w:rPr>
-            <w:rFonts w:ascii="Cambria Math" w:hAnsi="Cambria Math"/>
-          </w:rPr>
-          <m:t>ᵢ</m:t>
-        </m:r>
-        <m:r>
-          <w:rPr>
-            <w:rFonts w:ascii="Cambria Math" w:hAnsi="Cambria Math"/>
-          </w:rPr>
-          <m:t>₌₁ⁿ</m:t>
-        </m:r>
-        <m:r>
-          <w:rPr>
-            <w:rFonts w:ascii="Cambria Math" w:hAnsi="Cambria Math"/>
-          </w:rPr>
-          <m:t>|</m:t>
-        </m:r>
-        <m:r>
-          <w:rPr>
-            <w:rFonts w:ascii="Cambria Math" w:hAnsi="Cambria Math"/>
-          </w:rPr>
-          <m:t>y</m:t>
-        </m:r>
-        <m:r>
-          <w:rPr>
-            <w:rFonts w:ascii="Cambria Math" w:hAnsi="Cambria Math"/>
-          </w:rPr>
-          <m:t>ᵢ</m:t>
-        </m:r>
-        <m:r>
-          <w:rPr>
-            <w:rFonts w:ascii="Cambria Math" w:hAnsi="Cambria Math"/>
-          </w:rPr>
-          <m:t xml:space="preserve"> - ŷ</m:t>
-        </m:r>
-        <m:r>
-          <w:rPr>
-            <w:rFonts w:ascii="Cambria Math" w:hAnsi="Cambria Math"/>
-          </w:rPr>
-          <m:t>ᵢ</m:t>
-        </m:r>
-        <m:r>
-          <w:rPr>
-            <w:rFonts w:ascii="Cambria Math" w:hAnsi="Cambria Math"/>
-          </w:rPr>
-          <m:t>|</m:t>
-        </m:r>
-      </m:oMath>
-      <w:r>
-        <w:tab/>
-        <w:t>(2)</w:t>
-      </w:r>
-    </w:p>
-    <w:p>
-      <w:pPr>
-        <w:pStyle w:val="RPZBody"/>
-        <w:ind w:firstLine="0"/>
-      </w:pPr>
-    </w:p>
-    <w:p>
-      <w:pPr>
-        <w:pStyle w:val="RPZBody"/>
-        <w:ind w:firstLine="0"/>
-        <w:jc w:val="left"/>
-      </w:pPr>
-      <w:r>
-        <w:t>где n – число наблюдений оцениваемой выборки;</w:t>
-      </w:r>
-    </w:p>
-    <w:p>
-      <w:pPr>
-        <w:pStyle w:val="RPZBody"/>
-        <w:ind w:firstLine="0"/>
-        <w:jc w:val="left"/>
-      </w:pPr>
-      <w:r>
-        <w:t>y</w:t>
-      </w:r>
-      <w:r>
-        <w:t>ᵢ</w:t>
-      </w:r>
-      <w:r>
-        <w:t xml:space="preserve"> – фактическое значение целевой переменной;</w:t>
-      </w:r>
-    </w:p>
-    <w:p>
-      <w:pPr>
-        <w:pStyle w:val="RPZBody"/>
-        <w:ind w:firstLine="0"/>
-        <w:jc w:val="left"/>
-      </w:pPr>
-      <w:r>
-        <w:t>ŷ</w:t>
-      </w:r>
-      <w:r>
-        <w:t>ᵢ</w:t>
-      </w:r>
-      <w:r>
-        <w:t xml:space="preserve"> – прогноз модели.</w:t>
-      </w:r>
-    </w:p>
-    <w:p>
-      <w:pPr>
-        <w:pStyle w:val="RPZBody"/>
-        <w:ind w:firstLine="0"/>
-      </w:pPr>
-    </w:p>
-    <w:p>
-      <w:pPr>
-        <w:pStyle w:val="RPZBody"/>
-        <w:keepNext/>
-        <w:tabs>
-          <w:tab w:val="right" w:pos="8787"/>
-        </w:tabs>
-        <w:jc w:val="left"/>
-      </w:pPr>
-      <m:oMath>
-        <m:r>
-          <w:rPr>
-            <w:rFonts w:ascii="Cambria Math" w:hAnsi="Cambria Math"/>
-          </w:rPr>
-          <w:lastRenderedPageBreak/>
-          <m:t>R</m:t>
-        </m:r>
-        <m:r>
-          <w:rPr>
-            <w:rFonts w:ascii="Cambria Math" w:hAnsi="Cambria Math"/>
-          </w:rPr>
-          <m:t>² = 1 - ∑</m:t>
-        </m:r>
-        <m:r>
-          <w:rPr>
-            <w:rFonts w:ascii="Cambria Math" w:hAnsi="Cambria Math"/>
-          </w:rPr>
-          <m:t>ᵢ</m:t>
-        </m:r>
-        <m:r>
-          <w:rPr>
-            <w:rFonts w:ascii="Cambria Math" w:hAnsi="Cambria Math"/>
-          </w:rPr>
-          <m:t>₌₁ⁿ</m:t>
-        </m:r>
-        <m:r>
-          <w:rPr>
-            <w:rFonts w:ascii="Cambria Math" w:hAnsi="Cambria Math"/>
-          </w:rPr>
-          <m:t>(</m:t>
-        </m:r>
-        <m:r>
-          <w:rPr>
-            <w:rFonts w:ascii="Cambria Math" w:hAnsi="Cambria Math"/>
-          </w:rPr>
-          <m:t>y</m:t>
-        </m:r>
-        <m:r>
-          <w:rPr>
-            <w:rFonts w:ascii="Cambria Math" w:hAnsi="Cambria Math"/>
-          </w:rPr>
-          <m:t>ᵢ</m:t>
-        </m:r>
-        <m:r>
-          <w:rPr>
-            <w:rFonts w:ascii="Cambria Math" w:hAnsi="Cambria Math"/>
-          </w:rPr>
-          <m:t xml:space="preserve"> - ŷ</m:t>
-        </m:r>
-        <m:r>
-          <w:rPr>
-            <w:rFonts w:ascii="Cambria Math" w:hAnsi="Cambria Math"/>
-          </w:rPr>
-          <m:t>ᵢ</m:t>
-        </m:r>
-        <m:r>
-          <w:rPr>
-            <w:rFonts w:ascii="Cambria Math" w:hAnsi="Cambria Math"/>
-          </w:rPr>
-          <m:t>)² / ∑</m:t>
-        </m:r>
-        <m:r>
-          <w:rPr>
-            <w:rFonts w:ascii="Cambria Math" w:hAnsi="Cambria Math"/>
-          </w:rPr>
-          <m:t>ᵢ</m:t>
-        </m:r>
-        <m:r>
-          <w:rPr>
-            <w:rFonts w:ascii="Cambria Math" w:hAnsi="Cambria Math"/>
-          </w:rPr>
-          <m:t>₌₁ⁿ</m:t>
-        </m:r>
-        <m:r>
-          <w:rPr>
-            <w:rFonts w:ascii="Cambria Math" w:hAnsi="Cambria Math"/>
-          </w:rPr>
-          <m:t>(</m:t>
-        </m:r>
-        <m:r>
-          <w:rPr>
-            <w:rFonts w:ascii="Cambria Math" w:hAnsi="Cambria Math"/>
-          </w:rPr>
-          <m:t>y</m:t>
-        </m:r>
-        <m:r>
-          <w:rPr>
-            <w:rFonts w:ascii="Cambria Math" w:hAnsi="Cambria Math"/>
-          </w:rPr>
-          <m:t>ᵢ</m:t>
-        </m:r>
-        <m:r>
-          <w:rPr>
-            <w:rFonts w:ascii="Cambria Math" w:hAnsi="Cambria Math"/>
-          </w:rPr>
-          <m:t xml:space="preserve"> - ȳ)²</m:t>
-        </m:r>
-      </m:oMath>
-      <w:r>
-        <w:tab/>
-        <w:t>(3)</w:t>
-      </w:r>
-    </w:p>
-    <w:p>
-      <w:pPr>
-        <w:pStyle w:val="RPZBody"/>
-        <w:keepNext/>
-        <w:ind w:firstLine="0"/>
-      </w:pPr>
-    </w:p>
-    <w:p>
-      <w:pPr>
-        <w:pStyle w:val="RPZBody"/>
-        <w:keepNext/>
-        <w:ind w:firstLine="0"/>
-        <w:jc w:val="left"/>
-      </w:pPr>
-      <w:r>
-        <w:t>где n – число наблюдений оцениваемой выборки;</w:t>
-      </w:r>
-    </w:p>
-    <w:p>
-      <w:pPr>
-        <w:pStyle w:val="RPZBody"/>
-        <w:keepNext/>
-        <w:ind w:firstLine="0"/>
-        <w:jc w:val="left"/>
-      </w:pPr>
-      <w:r>
-        <w:t>y</w:t>
-      </w:r>
-      <w:r>
-        <w:t>ᵢ</w:t>
-      </w:r>
-      <w:r>
-        <w:t xml:space="preserve"> – факти</w:t>
-      </w:r>
-      <w:r>
-        <w:t>ческое значение целевой переменной;</w:t>
-      </w:r>
-    </w:p>
-    <w:p>
-      <w:pPr>
-        <w:pStyle w:val="RPZBody"/>
-        <w:keepNext/>
-        <w:ind w:firstLine="0"/>
-        <w:jc w:val="left"/>
-      </w:pPr>
-      <w:r>
-        <w:t>ŷ</w:t>
-      </w:r>
-      <w:r>
-        <w:t>ᵢ</w:t>
-      </w:r>
-      <w:r>
-        <w:t xml:space="preserve"> – прогноз модели;</w:t>
-      </w:r>
-    </w:p>
-    <w:p>
-      <w:pPr>
-        <w:pStyle w:val="RPZBody"/>
-        <w:ind w:firstLine="0"/>
-        <w:jc w:val="left"/>
-      </w:pPr>
-      <w:r>
-        <w:t>ȳ</w:t>
-      </w:r>
-      <w:r>
-        <w:t xml:space="preserve"> – среднее фактических значений оцениваемой выборки.</w:t>
-      </w:r>
-    </w:p>
-    <w:p>
-      <w:pPr>
-        <w:pStyle w:val="RPZBody"/>
-        <w:ind w:firstLine="0"/>
-      </w:pPr>
-    </w:p>
-    <w:p>
-      <w:pPr>
-        <w:pStyle w:val="RPZBody"/>
-      </w:pPr>
-      <w:r>
-        <w:t xml:space="preserve">Константа вычисляется по обучающей части. Среднее отложенных строк отличается, поэтому её R² может быть не ровно нулевым и даже отрицательным.</w:t>
-      </w:r>
-    </w:p>
-    <w:p>
-      <w:pPr>
-        <w:pStyle w:val="RPZBody"/>
-      </w:pPr>
-      <w:r>
-        <w:t>Используемые м</w:t>
-      </w:r>
-      <w:r>
-        <w:t>етрики и смысл каждой из них приведены в таблице 3.</w:t>
+      <w:r>
+        <w:rPr w:lang="ru-RU"/>
+        <w:t>Коэффициент R² сравнивает модель с прогнозом среднего [29], [10]. Значение около нуля означает, что улучшения почти нет. Отрицательное значение означает результат хуже среднего. R² не является процентом точности.</w:t>
+      </w:r>
+    </w:p>
+    <w:p>
+      <w:pPr>
+        <w:pStyle w:val="RPZBody"/>
+      </w:pPr>
+      <w:r>
+        <w:rPr w:lang="ru-RU"/>
+        <w:t>Среднее для простого ориентира вычисляется только по данным для обучения. Среднее тестовых строк может немного отличаться. Поэтому R² прогноза среднего на тестовой выборке не обязано быть ровно нулевым.</w:t>
+      </w:r>
+    </w:p>
+    <w:p>
+      <w:pPr>
+        <w:pStyle w:val="RPZBody"/>
+      </w:pPr>
+      <w:r>
+        <w:rPr w:lang="ru-RU"/>
+        <w:t>Краткий смысл показателей приведён в таблице 3.</w:t>
       </w:r>
     </w:p>
     <w:p>
@@ -2264,7 +1796,7 @@
               <w:ind w:firstLine="0"/>
             </w:pPr>
             <w:r>
-              <w:rPr>
+              <w:rPr w:lang="ru-RU">
                 <w:color w:val="000000"/>
                 <w:sz w:val="24"/>
               </w:rPr>
@@ -2282,7 +1814,7 @@
               <w:ind w:firstLine="0"/>
             </w:pPr>
             <w:r>
-              <w:rPr>
+              <w:rPr w:lang="ru-RU">
                 <w:color w:val="000000"/>
                 <w:sz w:val="24"/>
               </w:rPr>
@@ -2305,7 +1837,7 @@
               <w:ind w:firstLine="0"/>
             </w:pPr>
             <w:r>
-              <w:rPr>
+              <w:rPr w:lang="ru-RU">
                 <w:color w:val="000000"/>
                 <w:sz w:val="24"/>
               </w:rPr>
@@ -2323,7 +1855,7 @@
               <w:ind w:firstLine="0"/>
             </w:pPr>
             <w:r>
-              <w:rPr>
+              <w:rPr w:lang="ru-RU">
                 <w:color w:val="000000"/>
                 <w:sz w:val="24"/>
               </w:rPr>
@@ -2346,7 +1878,7 @@
               <w:ind w:firstLine="0"/>
             </w:pPr>
             <w:r>
-              <w:rPr>
+              <w:rPr w:lang="ru-RU">
                 <w:color w:val="000000"/>
                 <w:sz w:val="24"/>
               </w:rPr>
@@ -2359,16 +1891,9 @@
             <w:tcW w:w="4819" w:type="dxa"/>
           </w:tcPr>
           <w:p>
-            <w:pPr>
-              <w:keepNext/>
-              <w:ind w:firstLine="0"/>
-            </w:pPr>
-            <w:r>
-              <w:rPr>
-                <w:color w:val="000000"/>
-                <w:sz w:val="24"/>
-              </w:rPr>
-              <w:t>Ошибка в единицах цели с повышенным весом крупных промахов</w:t>
+            <w:r>
+              <w:rPr w:lang="ru-RU"/>
+              <w:t>Ошибка в единицах свойства; крупные промахи влияют сильнее</w:t>
             </w:r>
           </w:p>
         </w:tc>
@@ -2387,7 +1912,7 @@
               <w:ind w:firstLine="0"/>
             </w:pPr>
             <w:r>
-              <w:rPr>
+              <w:rPr w:lang="ru-RU">
                 <w:color w:val="000000"/>
                 <w:sz w:val="24"/>
               </w:rPr>
@@ -2400,16 +1925,9 @@
             <w:tcW w:w="4819" w:type="dxa"/>
           </w:tcPr>
           <w:p>
-            <w:pPr>
-              <w:keepNext/>
-              <w:ind w:firstLine="0"/>
-            </w:pPr>
-            <w:r>
-              <w:rPr>
-                <w:color w:val="000000"/>
-                <w:sz w:val="24"/>
-              </w:rPr>
-              <w:t>Среднее абсолютное отклонение в единицах цели</w:t>
+            <w:r>
+              <w:rPr w:lang="ru-RU"/>
+              <w:t>Средний размер ошибки в единицах свойства</w:t>
             </w:r>
           </w:p>
         </w:tc>
@@ -2427,7 +1945,7 @@
               <w:ind w:firstLine="0"/>
             </w:pPr>
             <w:r>
-              <w:rPr>
+              <w:rPr w:lang="ru-RU">
                 <w:color w:val="000000"/>
                 <w:sz w:val="24"/>
               </w:rPr>
@@ -2440,22 +1958,9 @@
             <w:tcW w:w="4819" w:type="dxa"/>
           </w:tcPr>
           <w:p>
-            <w:pPr>
-              <w:ind w:firstLine="0"/>
-            </w:pPr>
-            <w:r>
-              <w:rPr>
-                <w:color w:val="000000"/>
-                <w:sz w:val="24"/>
-              </w:rPr>
-              <w:t xml:space="preserve">Сравнение с </w:t>
-            </w:r>
-            <w:r>
-              <w:rPr>
-                <w:color w:val="000000"/>
-                <w:sz w:val="24"/>
-              </w:rPr>
-              <w:t>прогнозом среднего; на отложенной выборке может быть отрицательным</w:t>
+            <w:r>
+              <w:rPr w:lang="ru-RU"/>
+              <w:t>Сравнение с прогнозом среднего; это не процент точности</w:t>
             </w:r>
           </w:p>
         </w:tc>
@@ -2480,29 +1985,593 @@
         <w:pStyle w:val="RPZBody"/>
       </w:pPr>
       <w:r>
-        <w:t xml:space="preserve">Разведочный анализ – первичное изучение данных до обучения. Он выполнен только на 716 обучающих строках. Для 13 полей рассчитаны средние и медианы – значения в середине упорядоченного ряда. Построены распределения, диаграммы размаха и 78 попарных диаграмм; вычислены корреляции Пирсона и Спирмена. Пропусков нет. Угол нашивки принимает только 0° и 90°: 356 и 360 примеров. Квартиль Q1 отделяет нижнюю четверть значений, Q3 – верхнюю; между ними находится средняя половина ряда. Межквартильный размах (IQR) равен расстоянию между Q1 и Q3. Правило IQR отмечает необычные значения, но не доказывает ошибку.</w:t>
-      </w:r>
-    </w:p>
-    <w:p>
-      <w:pPr>
-        <w:pStyle w:val="RPZBody"/>
-      </w:pPr>
-      <w:r>
-        <w:t xml:space="preserve">Наибольшая абсолютная корреляция Пирсона равна 0,119 между углом и плотностью нашивки. Это слабая парная связь, но несколько признаков вместе могут содержать нелинейную информацию. Поэтому вывод делается по ошибкам моделей.</w:t>
-      </w:r>
-    </w:p>
-    <w:p>
-      <w:pPr>
-        <w:pStyle w:val="RPZBody"/>
-      </w:pPr>
-      <w:r>
-        <w:t xml:space="preserve">На рисунке 1 гистограммы показывают частоту значений, диаграммы размаха – центр, разброс и удалённые точки, а диаграммы рассеяния – пары характеристик отдельных строк. Полный комплект графиков сохранён в репозитории.</w:t>
-      </w:r>
-    </w:p>
-    <w:p>
-      <w:pPr>
+        <w:rPr w:lang="ru-RU"/>
+        <w:t>Разведочный анализ данных – это знакомство с таблицей до обучения моделей. Он выполнен только на 716 обучающих строках. Для каждого из 13 столбцов рассчитаны среднее и медиана. Медиана – значение в середине упорядоченного ряда. Результаты приведены в таблице 4. Также построены распределения, диаграммы размаха и 78 графиков для пар столбцов. Пропусков не найдено. Угол нашивки принимает только два значения: 0° у 356 строк и 90° у 360 строк.</w:t>
+      </w:r>
+    </w:p>
+    <w:p>
+      <w:pPr>
+        <w:pStyle w:val="RPZBody"/>
+      </w:pPr>
+      <w:r>
+        <w:rPr w:lang="ru-RU"/>
+        <w:t>Для поиска необычных чисел использован межквартильный размах (IQR). Q1 и Q3 ограничивают среднюю половину упорядоченных значений, а IQR равен расстоянию между ними. Значения далеко за этими границами отмечаются для проверки, но не объявляются ошибками автоматически. Самая большая по модулю парная корреляция равна 0,119 между углом и плотностью нашивки. Это слабая связь. Однако несколько характеристик вместе могут быть полезнее, поэтому окончательный вывод делают по ошибкам моделей.</w:t>
+      </w:r>
+    </w:p>
+    <w:p>
+      <w:pPr>
+        <w:pStyle w:val="RPZBody"/>
+      </w:pPr>
+      <w:r>
+        <w:rPr w:lang="ru-RU"/>
+        <w:t>Рисунок 1 помогает увидеть данные тремя способами. Гистограммы показывают, какие значения встречаются чаще. Диаграммы размаха показывают середину, общий разброс и удалённые точки. На диаграммах рассеяния каждая точка – одна строка таблицы, а её положение задают две выбранные характеристики.</w:t>
+      </w:r>
+    </w:p>
+    <w:p>
+      <w:pPr>
+        <w:pStyle w:val="RPZBody"/>
         <w:keepNext/>
         <w:ind w:firstLine="0"/>
+        <w:jc w:val="left"/>
+      </w:pPr>
+      <w:r>
+        <w:t>Таблица 4 – Средние значения и медианы 13 столбцов по 716 строкам</w:t>
+      </w:r>
+    </w:p>
+    <w:tbl>
+      <w:tblPr>
+        <w:tblStyle w:val="a4"/>
+        <w:tblW w:w="0" w:type="auto"/>
+        <w:tblInd w:w="0" w:type="dxa"/>
+        <w:tblLook w:val="04A0" w:firstRow="1" w:lastRow="0" w:firstColumn="1" w:lastColumn="0" w:noHBand="0" w:noVBand="1"/>
+      </w:tblPr>
+      <w:tblGrid>
+        <w:gridCol w:w="2406"/>
+        <w:gridCol w:w="2408"/>
+        <w:gridCol w:w="2406"/>
+        <w:gridCol w:w="2408"/>
+      </w:tblGrid>
+      <w:tr>
+        <w:trPr>
+          <w:cantSplit/>
+          <w:tblHeader/>
+        </w:trPr>
+        <w:tc>
+          <w:tcPr>
+            <w:tcW w:w="2409" w:type="dxa"/>
+          </w:tcPr>
+          <w:p>
+            <w:pPr>
+              <w:keepNext/>
+            </w:pPr>
+            <w:r>
+              <w:rPr w:lang="ru-RU"/>
+              <w:t>Характеристика</w:t>
+            </w:r>
+          </w:p>
+        </w:tc>
+        <w:tc>
+          <w:tcPr>
+            <w:tcW w:w="2409" w:type="dxa"/>
+          </w:tcPr>
+          <w:p>
+            <w:pPr>
+              <w:keepNext/>
+            </w:pPr>
+            <w:r>
+              <w:rPr w:lang="ru-RU"/>
+              <w:t>Среднее / медиана</w:t>
+            </w:r>
+          </w:p>
+        </w:tc>
+        <w:tc>
+          <w:tcPr>
+            <w:tcW w:w="2409" w:type="dxa"/>
+          </w:tcPr>
+          <w:p>
+            <w:pPr>
+              <w:keepNext/>
+            </w:pPr>
+            <w:r>
+              <w:rPr w:lang="ru-RU"/>
+              <w:t>Характеристика</w:t>
+            </w:r>
+          </w:p>
+        </w:tc>
+        <w:tc>
+          <w:tcPr>
+            <w:tcW w:w="2409" w:type="dxa"/>
+          </w:tcPr>
+          <w:p>
+            <w:pPr>
+              <w:keepNext/>
+            </w:pPr>
+            <w:r>
+              <w:rPr w:lang="ru-RU"/>
+              <w:t>Среднее / медиана</w:t>
+            </w:r>
+          </w:p>
+        </w:tc>
+      </w:tr>
+      <w:tr>
+        <w:trPr>
+          <w:cantSplit/>
+        </w:trPr>
+        <w:tc>
+          <w:tcPr>
+            <w:tcW w:w="2409" w:type="dxa"/>
+          </w:tcPr>
+          <w:p>
+            <w:pPr>
+              <w:keepNext/>
+            </w:pPr>
+            <w:r>
+              <w:rPr w:lang="ru-RU"/>
+              <w:t>1</w:t>
+            </w:r>
+          </w:p>
+        </w:tc>
+        <w:tc>
+          <w:tcPr>
+            <w:tcW w:w="2409" w:type="dxa"/>
+          </w:tcPr>
+          <w:p>
+            <w:pPr>
+              <w:keepNext/>
+            </w:pPr>
+            <w:r>
+              <w:rPr w:lang="ru-RU"/>
+              <w:t>2</w:t>
+            </w:r>
+          </w:p>
+        </w:tc>
+        <w:tc>
+          <w:tcPr>
+            <w:tcW w:w="2409" w:type="dxa"/>
+          </w:tcPr>
+          <w:p>
+            <w:pPr>
+              <w:keepNext/>
+            </w:pPr>
+            <w:r>
+              <w:rPr w:lang="ru-RU"/>
+              <w:t>3</w:t>
+            </w:r>
+          </w:p>
+        </w:tc>
+        <w:tc>
+          <w:tcPr>
+            <w:tcW w:w="2409" w:type="dxa"/>
+          </w:tcPr>
+          <w:p>
+            <w:pPr>
+              <w:keepNext/>
+            </w:pPr>
+            <w:r>
+              <w:rPr w:lang="ru-RU"/>
+              <w:t>4</w:t>
+            </w:r>
+          </w:p>
+        </w:tc>
+      </w:tr>
+      <w:tr>
+        <w:trPr>
+          <w:cantSplit/>
+        </w:trPr>
+        <w:tc>
+          <w:tcPr>
+            <w:tcW w:w="2409" w:type="dxa"/>
+          </w:tcPr>
+          <w:p>
+            <w:pPr>
+              <w:keepNext/>
+            </w:pPr>
+            <w:r>
+              <w:rPr w:lang="ru-RU"/>
+              <w:t>Соотношение матрица–наполнитель</w:t>
+            </w:r>
+          </w:p>
+        </w:tc>
+        <w:tc>
+          <w:tcPr>
+            <w:tcW w:w="2409" w:type="dxa"/>
+          </w:tcPr>
+          <w:p>
+            <w:pPr>
+              <w:keepNext/>
+            </w:pPr>
+            <w:r>
+              <w:rPr w:lang="ru-RU"/>
+              <w:t>2,921 / 2,900</w:t>
+            </w:r>
+          </w:p>
+        </w:tc>
+        <w:tc>
+          <w:tcPr>
+            <w:tcW w:w="2409" w:type="dxa"/>
+          </w:tcPr>
+          <w:p>
+            <w:pPr>
+              <w:keepNext/>
+            </w:pPr>
+            <w:r>
+              <w:rPr w:lang="ru-RU"/>
+              <w:t>Плотность, кг/м³</w:t>
+            </w:r>
+          </w:p>
+        </w:tc>
+        <w:tc>
+          <w:tcPr>
+            <w:tcW w:w="2409" w:type="dxa"/>
+          </w:tcPr>
+          <w:p>
+            <w:pPr>
+              <w:keepNext/>
+            </w:pPr>
+            <w:r>
+              <w:rPr w:lang="ru-RU"/>
+              <w:t>1973,803 / 1973,063</w:t>
+            </w:r>
+          </w:p>
+        </w:tc>
+      </w:tr>
+      <w:tr>
+        <w:trPr>
+          <w:cantSplit/>
+        </w:trPr>
+        <w:tc>
+          <w:tcPr>
+            <w:tcW w:w="2409" w:type="dxa"/>
+          </w:tcPr>
+          <w:p>
+            <w:pPr>
+              <w:keepNext/>
+            </w:pPr>
+            <w:r>
+              <w:rPr w:lang="ru-RU"/>
+              <w:t>модуль упругости, ГПа</w:t>
+            </w:r>
+          </w:p>
+        </w:tc>
+        <w:tc>
+          <w:tcPr>
+            <w:tcW w:w="2409" w:type="dxa"/>
+          </w:tcPr>
+          <w:p>
+            <w:pPr>
+              <w:keepNext/>
+            </w:pPr>
+            <w:r>
+              <w:rPr w:lang="ru-RU"/>
+              <w:t>735,551 / 738,737</w:t>
+            </w:r>
+          </w:p>
+        </w:tc>
+        <w:tc>
+          <w:tcPr>
+            <w:tcW w:w="2409" w:type="dxa"/>
+          </w:tcPr>
+          <w:p>
+            <w:pPr>
+              <w:keepNext/>
+            </w:pPr>
+            <w:r>
+              <w:rPr w:lang="ru-RU"/>
+              <w:t>Количество отвердителя, м.%</w:t>
+            </w:r>
+          </w:p>
+        </w:tc>
+        <w:tc>
+          <w:tcPr>
+            <w:tcW w:w="2409" w:type="dxa"/>
+          </w:tcPr>
+          <w:p>
+            <w:pPr>
+              <w:keepNext/>
+            </w:pPr>
+            <w:r>
+              <w:rPr w:lang="ru-RU"/>
+              <w:t>110,467 / 110,283</w:t>
+            </w:r>
+          </w:p>
+        </w:tc>
+      </w:tr>
+      <w:tr>
+        <w:trPr>
+          <w:cantSplit/>
+        </w:trPr>
+        <w:tc>
+          <w:tcPr>
+            <w:tcW w:w="2409" w:type="dxa"/>
+          </w:tcPr>
+          <w:p>
+            <w:pPr>
+              <w:keepNext/>
+            </w:pPr>
+            <w:r>
+              <w:rPr w:lang="ru-RU"/>
+              <w:t>Содержание эпоксидных групп, %</w:t>
+            </w:r>
+          </w:p>
+        </w:tc>
+        <w:tc>
+          <w:tcPr>
+            <w:tcW w:w="2409" w:type="dxa"/>
+          </w:tcPr>
+          <w:p>
+            <w:pPr>
+              <w:keepNext/>
+            </w:pPr>
+            <w:r>
+              <w:rPr w:lang="ru-RU"/>
+              <w:t>22,185 / 22,201</w:t>
+            </w:r>
+          </w:p>
+        </w:tc>
+        <w:tc>
+          <w:tcPr>
+            <w:tcW w:w="2409" w:type="dxa"/>
+          </w:tcPr>
+          <w:p>
+            <w:pPr>
+              <w:keepNext/>
+            </w:pPr>
+            <w:r>
+              <w:rPr w:lang="ru-RU"/>
+              <w:t>Температура вспышки</w:t>
+            </w:r>
+          </w:p>
+        </w:tc>
+        <w:tc>
+          <w:tcPr>
+            <w:tcW w:w="2409" w:type="dxa"/>
+          </w:tcPr>
+          <w:p>
+            <w:pPr>
+              <w:keepNext/>
+            </w:pPr>
+            <w:r>
+              <w:rPr w:lang="ru-RU"/>
+              <w:t>284,386 / 284,615</w:t>
+            </w:r>
+          </w:p>
+        </w:tc>
+      </w:tr>
+      <w:tr>
+        <w:tc>
+          <w:tcPr>
+            <w:tcW w:type="dxa" w:w="2406"/>
+          </w:tcPr>
+          <w:p>
+            <w:pPr>
+              <w:keepNext/>
+            </w:pPr>
+            <w:r>
+              <w:rPr w:lang="ru-RU"/>
+              <w:t>Поверхностная плотность, г/м²</w:t>
+            </w:r>
+          </w:p>
+        </w:tc>
+        <w:tc>
+          <w:tcPr>
+            <w:tcW w:type="dxa" w:w="2408"/>
+          </w:tcPr>
+          <w:p>
+            <w:pPr>
+              <w:keepNext/>
+            </w:pPr>
+            <w:r>
+              <w:rPr w:lang="ru-RU"/>
+              <w:t>479,425 / 449,052</w:t>
+            </w:r>
+          </w:p>
+        </w:tc>
+        <w:tc>
+          <w:tcPr>
+            <w:tcW w:type="dxa" w:w="2406"/>
+          </w:tcPr>
+          <w:p>
+            <w:pPr>
+              <w:keepNext/>
+            </w:pPr>
+            <w:r>
+              <w:rPr w:lang="ru-RU"/>
+              <w:t>Модуль при растяжении, ГПа</w:t>
+            </w:r>
+          </w:p>
+        </w:tc>
+        <w:tc>
+          <w:tcPr>
+            <w:tcW w:type="dxa" w:w="2408"/>
+          </w:tcPr>
+          <w:p>
+            <w:pPr>
+              <w:keepNext/>
+            </w:pPr>
+            <w:r>
+              <w:rPr w:lang="ru-RU"/>
+              <w:t>73,207 / 73,109</w:t>
+            </w:r>
+          </w:p>
+        </w:tc>
+      </w:tr>
+      <w:tr>
+        <w:tc>
+          <w:tcPr>
+            <w:tcW w:type="dxa" w:w="2406"/>
+          </w:tcPr>
+          <w:p>
+            <w:pPr>
+              <w:keepNext/>
+            </w:pPr>
+            <w:r>
+              <w:rPr w:lang="ru-RU"/>
+              <w:t>Прочность при растяжении, МПа</w:t>
+            </w:r>
+          </w:p>
+        </w:tc>
+        <w:tc>
+          <w:tcPr>
+            <w:tcW w:type="dxa" w:w="2408"/>
+          </w:tcPr>
+          <w:p>
+            <w:pPr>
+              <w:keepNext/>
+            </w:pPr>
+            <w:r>
+              <w:rPr w:lang="ru-RU"/>
+              <w:t>2464,534 / 2455,556</w:t>
+            </w:r>
+          </w:p>
+        </w:tc>
+        <w:tc>
+          <w:tcPr>
+            <w:tcW w:type="dxa" w:w="2406"/>
+          </w:tcPr>
+          <w:p>
+            <w:pPr>
+              <w:keepNext/>
+            </w:pPr>
+            <w:r>
+              <w:rPr w:lang="ru-RU"/>
+              <w:t>Потребление смолы, г/м²</w:t>
+            </w:r>
+          </w:p>
+        </w:tc>
+        <w:tc>
+          <w:tcPr>
+            <w:tcW w:type="dxa" w:w="2408"/>
+          </w:tcPr>
+          <w:p>
+            <w:pPr>
+              <w:keepNext/>
+            </w:pPr>
+            <w:r>
+              <w:rPr w:lang="ru-RU"/>
+              <w:t>219,343 / 219,478</w:t>
+            </w:r>
+          </w:p>
+        </w:tc>
+      </w:tr>
+      <w:tr>
+        <w:tc>
+          <w:tcPr>
+            <w:tcW w:type="dxa" w:w="2406"/>
+          </w:tcPr>
+          <w:p>
+            <w:pPr>
+              <w:keepNext/>
+            </w:pPr>
+            <w:r>
+              <w:rPr w:lang="ru-RU"/>
+              <w:t>Угол нашивки, град</w:t>
+            </w:r>
+          </w:p>
+        </w:tc>
+        <w:tc>
+          <w:tcPr>
+            <w:tcW w:type="dxa" w:w="2408"/>
+          </w:tcPr>
+          <w:p>
+            <w:pPr>
+              <w:keepNext/>
+            </w:pPr>
+            <w:r>
+              <w:rPr w:lang="ru-RU"/>
+              <w:t>45,251 / 90,000</w:t>
+            </w:r>
+          </w:p>
+        </w:tc>
+        <w:tc>
+          <w:tcPr>
+            <w:tcW w:type="dxa" w:w="2406"/>
+          </w:tcPr>
+          <w:p>
+            <w:pPr>
+              <w:keepNext/>
+            </w:pPr>
+            <w:r>
+              <w:rPr w:lang="ru-RU"/>
+              <w:t>Шаг нашивки</w:t>
+            </w:r>
+          </w:p>
+        </w:tc>
+        <w:tc>
+          <w:tcPr>
+            <w:tcW w:type="dxa" w:w="2408"/>
+          </w:tcPr>
+          <w:p>
+            <w:pPr>
+              <w:keepNext/>
+            </w:pPr>
+            <w:r>
+              <w:rPr w:lang="ru-RU"/>
+              <w:t>6,857 / 6,862</w:t>
+            </w:r>
+          </w:p>
+        </w:tc>
+      </w:tr>
+      <w:tr>
+        <w:tc>
+          <w:tcPr>
+            <w:tcW w:type="dxa" w:w="2406"/>
+          </w:tcPr>
+          <w:p>
+            <w:pPr>
+              <w:keepNext w:val="0"/>
+            </w:pPr>
+            <w:r>
+              <w:rPr w:lang="ru-RU"/>
+              <w:t>Плотность нашивки</w:t>
+            </w:r>
+          </w:p>
+        </w:tc>
+        <w:tc>
+          <w:tcPr>
+            <w:tcW w:type="dxa" w:w="2408"/>
+          </w:tcPr>
+          <w:p>
+            <w:pPr>
+              <w:keepNext w:val="0"/>
+            </w:pPr>
+            <w:r>
+              <w:rPr w:lang="ru-RU"/>
+              <w:t>56,954 / 57,231</w:t>
+            </w:r>
+          </w:p>
+        </w:tc>
+        <w:tc>
+          <w:tcPr>
+            <w:tcW w:type="dxa" w:w="2406"/>
+          </w:tcPr>
+          <w:p>
+            <w:pPr>
+              <w:keepNext w:val="0"/>
+            </w:pPr>
+            <w:r>
+              <w:rPr w:lang="ru-RU"/>
+            </w:r>
+          </w:p>
+        </w:tc>
+        <w:tc>
+          <w:tcPr>
+            <w:tcW w:type="dxa" w:w="2408"/>
+          </w:tcPr>
+          <w:p>
+            <w:pPr>
+              <w:keepNext w:val="0"/>
+            </w:pPr>
+            <w:r>
+              <w:rPr w:lang="ru-RU"/>
+            </w:r>
+          </w:p>
+        </w:tc>
+      </w:tr>
+    </w:tbl>
+    <w:p>
+      <w:pPr>
+        <w:keepNext/>
+        <w:ind w:firstLine="0"/>
       </w:pPr>
       <w:r>
         <w:rPr>
@@ -2510,7 +2579,7 @@
         </w:rPr>
         <w:drawing>
           <wp:inline distT="0" distB="0" distL="0" distR="0" wp14:anchorId="529CC213" wp14:editId="62CE2180">
-            <wp:extent cx="4680000" cy="2600000"/>
+            <wp:extent cx="5760000" cy="3200400"/>
             <wp:effectExtent l="0" t="0" r="0" b="0"/>
             <wp:docPr id="2" name="Picture 1"/>
             <wp:cNvGraphicFramePr>
@@ -2532,7 +2601,7 @@
                   <pic:spPr>
                     <a:xfrm>
                       <a:off x="0" y="0"/>
-                      <a:ext cx="4680000" cy="2600000"/>
+                      <a:ext cx="5760000" cy="3200400"/>
                     </a:xfrm>
                     <a:prstGeom prst="rect">
                       <a:avLst/>
@@ -2552,7 +2621,8 @@
         <w:jc w:val="center"/>
       </w:pPr>
       <w:r>
-        <w:t>Рисунок 1 – Репрезентативные графики распределения, размаха и рассеяния</w:t>
+        <w:rPr w:lang="ru-RU"/>
+        <w:t>Рисунок 1 – Примеры распределений, размаха и связей между характеристиками</w:t>
       </w:r>
     </w:p>
     <w:p>
@@ -2584,7 +2654,8 @@
         <w:pStyle w:val="RPZBody"/>
       </w:pPr>
       <w:r>
-        <w:t xml:space="preserve">После проверки листов, столбцов, типов и уникальности индекса файлы соединены по совпадающему индексу. Затем 1023 строки разделены при состоянии генератора 42: 716 использованы для разработки, 307 – для итоговой оценки. Индекс исключён из входов. Результаты проверки приведены в таблице 4.</w:t>
+        <w:rPr w:lang="ru-RU"/>
+        <w:t>Сначала проверены названия листов и столбцов, типы значений и уникальность индекса. Затем таблицы соединены по общему индексу. Полученные 1023 строки разделены случайным образом при состоянии генератора 42: 716 строк использованы для разработки, 307 – только для итоговой проверки. Индекс после соединения удалён. Итоги проверки приведены в таблице 5.</w:t>
       </w:r>
     </w:p>
     <w:p>
@@ -2595,7 +2666,7 @@
         <w:jc w:val="left"/>
       </w:pPr>
       <w:r>
-        <w:t>Таблица 4 – Аудит и разбиение данных</w:t>
+        <w:t>Таблица 5 – Проверка и разделение данных</w:t>
       </w:r>
     </w:p>
     <w:tbl>
@@ -2959,26 +3030,25 @@
         <w:pStyle w:val="21"/>
       </w:pPr>
       <w:r>
-        <w:t xml:space="preserve">2.1.1 Статистики, </w:t>
-      </w:r>
-      <w:r>
-        <w:t>выбросы и корреляции</w:t>
-      </w:r>
-    </w:p>
-    <w:p>
-      <w:pPr>
-        <w:pStyle w:val="RPZBody"/>
-      </w:pPr>
-      <w:r>
-        <w:t xml:space="preserve">Для каждого столбца вычислены описательные показатели. Необычными считались значения ниже Q1 − 1,5 IQR или выше Q3 + 1,5 IQR. Больше всего кандидатов найдено в плотности нашивки – 16, количестве отвердителя – 9 и температуре вспышки – 8. Они проверяются как вариант обработки, а не объявляются ошибками.</w:t>
-      </w:r>
-    </w:p>
-    <w:p>
-      <w:pPr>
-        <w:pStyle w:val="RPZBody"/>
-      </w:pPr>
-      <w:r>
-        <w:t xml:space="preserve">У количества отвердителя 468 из 716 значений с обозначением «м.%» превышают 100. Основа процентов не объяснена, поэтому числа сохранены без пересчёта. Наибольшая корреляция 0,119 получена между углом и плотностью нашивки. Оба результата относятся только к обучающей части.</w:t>
+        <w:t>2.1.1 Статистики, выбросы и корреляции</w:t>
+      </w:r>
+    </w:p>
+    <w:p>
+      <w:pPr>
+        <w:pStyle w:val="RPZBody"/>
+      </w:pPr>
+      <w:r>
+        <w:rPr w:lang="ru-RU"/>
+        <w:t>Для каждого столбца рассчитаны основные показатели. Необычными отмечались числа ниже Q1 − 1,5 IQR или выше Q3 + 1,5 IQR. Больше всего таких строк найдено по плотности нашивки – 16, количеству отвердителя – 9 и температуре вспышки – 8. Это только повод сравнить два варианта подготовки данных, а не доказательство ошибки.</w:t>
+      </w:r>
+    </w:p>
+    <w:p>
+      <w:pPr>
+        <w:pStyle w:val="RPZBody"/>
+      </w:pPr>
+      <w:r>
+        <w:rPr w:lang="ru-RU"/>
+        <w:t>У количества отвердителя 468 из 716 значений с обозначением «м.%» превышают 100. Основа процентов в исходных материалах не объяснена, поэтому значения не пересчитывались. Наибольшая парная корреляция 0,119 также рассчитана только по 716 строкам для обучения.</w:t>
       </w:r>
     </w:p>
     <w:p>
@@ -2994,18 +3064,17 @@
         <w:pStyle w:val="RPZBody"/>
       </w:pPr>
       <w:r>
-        <w:t xml:space="preserve">Для рисунков столбцы с разными единицами линейно переведены в диапазон от 0 до 1 с помощью MinMaxScaler. Модели эти иллюстрационные данные не используют. При обучении Ridge стандартизуют входы X, а для SVR и MLP – входы X и цель y. Параметры вычисляются заново внутри обучающей части; деревья используют исходный масштаб.</w:t>
-      </w:r>
-    </w:p>
-    <w:p>
-      <w:pPr>
-        <w:pStyle w:val="RPZBody"/>
-      </w:pPr>
-      <w:r>
-        <w:t>На рисунке 2 сопоставлены отношение компонентов, плотность и модуль упругости. После линейного преобразован</w:t>
-      </w:r>
-      <w:r>
-        <w:t>ия в диапазон [0; 1] сохраняются форма распределения, асимметрия и взаимный порядок наблюдений; различие физических единиц устраняется только для сопоставления графиков.</w:t>
+        <w:rPr w:lang="ru-RU"/>
+        <w:t>На рисунках 2–6 значения с разными единицами приведены к общей шкале от 0 до 1. Это нужно только для наглядного сравнения графиков. При обучении Ridge к общему масштабу приводятся входные характеристики, а для SVR и MLP – и входные характеристики, и прогнозируемое значение. Деревья используют исходные числа.</w:t>
+      </w:r>
+    </w:p>
+    <w:p>
+      <w:pPr>
+        <w:pStyle w:val="RPZBody"/>
+      </w:pPr>
+      <w:r>
+        <w:rPr w:lang="ru-RU"/>
+        <w:t>На рисунке 2 показаны соотношение компонентов, плотность и входной столбец «модуль упругости, ГПа». Левый график содержит исходные числа, правый – те же числа на шкале от 0 до 1. Порядок строк и форма распределения при таком преобразовании сохраняются.</w:t>
       </w:r>
     </w:p>
     <w:p>
@@ -3061,10 +3130,7 @@
         <w:jc w:val="center"/>
       </w:pPr>
       <w:r>
-        <w:t xml:space="preserve">Рисунок 2 – Распределения до и после нормализации: Соотношение </w:t>
-      </w:r>
-      <w:r>
-        <w:t>матрица-наполнитель; Плотность, кг/м3; модуль упругости, ГПа</w:t>
+        <w:t>Рисунок 2 – Распределения до и после нормализации: Соотношение матрица-наполнитель; Плотность, кг/м3; модуль упругости, ГПа</w:t>
       </w:r>
     </w:p>
     <w:p>
@@ -3078,11 +3144,8 @@
         <w:pStyle w:val="RPZBody"/>
       </w:pPr>
       <w:r>
-        <w:lastRenderedPageBreak/>
-        <w:t>На рисунке 3 представлены количество отвердителя, содержание эпоксидных групп и температура вспышки. Масштабирование не устраняет длинные хвосты и не меняет неопределённую семантику исходных еди</w:t>
-      </w:r>
-      <w:r>
-        <w:t>ниц; значения не получают новой физической трактовки.</w:t>
+        <w:rPr w:lang="ru-RU"/>
+        <w:t>На рисунке 3 показаны количество отвердителя, содержание эпоксидных групп и температура вспышки. Общая шкала облегчает сравнение формы распределений, но не меняет смысл столбцов и не устраняет длинные края распределения.</w:t>
       </w:r>
     </w:p>
     <w:p>
@@ -3094,6 +3157,7 @@
         <w:rPr>
           <w:noProof/>
         </w:rPr>
+        <w:lastRenderedPageBreak/>
         <w:drawing>
           <wp:inline distT="0" distB="0" distL="0" distR="0" wp14:anchorId="310B8CE6" wp14:editId="23291678">
             <wp:extent cx="6012000" cy="5377400"/>
@@ -3152,10 +3216,8 @@
         <w:pStyle w:val="RPZBody"/>
       </w:pPr>
       <w:r>
-        <w:t>На рисунке 4 показаны поверхностная плотность и две целевые м</w:t>
-      </w:r>
-      <w:r>
-        <w:t>еханические характеристики. Их диапазоны различаются, а преобразование лишь переводит каждую переменную в общую числовую шкалу; цели не смешиваются и оцениваются раздельно.</w:t>
+        <w:rPr w:lang="ru-RU"/>
+        <w:t>На рисунке 4 показаны поверхностная плотность и два свойства, которые прогнозируются отдельно. Их единицы и диапазоны различаются. Перевод на общую шкалу сделан только для рисунка и не объединяет эти свойства в одну задачу.</w:t>
       </w:r>
     </w:p>
     <w:p>
@@ -3212,10 +3274,7 @@
         <w:jc w:val="center"/>
       </w:pPr>
       <w:r>
-        <w:t>Рисунок 4 – Распределения до и после нормализации: Поверхностная плотность, г/м2;</w:t>
-      </w:r>
-      <w:r>
-        <w:t xml:space="preserve"> Модуль упругости при растяжении, ГПа; Прочность при растяжении, МПа</w:t>
+        <w:t>Рисунок 4 – Распределения до и после нормализации: Поверхностная плотность, г/м2; Модуль упругости при растяжении, ГПа; Прочность при растяжении, МПа</w:t>
       </w:r>
     </w:p>
     <w:p>
@@ -3229,10 +3288,8 @@
         <w:pStyle w:val="RPZBody"/>
       </w:pPr>
       <w:r>
-        <w:t>На рисунке 5 сопоставлены потребление смолы и бинарный угол нашивки. Угол сохраняет два уровня, соответствующие 0° и 90°; непрерывная интерпретация промежуточных углов из этих данных нев</w:t>
-      </w:r>
-      <w:r>
-        <w:t>озможна.</w:t>
+        <w:rPr w:lang="ru-RU"/>
+        <w:t>На рисунке 5 показаны потребление смолы и угол нашивки. В таблице угол имеет только два значения – 0° и 90°. Поэтому по этим данным нельзя судить о промежуточных углах.</w:t>
       </w:r>
     </w:p>
     <w:p>
@@ -3303,10 +3360,8 @@
         <w:pStyle w:val="RPZBody"/>
       </w:pPr>
       <w:r>
-        <w:t>На рисунке 6 показаны шаг и плотность нашивки. Неизвестные единицы ограничивают физическое толкование, однако линейное масштабирование сохраняет набл</w:t>
-      </w:r>
-      <w:r>
-        <w:t>юдавшиеся относительные различия. Эти иллюстрационные преобразования не используются при обучении моделей.</w:t>
+        <w:rPr w:lang="ru-RU"/>
+        <w:t>На рисунке 6 показаны шаг и плотность нашивки. Единицы этих столбцов не указаны, поэтому их физический смысл нельзя уточнить по предоставленным материалам. Преобразование сохраняет порядок значений и служит только для сравнения графиков.</w:t>
       </w:r>
     </w:p>
     <w:p>
@@ -3385,23 +3440,26 @@
         <w:pStyle w:val="RPZBody"/>
       </w:pPr>
       <w:r>
-        <w:t xml:space="preserve">Пропусков нет, поэтому заполнение не требуется. Для Ridge, SVR и MLP стандартизация включена в один конвейер с моделью и не использует проверочные строки. Деревьям изменение масштаба не нужно.</w:t>
-      </w:r>
-    </w:p>
-    <w:p>
-      <w:pPr>
-        <w:pStyle w:val="RPZBody"/>
-      </w:pPr>
-      <w:r>
-        <w:t xml:space="preserve">Необычные значения проверены двумя способами: модели обучались на всех строках и после IQR-фильтрации. Для обеих прямых задач фильтр по 11 входам убирал 53 строки и оставлял 663 из 716. Для задачи отношения фильтр по 12 входам убирал 61 строку и оставлял 655; средняя RMSE нейросети менялась с 0,935319 до 0,937889, то есть не улучшалась. Границы фильтра каждый раз рассчитывались только на обучающей части, входы X и ответы y удалялись вместе, а проверочные и отложенные строки сохранялись. Поэтому для итоговых моделей выбран вариант без удаления.</w:t>
-      </w:r>
-    </w:p>
-    <w:p>
-      <w:pPr>
-        <w:pStyle w:val="RPZBody"/>
-      </w:pPr>
-      <w:r>
-        <w:t xml:space="preserve">Сведений о партиях и повторных сериях нет. Поэтому нельзя проверить, не оказались ли близкие примеры по разные стороны случайного разделения.</w:t>
+        <w:rPr w:lang="ru-RU"/>
+        <w:t>Пропусков в 13 столбцах нет, поэтому заполнять их не потребовалось. Угол нашивки со значениями 0° и 90° кодировался числами 0 и 1. Для Ridge, SVR и MLP приведение к общему масштабу выполняется вместе с обучением модели и не использует проверочные строки. Для деревьев оно не требуется.</w:t>
+      </w:r>
+    </w:p>
+    <w:p>
+      <w:pPr>
+        <w:pStyle w:val="RPZBody"/>
+      </w:pPr>
+      <w:r>
+        <w:rPr w:lang="ru-RU"/>
+        <w:t>Необычные значения проверены двумя способами: модели обучались на всех строках и после удаления строк по правилу IQR. В двух основных задачах фильтр удалял 53 строки и оставлял 663 из 716. В задаче отношения он удалял 61 строку и оставлял 655. Ошибка нейросети RMSE менялась с 0,935319 до 0,937889, то есть не уменьшалась. Фильтрация не улучшила выбранные модели, поэтому итоговый вариант использует все 716 строк.</w:t>
+      </w:r>
+    </w:p>
+    <w:p>
+      <w:pPr>
+        <w:pStyle w:val="RPZBody"/>
+      </w:pPr>
+      <w:r>
+        <w:rPr w:lang="ru-RU"/>
+        <w:t>В таблицах нет сведений о партиях и повторных сериях. Поэтому нельзя проверить, не попали ли близкие образцы одновременно в данные для обучения и проверки. Это ограничивает выводы об использовании моделей для других материалов.</w:t>
       </w:r>
     </w:p>
     <w:p>
@@ -3409,6 +3467,7 @@
         <w:pStyle w:val="21"/>
       </w:pPr>
       <w:r>
+        <w:lastRenderedPageBreak/>
         <w:t>2.2 Разработка и обучение модели</w:t>
       </w:r>
     </w:p>
@@ -3417,23 +3476,26 @@
         <w:pStyle w:val="RPZBody"/>
       </w:pPr>
       <w:r>
-        <w:t xml:space="preserve">Для модуля и прочности сравниваются прогноз среднего, Ridge, случайный лес, градиентный бустинг и SVR; для отношения – прогноз среднего и MLP. Гиперпараметры выбираются по средней RMSE десятикратной перекрёстной проверки на 716 строках, дополнительно записываются MAE и R². После выбора модель заново обучается на всех 716 строках и один раз применяется к тестовой выборке из 307 строк.</w:t>
-      </w:r>
-    </w:p>
-    <w:p>
-      <w:pPr>
-        <w:pStyle w:val="RPZBody"/>
-      </w:pPr>
-      <w:r>
-        <w:t xml:space="preserve">Для модуля выбран прогноз среднего: более сложные методы не снизили RMSE. Для прочности минимальную среднюю RMSE получил бустинг, но преимущество мало: он лучше константы в 4 из 10 частей, а константа – в 6. Средняя парная разность, вычисленная как RMSE константы минус RMSE бустинга, равна +0,291 МПа при стандартном отклонении 8,345 МПа. Это не доказывает значимого превосходства.</w:t>
-      </w:r>
-    </w:p>
-    <w:p>
-      <w:pPr>
-        <w:pStyle w:val="RPZBody"/>
-      </w:pPr>
-      <w:r>
-        <w:t xml:space="preserve">Рисунок 7 показывает порядок проверки: 307 строк составляют тестовую выборку, а внутри остальных 716 каждая настройка десять раз обучается на девяти частях и проверяется на десятой. После выбора модель заново обучается на всех 716 строках.</w:t>
+        <w:rPr w:lang="ru-RU"/>
+        <w:t>Для модуля и прочности сравнивались пять методов: прогноз среднего, Ridge, случайный лес, градиентный бустинг и SVR. Для отношения сравнивались прогноз среднего и MLP. Для каждого варианта вычислялась средняя RMSE в десяти проверках; дополнительно записывались MAE и R². После выбора две прямые модели заново обучались на всех 716 строках и один раз проверялись на 307 тестовых строках. Нейросеть обучалась отдельно с ранней остановкой, как описано в разделе 2.4.</w:t>
+      </w:r>
+    </w:p>
+    <w:p>
+      <w:pPr>
+        <w:pStyle w:val="RPZBody"/>
+      </w:pPr>
+      <w:r>
+        <w:rPr w:lang="ru-RU"/>
+        <w:t>Для модуля выбрана модель, которая выдаёт среднее: ни один более сложный метод не уменьшил RMSE. Для прочности наименьшую среднюю RMSE показал бустинг, но его преимущество мало. Он был лучше прогноза среднего только в 4 из 10 проверок. Это не доказывает устойчивого преимущества.</w:t>
+      </w:r>
+    </w:p>
+    <w:p>
+      <w:pPr>
+        <w:pStyle w:val="RPZBody"/>
+      </w:pPr>
+      <w:r>
+        <w:rPr w:lang="ru-RU"/>
+        <w:t>Рисунок 7 показывает проверку моделей модуля и прочности. Сначала 307 строк откладываются для финального теста. Оставшиеся 716 строк десять раз делятся на части для обучения и проверки настроек. После выбора две готовые модели обучаются на всех 716 строках и один раз проверяются на 307 тестовых строках.</w:t>
       </w:r>
     </w:p>
     <w:p>
@@ -3490,10 +3552,8 @@
         <w:jc w:val="center"/>
       </w:pPr>
       <w:r>
-        <w:t xml:space="preserve">Рисунок 7 – Отделение итоговой </w:t>
-      </w:r>
-      <w:r>
-        <w:t>выборки и обучение обработки внутри перекрёстной проверки</w:t>
+        <w:rPr w:lang="ru-RU"/>
+        <w:t>Рисунок 7 – Выбор и итоговая проверка моделей модуля и прочности</w:t>
       </w:r>
     </w:p>
     <w:p>
@@ -3505,490 +3565,7 @@
     <w:p>
       <w:pPr>
         <w:pStyle w:val="RPZBody"/>
-      </w:pPr>
-      <w:r>
-        <w:t xml:space="preserve">Для повторяемости диапазоны настроек зафиксированы: Ridge alpha ∈ {0,01; 0,1; 1; 10; 100}; Random Forest – (n_estimators, max_depth, min_samples_leaf) ∈ {(200, None, 1), (150, None, 3), (200, 10, 1), (150, 10, 3)}; Gradient Boosting – learning_rate ∈ {0,03; 0,1}, max_depth ∈ {2; 3}, n_estimators=150; SVR – C ∈ {0,3; 1; 3}, epsilon ∈ {0,05; 0,1}, gamma=scale. Проверены варианты со всеми строками и с IQR-фильтрацией.</w:t>
-      </w:r>
-    </w:p>
-    <w:p>
-      <w:pPr>
-        <w:pStyle w:val="RPZBody"/>
-      </w:pPr>
-      <w:r>
-        <w:t>Зафиксированные до оценки на отложенной</w:t>
-      </w:r>
-      <w:r>
-        <w:t xml:space="preserve"> выборке конфигурации перечислены в таблице 5.</w:t>
-      </w:r>
-    </w:p>
-    <w:p>
-      <w:pPr>
-        <w:pStyle w:val="RPZBody"/>
-        <w:keepNext/>
         <w:ind w:firstLine="0"/>
-        <w:jc w:val="left"/>
-      </w:pPr>
-      <w:r>
-        <w:t>Таблица 5 – Зафиксированные конфигурации</w:t>
-      </w:r>
-    </w:p>
-    <w:tbl>
-      <w:tblPr>
-        <w:tblStyle w:val="a4"/>
-        <w:tblW w:w="0" w:type="auto"/>
-        <w:tblInd w:w="0" w:type="dxa"/>
-        <w:tblLook w:val="04A0" w:firstRow="1" w:lastRow="0" w:firstColumn="1" w:lastColumn="0" w:noHBand="0" w:noVBand="1"/>
-      </w:tblPr>
-      <w:tblGrid>
-        <w:gridCol w:w="2406"/>
-        <w:gridCol w:w="2408"/>
-        <w:gridCol w:w="2406"/>
-        <w:gridCol w:w="2408"/>
-      </w:tblGrid>
-      <w:tr>
-        <w:trPr>
-          <w:cantSplit/>
-          <w:tblHeader/>
-        </w:trPr>
-        <w:tc>
-          <w:tcPr>
-            <w:tcW w:w="2409" w:type="dxa"/>
-          </w:tcPr>
-          <w:p>
-            <w:pPr>
-              <w:keepNext/>
-              <w:ind w:firstLine="0"/>
-            </w:pPr>
-            <w:r>
-              <w:rPr>
-                <w:color w:val="000000"/>
-                <w:sz w:val="24"/>
-              </w:rPr>
-              <w:t>Цель</w:t>
-            </w:r>
-          </w:p>
-        </w:tc>
-        <w:tc>
-          <w:tcPr>
-            <w:tcW w:w="2409" w:type="dxa"/>
-          </w:tcPr>
-          <w:p>
-            <w:pPr>
-              <w:keepNext/>
-              <w:ind w:firstLine="0"/>
-            </w:pPr>
-            <w:r>
-              <w:rPr>
-                <w:color w:val="000000"/>
-                <w:sz w:val="24"/>
-              </w:rPr>
-              <w:t>Модель</w:t>
-            </w:r>
-          </w:p>
-        </w:tc>
-        <w:tc>
-          <w:tcPr>
-            <w:tcW w:w="2409" w:type="dxa"/>
-          </w:tcPr>
-          <w:p>
-            <w:pPr>
-              <w:keepNext/>
-              <w:ind w:firstLine="0"/>
-            </w:pPr>
-            <w:r>
-              <w:rPr>
-                <w:color w:val="000000"/>
-                <w:sz w:val="24"/>
-              </w:rPr>
-              <w:t>Вариант</w:t>
-            </w:r>
-          </w:p>
-        </w:tc>
-        <w:tc>
-          <w:tcPr>
-            <w:tcW w:w="2409" w:type="dxa"/>
-          </w:tcPr>
-          <w:p>
-            <w:pPr>
-              <w:keepNext/>
-              <w:ind w:firstLine="0"/>
-            </w:pPr>
-            <w:r>
-              <w:rPr>
-                <w:color w:val="000000"/>
-                <w:sz w:val="24"/>
-              </w:rPr>
-              <w:t>Параметры</w:t>
-            </w:r>
-          </w:p>
-        </w:tc>
-      </w:tr>
-      <w:tr>
-        <w:trPr>
-          <w:cantSplit/>
-        </w:trPr>
-        <w:tc>
-          <w:tcPr>
-            <w:tcW w:w="2409" w:type="dxa"/>
-          </w:tcPr>
-          <w:p>
-            <w:pPr>
-              <w:keepNext/>
-              <w:ind w:firstLine="0"/>
-            </w:pPr>
-            <w:r>
-              <w:rPr>
-                <w:color w:val="000000"/>
-                <w:sz w:val="24"/>
-              </w:rPr>
-              <w:t>1</w:t>
-            </w:r>
-          </w:p>
-        </w:tc>
-        <w:tc>
-          <w:tcPr>
-            <w:tcW w:w="2409" w:type="dxa"/>
-          </w:tcPr>
-          <w:p>
-            <w:pPr>
-              <w:keepNext/>
-              <w:ind w:firstLine="0"/>
-            </w:pPr>
-            <w:r>
-              <w:rPr>
-                <w:color w:val="000000"/>
-                <w:sz w:val="24"/>
-              </w:rPr>
-              <w:t>2</w:t>
-            </w:r>
-          </w:p>
-        </w:tc>
-        <w:tc>
-          <w:tcPr>
-            <w:tcW w:w="2409" w:type="dxa"/>
-          </w:tcPr>
-          <w:p>
-            <w:pPr>
-              <w:keepNext/>
-              <w:ind w:firstLine="0"/>
-            </w:pPr>
-            <w:r>
-              <w:rPr>
-                <w:color w:val="000000"/>
-                <w:sz w:val="24"/>
-              </w:rPr>
-              <w:t>3</w:t>
-            </w:r>
-          </w:p>
-        </w:tc>
-        <w:tc>
-          <w:tcPr>
-            <w:tcW w:w="2409" w:type="dxa"/>
-          </w:tcPr>
-          <w:p>
-            <w:pPr>
-              <w:keepNext/>
-              <w:ind w:firstLine="0"/>
-            </w:pPr>
-            <w:r>
-              <w:rPr>
-                <w:color w:val="000000"/>
-                <w:sz w:val="24"/>
-              </w:rPr>
-              <w:t>4</w:t>
-            </w:r>
-          </w:p>
-        </w:tc>
-      </w:tr>
-      <w:tr>
-        <w:trPr>
-          <w:cantSplit/>
-        </w:trPr>
-        <w:tc>
-          <w:tcPr>
-            <w:tcW w:w="2409" w:type="dxa"/>
-          </w:tcPr>
-          <w:p>
-            <w:pPr>
-              <w:keepNext/>
-              <w:ind w:firstLine="0"/>
-            </w:pPr>
-            <w:r>
-              <w:rPr>
-                <w:color w:val="000000"/>
-                <w:sz w:val="24"/>
-              </w:rPr>
-              <w:t>Модуль при растяжении</w:t>
-            </w:r>
-          </w:p>
-        </w:tc>
-        <w:tc>
-          <w:tcPr>
-            <w:tcW w:w="2409" w:type="dxa"/>
-          </w:tcPr>
-          <w:p>
-            <w:pPr>
-              <w:keepNext/>
-              <w:ind w:firstLine="0"/>
-            </w:pPr>
-            <w:r>
-              <w:rPr>
-                <w:color w:val="000000"/>
-                <w:sz w:val="24"/>
-              </w:rPr>
-              <w:t>Константная модель (DummyRegressor, среднее)</w:t>
-            </w:r>
-          </w:p>
-        </w:tc>
-        <w:tc>
-          <w:tcPr>
-            <w:tcW w:w="2409" w:type="dxa"/>
-          </w:tcPr>
-          <w:p>
-            <w:pPr>
-              <w:keepNext/>
-              <w:ind w:firstLine="0"/>
-            </w:pPr>
-            <w:r>
-              <w:rPr>
-                <w:color w:val="000000"/>
-                <w:sz w:val="24"/>
-              </w:rPr>
-              <w:t>Без удаления</w:t>
-            </w:r>
-          </w:p>
-        </w:tc>
-        <w:tc>
-          <w:tcPr>
-            <w:tcW w:w="2409" w:type="dxa"/>
-          </w:tcPr>
-          <w:p>
-            <w:pPr>
-              <w:keepNext/>
-              <w:ind w:firstLine="0"/>
-            </w:pPr>
-            <w:r>
-              <w:rPr>
-                <w:color w:val="000000"/>
-                <w:sz w:val="24"/>
-              </w:rPr>
-              <w:t>без гиперпараметров</w:t>
-            </w:r>
-          </w:p>
-        </w:tc>
-      </w:tr>
-      <w:tr>
-        <w:trPr>
-          <w:cantSplit/>
-        </w:trPr>
-        <w:tc>
-          <w:tcPr>
-            <w:tcW w:w="2409" w:type="dxa"/>
-          </w:tcPr>
-          <w:p>
-            <w:pPr>
-              <w:keepNext/>
-              <w:ind w:firstLine="0"/>
-            </w:pPr>
-            <w:r>
-              <w:rPr>
-                <w:color w:val="000000"/>
-                <w:sz w:val="24"/>
-              </w:rPr>
-              <w:t xml:space="preserve">Прочность при </w:t>
-            </w:r>
-            <w:r>
-              <w:rPr>
-                <w:color w:val="000000"/>
-                <w:sz w:val="24"/>
-              </w:rPr>
-              <w:t>растяжении</w:t>
-            </w:r>
-          </w:p>
-        </w:tc>
-        <w:tc>
-          <w:tcPr>
-            <w:tcW w:w="2409" w:type="dxa"/>
-          </w:tcPr>
-          <w:p>
-            <w:pPr>
-              <w:keepNext/>
-              <w:ind w:firstLine="0"/>
-            </w:pPr>
-            <w:r>
-              <w:rPr>
-                <w:color w:val="000000"/>
-                <w:sz w:val="24"/>
-              </w:rPr>
-              <w:t>Градиентный бустинг</w:t>
-            </w:r>
-          </w:p>
-        </w:tc>
-        <w:tc>
-          <w:tcPr>
-            <w:tcW w:w="2409" w:type="dxa"/>
-          </w:tcPr>
-          <w:p>
-            <w:pPr>
-              <w:keepNext/>
-              <w:ind w:firstLine="0"/>
-            </w:pPr>
-            <w:r>
-              <w:rPr>
-                <w:color w:val="000000"/>
-                <w:sz w:val="24"/>
-              </w:rPr>
-              <w:t>Без удаления</w:t>
-            </w:r>
-          </w:p>
-        </w:tc>
-        <w:tc>
-          <w:tcPr>
-            <w:tcW w:w="2409" w:type="dxa"/>
-          </w:tcPr>
-          <w:p>
-            <w:pPr>
-              <w:keepNext/>
-              <w:ind w:firstLine="0"/>
-              <w:rPr>
-                <w:lang w:val="en-US"/>
-              </w:rPr>
-            </w:pPr>
-            <w:proofErr w:type="spellStart"/>
-            <w:r>
-              <w:rPr>
-                <w:color w:val="000000"/>
-                <w:sz w:val="24"/>
-                <w:lang w:val="en-US"/>
-              </w:rPr>
-              <w:t>learning_rate</w:t>
-            </w:r>
-            <w:proofErr w:type="spellEnd"/>
-            <w:r>
-              <w:rPr>
-                <w:color w:val="000000"/>
-                <w:sz w:val="24"/>
-                <w:lang w:val="en-US"/>
-              </w:rPr>
-              <w:t xml:space="preserve">=0,03; </w:t>
-            </w:r>
-            <w:proofErr w:type="spellStart"/>
-            <w:r>
-              <w:rPr>
-                <w:color w:val="000000"/>
-                <w:sz w:val="24"/>
-                <w:lang w:val="en-US"/>
-              </w:rPr>
-              <w:t>max_depth</w:t>
-            </w:r>
-            <w:proofErr w:type="spellEnd"/>
-            <w:r>
-              <w:rPr>
-                <w:color w:val="000000"/>
-                <w:sz w:val="24"/>
-                <w:lang w:val="en-US"/>
-              </w:rPr>
-              <w:t xml:space="preserve">=2; </w:t>
-            </w:r>
-            <w:proofErr w:type="spellStart"/>
-            <w:r>
-              <w:rPr>
-                <w:color w:val="000000"/>
-                <w:sz w:val="24"/>
-                <w:lang w:val="en-US"/>
-              </w:rPr>
-              <w:t>n_estimators</w:t>
-            </w:r>
-            <w:proofErr w:type="spellEnd"/>
-            <w:r>
-              <w:rPr>
-                <w:color w:val="000000"/>
-                <w:sz w:val="24"/>
-                <w:lang w:val="en-US"/>
-              </w:rPr>
-              <w:t>=150</w:t>
-            </w:r>
-          </w:p>
-        </w:tc>
-      </w:tr>
-      <w:tr>
-        <w:trPr>
-          <w:cantSplit/>
-        </w:trPr>
-        <w:tc>
-          <w:tcPr>
-            <w:tcW w:w="2409" w:type="dxa"/>
-          </w:tcPr>
-          <w:p>
-            <w:pPr>
-              <w:ind w:firstLine="0"/>
-            </w:pPr>
-            <w:r>
-              <w:rPr>
-                <w:color w:val="000000"/>
-                <w:sz w:val="24"/>
-              </w:rPr>
-              <w:t>Соотношение матрица–наполнитель</w:t>
-            </w:r>
-          </w:p>
-        </w:tc>
-        <w:tc>
-          <w:tcPr>
-            <w:tcW w:w="2409" w:type="dxa"/>
-          </w:tcPr>
-          <w:p>
-            <w:pPr>
-              <w:ind w:firstLine="0"/>
-            </w:pPr>
-            <w:r>
-              <w:rPr>
-                <w:color w:val="000000"/>
-                <w:sz w:val="24"/>
-              </w:rPr>
-              <w:t>Многослойный персептрон (MLPRegressor)</w:t>
-            </w:r>
-          </w:p>
-        </w:tc>
-        <w:tc>
-          <w:tcPr>
-            <w:tcW w:w="2409" w:type="dxa"/>
-          </w:tcPr>
-          <w:p>
-            <w:pPr>
-              <w:ind w:firstLine="0"/>
-            </w:pPr>
-            <w:r>
-              <w:rPr>
-                <w:color w:val="000000"/>
-                <w:sz w:val="24"/>
-              </w:rPr>
-              <w:t>Без удаления</w:t>
-            </w:r>
-          </w:p>
-        </w:tc>
-        <w:tc>
-          <w:tcPr>
-            <w:tcW w:w="2409" w:type="dxa"/>
-          </w:tcPr>
-          <w:p>
-            <w:pPr>
-              <w:ind w:firstLine="0"/>
-            </w:pPr>
-            <w:r>
-              <w:rPr>
-                <w:color w:val="000000"/>
-                <w:sz w:val="24"/>
-              </w:rPr>
-              <w:t>hidden=(32,16); alpha=0,01</w:t>
-            </w:r>
-          </w:p>
-        </w:tc>
-      </w:tr>
-    </w:tbl>
-    <w:p>
-      <w:pPr>
-        <w:pStyle w:val="RPZBody"/>
-        <w:ind w:firstLine="0"/>
       </w:pPr>
     </w:p>
     <w:p>
@@ -4004,7 +3581,8 @@
         <w:pStyle w:val="RPZBody"/>
       </w:pPr>
       <w:r>
-        <w:t xml:space="preserve">Таблица 6 показывает результаты до обращения к 307 отложенным строкам. Для модуля выбрана константа. Для прочности бустинг лишь немного опередил её по средней RMSE, хотя проиграл в 6 из 10 частей. Для отношения MLP получила RMSE 0,935 против 0,906 у константы и уже здесь оказалась хуже. Стандартное отклонение показывает разброс между частями, а не значимость различия.</w:t>
+        <w:rPr w:lang="ru-RU"/>
+        <w:t>Таблица 6 содержит результаты перекрёстной проверки до итогового теста. Для модуля выбран прогноз среднего. Для прочности бустинг лишь немного снизил среднюю RMSE и был лучше в 4 из 10 проверок. Для отношения MLP получила RMSE 0,935 против 0,906 у среднего. После знака «±» указано стандартное отклонение результатов десяти проверок.</w:t>
       </w:r>
     </w:p>
     <w:p>
@@ -4048,7 +3626,7 @@
               <w:ind w:firstLine="0"/>
             </w:pPr>
             <w:r>
-              <w:rPr>
+              <w:rPr w:lang="ru-RU">
                 <w:color w:val="000000"/>
                 <w:sz w:val="24"/>
               </w:rPr>
@@ -4066,7 +3644,7 @@
               <w:ind w:firstLine="0"/>
             </w:pPr>
             <w:r>
-              <w:rPr>
+              <w:rPr w:lang="ru-RU">
                 <w:color w:val="000000"/>
                 <w:sz w:val="24"/>
               </w:rPr>
@@ -4079,16 +3657,9 @@
             <w:tcW w:w="1928" w:type="dxa"/>
           </w:tcPr>
           <w:p>
-            <w:pPr>
-              <w:keepNext/>
-              <w:ind w:firstLine="0"/>
-            </w:pPr>
-            <w:r>
-              <w:rPr>
-                <w:color w:val="000000"/>
-                <w:sz w:val="24"/>
-              </w:rPr>
-              <w:t>RMSE, среднее ± СКО</w:t>
+            <w:r>
+              <w:rPr w:lang="ru-RU"/>
+              <w:t>RMSE, среднее ± разброс</w:t>
             </w:r>
           </w:p>
         </w:tc>
@@ -4102,7 +3673,7 @@
               <w:ind w:firstLine="0"/>
             </w:pPr>
             <w:r>
-              <w:rPr>
+              <w:rPr w:lang="ru-RU">
                 <w:color w:val="000000"/>
                 <w:sz w:val="24"/>
               </w:rPr>
@@ -4120,7 +3691,7 @@
               <w:ind w:firstLine="0"/>
             </w:pPr>
             <w:r>
-              <w:rPr>
+              <w:rPr w:lang="ru-RU">
                 <w:color w:val="000000"/>
                 <w:sz w:val="24"/>
               </w:rPr>
@@ -4143,7 +3714,7 @@
               <w:ind w:firstLine="0"/>
             </w:pPr>
             <w:r>
-              <w:rPr>
+              <w:rPr w:lang="ru-RU">
                 <w:color w:val="000000"/>
                 <w:sz w:val="24"/>
               </w:rPr>
@@ -4161,7 +3732,7 @@
               <w:ind w:firstLine="0"/>
             </w:pPr>
             <w:r>
-              <w:rPr>
+              <w:rPr w:lang="ru-RU">
                 <w:color w:val="000000"/>
                 <w:sz w:val="24"/>
               </w:rPr>
@@ -4179,7 +3750,7 @@
               <w:ind w:firstLine="0"/>
             </w:pPr>
             <w:r>
-              <w:rPr>
+              <w:rPr w:lang="ru-RU">
                 <w:color w:val="000000"/>
                 <w:sz w:val="24"/>
               </w:rPr>
@@ -4197,7 +3768,7 @@
               <w:ind w:firstLine="0"/>
             </w:pPr>
             <w:r>
-              <w:rPr>
+              <w:rPr w:lang="ru-RU">
                 <w:color w:val="000000"/>
                 <w:sz w:val="24"/>
               </w:rPr>
@@ -4215,7 +3786,7 @@
               <w:ind w:firstLine="0"/>
             </w:pPr>
             <w:r>
-              <w:rPr>
+              <w:rPr w:lang="ru-RU">
                 <w:color w:val="000000"/>
                 <w:sz w:val="24"/>
               </w:rPr>
@@ -4238,7 +3809,7 @@
               <w:ind w:firstLine="0"/>
             </w:pPr>
             <w:r>
-              <w:rPr>
+              <w:rPr w:lang="ru-RU">
                 <w:color w:val="000000"/>
                 <w:sz w:val="24"/>
               </w:rPr>
@@ -4251,16 +3822,9 @@
             <w:tcW w:w="1928" w:type="dxa"/>
           </w:tcPr>
           <w:p>
-            <w:pPr>
-              <w:keepNext/>
-              <w:ind w:firstLine="0"/>
-            </w:pPr>
-            <w:r>
-              <w:rPr>
-                <w:color w:val="000000"/>
-                <w:sz w:val="24"/>
-              </w:rPr>
-              <w:t>Константная модель</w:t>
+            <w:r>
+              <w:rPr w:lang="ru-RU"/>
+              <w:t>Прогноз среднего</w:t>
             </w:r>
           </w:p>
         </w:tc>
@@ -4275,7 +3839,7 @@
               <w:ind w:firstLine="0"/>
             </w:pPr>
             <w:r>
-              <w:rPr>
+              <w:rPr w:lang="ru-RU">
                 <w:color w:val="000000"/>
                 <w:sz w:val="24"/>
               </w:rPr>
@@ -4294,7 +3858,7 @@
               <w:ind w:firstLine="0"/>
             </w:pPr>
             <w:r>
-              <w:rPr>
+              <w:rPr w:lang="ru-RU">
                 <w:color w:val="000000"/>
                 <w:sz w:val="24"/>
               </w:rPr>
@@ -4313,7 +3877,7 @@
               <w:ind w:firstLine="0"/>
             </w:pPr>
             <w:r>
-              <w:rPr>
+              <w:rPr w:lang="ru-RU">
                 <w:color w:val="000000"/>
                 <w:sz w:val="24"/>
               </w:rPr>
@@ -4336,7 +3900,7 @@
               <w:ind w:firstLine="0"/>
             </w:pPr>
             <w:r>
-              <w:rPr>
+              <w:rPr w:lang="ru-RU">
                 <w:color w:val="000000"/>
                 <w:sz w:val="24"/>
               </w:rPr>
@@ -4349,16 +3913,9 @@
             <w:tcW w:w="1928" w:type="dxa"/>
           </w:tcPr>
           <w:p>
-            <w:pPr>
-              <w:keepNext/>
-              <w:ind w:firstLine="0"/>
-            </w:pPr>
-            <w:r>
-              <w:rPr>
-                <w:color w:val="000000"/>
-                <w:sz w:val="24"/>
-              </w:rPr>
-              <w:t>Константная модель</w:t>
+            <w:r>
+              <w:rPr w:lang="ru-RU"/>
+              <w:t>Прогноз среднего</w:t>
             </w:r>
           </w:p>
         </w:tc>
@@ -4373,7 +3930,7 @@
               <w:ind w:firstLine="0"/>
             </w:pPr>
             <w:r>
-              <w:rPr>
+              <w:rPr w:lang="ru-RU">
                 <w:color w:val="000000"/>
                 <w:sz w:val="24"/>
               </w:rPr>
@@ -4392,7 +3949,7 @@
               <w:ind w:firstLine="0"/>
             </w:pPr>
             <w:r>
-              <w:rPr>
+              <w:rPr w:lang="ru-RU">
                 <w:color w:val="000000"/>
                 <w:sz w:val="24"/>
               </w:rPr>
@@ -4411,7 +3968,7 @@
               <w:ind w:firstLine="0"/>
             </w:pPr>
             <w:r>
-              <w:rPr>
+              <w:rPr w:lang="ru-RU">
                 <w:color w:val="000000"/>
                 <w:sz w:val="24"/>
               </w:rPr>
@@ -4434,7 +3991,7 @@
               <w:ind w:firstLine="0"/>
             </w:pPr>
             <w:r>
-              <w:rPr>
+              <w:rPr w:lang="ru-RU">
                 <w:color w:val="000000"/>
                 <w:sz w:val="24"/>
               </w:rPr>
@@ -4452,7 +4009,7 @@
               <w:ind w:firstLine="0"/>
             </w:pPr>
             <w:r>
-              <w:rPr>
+              <w:rPr w:lang="ru-RU">
                 <w:color w:val="000000"/>
                 <w:sz w:val="24"/>
               </w:rPr>
@@ -4471,7 +4028,7 @@
               <w:ind w:firstLine="0"/>
             </w:pPr>
             <w:r>
-              <w:rPr>
+              <w:rPr w:lang="ru-RU">
                 <w:color w:val="000000"/>
                 <w:sz w:val="24"/>
               </w:rPr>
@@ -4490,7 +4047,7 @@
               <w:ind w:firstLine="0"/>
             </w:pPr>
             <w:r>
-              <w:rPr>
+              <w:rPr w:lang="ru-RU">
                 <w:color w:val="000000"/>
                 <w:sz w:val="24"/>
               </w:rPr>
@@ -4509,7 +4066,7 @@
               <w:ind w:firstLine="0"/>
             </w:pPr>
             <w:r>
-              <w:rPr>
+              <w:rPr w:lang="ru-RU">
                 <w:color w:val="000000"/>
                 <w:sz w:val="24"/>
               </w:rPr>
@@ -4527,16 +4084,9 @@
             <w:tcW w:w="1928" w:type="dxa"/>
           </w:tcPr>
           <w:p>
-            <w:pPr>
-              <w:keepNext/>
-              <w:ind w:firstLine="0"/>
-            </w:pPr>
-            <w:r>
-              <w:rPr>
-                <w:color w:val="000000"/>
-                <w:sz w:val="24"/>
-              </w:rPr>
-              <w:t>Отношение (база не указана)</w:t>
+            <w:r>
+              <w:rPr w:lang="ru-RU"/>
+              <w:t>Соотношение, без единицы</w:t>
             </w:r>
           </w:p>
         </w:tc>
@@ -4545,16 +4095,9 @@
             <w:tcW w:w="1928" w:type="dxa"/>
           </w:tcPr>
           <w:p>
-            <w:pPr>
-              <w:keepNext/>
-              <w:ind w:firstLine="0"/>
-            </w:pPr>
-            <w:r>
-              <w:rPr>
-                <w:color w:val="000000"/>
-                <w:sz w:val="24"/>
-              </w:rPr>
-              <w:t>Константная модель</w:t>
+            <w:r>
+              <w:rPr w:lang="ru-RU"/>
+              <w:t>Прогноз среднего</w:t>
             </w:r>
           </w:p>
         </w:tc>
@@ -4569,7 +4112,7 @@
               <w:ind w:firstLine="0"/>
             </w:pPr>
             <w:r>
-              <w:rPr>
+              <w:rPr w:lang="ru-RU">
                 <w:color w:val="000000"/>
                 <w:sz w:val="24"/>
               </w:rPr>
@@ -4588,7 +4131,7 @@
               <w:ind w:firstLine="0"/>
             </w:pPr>
             <w:r>
-              <w:rPr>
+              <w:rPr w:lang="ru-RU">
                 <w:color w:val="000000"/>
                 <w:sz w:val="24"/>
               </w:rPr>
@@ -4607,7 +4150,7 @@
               <w:ind w:firstLine="0"/>
             </w:pPr>
             <w:r>
-              <w:rPr>
+              <w:rPr w:lang="ru-RU">
                 <w:color w:val="000000"/>
                 <w:sz w:val="24"/>
               </w:rPr>
@@ -4625,15 +4168,9 @@
             <w:tcW w:w="1928" w:type="dxa"/>
           </w:tcPr>
           <w:p>
-            <w:pPr>
-              <w:ind w:firstLine="0"/>
-            </w:pPr>
-            <w:r>
-              <w:rPr>
-                <w:color w:val="000000"/>
-                <w:sz w:val="24"/>
-              </w:rPr>
-              <w:t>Отношение (база не указана)</w:t>
+            <w:r>
+              <w:rPr w:lang="ru-RU"/>
+              <w:t>Соотношение, без единицы</w:t>
             </w:r>
           </w:p>
         </w:tc>
@@ -4646,7 +4183,7 @@
               <w:ind w:firstLine="0"/>
             </w:pPr>
             <w:r>
-              <w:rPr>
+              <w:rPr w:lang="ru-RU">
                 <w:color w:val="000000"/>
                 <w:sz w:val="24"/>
               </w:rPr>
@@ -4664,7 +4201,7 @@
               <w:ind w:firstLine="0"/>
             </w:pPr>
             <w:r>
-              <w:rPr>
+              <w:rPr w:lang="ru-RU">
                 <w:color w:val="000000"/>
                 <w:sz w:val="24"/>
               </w:rPr>
@@ -4682,7 +4219,7 @@
               <w:ind w:firstLine="0"/>
             </w:pPr>
             <w:r>
-              <w:rPr>
+              <w:rPr w:lang="ru-RU">
                 <w:color w:val="000000"/>
                 <w:sz w:val="24"/>
               </w:rPr>
@@ -4700,7 +4237,7 @@
               <w:ind w:firstLine="0"/>
             </w:pPr>
             <w:r>
-              <w:rPr>
+              <w:rPr w:lang="ru-RU">
                 <w:color w:val="000000"/>
                 <w:sz w:val="24"/>
               </w:rPr>
@@ -4721,15 +4258,16 @@
         <w:pStyle w:val="21"/>
       </w:pPr>
       <w:r>
-        <w:t xml:space="preserve">2.3 Тестирование модели</w:t>
-      </w:r>
-    </w:p>
-    <w:p>
-      <w:pPr>
-        <w:pStyle w:val="RPZBody"/>
-      </w:pPr>
-      <w:r>
-        <w:t xml:space="preserve">Таблица 7 содержит окончательные ошибки. Звёздочка отмечает модели, выбранные заранее. RMSE и MAE выражены в единицах цели, R² безразмерен. Модуль и прочность нельзя сравнивать напрямую: их единицы различаются.</w:t>
+        <w:t>2.3 Тестирование модели</w:t>
+      </w:r>
+    </w:p>
+    <w:p>
+      <w:pPr>
+        <w:pStyle w:val="RPZBody"/>
+      </w:pPr>
+      <w:r>
+        <w:rPr w:lang="ru-RU"/>
+        <w:t>Таблица 7 содержит окончательные результаты на тестовой выборке. Звёздочкой отмечены модели, выбранные до этого теста. RMSE и MAE указаны в единицах свойства, R² единиц не имеет. Ошибки модуля в ГПа и прочности в МПа напрямую не сравниваются.</w:t>
       </w:r>
     </w:p>
     <w:p>
@@ -4774,7 +4312,7 @@
               <w:ind w:firstLine="0"/>
             </w:pPr>
             <w:r>
-              <w:rPr>
+              <w:rPr w:lang="ru-RU">
                 <w:color w:val="000000"/>
                 <w:sz w:val="24"/>
               </w:rPr>
@@ -4792,7 +4330,7 @@
               <w:ind w:firstLine="0"/>
             </w:pPr>
             <w:r>
-              <w:rPr>
+              <w:rPr w:lang="ru-RU">
                 <w:color w:val="000000"/>
                 <w:sz w:val="24"/>
               </w:rPr>
@@ -4810,7 +4348,7 @@
               <w:ind w:firstLine="0"/>
             </w:pPr>
             <w:r>
-              <w:rPr>
+              <w:rPr w:lang="ru-RU">
                 <w:color w:val="000000"/>
                 <w:sz w:val="24"/>
               </w:rPr>
@@ -4823,16 +4361,9 @@
             <w:tcW w:w="1606" w:type="dxa"/>
           </w:tcPr>
           <w:p>
-            <w:pPr>
-              <w:keepNext/>
-              <w:ind w:firstLine="0"/>
-            </w:pPr>
-            <w:r>
-              <w:rPr>
-                <w:color w:val="000000"/>
-                <w:sz w:val="24"/>
-              </w:rPr>
-              <w:t>RMSE, отложенная</w:t>
+            <w:r>
+              <w:rPr w:lang="ru-RU"/>
+              <w:t>RMSE, проверка</w:t>
             </w:r>
           </w:p>
         </w:tc>
@@ -4841,16 +4372,9 @@
             <w:tcW w:w="1606" w:type="dxa"/>
           </w:tcPr>
           <w:p>
-            <w:pPr>
-              <w:keepNext/>
-              <w:ind w:firstLine="0"/>
-            </w:pPr>
-            <w:r>
-              <w:rPr>
-                <w:color w:val="000000"/>
-                <w:sz w:val="24"/>
-              </w:rPr>
-              <w:t>MAE, отложенная</w:t>
+            <w:r>
+              <w:rPr w:lang="ru-RU"/>
+              <w:t>MAE, проверка</w:t>
             </w:r>
           </w:p>
         </w:tc>
@@ -4859,16 +4383,9 @@
             <w:tcW w:w="1606" w:type="dxa"/>
           </w:tcPr>
           <w:p>
-            <w:pPr>
-              <w:keepNext/>
-              <w:ind w:firstLine="0"/>
-            </w:pPr>
-            <w:r>
-              <w:rPr>
-                <w:color w:val="000000"/>
-                <w:sz w:val="24"/>
-              </w:rPr>
-              <w:t>R², отложенная</w:t>
+            <w:r>
+              <w:rPr w:lang="ru-RU"/>
+              <w:t>R², проверка</w:t>
             </w:r>
           </w:p>
         </w:tc>
@@ -4887,7 +4404,7 @@
               <w:ind w:firstLine="0"/>
             </w:pPr>
             <w:r>
-              <w:rPr>
+              <w:rPr w:lang="ru-RU">
                 <w:color w:val="000000"/>
                 <w:sz w:val="24"/>
               </w:rPr>
@@ -4905,7 +4422,7 @@
               <w:ind w:firstLine="0"/>
             </w:pPr>
             <w:r>
-              <w:rPr>
+              <w:rPr w:lang="ru-RU">
                 <w:color w:val="000000"/>
                 <w:sz w:val="24"/>
               </w:rPr>
@@ -4923,7 +4440,7 @@
               <w:ind w:firstLine="0"/>
             </w:pPr>
             <w:r>
-              <w:rPr>
+              <w:rPr w:lang="ru-RU">
                 <w:color w:val="000000"/>
                 <w:sz w:val="24"/>
               </w:rPr>
@@ -4941,7 +4458,7 @@
               <w:ind w:firstLine="0"/>
             </w:pPr>
             <w:r>
-              <w:rPr>
+              <w:rPr w:lang="ru-RU">
                 <w:color w:val="000000"/>
                 <w:sz w:val="24"/>
               </w:rPr>
@@ -4959,7 +4476,7 @@
               <w:ind w:firstLine="0"/>
             </w:pPr>
             <w:r>
-              <w:rPr>
+              <w:rPr w:lang="ru-RU">
                 <w:color w:val="000000"/>
                 <w:sz w:val="24"/>
               </w:rPr>
@@ -4977,7 +4494,7 @@
               <w:ind w:firstLine="0"/>
             </w:pPr>
             <w:r>
-              <w:rPr>
+              <w:rPr w:lang="ru-RU">
                 <w:color w:val="000000"/>
                 <w:sz w:val="24"/>
               </w:rPr>
@@ -5000,7 +4517,7 @@
               <w:ind w:firstLine="0"/>
             </w:pPr>
             <w:r>
-              <w:rPr>
+              <w:rPr w:lang="ru-RU">
                 <w:color w:val="000000"/>
                 <w:sz w:val="24"/>
               </w:rPr>
@@ -5013,16 +4530,9 @@
             <w:tcW w:w="1606" w:type="dxa"/>
           </w:tcPr>
           <w:p>
-            <w:pPr>
-              <w:keepNext/>
-              <w:ind w:firstLine="0"/>
-            </w:pPr>
-            <w:r>
-              <w:rPr>
-                <w:color w:val="000000"/>
-                <w:sz w:val="24"/>
-              </w:rPr>
-              <w:t>Константная модель*</w:t>
+            <w:r>
+              <w:rPr w:lang="ru-RU"/>
+              <w:t>Прогноз среднего*</w:t>
             </w:r>
           </w:p>
         </w:tc>
@@ -5037,7 +4547,7 @@
               <w:ind w:firstLine="0"/>
             </w:pPr>
             <w:r>
-              <w:rPr>
+              <w:rPr w:lang="ru-RU">
                 <w:color w:val="000000"/>
                 <w:sz w:val="24"/>
               </w:rPr>
@@ -5056,7 +4566,7 @@
               <w:ind w:firstLine="0"/>
             </w:pPr>
             <w:r>
-              <w:rPr>
+              <w:rPr w:lang="ru-RU">
                 <w:color w:val="000000"/>
                 <w:sz w:val="24"/>
               </w:rPr>
@@ -5075,7 +4585,7 @@
               <w:ind w:firstLine="0"/>
             </w:pPr>
             <w:r>
-              <w:rPr>
+              <w:rPr w:lang="ru-RU">
                 <w:color w:val="000000"/>
                 <w:sz w:val="24"/>
               </w:rPr>
@@ -5094,7 +4604,7 @@
               <w:ind w:firstLine="0"/>
             </w:pPr>
             <w:r>
-              <w:rPr>
+              <w:rPr w:lang="ru-RU">
                 <w:color w:val="000000"/>
                 <w:sz w:val="24"/>
               </w:rPr>
@@ -5117,7 +4627,7 @@
               <w:ind w:firstLine="0"/>
             </w:pPr>
             <w:r>
-              <w:rPr>
+              <w:rPr w:lang="ru-RU">
                 <w:color w:val="000000"/>
                 <w:sz w:val="24"/>
               </w:rPr>
@@ -5135,7 +4645,7 @@
               <w:ind w:firstLine="0"/>
             </w:pPr>
             <w:r>
-              <w:rPr>
+              <w:rPr w:lang="ru-RU">
                 <w:color w:val="000000"/>
                 <w:sz w:val="24"/>
               </w:rPr>
@@ -5154,7 +4664,7 @@
               <w:ind w:firstLine="0"/>
             </w:pPr>
             <w:r>
-              <w:rPr>
+              <w:rPr w:lang="ru-RU">
                 <w:color w:val="000000"/>
                 <w:sz w:val="24"/>
               </w:rPr>
@@ -5173,7 +4683,7 @@
               <w:ind w:firstLine="0"/>
             </w:pPr>
             <w:r>
-              <w:rPr>
+              <w:rPr w:lang="ru-RU">
                 <w:color w:val="000000"/>
                 <w:sz w:val="24"/>
               </w:rPr>
@@ -5192,7 +4702,7 @@
               <w:ind w:firstLine="0"/>
             </w:pPr>
             <w:r>
-              <w:rPr>
+              <w:rPr w:lang="ru-RU">
                 <w:color w:val="000000"/>
                 <w:sz w:val="24"/>
               </w:rPr>
@@ -5211,7 +4721,7 @@
               <w:ind w:firstLine="0"/>
             </w:pPr>
             <w:r>
-              <w:rPr>
+              <w:rPr w:lang="ru-RU">
                 <w:color w:val="000000"/>
                 <w:sz w:val="24"/>
               </w:rPr>
@@ -5234,7 +4744,7 @@
               <w:ind w:firstLine="0"/>
             </w:pPr>
             <w:r>
-              <w:rPr>
+              <w:rPr w:lang="ru-RU">
                 <w:color w:val="000000"/>
                 <w:sz w:val="24"/>
               </w:rPr>
@@ -5252,7 +4762,7 @@
               <w:ind w:firstLine="0"/>
             </w:pPr>
             <w:r>
-              <w:rPr>
+              <w:rPr w:lang="ru-RU">
                 <w:color w:val="000000"/>
                 <w:sz w:val="24"/>
               </w:rPr>
@@ -5271,7 +4781,7 @@
               <w:ind w:firstLine="0"/>
             </w:pPr>
             <w:r>
-              <w:rPr>
+              <w:rPr w:lang="ru-RU">
                 <w:color w:val="000000"/>
                 <w:sz w:val="24"/>
               </w:rPr>
@@ -5290,7 +4800,7 @@
               <w:ind w:firstLine="0"/>
             </w:pPr>
             <w:r>
-              <w:rPr>
+              <w:rPr w:lang="ru-RU">
                 <w:color w:val="000000"/>
                 <w:sz w:val="24"/>
               </w:rPr>
@@ -5309,7 +4819,7 @@
               <w:ind w:firstLine="0"/>
             </w:pPr>
             <w:r>
-              <w:rPr>
+              <w:rPr w:lang="ru-RU">
                 <w:color w:val="000000"/>
                 <w:sz w:val="24"/>
               </w:rPr>
@@ -5328,7 +4838,7 @@
               <w:ind w:firstLine="0"/>
             </w:pPr>
             <w:r>
-              <w:rPr>
+              <w:rPr w:lang="ru-RU">
                 <w:color w:val="000000"/>
                 <w:sz w:val="24"/>
               </w:rPr>
@@ -5351,7 +4861,7 @@
               <w:ind w:firstLine="0"/>
             </w:pPr>
             <w:r>
-              <w:rPr>
+              <w:rPr w:lang="ru-RU">
                 <w:color w:val="000000"/>
                 <w:sz w:val="24"/>
               </w:rPr>
@@ -5369,7 +4879,7 @@
               <w:ind w:firstLine="0"/>
             </w:pPr>
             <w:r>
-              <w:rPr>
+              <w:rPr w:lang="ru-RU">
                 <w:color w:val="000000"/>
                 <w:sz w:val="24"/>
               </w:rPr>
@@ -5388,7 +4898,7 @@
               <w:ind w:firstLine="0"/>
             </w:pPr>
             <w:r>
-              <w:rPr>
+              <w:rPr w:lang="ru-RU">
                 <w:color w:val="000000"/>
                 <w:sz w:val="24"/>
               </w:rPr>
@@ -5407,7 +4917,7 @@
               <w:ind w:firstLine="0"/>
             </w:pPr>
             <w:r>
-              <w:rPr>
+              <w:rPr w:lang="ru-RU">
                 <w:color w:val="000000"/>
                 <w:sz w:val="24"/>
               </w:rPr>
@@ -5426,7 +4936,7 @@
               <w:ind w:firstLine="0"/>
             </w:pPr>
             <w:r>
-              <w:rPr>
+              <w:rPr w:lang="ru-RU">
                 <w:color w:val="000000"/>
                 <w:sz w:val="24"/>
               </w:rPr>
@@ -5445,7 +4955,7 @@
               <w:ind w:firstLine="0"/>
             </w:pPr>
             <w:r>
-              <w:rPr>
+              <w:rPr w:lang="ru-RU">
                 <w:color w:val="000000"/>
                 <w:sz w:val="24"/>
               </w:rPr>
@@ -5468,7 +4978,7 @@
               <w:ind w:firstLine="0"/>
             </w:pPr>
             <w:r>
-              <w:rPr>
+              <w:rPr w:lang="ru-RU">
                 <w:color w:val="000000"/>
                 <w:sz w:val="24"/>
               </w:rPr>
@@ -5486,7 +4996,7 @@
               <w:ind w:firstLine="0"/>
             </w:pPr>
             <w:r>
-              <w:rPr>
+              <w:rPr w:lang="ru-RU">
                 <w:color w:val="000000"/>
                 <w:sz w:val="24"/>
               </w:rPr>
@@ -5505,7 +5015,7 @@
               <w:ind w:firstLine="0"/>
             </w:pPr>
             <w:r>
-              <w:rPr>
+              <w:rPr w:lang="ru-RU">
                 <w:color w:val="000000"/>
                 <w:sz w:val="24"/>
               </w:rPr>
@@ -5524,7 +5034,7 @@
               <w:ind w:firstLine="0"/>
             </w:pPr>
             <w:r>
-              <w:rPr>
+              <w:rPr w:lang="ru-RU">
                 <w:color w:val="000000"/>
                 <w:sz w:val="24"/>
               </w:rPr>
@@ -5543,7 +5053,7 @@
               <w:ind w:firstLine="0"/>
             </w:pPr>
             <w:r>
-              <w:rPr>
+              <w:rPr w:lang="ru-RU">
                 <w:color w:val="000000"/>
                 <w:sz w:val="24"/>
               </w:rPr>
@@ -5562,7 +5072,7 @@
               <w:ind w:firstLine="0"/>
             </w:pPr>
             <w:r>
-              <w:rPr>
+              <w:rPr w:lang="ru-RU">
                 <w:color w:val="000000"/>
                 <w:sz w:val="24"/>
               </w:rPr>
@@ -5585,7 +5095,7 @@
               <w:ind w:firstLine="0"/>
             </w:pPr>
             <w:r>
-              <w:rPr>
+              <w:rPr w:lang="ru-RU">
                 <w:color w:val="000000"/>
                 <w:sz w:val="24"/>
               </w:rPr>
@@ -5598,16 +5108,9 @@
             <w:tcW w:w="1606" w:type="dxa"/>
           </w:tcPr>
           <w:p>
-            <w:pPr>
-              <w:keepNext/>
-              <w:ind w:firstLine="0"/>
-            </w:pPr>
-            <w:r>
-              <w:rPr>
-                <w:color w:val="000000"/>
-                <w:sz w:val="24"/>
-              </w:rPr>
-              <w:t>Константная модель</w:t>
+            <w:r>
+              <w:rPr w:lang="ru-RU"/>
+              <w:t>Прогноз среднего</w:t>
             </w:r>
           </w:p>
         </w:tc>
@@ -5622,7 +5125,7 @@
               <w:ind w:firstLine="0"/>
             </w:pPr>
             <w:r>
-              <w:rPr>
+              <w:rPr w:lang="ru-RU">
                 <w:color w:val="000000"/>
                 <w:sz w:val="24"/>
               </w:rPr>
@@ -5641,7 +5144,7 @@
               <w:ind w:firstLine="0"/>
             </w:pPr>
             <w:r>
-              <w:rPr>
+              <w:rPr w:lang="ru-RU">
                 <w:color w:val="000000"/>
                 <w:sz w:val="24"/>
               </w:rPr>
@@ -5660,7 +5163,7 @@
               <w:ind w:firstLine="0"/>
             </w:pPr>
             <w:r>
-              <w:rPr>
+              <w:rPr w:lang="ru-RU">
                 <w:color w:val="000000"/>
                 <w:sz w:val="24"/>
               </w:rPr>
@@ -5679,7 +5182,7 @@
               <w:ind w:firstLine="0"/>
             </w:pPr>
             <w:r>
-              <w:rPr>
+              <w:rPr w:lang="ru-RU">
                 <w:color w:val="000000"/>
                 <w:sz w:val="24"/>
               </w:rPr>
@@ -5702,7 +5205,7 @@
               <w:ind w:firstLine="0"/>
             </w:pPr>
             <w:r>
-              <w:rPr>
+              <w:rPr w:lang="ru-RU">
                 <w:color w:val="000000"/>
                 <w:sz w:val="24"/>
               </w:rPr>
@@ -5720,7 +5223,7 @@
               <w:ind w:firstLine="0"/>
             </w:pPr>
             <w:r>
-              <w:rPr>
+              <w:rPr w:lang="ru-RU">
                 <w:color w:val="000000"/>
                 <w:sz w:val="24"/>
               </w:rPr>
@@ -5739,7 +5242,7 @@
               <w:ind w:firstLine="0"/>
             </w:pPr>
             <w:r>
-              <w:rPr>
+              <w:rPr w:lang="ru-RU">
                 <w:color w:val="000000"/>
                 <w:sz w:val="24"/>
               </w:rPr>
@@ -5758,7 +5261,7 @@
               <w:ind w:firstLine="0"/>
             </w:pPr>
             <w:r>
-              <w:rPr>
+              <w:rPr w:lang="ru-RU">
                 <w:color w:val="000000"/>
                 <w:sz w:val="24"/>
               </w:rPr>
@@ -5777,7 +5280,7 @@
               <w:ind w:firstLine="0"/>
             </w:pPr>
             <w:r>
-              <w:rPr>
+              <w:rPr w:lang="ru-RU">
                 <w:color w:val="000000"/>
                 <w:sz w:val="24"/>
               </w:rPr>
@@ -5796,7 +5299,7 @@
               <w:ind w:firstLine="0"/>
             </w:pPr>
             <w:r>
-              <w:rPr>
+              <w:rPr w:lang="ru-RU">
                 <w:color w:val="000000"/>
                 <w:sz w:val="24"/>
               </w:rPr>
@@ -5819,7 +5322,7 @@
               <w:ind w:firstLine="0"/>
             </w:pPr>
             <w:r>
-              <w:rPr>
+              <w:rPr w:lang="ru-RU">
                 <w:color w:val="000000"/>
                 <w:sz w:val="24"/>
               </w:rPr>
@@ -5837,7 +5340,7 @@
               <w:ind w:firstLine="0"/>
             </w:pPr>
             <w:r>
-              <w:rPr>
+              <w:rPr w:lang="ru-RU">
                 <w:color w:val="000000"/>
                 <w:sz w:val="24"/>
               </w:rPr>
@@ -5856,7 +5359,7 @@
               <w:ind w:firstLine="0"/>
             </w:pPr>
             <w:r>
-              <w:rPr>
+              <w:rPr w:lang="ru-RU">
                 <w:color w:val="000000"/>
                 <w:sz w:val="24"/>
               </w:rPr>
@@ -5875,7 +5378,7 @@
               <w:ind w:firstLine="0"/>
             </w:pPr>
             <w:r>
-              <w:rPr>
+              <w:rPr w:lang="ru-RU">
                 <w:color w:val="000000"/>
                 <w:sz w:val="24"/>
               </w:rPr>
@@ -5894,7 +5397,7 @@
               <w:ind w:firstLine="0"/>
             </w:pPr>
             <w:r>
-              <w:rPr>
+              <w:rPr w:lang="ru-RU">
                 <w:color w:val="000000"/>
                 <w:sz w:val="24"/>
               </w:rPr>
@@ -5913,7 +5416,7 @@
               <w:ind w:firstLine="0"/>
             </w:pPr>
             <w:r>
-              <w:rPr>
+              <w:rPr w:lang="ru-RU">
                 <w:color w:val="000000"/>
                 <w:sz w:val="24"/>
               </w:rPr>
@@ -5936,7 +5439,7 @@
               <w:ind w:firstLine="0"/>
             </w:pPr>
             <w:r>
-              <w:rPr>
+              <w:rPr w:lang="ru-RU">
                 <w:color w:val="000000"/>
                 <w:sz w:val="24"/>
               </w:rPr>
@@ -5954,7 +5457,7 @@
               <w:ind w:firstLine="0"/>
             </w:pPr>
             <w:r>
-              <w:rPr>
+              <w:rPr w:lang="ru-RU">
                 <w:color w:val="000000"/>
                 <w:sz w:val="24"/>
               </w:rPr>
@@ -5973,7 +5476,7 @@
               <w:ind w:firstLine="0"/>
             </w:pPr>
             <w:r>
-              <w:rPr>
+              <w:rPr w:lang="ru-RU">
                 <w:color w:val="000000"/>
                 <w:sz w:val="24"/>
               </w:rPr>
@@ -5992,7 +5495,7 @@
               <w:ind w:firstLine="0"/>
             </w:pPr>
             <w:r>
-              <w:rPr>
+              <w:rPr w:lang="ru-RU">
                 <w:color w:val="000000"/>
                 <w:sz w:val="24"/>
               </w:rPr>
@@ -6011,7 +5514,7 @@
               <w:ind w:firstLine="0"/>
             </w:pPr>
             <w:r>
-              <w:rPr>
+              <w:rPr w:lang="ru-RU">
                 <w:color w:val="000000"/>
                 <w:sz w:val="24"/>
               </w:rPr>
@@ -6030,7 +5533,7 @@
               <w:ind w:firstLine="0"/>
             </w:pPr>
             <w:r>
-              <w:rPr>
+              <w:rPr w:lang="ru-RU">
                 <w:color w:val="000000"/>
                 <w:sz w:val="24"/>
               </w:rPr>
@@ -6052,7 +5555,7 @@
               <w:ind w:firstLine="0"/>
             </w:pPr>
             <w:r>
-              <w:rPr>
+              <w:rPr w:lang="ru-RU">
                 <w:color w:val="000000"/>
                 <w:sz w:val="24"/>
               </w:rPr>
@@ -6069,7 +5572,7 @@
               <w:ind w:firstLine="0"/>
             </w:pPr>
             <w:r>
-              <w:rPr>
+              <w:rPr w:lang="ru-RU">
                 <w:color w:val="000000"/>
                 <w:sz w:val="24"/>
               </w:rPr>
@@ -6087,7 +5590,7 @@
               <w:ind w:firstLine="0"/>
             </w:pPr>
             <w:r>
-              <w:rPr>
+              <w:rPr w:lang="ru-RU">
                 <w:color w:val="000000"/>
                 <w:sz w:val="24"/>
               </w:rPr>
@@ -6105,7 +5608,7 @@
               <w:ind w:firstLine="0"/>
             </w:pPr>
             <w:r>
-              <w:rPr>
+              <w:rPr w:lang="ru-RU">
                 <w:color w:val="000000"/>
                 <w:sz w:val="24"/>
               </w:rPr>
@@ -6123,7 +5626,7 @@
               <w:ind w:firstLine="0"/>
             </w:pPr>
             <w:r>
-              <w:rPr>
+              <w:rPr w:lang="ru-RU">
                 <w:color w:val="000000"/>
                 <w:sz w:val="24"/>
               </w:rPr>
@@ -6141,7 +5644,7 @@
               <w:ind w:firstLine="0"/>
             </w:pPr>
             <w:r>
-              <w:rPr>
+              <w:rPr w:lang="ru-RU">
                 <w:color w:val="000000"/>
                 <w:sz w:val="24"/>
               </w:rPr>
@@ -6162,7 +5665,8 @@
         <w:pStyle w:val="RPZBody"/>
       </w:pPr>
       <w:r>
-        <w:t xml:space="preserve">Для модуля остался прогноз среднего: RMSE 3,178 ГПа, MAE 2,556 ГПа, R² −0,016. Для прочности бустинг дал RMSE 471,410 МПа вместо 473,288 МПа у константы, но MAE 380,152 МПа оказалась хуже 378,984 МПа. R² бустинга 0,008 означает почти отсутствующее улучшение. Случайный лес показал переобучение: его ошибка на обучении намного ниже итоговой.</w:t>
+        <w:rPr w:lang="ru-RU"/>
+        <w:t>Для модуля выбран прогноз среднего: RMSE 3,178 ГПа, MAE 2,556 ГПа, R² −0,016; сложные методы оказались не лучше. Для прочности бустинг дал RMSE 471,410 МПа против 473,288 МПа у среднего, но его MAE 380,152 МПа хуже 378,984 МПа. R² бустинга 0,008 означает почти полное отсутствие улучшения. Большой разрыв между ошибками случайного леса на обучении и тесте показывает подгонку под обучающие строки.</w:t>
       </w:r>
     </w:p>
     <w:p>
@@ -6178,7 +5682,8 @@
         <w:pStyle w:val="RPZBody"/>
       </w:pPr>
       <w:r>
-        <w:t xml:space="preserve">На рисунке 8 по горизонтали отложены известные значения, по вертикали – прогнозы. Хорошая модель дала бы точки около диагонали. Для модуля константа образует горизонтальную линию; для прочности точки сильно рассеяны. Значит, испытанные модели слабо объясняют различия между примерами.</w:t>
+        <w:rPr w:lang="ru-RU"/>
+        <w:t>На рисунке 8 по горизонтали показаны известные значения, по вертикали – прогнозы. Хорошая модель дала бы точки около диагонали. Для модуля получилась горизонтальная линия среднего, для прочности – сильный разброс. Значит, модели слабо различают представленные материалы.</w:t>
       </w:r>
     </w:p>
     <w:p>
@@ -6192,7 +5697,7 @@
         </w:rPr>
         <w:drawing>
           <wp:inline distT="0" distB="0" distL="0" distR="0" wp14:anchorId="669ECDAB" wp14:editId="75451161">
-            <wp:extent cx="4608000" cy="7785205"/>
+            <wp:extent cx="3780000" cy="6390000"/>
             <wp:effectExtent l="0" t="0" r="0" b="0"/>
             <wp:docPr id="9" name="Picture 8"/>
             <wp:cNvGraphicFramePr>
@@ -6214,7 +5719,7 @@
                   <pic:spPr>
                     <a:xfrm>
                       <a:off x="0" y="0"/>
-                      <a:ext cx="4608000" cy="7785205"/>
+                      <a:ext cx="3780000" cy="6390000"/>
                     </a:xfrm>
                     <a:prstGeom prst="rect">
                       <a:avLst/>
@@ -6257,7 +5762,8 @@
         <w:pStyle w:val="RPZBody"/>
       </w:pPr>
       <w:r>
-        <w:t xml:space="preserve">Остаток – известное значение минус прогноз. На рисунке 9 по горизонтали показан прогноз, по вертикали – остаток. У хорошей модели точки образовали бы узкую полосу около нуля. Здесь разброс широк и на обучающих, и на отложенных строках. Это подтверждает ограниченную точность, но не отсутствие физической зависимости.</w:t>
+        <w:rPr w:lang="ru-RU"/>
+        <w:t>Остаток – это известное значение свойства минус прогноз. На рисунке 9 по горизонтали показан прогноз, по вертикали – остаток. У хорошей модели точки образовали бы узкую полосу около нуля. Здесь полоса широкая и на данных для обучения, и на тестовых строках. Значит, отдельные прогнозы часто заметно отклоняются от известных значений.</w:t>
       </w:r>
     </w:p>
     <w:p>
@@ -6271,7 +5777,7 @@
         </w:rPr>
         <w:drawing>
           <wp:inline distT="0" distB="0" distL="0" distR="0" wp14:anchorId="75B8A488" wp14:editId="478CDDA2">
-            <wp:extent cx="3780000" cy="6593425"/>
+            <wp:extent cx="3528000" cy="6156000"/>
             <wp:effectExtent l="0" t="0" r="0" b="0"/>
             <wp:docPr id="10" name="Picture 9"/>
             <wp:cNvGraphicFramePr>
@@ -6293,7 +5799,7 @@
                   <pic:spPr>
                     <a:xfrm>
                       <a:off x="0" y="0"/>
-                      <a:ext cx="3780000" cy="6593425"/>
+                      <a:ext cx="3528000" cy="6156000"/>
                     </a:xfrm>
                     <a:prstGeom prst="rect">
                       <a:avLst/>
@@ -6327,23 +5833,17 @@
         <w:pStyle w:val="21"/>
       </w:pPr>
       <w:r>
-        <w:t>2.3.3 Пермутационная важность и ограничения</w:t>
-      </w:r>
-    </w:p>
-    <w:p>
-      <w:pPr>
-        <w:pStyle w:val="RPZBody"/>
-      </w:pPr>
-      <w:r>
-        <w:t xml:space="preserve">Пермутационная важность показывает изменение RMSE после случайного перемешивания одного столбца. На рисунке 10 столбцы вправо от нуля показывают рост RMSE, влево – снижение; чёрные отрезки показывают разброс десяти повторов, а не физическую неопределённость. У константной модели модуля важности равны нулю, потому что она не использует входы. Это не означает, что признаки физически неважны.</w:t>
-      </w:r>
-    </w:p>
-    <w:p>
-      <w:pPr>
-        <w:pStyle w:val="RPZBody"/>
-      </w:pPr>
-      <w:r>
-        <w:t xml:space="preserve">SHAP – другой способ объяснения отдельных прогнозов через сумму вкладов признаков [18]. В работе рассчитана пермутационная важность, поэтому результаты этих методов не смешиваются.</w:t>
+        <w:rPr w:lang="ru-RU"/>
+        <w:t>2.3.3 Какие характеристики использует модель</w:t>
+      </w:r>
+    </w:p>
+    <w:p>
+      <w:pPr>
+        <w:pStyle w:val="RPZBody"/>
+      </w:pPr>
+      <w:r>
+        <w:rPr w:lang="ru-RU"/>
+        <w:t>Чтобы понять, какие характеристики использует модель, один столбец по очереди перемешивают и снова считают RMSE [28]. Если ошибка растёт, этот столбец был полезен для прогноза. На рисунке 10 столбцы вправо от нуля означают рост ошибки, влево – её снижение. Чёрные отрезки показывают разброс десяти повторов. У прогноза среднего значения равны нулю, потому что он не использует входные характеристики. Оценка роли характеристик помогает объяснить, как модель получает прогноз [18].</w:t>
       </w:r>
     </w:p>
     <w:p>
@@ -6399,7 +5899,8 @@
         <w:jc w:val="center"/>
       </w:pPr>
       <w:r>
-        <w:t>Рисунок 10 – Пермутационная важность модели прочности</w:t>
+        <w:rPr w:lang="ru-RU"/>
+        <w:t>Рисунок 10 – Изменение ошибки после перемешивания характеристик</w:t>
       </w:r>
     </w:p>
     <w:p>
@@ -6413,7 +5914,8 @@
         <w:pStyle w:val="RPZBody"/>
       </w:pPr>
       <w:r>
-        <w:t xml:space="preserve">Итоговые строки взяты из той же таблицы. Поскольку происхождение, партии и повторные серии неизвестны, результат характеризует только это разделение. Для оценки переноса нужны новые материалы или независимые группы опытов.</w:t>
+        <w:rPr w:lang="ru-RU"/>
+        <w:t>Тестовые строки взяты из тех же исходных таблиц, что и обучающие. Происхождение материалов, партии и повторные испытания неизвестны. Поэтому итог показывает качество только при данном разделении таблицы. Для вывода о других материалах нужны новые независимые данные.</w:t>
       </w:r>
     </w:p>
     <w:p>
@@ -6421,39 +5923,44 @@
         <w:pStyle w:val="21"/>
       </w:pPr>
       <w:r>
-        <w:t xml:space="preserve">2.4 Нейронная сеть для соотношения матрица–наполнитель</w:t>
-      </w:r>
-    </w:p>
-    <w:p>
-      <w:pPr>
-        <w:pStyle w:val="RPZBody"/>
-      </w:pPr>
-      <w:r>
-        <w:t xml:space="preserve">Нейросеть оценивает записанное соотношение матрицы и наполнителя. Структура 12–32–16–1 означает 12 входов, скрытые слои из 32 и 16 нейронов и один числовой выход. ReLU выполняет нелинейное преобразование, Adam обновляет веса, а L2-штраф alpha=0,01 ограничивает их величину; всего 961 настраиваемый параметр. По перекрёстной проверке RMSE сети 0,935 ± 0,058 против 0,906 ± 0,047 у константы.</w:t>
-      </w:r>
-    </w:p>
-    <w:p>
-      <w:pPr>
-        <w:pStyle w:val="RPZBody"/>
-      </w:pPr>
-      <w:r>
-        <w:t xml:space="preserve">Эпоха – один полный проход по обучающим примерам. Ранняя остановка прекращает обучение, когда внутренняя ошибка не улучшается. Обучение завершилось после 76 эпох с восстановлением весов эпохи 35: 644 строки обновляли веса, 72 контролировали остановку. Масштабирование X и y вычислено до этого внутреннего разделения, поэтому кривая не полностью независима; внешняя перекрёстная проверка и тестовая выборка из 307 строк изолированы. Состояния 42–44 меняли веса, разделение и мини-пакеты.</w:t>
-      </w:r>
-    </w:p>
-    <w:p>
-      <w:pPr>
-        <w:pStyle w:val="RPZBody"/>
-      </w:pPr>
-      <w:r>
-        <w:t xml:space="preserve">Сеть получает 12 остальных полей, включая известные модуль и прочность, и восстанавливает записанное отношение. На отложенных строках она хуже прогноза среднего: RMSE 0,944 против 0,926, R² −0,040. Результат нельзя использовать как рекомендацию соотношения компонентов или подбор рецептуры.</w:t>
-      </w:r>
-    </w:p>
-    <w:p>
-      <w:pPr>
-        <w:pStyle w:val="RPZBody"/>
-      </w:pPr>
-      <w:r>
-        <w:t xml:space="preserve">Таблица 8 сопоставляет нейросеть с прогнозом среднего. На рисунке 11 слева показаны функция потерь на обучающих строках и R² на внутренней проверке: меньшее значение потерь и большее R² соответствуют улучшению. Справа показан разброс RMSE перекрёстной проверки при трёх состояниях генератора.</w:t>
+        <w:lastRenderedPageBreak/>
+        <w:t>2.4 Нейронная сеть для соотношения матрица–наполнитель</w:t>
+      </w:r>
+    </w:p>
+    <w:p>
+      <w:pPr>
+        <w:pStyle w:val="RPZBody"/>
+      </w:pPr>
+      <w:r>
+        <w:rPr w:lang="ru-RU"/>
+        <w:t>По заданию нейронная сеть оценивает показатель «Соотношение матрица–наполнитель». Она получает остальные 12 характеристик, включая известные модуль и прочность. Сеть восстанавливает записанное значение показателя, а не подбирает состав с заданными свойствами.</w:t>
+      </w:r>
+    </w:p>
+    <w:p>
+      <w:pPr>
+        <w:pStyle w:val="RPZBody"/>
+      </w:pPr>
+      <w:r>
+        <w:rPr w:lang="ru-RU"/>
+        <w:t>Структура 12–32–16–1 означает 12 входных чисел, два внутренних слоя из 32 и 16 элементов и один ответ. Один полный просмотр обучающих строк называется эпохой. Отдельная внутренняя часть данных помогала вовремя остановить обучение. Выполнено 76 эпох, затем восстановлены лучшие веса эпохи 35.</w:t>
+      </w:r>
+    </w:p>
+    <w:p>
+      <w:pPr>
+        <w:pStyle w:val="RPZBody"/>
+      </w:pPr>
+      <w:r>
+        <w:rPr w:lang="ru-RU"/>
+        <w:t>Общий масштаб чисел рассчитан до внутреннего разделения 716 строк, поэтому внутренняя кривая не является полностью независимой проверкой. Десятикратная проверка и 307 тестовых строк оставались отделены от обучения.</w:t>
+      </w:r>
+    </w:p>
+    <w:p>
+      <w:pPr>
+        <w:pStyle w:val="RPZBody"/>
+      </w:pPr>
+      <w:r>
+        <w:rPr w:lang="ru-RU"/>
+        <w:t>Нейросеть оказалась хуже прогноза среднего. На перекрёстной проверке её RMSE равна 0,935 против 0,906, на тестовой – 0,944 против 0,926; R² сети равен −0,040. Итоговые числа приведены в таблице 8. На рисунке 11 слева показан ход обучения, справа – разброс RMSE в трёх повторах. Результат сети нельзя использовать как рекомендацию состава.</w:t>
       </w:r>
     </w:p>
     <w:p>
@@ -6464,7 +5971,8 @@
         <w:jc w:val="left"/>
       </w:pPr>
       <w:r>
-        <w:t>Таблица 8 – Ошибки константной и нейросетевой моделей</w:t>
+        <w:rPr w:lang="ru-RU"/>
+        <w:t>Таблица 8 – Ошибки прогноза среднего и нейронной сети</w:t>
       </w:r>
     </w:p>
     <w:tbl>
@@ -6496,7 +6004,7 @@
               <w:ind w:firstLine="0"/>
             </w:pPr>
             <w:r>
-              <w:rPr>
+              <w:rPr w:lang="ru-RU">
                 <w:color w:val="000000"/>
                 <w:sz w:val="24"/>
               </w:rPr>
@@ -6514,7 +6022,7 @@
               <w:ind w:firstLine="0"/>
             </w:pPr>
             <w:r>
-              <w:rPr>
+              <w:rPr w:lang="ru-RU">
                 <w:color w:val="000000"/>
                 <w:sz w:val="24"/>
               </w:rPr>
@@ -6527,16 +6035,9 @@
             <w:tcW w:w="1928" w:type="dxa"/>
           </w:tcPr>
           <w:p>
-            <w:pPr>
-              <w:keepNext/>
-              <w:ind w:firstLine="0"/>
-            </w:pPr>
-            <w:r>
-              <w:rPr>
-                <w:color w:val="000000"/>
-                <w:sz w:val="24"/>
-              </w:rPr>
-              <w:t>RMSE, отложенная</w:t>
+            <w:r>
+              <w:rPr w:lang="ru-RU"/>
+              <w:t>RMSE, проверка</w:t>
             </w:r>
           </w:p>
         </w:tc>
@@ -6545,16 +6046,9 @@
             <w:tcW w:w="1928" w:type="dxa"/>
           </w:tcPr>
           <w:p>
-            <w:pPr>
-              <w:keepNext/>
-              <w:ind w:firstLine="0"/>
-            </w:pPr>
-            <w:r>
-              <w:rPr>
-                <w:color w:val="000000"/>
-                <w:sz w:val="24"/>
-              </w:rPr>
-              <w:t>MAE, отложенная</w:t>
+            <w:r>
+              <w:rPr w:lang="ru-RU"/>
+              <w:t>MAE, проверка</w:t>
             </w:r>
           </w:p>
         </w:tc>
@@ -6563,16 +6057,9 @@
             <w:tcW w:w="1928" w:type="dxa"/>
           </w:tcPr>
           <w:p>
-            <w:pPr>
-              <w:keepNext/>
-              <w:ind w:firstLine="0"/>
-            </w:pPr>
-            <w:r>
-              <w:rPr>
-                <w:color w:val="000000"/>
-                <w:sz w:val="24"/>
-              </w:rPr>
-              <w:t>R², отложенная</w:t>
+            <w:r>
+              <w:rPr w:lang="ru-RU"/>
+              <w:t>R², проверка</w:t>
             </w:r>
           </w:p>
         </w:tc>
@@ -6591,7 +6078,7 @@
               <w:ind w:firstLine="0"/>
             </w:pPr>
             <w:r>
-              <w:rPr>
+              <w:rPr w:lang="ru-RU">
                 <w:color w:val="000000"/>
                 <w:sz w:val="24"/>
               </w:rPr>
@@ -6609,7 +6096,7 @@
               <w:ind w:firstLine="0"/>
             </w:pPr>
             <w:r>
-              <w:rPr>
+              <w:rPr w:lang="ru-RU">
                 <w:color w:val="000000"/>
                 <w:sz w:val="24"/>
               </w:rPr>
@@ -6627,7 +6114,7 @@
               <w:ind w:firstLine="0"/>
             </w:pPr>
             <w:r>
-              <w:rPr>
+              <w:rPr w:lang="ru-RU">
                 <w:color w:val="000000"/>
                 <w:sz w:val="24"/>
               </w:rPr>
@@ -6645,7 +6132,7 @@
               <w:ind w:firstLine="0"/>
             </w:pPr>
             <w:r>
-              <w:rPr>
+              <w:rPr w:lang="ru-RU">
                 <w:color w:val="000000"/>
                 <w:sz w:val="24"/>
               </w:rPr>
@@ -6663,7 +6150,7 @@
               <w:ind w:firstLine="0"/>
             </w:pPr>
             <w:r>
-              <w:rPr>
+              <w:rPr w:lang="ru-RU">
                 <w:color w:val="000000"/>
                 <w:sz w:val="24"/>
               </w:rPr>
@@ -6681,16 +6168,9 @@
             <w:tcW w:w="1928" w:type="dxa"/>
           </w:tcPr>
           <w:p>
-            <w:pPr>
-              <w:keepNext/>
-              <w:ind w:firstLine="0"/>
-            </w:pPr>
-            <w:r>
-              <w:rPr>
-                <w:color w:val="000000"/>
-                <w:sz w:val="24"/>
-              </w:rPr>
-              <w:t>Константная модель</w:t>
+            <w:r>
+              <w:rPr w:lang="ru-RU"/>
+              <w:t>Прогноз среднего</w:t>
             </w:r>
           </w:p>
         </w:tc>
@@ -6705,7 +6185,7 @@
               <w:ind w:firstLine="0"/>
             </w:pPr>
             <w:r>
-              <w:rPr>
+              <w:rPr w:lang="ru-RU">
                 <w:color w:val="000000"/>
                 <w:sz w:val="24"/>
               </w:rPr>
@@ -6724,7 +6204,7 @@
               <w:ind w:firstLine="0"/>
             </w:pPr>
             <w:r>
-              <w:rPr>
+              <w:rPr w:lang="ru-RU">
                 <w:color w:val="000000"/>
                 <w:sz w:val="24"/>
               </w:rPr>
@@ -6743,7 +6223,7 @@
               <w:ind w:firstLine="0"/>
             </w:pPr>
             <w:r>
-              <w:rPr>
+              <w:rPr w:lang="ru-RU">
                 <w:color w:val="000000"/>
                 <w:sz w:val="24"/>
               </w:rPr>
@@ -6762,7 +6242,7 @@
               <w:ind w:firstLine="0"/>
             </w:pPr>
             <w:r>
-              <w:rPr>
+              <w:rPr w:lang="ru-RU">
                 <w:color w:val="000000"/>
                 <w:sz w:val="24"/>
               </w:rPr>
@@ -6780,15 +6260,9 @@
             <w:tcW w:w="1928" w:type="dxa"/>
           </w:tcPr>
           <w:p>
-            <w:pPr>
-              <w:ind w:firstLine="0"/>
-            </w:pPr>
-            <w:r>
-              <w:rPr>
-                <w:color w:val="000000"/>
-                <w:sz w:val="24"/>
-              </w:rPr>
-              <w:t>Многослойный персептрон*</w:t>
+            <w:r>
+              <w:rPr w:lang="ru-RU"/>
+              <w:t>Многослойный персептрон</w:t>
             </w:r>
           </w:p>
         </w:tc>
@@ -6802,7 +6276,7 @@
               <w:ind w:firstLine="0"/>
             </w:pPr>
             <w:r>
-              <w:rPr>
+              <w:rPr w:lang="ru-RU">
                 <w:color w:val="000000"/>
                 <w:sz w:val="24"/>
               </w:rPr>
@@ -6820,7 +6294,7 @@
               <w:ind w:firstLine="0"/>
             </w:pPr>
             <w:r>
-              <w:rPr>
+              <w:rPr w:lang="ru-RU">
                 <w:color w:val="000000"/>
                 <w:sz w:val="24"/>
               </w:rPr>
@@ -6838,7 +6312,7 @@
               <w:ind w:firstLine="0"/>
             </w:pPr>
             <w:r>
-              <w:rPr>
+              <w:rPr w:lang="ru-RU">
                 <w:color w:val="000000"/>
                 <w:sz w:val="24"/>
               </w:rPr>
@@ -6856,7 +6330,7 @@
               <w:ind w:firstLine="0"/>
             </w:pPr>
             <w:r>
-              <w:rPr>
+              <w:rPr w:lang="ru-RU">
                 <w:color w:val="000000"/>
                 <w:sz w:val="24"/>
               </w:rPr>
@@ -6882,7 +6356,6 @@
         <w:rPr>
           <w:noProof/>
         </w:rPr>
-        <w:lastRenderedPageBreak/>
         <w:drawing>
           <wp:inline distT="0" distB="0" distL="0" distR="0" wp14:anchorId="6A4610A7" wp14:editId="1CF9C82D">
             <wp:extent cx="5760000" cy="2250108"/>
@@ -6941,23 +6414,25 @@
         <w:pStyle w:val="21"/>
       </w:pPr>
       <w:r>
-        <w:t xml:space="preserve">2.5 Разработка приложения</w:t>
-      </w:r>
-    </w:p>
-    <w:p>
-      <w:pPr>
-        <w:pStyle w:val="RPZBody"/>
-      </w:pPr>
-      <w:r>
-        <w:t xml:space="preserve">Приложение демонстрирует две прямые модели. Пользователь вводит 11 характеристик, программа проверяет значения и выдаёт модуль и прочность. Нейросеть отношения в интерфейс не включена. Для медианных входов получены 73,2073 ГПа и 2502,06 МПа; это пример работы интерфейса, а не испытанный материал.</w:t>
-      </w:r>
-    </w:p>
-    <w:p>
-      <w:pPr>
-        <w:pStyle w:val="RPZBody"/>
-      </w:pPr>
-      <w:r>
-        <w:t xml:space="preserve">Приложение запускается в Docker по командам README. Кнопка «Прогноз» передаёт 11 значений двум сохранённым моделям. При выходе за диапазон обучающей таблицы появляется предупреждение: в этой области модель не проверялась.</w:t>
+        <w:t>2.5 Разработка приложения</w:t>
+      </w:r>
+    </w:p>
+    <w:p>
+      <w:pPr>
+        <w:pStyle w:val="RPZBody"/>
+      </w:pPr>
+      <w:r>
+        <w:rPr w:lang="ru-RU"/>
+        <w:t>Приложение показывает работу двух основных моделей. Пользователь вводит 11 характеристик, программа проверяет значения и выдаёт прогноз модуля и прочности при растяжении. Нейросеть для отношения в приложение не включена. Для значений формы по умолчанию получены 73,2073 ГПа и 2502,06 МПа. Это пример работы интерфейса, а не результат испытания конкретного материала.</w:t>
+      </w:r>
+    </w:p>
+    <w:p>
+      <w:pPr>
+        <w:pStyle w:val="RPZBody"/>
+      </w:pPr>
+      <w:r>
+        <w:rPr w:lang="ru-RU"/>
+        <w:t>Команды запуска приведены в README. После запуска приложение открывается в браузере по адресу http://localhost:8501. Пользователь заменяет значения формы и нажимает кнопку «Прогноз». Если значение выходит за диапазон, встречавшийся при обучении, программа предупреждает, что модель не проверялась в этой области.</w:t>
       </w:r>
     </w:p>
     <w:p>
@@ -6965,15 +6440,17 @@
         <w:pStyle w:val="21"/>
       </w:pPr>
       <w:r>
-        <w:t xml:space="preserve">2.6 Создание удалённого репозитория и загрузка результатов работы на него</w:t>
-      </w:r>
-    </w:p>
-    <w:p>
-      <w:pPr>
-        <w:pStyle w:val="RPZBody"/>
-      </w:pPr>
-      <w:r>
-        <w:t xml:space="preserve">Профиль: https://github.com/fpvcstep; репозиторий: https://github.com/fpvcstep/composites-property-prediction; история коммитов: https://github.com/fpvcstep/composites-property-prediction/commits/main [20]. Команды и ограничения воспроизводимости приведены в README.</w:t>
+        <w:rPr w:lang="ru-RU"/>
+        <w:t>2.6 Создание удалённого репозитория</w:t>
+      </w:r>
+    </w:p>
+    <w:p>
+      <w:pPr>
+        <w:pStyle w:val="RPZBody"/>
+      </w:pPr>
+      <w:r>
+        <w:rPr w:lang="ru-RU"/>
+        <w:t>Исходный код, данные, модели и документы размещены в открытом репозитории. Профиль: https://github.com/fpvcstep. Репозиторий: https://github.com/fpvcstep/composites-property-prediction. История изменений: https://github.com/fpvcstep/composites-property-prediction/commits/main [20]. Команды запуска и повторения расчётов приведены в README.</w:t>
       </w:r>
     </w:p>
     <w:p>
@@ -6991,61 +6468,96 @@
         <w:pStyle w:val="RPZBody"/>
       </w:pPr>
       <w:r>
-        <w:t xml:space="preserve">В работе проверено, позволяют ли характеристики из двух таблиц оценивать модуль и прочность при растяжении. После соединения получены 1023 примера; 716 использованы для разработки, 307 – для итоговой проверки. Пропусков и полных дубликатов нет. Наибольшая абсолютная корреляция 0,119 показывает слабую линейную связь отдельных столбцов.</w:t>
-      </w:r>
-    </w:p>
-    <w:p>
-      <w:pPr>
-        <w:pStyle w:val="RPZBody"/>
-      </w:pPr>
-      <w:r>
-        <w:t xml:space="preserve">Удаление кандидатов по правилу IQR не улучшило выбранные модели: для прямых задач оставалось 663 строки, для отношения – 655. Поэтому итоговые модели обучены на всех 716 строках. Для модуля ни один испытанный метод не превзошёл прогноз среднего; RMSE 3,178 ГПа, MAE 2,556 ГПа, R² −0,016.</w:t>
-      </w:r>
-    </w:p>
-    <w:p>
-      <w:pPr>
-        <w:pStyle w:val="RPZBody"/>
-      </w:pPr>
-      <w:r>
-        <w:t xml:space="preserve">Для прочности выбран бустинг, но его преимущество мало: он лучше константы в 4 из 10 частей; средняя парная разность RMSE +0,291 МПа при отклонении 8,345 МПа. На отложенной части RMSE 471,410 МПа, MAE 380,152 МПа, R² 0,008. Практическая точность не подтверждена.</w:t>
-      </w:r>
-    </w:p>
-    <w:p>
-      <w:pPr>
-        <w:pStyle w:val="RPZBody"/>
-      </w:pPr>
-      <w:r>
-        <w:t xml:space="preserve">Сеть 12–32–16–1 по 12 полям, включая известные модуль и прочность, оценивает записанное отношение. Она уступила прогнозу среднего: RMSE 0,944, R² −0,040. Поэтому сеть не даёт надёжной рекомендации состава. Приложение показывает только два прямых прогноза и предупреждает о выходе за известные диапазоны.</w:t>
-      </w:r>
-    </w:p>
-    <w:p>
-      <w:pPr>
-        <w:pStyle w:val="RPZBody"/>
-      </w:pPr>
-      <w:r>
-        <w:t xml:space="preserve">Результат показывает ограниченное качество испытанных моделей на этой таблице, а не отсутствие физических закономерностей. Для улучшения нужны паспорт данных, сведения о партиях и условиях испытаний, новые независимые примеры и лабораторная проверка. До этого прогнозы не заменяют испытание.</w:t>
+        <w:rPr w:lang="ru-RU"/>
+        <w:t>В работе две исходные таблицы объединены и проверены. Получены 1023 строки и 13 содержательных столбцов. Для разработки моделей использованы 716 строк, для итоговой проверки – 307. Пропусков и полных повторов строк не найдено.</w:t>
+      </w:r>
+    </w:p>
+    <w:p>
+      <w:pPr>
+        <w:pStyle w:val="RPZBody"/>
+      </w:pPr>
+      <w:r>
+        <w:rPr w:lang="ru-RU"/>
+        <w:t>Для модуля и прочности использованы 11 входных характеристик: из 13 столбцов исключены оба конечных свойства. Для отдельной задачи отношения использованы остальные 12 характеристик. Удаление необычных строк не улучшило результат, поэтому в итоговом варианте они сохранены.</w:t>
+      </w:r>
+    </w:p>
+    <w:p>
+      <w:pPr>
+        <w:pStyle w:val="RPZBody"/>
+      </w:pPr>
+      <w:r>
+        <w:rPr w:lang="ru-RU"/>
+        <w:t>Для модуля ни один испытанный сложный метод не превзошёл прогноз среднего. Для прочности выбран градиентный бустинг, но он оказался лучше среднего только в 4 из 10 проверок. Итоговые ошибки приведены в таблицах 6 и 7. Они показывают, что высокая практическая точность не подтверждена.</w:t>
+      </w:r>
+    </w:p>
+    <w:p>
+      <w:pPr>
+        <w:pStyle w:val="RPZBody"/>
+      </w:pPr>
+      <w:r>
+        <w:rPr w:lang="ru-RU"/>
+        <w:t>Нейронная сеть оценивала соотношение матрицы и наполнителя по 12 известным характеристикам, включая модуль и прочность. Она ошибалась больше прогноза среднего. Поэтому результат сети нельзя считать надёжной рекомендацией соотношения компонентов или способом подобрать рецептуру.</w:t>
+      </w:r>
+    </w:p>
+    <w:p>
+      <w:pPr>
+        <w:pStyle w:val="RPZBody"/>
+      </w:pPr>
+      <w:r>
+        <w:rPr w:lang="ru-RU"/>
+        <w:t>Приложение позволяет ввести 11 характеристик и получить два основных прогноза. Эти значения показывают работу моделей, но не заменяют испытания. Полученное качество относится к испытанным методам и предоставленным таблицам. Для более надёжных выводов нужны сведения о происхождении материалов и условиях испытаний, а также новые независимые примеры.</w:t>
       </w:r>
     </w:p>
     <w:p>
       <w:pPr>
         <w:pStyle w:val="11"/>
         <w:pageBreakBefore/>
-        <w:rPr>
-          <w:lang w:val="en-US"/>
-        </w:rPr>
       </w:pPr>
       <w:r>
         <w:lastRenderedPageBreak/>
         <w:t>БИБЛИОГРАФИЧЕСКИЙ</w:t>
       </w:r>
       <w:r>
+        <w:t xml:space="preserve"> </w:t>
+      </w:r>
+      <w:r>
+        <w:t>СПИСОК</w:t>
+      </w:r>
+    </w:p>
+    <w:p>
+      <w:pPr>
+        <w:pStyle w:val="RPZBody"/>
+        <w:keepLines/>
         <w:rPr>
           <w:lang w:val="en-US"/>
         </w:rPr>
+      </w:pPr>
+      <w:r>
+        <w:t xml:space="preserve">1 </w:t>
+      </w:r>
+      <w:r>
+        <w:rPr>
+          <w:lang w:val="en-US"/>
+        </w:rPr>
+        <w:t>ASTM</w:t>
+      </w:r>
+      <w:r>
         <w:t xml:space="preserve"> </w:t>
       </w:r>
       <w:r>
-        <w:t>СПИСОК</w:t>
+        <w:rPr>
+          <w:lang w:val="en-US"/>
+        </w:rPr>
+        <w:t>International</w:t>
+      </w:r>
+      <w:r>
+        <w:t xml:space="preserve">. </w:t>
+      </w:r>
+      <w:r>
+        <w:rPr>
+          <w:lang w:val="en-US"/>
+        </w:rPr>
+        <w:t>ASTM D3039/D3039M-17(2025): Standard Test Method for Tensile Properties of Polymer Matrix Composite Materials. 2025. DOI: 10.1520/D3039_D3039M-17R25.</w:t>
       </w:r>
     </w:p>
     <w:p>
@@ -7060,13 +6572,25 @@
         <w:rPr>
           <w:lang w:val="en-US"/>
         </w:rPr>
-        <w:t xml:space="preserve">1 ASTM International. ASTM D3039/D3039M-17(2025): Standard Test Method for Tensile Properties of Polymer Matrix Composite Materials. 2025. DOI: </w:t>
+        <w:t xml:space="preserve">2 International Organization for Standardization. ISO 527-4:2023 Plastics – Determination of tensile properties – Part 4: Test conditions for isotropic and orthotropic fibre-reinforced plastic composites. ISO, 2023. https://www.iso.org/standard/85809.html. </w:t>
+      </w:r>
+      <w:r>
+        <w:t>Дата</w:t>
       </w:r>
       <w:r>
         <w:rPr>
           <w:lang w:val="en-US"/>
         </w:rPr>
-        <w:t>10.1520/D3039_D3039M-17R25.</w:t>
+        <w:t xml:space="preserve"> </w:t>
+      </w:r>
+      <w:r>
+        <w:t>обращения</w:t>
+      </w:r>
+      <w:r>
+        <w:rPr>
+          <w:lang w:val="en-US"/>
+        </w:rPr>
+        <w:t>: 24.09.2026.</w:t>
       </w:r>
     </w:p>
     <w:p>
@@ -7081,27 +6605,115 @@
         <w:rPr>
           <w:lang w:val="en-US"/>
         </w:rPr>
-        <w:t xml:space="preserve">2 International Organization for Standardization. ISO 527-4:2023 Plastics – Determination of tensile properties – Part 4: Test conditions for isotropic and orthotropic </w:t>
-      </w:r>
-      <w:proofErr w:type="spellStart"/>
+        <w:t xml:space="preserve">3 International Organization for Standardization. ISO 527-5:2021 Plastics – Determination of tensile properties – Part 5: Test conditions for unidirectional fibre-reinforced plastic composites. ISO, 2021. https://www.iso.org/standard/80370.html. </w:t>
+      </w:r>
+      <w:r>
+        <w:t>Дата</w:t>
+      </w:r>
       <w:r>
         <w:rPr>
           <w:lang w:val="en-US"/>
         </w:rPr>
-        <w:t>fibre</w:t>
-      </w:r>
-      <w:proofErr w:type="spellEnd"/>
+        <w:t xml:space="preserve"> </w:t>
+      </w:r>
+      <w:r>
+        <w:t>обращения</w:t>
+      </w:r>
       <w:r>
         <w:rPr>
           <w:lang w:val="en-US"/>
         </w:rPr>
-        <w:t>-reinforced plastic composites. ISO, 2023. https://www.</w:t>
-      </w:r>
-      <w:r>
+        <w:t>: 24.09.2026.</w:t>
+      </w:r>
+    </w:p>
+    <w:p>
+      <w:pPr>
+        <w:pStyle w:val="RPZBody"/>
+        <w:keepLines/>
         <w:rPr>
           <w:lang w:val="en-US"/>
         </w:rPr>
-        <w:t xml:space="preserve">iso.org/standard/85809.html. </w:t>
+      </w:pPr>
+      <w:r>
+        <w:rPr>
+          <w:lang w:val="en-US"/>
+        </w:rPr>
+        <w:t>4 ASTM International. ASTM D3171-22: Standard Test Methods for Constituent Content of Composite Materials. 2022. DOI: 10.1520/D3171-22.</w:t>
+      </w:r>
+    </w:p>
+    <w:p>
+      <w:pPr>
+        <w:pStyle w:val="RPZBody"/>
+        <w:keepLines/>
+        <w:rPr>
+          <w:lang w:val="en-US"/>
+        </w:rPr>
+      </w:pPr>
+      <w:r>
+        <w:rPr>
+          <w:lang w:val="en-US"/>
+        </w:rPr>
+        <w:t>5 ASTM International. ASTM D5229/D5229M-20: Standard Test Method for Moisture Absorption Properties and Equilibrium Conditioning of Polymer Matrix Composite Materials. 2020. DOI: 10.1520/D5229_D5229M-20.</w:t>
+      </w:r>
+    </w:p>
+    <w:p>
+      <w:pPr>
+        <w:pStyle w:val="RPZBody"/>
+        <w:keepLines/>
+        <w:rPr>
+          <w:lang w:val="en-US"/>
+        </w:rPr>
+      </w:pPr>
+      <w:r>
+        <w:rPr>
+          <w:lang w:val="en-US"/>
+        </w:rPr>
+        <w:t>6 Breiman L. Random Forests. Machine Learning 45, 5–32, 2001. DOI: 10.1023/A:1010933404324.</w:t>
+      </w:r>
+    </w:p>
+    <w:p>
+      <w:pPr>
+        <w:pStyle w:val="RPZBody"/>
+        <w:keepLines/>
+        <w:rPr>
+          <w:lang w:val="en-US"/>
+        </w:rPr>
+      </w:pPr>
+      <w:r>
+        <w:rPr>
+          <w:lang w:val="en-US"/>
+        </w:rPr>
+        <w:t>7 Browning C.E., Husman G.E., Whitney J.M. Moisture Effects in Epoxy Matrix Composites. Composite Materials: Testing and Design (Fourth Conference), ASTM STP 617, 1977, pp. 481–496. DOI: 10.1520/STP26961S.</w:t>
+      </w:r>
+    </w:p>
+    <w:p>
+      <w:pPr>
+        <w:pStyle w:val="RPZBody"/>
+        <w:keepLines/>
+        <w:rPr>
+          <w:lang w:val="en-US"/>
+        </w:rPr>
+      </w:pPr>
+      <w:r>
+        <w:rPr>
+          <w:lang w:val="en-US"/>
+        </w:rPr>
+        <w:t>8 Campbell F.C. Manufacturing Processes for Advanced Composites. Elsevier Science, 2003. DOI: 10.1016/B978-1-85617-415-2.X5000-X.</w:t>
+      </w:r>
+    </w:p>
+    <w:p>
+      <w:pPr>
+        <w:pStyle w:val="RPZBody"/>
+        <w:keepLines/>
+        <w:rPr>
+          <w:lang w:val="en-US"/>
+        </w:rPr>
+      </w:pPr>
+      <w:r>
+        <w:rPr>
+          <w:lang w:val="en-US"/>
+        </w:rPr>
+        <w:t xml:space="preserve">9 Cawley G.C., Talbot N.L.C. On Over-fitting in Model Selection and Subsequent Selection Bias in Performance Evaluation. Journal of Machine Learning Research 11, 2079–2107, 2010. https://www.jmlr.org/papers/v11/cawley10a.html. </w:t>
       </w:r>
       <w:r>
         <w:t>Дата</w:t>
@@ -7134,27 +6746,38 @@
         <w:rPr>
           <w:lang w:val="en-US"/>
         </w:rPr>
-        <w:t xml:space="preserve">3 International Organization for Standardization. ISO 527-5:2021 Plastics – Determination of tensile properties – Part 5: Test conditions for unidirectional </w:t>
-      </w:r>
-      <w:proofErr w:type="spellStart"/>
-      <w:r>
+        <w:lastRenderedPageBreak/>
+        <w:t>10 Chicco D., Warrens M.J., Jurman G. The Coefficient of Determination R-squared Is More Informative than SMAPE, MAE, MAPE, MSE and RMSE in Regression Analysis Evaluation. PeerJ Computer Science 7:e623, 2021. DOI: 10.7717/peerj-cs.623.</w:t>
+      </w:r>
+    </w:p>
+    <w:p>
+      <w:pPr>
+        <w:pStyle w:val="RPZBody"/>
+        <w:keepLines/>
         <w:rPr>
           <w:lang w:val="en-US"/>
         </w:rPr>
-        <w:t>fibre</w:t>
-      </w:r>
-      <w:proofErr w:type="spellEnd"/>
+      </w:pPr>
       <w:r>
         <w:rPr>
           <w:lang w:val="en-US"/>
         </w:rPr>
-        <w:t xml:space="preserve">-reinforced plastic composites. ISO, </w:t>
-      </w:r>
-      <w:r>
+        <w:t>11 Cortes C., Vapnik V. Support-Vector Networks. Machine Learning 20, 273–297, 1995. DOI: 10.1007/BF00994018.</w:t>
+      </w:r>
+    </w:p>
+    <w:p>
+      <w:pPr>
+        <w:pStyle w:val="RPZBody"/>
+        <w:keepLines/>
         <w:rPr>
           <w:lang w:val="en-US"/>
         </w:rPr>
-        <w:t xml:space="preserve">2021. https://www.iso.org/standard/80370.html. </w:t>
+      </w:pPr>
+      <w:r>
+        <w:rPr>
+          <w:lang w:val="en-US"/>
+        </w:rPr>
+        <w:t xml:space="preserve">12 Drucker H., Burges C.J.C., Kaufman L. et al. Support Vector Regression Machines. Advances in Neural Information Processing Systems 9, 1996. https://papers.nips.cc/paper/1996/hash/d38901788c533e8286cb6400b40b386d-Abstract.html. </w:t>
       </w:r>
       <w:r>
         <w:t>Дата</w:t>
@@ -7187,7 +6810,7 @@
         <w:rPr>
           <w:lang w:val="en-US"/>
         </w:rPr>
-        <w:t>4 ASTM International. ASTM D3171-22: Standard Test Methods for Constituent Content of Composite Materials. 2022. DOI: 10.1520/D3171-22.</w:t>
+        <w:t>13 Friedman J.H. Greedy Function Approximation: A Gradient Boosting Machine. The Annals of Statistics 29(5), 1189–1232, 2001. DOI: 10.1214/aos/1013203451.</w:t>
       </w:r>
     </w:p>
     <w:p>
@@ -7202,13 +6825,25 @@
         <w:rPr>
           <w:lang w:val="en-US"/>
         </w:rPr>
-        <w:t>5 ASTM International. ASTM D5229/D5229M-20: S</w:t>
+        <w:t xml:space="preserve">14 Gibson R.F. Principles of Composite Material Mechanics. CRC Press, 2016. https://www.routledge.com/Principles-of-Composite-Material-Mechanics-Fourth-Edition-4th-Edition/Gibson/p/book/9781498720694. </w:t>
+      </w:r>
+      <w:r>
+        <w:t>Дата</w:t>
       </w:r>
       <w:r>
         <w:rPr>
           <w:lang w:val="en-US"/>
         </w:rPr>
-        <w:t>tandard Test Method for Moisture Absorption Properties and Equilibrium Conditioning of Polymer Matrix Composite Materials. 2020. DOI: 10.1520/D5229_D5229M-20.</w:t>
+        <w:t xml:space="preserve"> </w:t>
+      </w:r>
+      <w:r>
+        <w:t>обращения</w:t>
+      </w:r>
+      <w:r>
+        <w:rPr>
+          <w:lang w:val="en-US"/>
+        </w:rPr>
+        <w:t>: 24.09.2026.</w:t>
       </w:r>
     </w:p>
     <w:p>
@@ -7223,21 +6858,22 @@
         <w:rPr>
           <w:lang w:val="en-US"/>
         </w:rPr>
-        <w:t xml:space="preserve">6 </w:t>
-      </w:r>
-      <w:proofErr w:type="spellStart"/>
-      <w:r>
+        <w:t>15 Hoerl A.E., Kennard R.W. Ridge Regression: Biased Estimation for Nonorthogonal Problems. Technometrics 12(1), 55–67, 1970. DOI: 10.1080/00401706.1970.10488634.</w:t>
+      </w:r>
+    </w:p>
+    <w:p>
+      <w:pPr>
+        <w:pStyle w:val="RPZBody"/>
+        <w:keepLines/>
         <w:rPr>
           <w:lang w:val="en-US"/>
         </w:rPr>
-        <w:t>Breiman</w:t>
-      </w:r>
-      <w:proofErr w:type="spellEnd"/>
+      </w:pPr>
       <w:r>
         <w:rPr>
           <w:lang w:val="en-US"/>
         </w:rPr>
-        <w:t xml:space="preserve"> L. Random Forests. Machine Learning 45, 5–32, 2001. DOI: 10.1023/A:1010933404324.</w:t>
+        <w:t>16 Jones F.R. Composites Science, Technology, and Engineering. Cambridge University Press, 2022. DOI: 10.1017/9781139565943.</w:t>
       </w:r>
     </w:p>
     <w:p>
@@ -7252,27 +6888,58 @@
         <w:rPr>
           <w:lang w:val="en-US"/>
         </w:rPr>
-        <w:t>7 Bro</w:t>
+        <w:t xml:space="preserve">17 Kohavi R. A Study of Cross-Validation and Bootstrap for Accuracy Estimation and Model Selection. Proceedings of IJCAI 1995, 1137–1143. https://www.ijcai.org/Proceedings/95-2/Papers/016.pdf. </w:t>
+      </w:r>
+      <w:r>
+        <w:t>Дата</w:t>
       </w:r>
       <w:r>
         <w:rPr>
           <w:lang w:val="en-US"/>
         </w:rPr>
-        <w:t xml:space="preserve">wning C.E., </w:t>
-      </w:r>
-      <w:proofErr w:type="spellStart"/>
+        <w:t xml:space="preserve"> </w:t>
+      </w:r>
+      <w:r>
+        <w:t>обращения</w:t>
+      </w:r>
       <w:r>
         <w:rPr>
           <w:lang w:val="en-US"/>
         </w:rPr>
-        <w:t>Husman</w:t>
-      </w:r>
-      <w:proofErr w:type="spellEnd"/>
-      <w:r>
+        <w:t>: 24.09.2026.</w:t>
+      </w:r>
+    </w:p>
+    <w:p>
+      <w:pPr>
+        <w:pStyle w:val="RPZBody"/>
+        <w:keepLines/>
         <w:rPr>
           <w:lang w:val="en-US"/>
         </w:rPr>
-        <w:t xml:space="preserve"> G.E., Whitney J.M. Moisture Effects in Epoxy Matrix Composites. Composite Materials: Testing and Design (Fourth Conference), ASTM STP 617, 1977, pp. 481–496. DOI: 10.1520/STP26961S.</w:t>
+      </w:pPr>
+      <w:r>
+        <w:rPr>
+          <w:lang w:val="en-US"/>
+        </w:rPr>
+        <w:t xml:space="preserve">18 Lundberg S.M., Lee S. A Unified Approach to Interpreting Model Predictions. Advances in Neural Information Processing Systems 30, 2017. https://papers.nips.cc/paper/2017/hash/8a20a8621978632d76c43dfd28b67767-Abstract.html. </w:t>
+      </w:r>
+      <w:r>
+        <w:t>Дата</w:t>
+      </w:r>
+      <w:r>
+        <w:rPr>
+          <w:lang w:val="en-US"/>
+        </w:rPr>
+        <w:t xml:space="preserve"> </w:t>
+      </w:r>
+      <w:r>
+        <w:t>обращения</w:t>
+      </w:r>
+      <w:r>
+        <w:rPr>
+          <w:lang w:val="en-US"/>
+        </w:rPr>
+        <w:t>: 24.09.2026.</w:t>
       </w:r>
     </w:p>
     <w:p>
@@ -7287,13 +6954,26 @@
         <w:rPr>
           <w:lang w:val="en-US"/>
         </w:rPr>
-        <w:t>8 Campbell F.C. Manufacturing Processes for Advanced Co</w:t>
+        <w:lastRenderedPageBreak/>
+        <w:t xml:space="preserve">19 Pedregosa F., Varoquaux G., Gramfort A. et al. Scikit-learn: Machine Learning in Python. Journal of Machine Learning Research 12, 2825–2830, 2011. https://www.jmlr.org/papers/v12/pedregosa11a.html. </w:t>
+      </w:r>
+      <w:r>
+        <w:t>Дата</w:t>
       </w:r>
       <w:r>
         <w:rPr>
           <w:lang w:val="en-US"/>
         </w:rPr>
-        <w:t>mposites. Elsevier Science, 2003. DOI: 10.1016/B978-1-85617-415-2.X5000-X.</w:t>
+        <w:t xml:space="preserve"> </w:t>
+      </w:r>
+      <w:r>
+        <w:t>обращения</w:t>
+      </w:r>
+      <w:r>
+        <w:rPr>
+          <w:lang w:val="en-US"/>
+        </w:rPr>
+        <w:t>: 24.09.2026.</w:t>
       </w:r>
     </w:p>
     <w:p>
@@ -7308,13 +6988,70 @@
         <w:rPr>
           <w:lang w:val="en-US"/>
         </w:rPr>
-        <w:t>9 Cawley G.C., Talbot N.L.C. On Over-fitting in Model Selection and Subsequent Selection Bias in Performance Evaluation. Journal of Machine Learning Research 11, 2079–2107, 2010. ht</w:t>
+        <w:t xml:space="preserve">20 Pineau J., Vincent-Lamarre P., Sinha K. et al. Improving Reproducibility in Machine Learning Research: A Report from the NeurIPS 2019 Reproducibility Program. Journal of Machine Learning Research 22(164), 1–20, 2021. https://jmlr.org/papers/v22/20-303.html. </w:t>
+      </w:r>
+      <w:r>
+        <w:t>Дата</w:t>
       </w:r>
       <w:r>
         <w:rPr>
           <w:lang w:val="en-US"/>
         </w:rPr>
-        <w:t xml:space="preserve">tps://www.jmlr.org/papers/v11/cawley10a.html. </w:t>
+        <w:t xml:space="preserve"> </w:t>
+      </w:r>
+      <w:r>
+        <w:t>обращения</w:t>
+      </w:r>
+      <w:r>
+        <w:rPr>
+          <w:lang w:val="en-US"/>
+        </w:rPr>
+        <w:t>: 24.09.2026.</w:t>
+      </w:r>
+    </w:p>
+    <w:p>
+      <w:pPr>
+        <w:pStyle w:val="RPZBody"/>
+        <w:keepLines/>
+        <w:rPr>
+          <w:lang w:val="en-US"/>
+        </w:rPr>
+      </w:pPr>
+      <w:r>
+        <w:rPr>
+          <w:lang w:val="en-US"/>
+        </w:rPr>
+        <w:t>21 Pinnell M., Fields R., Zabora R. Results of an Interlaboratory Study of the ASTM Standard Test Method for Tensile Properties of Polymer Matrix Composites D 3039. Journal of Testing and Evaluation 33(1), 2005. DOI: 10.1520/JTE12521.</w:t>
+      </w:r>
+    </w:p>
+    <w:p>
+      <w:pPr>
+        <w:pStyle w:val="RPZBody"/>
+        <w:keepLines/>
+        <w:rPr>
+          <w:lang w:val="en-US"/>
+        </w:rPr>
+      </w:pPr>
+      <w:r>
+        <w:rPr>
+          <w:lang w:val="en-US"/>
+        </w:rPr>
+        <w:t>22 Rumelhart D.E., Hinton G.E., Williams R.J. Learning Representations by Back-propagating Errors. Nature 323, 533–536, 1986. DOI: 10.1038/323533a0.</w:t>
+      </w:r>
+    </w:p>
+    <w:p>
+      <w:pPr>
+        <w:pStyle w:val="RPZBody"/>
+        <w:keepLines/>
+        <w:rPr>
+          <w:lang w:val="en-US"/>
+        </w:rPr>
+      </w:pPr>
+      <w:r>
+        <w:rPr>
+          <w:lang w:val="en-US"/>
+        </w:rPr>
+        <w:t xml:space="preserve">23 Srivastava N., Hinton G., Krizhevsky A. et al. Dropout: A Simple Way to Prevent Neural Networks from Overfitting. Journal of Machine Learning Research 15, 1929–1958, 2014. https://www.jmlr.org/papers/v15/srivastava14a.html. </w:t>
       </w:r>
       <w:r>
         <w:t>Дата</w:t>
@@ -7347,56 +7084,73 @@
         <w:rPr>
           <w:lang w:val="en-US"/>
         </w:rPr>
-        <w:lastRenderedPageBreak/>
-        <w:t xml:space="preserve">10 Chicco D., Warrens M.J., </w:t>
-      </w:r>
-      <w:proofErr w:type="spellStart"/>
-      <w:r>
+        <w:t>24 Varma S., Simon R. Bias in Error Estimation When Using Cross-Validation for Model Selection. BMC Bioinformatics 7, 91, 2006. DOI: 10.1186/1471-2105-7-91.</w:t>
+      </w:r>
+    </w:p>
+    <w:p>
+      <w:pPr>
+        <w:pStyle w:val="RPZBody"/>
+        <w:keepLines/>
         <w:rPr>
           <w:lang w:val="en-US"/>
         </w:rPr>
-        <w:t>Jurman</w:t>
-      </w:r>
-      <w:proofErr w:type="spellEnd"/>
+      </w:pPr>
       <w:r>
         <w:rPr>
           <w:lang w:val="en-US"/>
         </w:rPr>
-        <w:t xml:space="preserve"> G. The Coefficient of Determination R-squared Is More Informative than SMAPE, MAE, MAPE, MSE and RMSE in Regression Analysis Evaluation. </w:t>
-      </w:r>
-      <w:proofErr w:type="spellStart"/>
+        <w:t xml:space="preserve">25 scikit-learn developers. Common Pitfalls and Recommended Practices. scikit-learn documentation, 2026. https://scikit-learn.org/stable/common_pitfalls.html. </w:t>
+      </w:r>
+      <w:r>
+        <w:t>Дата</w:t>
+      </w:r>
       <w:r>
         <w:rPr>
           <w:lang w:val="en-US"/>
         </w:rPr>
-        <w:t>PeerJ</w:t>
-      </w:r>
-      <w:proofErr w:type="spellEnd"/>
+        <w:t xml:space="preserve"> </w:t>
+      </w:r>
+      <w:r>
+        <w:t>обращения</w:t>
+      </w:r>
       <w:r>
         <w:rPr>
           <w:lang w:val="en-US"/>
         </w:rPr>
-        <w:t xml:space="preserve"> Comp</w:t>
-      </w:r>
-      <w:r>
+        <w:t>: 24.09.2026.</w:t>
+      </w:r>
+    </w:p>
+    <w:p>
+      <w:pPr>
+        <w:pStyle w:val="RPZBody"/>
+        <w:keepLines/>
         <w:rPr>
           <w:lang w:val="en-US"/>
         </w:rPr>
-        <w:t xml:space="preserve">uter Science </w:t>
-      </w:r>
-      <w:proofErr w:type="gramStart"/>
+      </w:pPr>
       <w:r>
         <w:rPr>
           <w:lang w:val="en-US"/>
         </w:rPr>
-        <w:t>7:e</w:t>
-      </w:r>
-      <w:proofErr w:type="gramEnd"/>
+        <w:t xml:space="preserve">26 scikit-learn developers. GridSearchCV API Reference. scikit-learn documentation, 2026. https://scikit-learn.org/stable/modules/generated/sklearn.model_selection.GridSearchCV.html. </w:t>
+      </w:r>
+      <w:r>
+        <w:t>Дата</w:t>
+      </w:r>
       <w:r>
         <w:rPr>
           <w:lang w:val="en-US"/>
         </w:rPr>
-        <w:t>623, 2021. DOI: 10.7717/peerj-cs.623.</w:t>
+        <w:t xml:space="preserve"> </w:t>
+      </w:r>
+      <w:r>
+        <w:t>обращения</w:t>
+      </w:r>
+      <w:r>
+        <w:rPr>
+          <w:lang w:val="en-US"/>
+        </w:rPr>
+        <w:t>: 24.09.2026.</w:t>
       </w:r>
     </w:p>
     <w:p>
@@ -7411,21 +7165,25 @@
         <w:rPr>
           <w:lang w:val="en-US"/>
         </w:rPr>
-        <w:t xml:space="preserve">11 Cortes C., </w:t>
-      </w:r>
-      <w:proofErr w:type="spellStart"/>
+        <w:t xml:space="preserve">27 scikit-learn developers. mean_absolute_error API Reference. scikit-learn documentation, 2026. https://scikit-learn.org/stable/modules/generated/sklearn.metrics.mean_absolute_error.html. </w:t>
+      </w:r>
+      <w:r>
+        <w:t>Дата</w:t>
+      </w:r>
       <w:r>
         <w:rPr>
           <w:lang w:val="en-US"/>
         </w:rPr>
-        <w:t>Vapnik</w:t>
-      </w:r>
-      <w:proofErr w:type="spellEnd"/>
+        <w:t xml:space="preserve"> </w:t>
+      </w:r>
+      <w:r>
+        <w:t>обращения</w:t>
+      </w:r>
       <w:r>
         <w:rPr>
           <w:lang w:val="en-US"/>
         </w:rPr>
-        <w:t xml:space="preserve"> V. Support-Vector Networks. Machine Learning 20, 273–297, 1995. DOI: 10.1007/BF00994018.</w:t>
+        <w:t>: 24.09.2026.</w:t>
       </w:r>
     </w:p>
     <w:p>
@@ -7440,728 +7198,7 @@
         <w:rPr>
           <w:lang w:val="en-US"/>
         </w:rPr>
-        <w:t>12 Drucker H., Burges C.J.C., Kaufman L. et al. Support Vector Regression Machines. Advances</w:t>
-      </w:r>
-      <w:r>
-        <w:rPr>
-          <w:lang w:val="en-US"/>
-        </w:rPr>
-        <w:t xml:space="preserve"> in Neural Information Processing Systems 9, 1996. https://papers.nips.cc/paper/1996/hash/d38901788c533e8286cb6400b40b386d-Abstract.html. </w:t>
-      </w:r>
-      <w:r>
-        <w:t>Дата</w:t>
-      </w:r>
-      <w:r>
-        <w:rPr>
-          <w:lang w:val="en-US"/>
-        </w:rPr>
-        <w:t xml:space="preserve"> </w:t>
-      </w:r>
-      <w:r>
-        <w:t>обращения</w:t>
-      </w:r>
-      <w:r>
-        <w:rPr>
-          <w:lang w:val="en-US"/>
-        </w:rPr>
-        <w:t>: 24.09.2026.</w:t>
-      </w:r>
-    </w:p>
-    <w:p>
-      <w:pPr>
-        <w:pStyle w:val="RPZBody"/>
-        <w:keepLines/>
-        <w:rPr>
-          <w:lang w:val="en-US"/>
-        </w:rPr>
-      </w:pPr>
-      <w:r>
-        <w:rPr>
-          <w:lang w:val="en-US"/>
-        </w:rPr>
-        <w:t>13 Friedman J.H. Greedy Function Approximation: A Gradient Boosting Machine. The Annals of</w:t>
-      </w:r>
-      <w:r>
-        <w:rPr>
-          <w:lang w:val="en-US"/>
-        </w:rPr>
-        <w:t xml:space="preserve"> Statistics 29(5), 1189–1232, 2001. DOI: 10.1214/</w:t>
-      </w:r>
-      <w:proofErr w:type="spellStart"/>
-      <w:r>
-        <w:rPr>
-          <w:lang w:val="en-US"/>
-        </w:rPr>
-        <w:t>aos</w:t>
-      </w:r>
-      <w:proofErr w:type="spellEnd"/>
-      <w:r>
-        <w:rPr>
-          <w:lang w:val="en-US"/>
-        </w:rPr>
-        <w:t>/1013203451.</w:t>
-      </w:r>
-    </w:p>
-    <w:p>
-      <w:pPr>
-        <w:pStyle w:val="RPZBody"/>
-        <w:keepLines/>
-        <w:rPr>
-          <w:lang w:val="en-US"/>
-        </w:rPr>
-      </w:pPr>
-      <w:r>
-        <w:rPr>
-          <w:lang w:val="en-US"/>
-        </w:rPr>
-        <w:t>14 Gibson R.F. Principles of Composite Material Mechanics. CRC Press, 2016. https://www.routledge.com/Principles-of-Composite-Material-Mechanics-Fourth-Edition-4th-Edition/Gibson/p/book/97814</w:t>
-      </w:r>
-      <w:r>
-        <w:rPr>
-          <w:lang w:val="en-US"/>
-        </w:rPr>
-        <w:t xml:space="preserve">98720694. </w:t>
-      </w:r>
-      <w:r>
-        <w:t>Дата</w:t>
-      </w:r>
-      <w:r>
-        <w:rPr>
-          <w:lang w:val="en-US"/>
-        </w:rPr>
-        <w:t xml:space="preserve"> </w:t>
-      </w:r>
-      <w:r>
-        <w:t>обращения</w:t>
-      </w:r>
-      <w:r>
-        <w:rPr>
-          <w:lang w:val="en-US"/>
-        </w:rPr>
-        <w:t>: 24.09.2026.</w:t>
-      </w:r>
-    </w:p>
-    <w:p>
-      <w:pPr>
-        <w:pStyle w:val="RPZBody"/>
-        <w:keepLines/>
-        <w:rPr>
-          <w:lang w:val="en-US"/>
-        </w:rPr>
-      </w:pPr>
-      <w:r>
-        <w:rPr>
-          <w:lang w:val="en-US"/>
-        </w:rPr>
-        <w:t xml:space="preserve">15 </w:t>
-      </w:r>
-      <w:proofErr w:type="spellStart"/>
-      <w:r>
-        <w:rPr>
-          <w:lang w:val="en-US"/>
-        </w:rPr>
-        <w:t>Hoerl</w:t>
-      </w:r>
-      <w:proofErr w:type="spellEnd"/>
-      <w:r>
-        <w:rPr>
-          <w:lang w:val="en-US"/>
-        </w:rPr>
-        <w:t xml:space="preserve"> A.E., Kennard R.W. Ridge Regression: Biased Estimation for Nonorthogonal Problems. </w:t>
-      </w:r>
-      <w:proofErr w:type="spellStart"/>
-      <w:r>
-        <w:rPr>
-          <w:lang w:val="en-US"/>
-        </w:rPr>
-        <w:t>Technometrics</w:t>
-      </w:r>
-      <w:proofErr w:type="spellEnd"/>
-      <w:r>
-        <w:rPr>
-          <w:lang w:val="en-US"/>
-        </w:rPr>
-        <w:t xml:space="preserve"> 12(1), 55–67, 1970. DOI: 10.1080/00401706.1970.10488634.</w:t>
-      </w:r>
-    </w:p>
-    <w:p>
-      <w:pPr>
-        <w:pStyle w:val="RPZBody"/>
-        <w:keepLines/>
-        <w:rPr>
-          <w:lang w:val="en-US"/>
-        </w:rPr>
-      </w:pPr>
-      <w:r>
-        <w:rPr>
-          <w:lang w:val="en-US"/>
-        </w:rPr>
-        <w:t>16 Jones F.R. Composites Science, Technology, and Engin</w:t>
-      </w:r>
-      <w:r>
-        <w:rPr>
-          <w:lang w:val="en-US"/>
-        </w:rPr>
-        <w:t>eering. Cambridge University Press, 2022. DOI: 10.1017/9781139565943.</w:t>
-      </w:r>
-    </w:p>
-    <w:p>
-      <w:pPr>
-        <w:pStyle w:val="RPZBody"/>
-        <w:keepLines/>
-        <w:rPr>
-          <w:lang w:val="en-US"/>
-        </w:rPr>
-      </w:pPr>
-      <w:r>
-        <w:rPr>
-          <w:lang w:val="en-US"/>
-        </w:rPr>
-        <w:t xml:space="preserve">17 </w:t>
-      </w:r>
-      <w:proofErr w:type="spellStart"/>
-      <w:r>
-        <w:rPr>
-          <w:lang w:val="en-US"/>
-        </w:rPr>
-        <w:t>Kohavi</w:t>
-      </w:r>
-      <w:proofErr w:type="spellEnd"/>
-      <w:r>
-        <w:rPr>
-          <w:lang w:val="en-US"/>
-        </w:rPr>
-        <w:t xml:space="preserve"> R. A Study of Cross-Validation and Bootstrap for Accuracy Estimation and Model Selection. Proceedings of IJCAI 1995, 1137–1143. https://www.ijcai.org/Proceedings/95-2/Papers/01</w:t>
-      </w:r>
-      <w:r>
-        <w:rPr>
-          <w:lang w:val="en-US"/>
-        </w:rPr>
-        <w:t xml:space="preserve">6.pdf. </w:t>
-      </w:r>
-      <w:r>
-        <w:t>Дата</w:t>
-      </w:r>
-      <w:r>
-        <w:rPr>
-          <w:lang w:val="en-US"/>
-        </w:rPr>
-        <w:t xml:space="preserve"> </w:t>
-      </w:r>
-      <w:r>
-        <w:t>обращения</w:t>
-      </w:r>
-      <w:r>
-        <w:rPr>
-          <w:lang w:val="en-US"/>
-        </w:rPr>
-        <w:t>: 24.09.2026.</w:t>
-      </w:r>
-    </w:p>
-    <w:p>
-      <w:pPr>
-        <w:pStyle w:val="RPZBody"/>
-        <w:keepLines/>
-        <w:rPr>
-          <w:lang w:val="en-US"/>
-        </w:rPr>
-      </w:pPr>
-      <w:r>
-        <w:rPr>
-          <w:lang w:val="en-US"/>
-        </w:rPr>
-        <w:t xml:space="preserve">18 Lundberg S.M., Lee S. </w:t>
-      </w:r>
-      <w:proofErr w:type="gramStart"/>
-      <w:r>
-        <w:rPr>
-          <w:lang w:val="en-US"/>
-        </w:rPr>
-        <w:t>A</w:t>
-      </w:r>
-      <w:proofErr w:type="gramEnd"/>
-      <w:r>
-        <w:rPr>
-          <w:lang w:val="en-US"/>
-        </w:rPr>
-        <w:t xml:space="preserve"> Unified Approach to Interpreting Model Predictions. Advances in Neural Information Processing Systems 30, 2017. https://papers.nips.cc/paper/2017/hash/8a20a8621978632d76c43dfd28b67767-Abstract.h</w:t>
-      </w:r>
-      <w:r>
-        <w:rPr>
-          <w:lang w:val="en-US"/>
-        </w:rPr>
-        <w:t xml:space="preserve">tml. </w:t>
-      </w:r>
-      <w:r>
-        <w:t>Дата</w:t>
-      </w:r>
-      <w:r>
-        <w:rPr>
-          <w:lang w:val="en-US"/>
-        </w:rPr>
-        <w:t xml:space="preserve"> </w:t>
-      </w:r>
-      <w:r>
-        <w:t>обращения</w:t>
-      </w:r>
-      <w:r>
-        <w:rPr>
-          <w:lang w:val="en-US"/>
-        </w:rPr>
-        <w:t>: 24.09.2026.</w:t>
-      </w:r>
-    </w:p>
-    <w:p>
-      <w:pPr>
-        <w:pStyle w:val="RPZBody"/>
-        <w:keepLines/>
-        <w:rPr>
-          <w:lang w:val="en-US"/>
-        </w:rPr>
-      </w:pPr>
-      <w:r>
-        <w:rPr>
-          <w:lang w:val="en-US"/>
-        </w:rPr>
-        <w:lastRenderedPageBreak/>
-        <w:t xml:space="preserve">19 </w:t>
-      </w:r>
-      <w:proofErr w:type="spellStart"/>
-      <w:r>
-        <w:rPr>
-          <w:lang w:val="en-US"/>
-        </w:rPr>
-        <w:t>Pedregosa</w:t>
-      </w:r>
-      <w:proofErr w:type="spellEnd"/>
-      <w:r>
-        <w:rPr>
-          <w:lang w:val="en-US"/>
-        </w:rPr>
-        <w:t xml:space="preserve"> F., </w:t>
-      </w:r>
-      <w:proofErr w:type="spellStart"/>
-      <w:r>
-        <w:rPr>
-          <w:lang w:val="en-US"/>
-        </w:rPr>
-        <w:t>Varoquaux</w:t>
-      </w:r>
-      <w:proofErr w:type="spellEnd"/>
-      <w:r>
-        <w:rPr>
-          <w:lang w:val="en-US"/>
-        </w:rPr>
-        <w:t xml:space="preserve"> G., </w:t>
-      </w:r>
-      <w:proofErr w:type="spellStart"/>
-      <w:r>
-        <w:rPr>
-          <w:lang w:val="en-US"/>
-        </w:rPr>
-        <w:t>Gramfort</w:t>
-      </w:r>
-      <w:proofErr w:type="spellEnd"/>
-      <w:r>
-        <w:rPr>
-          <w:lang w:val="en-US"/>
-        </w:rPr>
-        <w:t xml:space="preserve"> A. et al. Scikit-learn: Machine Learning in Python. Journal of Machine Learning Research 12, 2825–2830, 2011. https://www.jmlr.org/papers/v12/pedregosa11a.html. </w:t>
-      </w:r>
-      <w:r>
-        <w:t>Дата</w:t>
-      </w:r>
-      <w:r>
-        <w:rPr>
-          <w:lang w:val="en-US"/>
-        </w:rPr>
-        <w:t xml:space="preserve"> </w:t>
-      </w:r>
-      <w:r>
-        <w:t>обращения</w:t>
-      </w:r>
-      <w:r>
-        <w:rPr>
-          <w:lang w:val="en-US"/>
-        </w:rPr>
-        <w:t>: 24.09.</w:t>
-      </w:r>
-      <w:r>
-        <w:rPr>
-          <w:lang w:val="en-US"/>
-        </w:rPr>
-        <w:t>2026.</w:t>
-      </w:r>
-    </w:p>
-    <w:p>
-      <w:pPr>
-        <w:pStyle w:val="RPZBody"/>
-        <w:keepLines/>
-        <w:rPr>
-          <w:lang w:val="en-US"/>
-        </w:rPr>
-      </w:pPr>
-      <w:r>
-        <w:rPr>
-          <w:lang w:val="en-US"/>
-        </w:rPr>
-        <w:t xml:space="preserve">20 </w:t>
-      </w:r>
-      <w:proofErr w:type="spellStart"/>
-      <w:r>
-        <w:rPr>
-          <w:lang w:val="en-US"/>
-        </w:rPr>
-        <w:t>Pineau</w:t>
-      </w:r>
-      <w:proofErr w:type="spellEnd"/>
-      <w:r>
-        <w:rPr>
-          <w:lang w:val="en-US"/>
-        </w:rPr>
-        <w:t xml:space="preserve"> J., Vincent-Lamarre P., Sinha K. et al. Improving Reproducibility in Machine Learning Research: A Report from the </w:t>
-      </w:r>
-      <w:proofErr w:type="spellStart"/>
-      <w:r>
-        <w:rPr>
-          <w:lang w:val="en-US"/>
-        </w:rPr>
-        <w:t>NeurIPS</w:t>
-      </w:r>
-      <w:proofErr w:type="spellEnd"/>
-      <w:r>
-        <w:rPr>
-          <w:lang w:val="en-US"/>
-        </w:rPr>
-        <w:t xml:space="preserve"> 2019 Reproducibility Program. Journal of Machine Learning Research 22(164), 1–20, 2021. https://jmlr.org/papers/v22/20</w:t>
-      </w:r>
-      <w:r>
-        <w:rPr>
-          <w:lang w:val="en-US"/>
-        </w:rPr>
-        <w:t xml:space="preserve">-303.html. </w:t>
-      </w:r>
-      <w:r>
-        <w:t>Дата</w:t>
-      </w:r>
-      <w:r>
-        <w:rPr>
-          <w:lang w:val="en-US"/>
-        </w:rPr>
-        <w:t xml:space="preserve"> </w:t>
-      </w:r>
-      <w:r>
-        <w:t>обращения</w:t>
-      </w:r>
-      <w:r>
-        <w:rPr>
-          <w:lang w:val="en-US"/>
-        </w:rPr>
-        <w:t>: 24.09.2026.</w:t>
-      </w:r>
-    </w:p>
-    <w:p>
-      <w:pPr>
-        <w:pStyle w:val="RPZBody"/>
-        <w:keepLines/>
-        <w:rPr>
-          <w:lang w:val="en-US"/>
-        </w:rPr>
-      </w:pPr>
-      <w:r>
-        <w:rPr>
-          <w:lang w:val="en-US"/>
-        </w:rPr>
-        <w:t xml:space="preserve">21 Pinnell M., Fields R., </w:t>
-      </w:r>
-      <w:proofErr w:type="spellStart"/>
-      <w:r>
-        <w:rPr>
-          <w:lang w:val="en-US"/>
-        </w:rPr>
-        <w:t>Zabora</w:t>
-      </w:r>
-      <w:proofErr w:type="spellEnd"/>
-      <w:r>
-        <w:rPr>
-          <w:lang w:val="en-US"/>
-        </w:rPr>
-        <w:t xml:space="preserve"> R. Results of an Interlaboratory Study of the ASTM Standard Test Method for Tensile Properties of Polymer Matrix Composites D 3039. Journal of Testing and Evaluation 33(1), 2005. DOI: </w:t>
-      </w:r>
-      <w:r>
-        <w:rPr>
-          <w:lang w:val="en-US"/>
-        </w:rPr>
-        <w:t>10.1520/JTE12521.</w:t>
-      </w:r>
-    </w:p>
-    <w:p>
-      <w:pPr>
-        <w:pStyle w:val="RPZBody"/>
-        <w:keepLines/>
-        <w:rPr>
-          <w:lang w:val="en-US"/>
-        </w:rPr>
-      </w:pPr>
-      <w:r>
-        <w:rPr>
-          <w:lang w:val="en-US"/>
-        </w:rPr>
-        <w:t xml:space="preserve">22 </w:t>
-      </w:r>
-      <w:proofErr w:type="spellStart"/>
-      <w:r>
-        <w:rPr>
-          <w:lang w:val="en-US"/>
-        </w:rPr>
-        <w:t>Rumelhart</w:t>
-      </w:r>
-      <w:proofErr w:type="spellEnd"/>
-      <w:r>
-        <w:rPr>
-          <w:lang w:val="en-US"/>
-        </w:rPr>
-        <w:t xml:space="preserve"> D.E., Hinton G.E., Williams R.J. Learning Representations by Back-propagating Errors. Nature 323, 533–536, 1986. DOI: 10.1038/323533a0.</w:t>
-      </w:r>
-    </w:p>
-    <w:p>
-      <w:pPr>
-        <w:pStyle w:val="RPZBody"/>
-        <w:keepLines/>
-        <w:rPr>
-          <w:lang w:val="en-US"/>
-        </w:rPr>
-      </w:pPr>
-      <w:r>
-        <w:rPr>
-          <w:lang w:val="en-US"/>
-        </w:rPr>
-        <w:t xml:space="preserve">23 Srivastava N., Hinton G., </w:t>
-      </w:r>
-      <w:proofErr w:type="spellStart"/>
-      <w:r>
-        <w:rPr>
-          <w:lang w:val="en-US"/>
-        </w:rPr>
-        <w:t>Krizhevsky</w:t>
-      </w:r>
-      <w:proofErr w:type="spellEnd"/>
-      <w:r>
-        <w:rPr>
-          <w:lang w:val="en-US"/>
-        </w:rPr>
-        <w:t xml:space="preserve"> A. et al. Dropout: A Simple Way to Prevent Neural</w:t>
-      </w:r>
-      <w:r>
-        <w:rPr>
-          <w:lang w:val="en-US"/>
-        </w:rPr>
-        <w:t xml:space="preserve"> Networks from Overfitting. Journal of Machine Learning Research 15, 1929–1958, 2014. https://www.jmlr.org/papers/v15/srivastava14a.html. </w:t>
-      </w:r>
-      <w:r>
-        <w:t>Дата</w:t>
-      </w:r>
-      <w:r>
-        <w:rPr>
-          <w:lang w:val="en-US"/>
-        </w:rPr>
-        <w:t xml:space="preserve"> </w:t>
-      </w:r>
-      <w:r>
-        <w:t>обращения</w:t>
-      </w:r>
-      <w:r>
-        <w:rPr>
-          <w:lang w:val="en-US"/>
-        </w:rPr>
-        <w:t>: 24.09.2026.</w:t>
-      </w:r>
-    </w:p>
-    <w:p>
-      <w:pPr>
-        <w:pStyle w:val="RPZBody"/>
-        <w:keepLines/>
-        <w:rPr>
-          <w:lang w:val="en-US"/>
-        </w:rPr>
-      </w:pPr>
-      <w:r>
-        <w:rPr>
-          <w:lang w:val="en-US"/>
-        </w:rPr>
-        <w:t>24 Varma S., Simon R. Bias in Error Estimation When Using Cross-Validation for Model Selec</w:t>
-      </w:r>
-      <w:r>
-        <w:rPr>
-          <w:lang w:val="en-US"/>
-        </w:rPr>
-        <w:t>tion. BMC Bioinformatics 7, 91, 2006. DOI: 10.1186/1471-2105-7-91.</w:t>
-      </w:r>
-    </w:p>
-    <w:p>
-      <w:pPr>
-        <w:pStyle w:val="RPZBody"/>
-        <w:keepLines/>
-        <w:rPr>
-          <w:lang w:val="en-US"/>
-        </w:rPr>
-      </w:pPr>
-      <w:r>
-        <w:rPr>
-          <w:lang w:val="en-US"/>
-        </w:rPr>
-        <w:t xml:space="preserve">25 scikit-learn developers. Common Pitfalls and Recommended Practices. scikit-learn documentation, 2026. </w:t>
-      </w:r>
-      <w:r>
-        <w:rPr>
-          <w:lang w:val="en-US"/>
-        </w:rPr>
-        <w:t xml:space="preserve">https://scikit-learn.org/stable/common_pitfalls.html. </w:t>
-      </w:r>
-      <w:r>
-        <w:t>Дата</w:t>
-      </w:r>
-      <w:r>
-        <w:rPr>
-          <w:lang w:val="en-US"/>
-        </w:rPr>
-        <w:t xml:space="preserve"> </w:t>
-      </w:r>
-      <w:r>
-        <w:t>обращения</w:t>
-      </w:r>
-      <w:r>
-        <w:rPr>
-          <w:lang w:val="en-US"/>
-        </w:rPr>
-        <w:t>: 24.09.2026.</w:t>
-      </w:r>
-    </w:p>
-    <w:p>
-      <w:pPr>
-        <w:pStyle w:val="RPZBody"/>
-        <w:keepLines/>
-        <w:rPr>
-          <w:lang w:val="en-US"/>
-        </w:rPr>
-      </w:pPr>
-      <w:r>
-        <w:rPr>
-          <w:lang w:val="en-US"/>
-        </w:rPr>
-        <w:t xml:space="preserve">26 scikit-learn developers. </w:t>
-      </w:r>
-      <w:proofErr w:type="spellStart"/>
-      <w:r>
-        <w:rPr>
-          <w:lang w:val="en-US"/>
-        </w:rPr>
-        <w:t>GridSearchCV</w:t>
-      </w:r>
-      <w:proofErr w:type="spellEnd"/>
-      <w:r>
-        <w:rPr>
-          <w:lang w:val="en-US"/>
-        </w:rPr>
-        <w:t xml:space="preserve"> API Reference. scikit-learn documentation, 2026. https://scikit-learn.org/stable/modules/generated/sklearn.model_selection.GridSearch</w:t>
-      </w:r>
-      <w:r>
-        <w:rPr>
-          <w:lang w:val="en-US"/>
-        </w:rPr>
-        <w:t xml:space="preserve">CV.html. </w:t>
-      </w:r>
-      <w:r>
-        <w:t>Дата</w:t>
-      </w:r>
-      <w:r>
-        <w:rPr>
-          <w:lang w:val="en-US"/>
-        </w:rPr>
-        <w:t xml:space="preserve"> </w:t>
-      </w:r>
-      <w:r>
-        <w:t>обращения</w:t>
-      </w:r>
-      <w:r>
-        <w:rPr>
-          <w:lang w:val="en-US"/>
-        </w:rPr>
-        <w:t>: 24.09.2026.</w:t>
-      </w:r>
-    </w:p>
-    <w:p>
-      <w:pPr>
-        <w:pStyle w:val="RPZBody"/>
-        <w:keepLines/>
-        <w:rPr>
-          <w:lang w:val="en-US"/>
-        </w:rPr>
-      </w:pPr>
-      <w:r>
-        <w:rPr>
-          <w:lang w:val="en-US"/>
-        </w:rPr>
-        <w:t xml:space="preserve">27 scikit-learn developers. </w:t>
-      </w:r>
-      <w:proofErr w:type="spellStart"/>
-      <w:r>
-        <w:rPr>
-          <w:lang w:val="en-US"/>
-        </w:rPr>
-        <w:t>mean_absolute_error</w:t>
-      </w:r>
-      <w:proofErr w:type="spellEnd"/>
-      <w:r>
-        <w:rPr>
-          <w:lang w:val="en-US"/>
-        </w:rPr>
-        <w:t xml:space="preserve"> API Reference. scikit-learn documentation, 2026. </w:t>
-      </w:r>
-      <w:r>
-        <w:rPr>
-          <w:lang w:val="en-US"/>
-        </w:rPr>
-        <w:t xml:space="preserve">https://scikit-learn.org/stable/modules/generated/sklearn.metrics.mean_absolute_error.html. </w:t>
-      </w:r>
-      <w:r>
-        <w:t>Дата</w:t>
-      </w:r>
-      <w:r>
-        <w:rPr>
-          <w:lang w:val="en-US"/>
-        </w:rPr>
-        <w:t xml:space="preserve"> </w:t>
-      </w:r>
-      <w:r>
-        <w:t>обращения</w:t>
-      </w:r>
-      <w:r>
-        <w:rPr>
-          <w:lang w:val="en-US"/>
-        </w:rPr>
-        <w:t>: 24.09.2026.</w:t>
-      </w:r>
-    </w:p>
-    <w:p>
-      <w:pPr>
-        <w:pStyle w:val="RPZBody"/>
-        <w:keepLines/>
-        <w:rPr>
-          <w:lang w:val="en-US"/>
-        </w:rPr>
-      </w:pPr>
-      <w:r>
-        <w:rPr>
-          <w:lang w:val="en-US"/>
-        </w:rPr>
-        <w:t>28 scikit-learn developers. Permutation Feature Importance. scikit-learn documentation, 2026. https://scikit-learn.org/stable/modules/pe</w:t>
-      </w:r>
-      <w:r>
-        <w:rPr>
-          <w:lang w:val="en-US"/>
-        </w:rPr>
-        <w:t xml:space="preserve">rmutation_importance.html. </w:t>
+        <w:t xml:space="preserve">28 scikit-learn developers. Permutation Feature Importance. scikit-learn documentation, 2026. https://scikit-learn.org/stable/modules/permutation_importance.html. </w:t>
       </w:r>
       <w:r>
         <w:t>Дата</w:t>
@@ -8228,27 +7265,7 @@
         <w:rPr>
           <w:lang w:val="en-US"/>
         </w:rPr>
-        <w:t>30 sci</w:t>
-      </w:r>
-      <w:r>
-        <w:rPr>
-          <w:lang w:val="en-US"/>
-        </w:rPr>
-        <w:t xml:space="preserve">kit-learn developers. </w:t>
-      </w:r>
-      <w:proofErr w:type="spellStart"/>
-      <w:r>
-        <w:rPr>
-          <w:lang w:val="en-US"/>
-        </w:rPr>
-        <w:t>root_mean_squared_error</w:t>
-      </w:r>
-      <w:proofErr w:type="spellEnd"/>
-      <w:r>
-        <w:rPr>
-          <w:lang w:val="en-US"/>
-        </w:rPr>
-        <w:t xml:space="preserve"> API Reference. scikit-learn documentation, 2026. https://scikit-learn.org/stable/modules/generated/sklearn.metrics.root_mean_squared_error.html. </w:t>
+        <w:t xml:space="preserve">30 scikit-learn developers. root_mean_squared_error API Reference. scikit-learn documentation, 2026. https://scikit-learn.org/stable/modules/generated/sklearn.metrics.root_mean_squared_error.html. </w:t>
       </w:r>
       <w:r>
         <w:t>Дата</w:t>

--- a/reports/РПЗ.docx
+++ b/reports/РПЗ.docx
@@ -8,6 +8,7 @@
         <w:jc w:val="both"/>
       </w:pPr>
       <w:r>
+        <w:rPr w:lang="ru-RU"/>
         <w:tab/>
       </w:r>
     </w:p>
@@ -31,7 +32,7 @@
         </w:rPr>
       </w:pPr>
       <w:r>
-        <w:rPr>
+        <w:rPr w:lang="ru-RU">
           <w:lang w:val="ru"/>
         </w:rPr>
         <w:t xml:space="preserve">МИНИСТЕРСТВО НАУКИ И ВЫСШЕГО ОБРАЗОВАНИЯ </w:t>
@@ -47,7 +48,7 @@
         </w:rPr>
       </w:pPr>
       <w:r>
-        <w:rPr>
+        <w:rPr w:lang="ru-RU">
           <w:lang w:val="ru"/>
         </w:rPr>
         <w:t>РОССИЙСКОЙ ФЕДЕРАЦИИ</w:t>
@@ -63,19 +64,19 @@
         </w:rPr>
       </w:pPr>
       <w:r>
-        <w:rPr>
+        <w:rPr w:lang="ru-RU">
           <w:lang w:val="ru"/>
         </w:rPr>
         <w:t xml:space="preserve">Федеральное государственное </w:t>
       </w:r>
       <w:r>
-        <w:rPr>
+        <w:rPr w:lang="ru-RU">
           <w:lang w:val="ru"/>
         </w:rPr>
         <w:t>автономное</w:t>
       </w:r>
       <w:r>
-        <w:rPr>
+        <w:rPr w:lang="ru-RU">
           <w:lang w:val="ru"/>
         </w:rPr>
         <w:t xml:space="preserve"> образовательное учреждение</w:t>
@@ -91,7 +92,7 @@
         </w:rPr>
       </w:pPr>
       <w:r>
-        <w:rPr>
+        <w:rPr w:lang="ru-RU">
           <w:lang w:val="ru"/>
         </w:rPr>
         <w:t>высшего образования</w:t>
@@ -108,19 +109,19 @@
         </w:rPr>
       </w:pPr>
       <w:r>
-        <w:rPr>
+        <w:rPr w:lang="ru-RU">
           <w:lang w:val="ru"/>
         </w:rPr>
         <w:t>«Московский государственный технический университет имени Н.Э.</w:t>
       </w:r>
       <w:r>
-        <w:rPr>
+        <w:rPr w:lang="ru-RU">
           <w:lang w:val="ru"/>
         </w:rPr>
         <w:t xml:space="preserve"> </w:t>
       </w:r>
       <w:r>
-        <w:rPr>
+        <w:rPr w:lang="ru-RU">
           <w:lang w:val="ru"/>
         </w:rPr>
         <w:t>Баумана</w:t>
@@ -137,7 +138,7 @@
         </w:rPr>
       </w:pPr>
       <w:r>
-        <w:rPr>
+        <w:rPr w:lang="ru-RU">
           <w:lang w:val="ru"/>
         </w:rPr>
         <w:t>(национальный исследовательский университет)»</w:t>
@@ -214,7 +215,7 @@
         </w:rPr>
       </w:pPr>
       <w:r>
-        <w:rPr>
+        <w:rPr w:lang="ru-RU">
           <w:b/>
           <w:lang w:val="ru"/>
         </w:rPr>
@@ -231,27 +232,27 @@
         </w:rPr>
       </w:pPr>
       <w:r>
-        <w:rPr>
+        <w:rPr w:lang="ru-RU">
           <w:b/>
           <w:lang w:val="ru"/>
         </w:rPr>
         <w:t>по</w:t>
       </w:r>
       <w:r>
-        <w:rPr>
+        <w:rPr w:lang="ru-RU">
           <w:b/>
         </w:rPr>
         <w:t xml:space="preserve"> </w:t>
       </w:r>
       <w:r>
-        <w:rPr>
+        <w:rPr w:lang="ru-RU">
           <w:b/>
           <w:lang w:val="ru"/>
         </w:rPr>
         <w:t>курсу</w:t>
       </w:r>
       <w:r>
-        <w:rPr>
+        <w:rPr w:lang="ru-RU">
           <w:b/>
         </w:rPr>
         <w:t xml:space="preserve"> </w:t>
@@ -264,45 +265,53 @@
         <w:ind w:firstLine="0"/>
       </w:pPr>
       <w:r>
+        <w:rPr w:lang="ru-RU"/>
         <w:t>«</w:t>
       </w:r>
       <w:r>
+        <w:rPr w:lang="ru-RU"/>
         <w:t xml:space="preserve"> </w:t>
       </w:r>
       <w:r>
+        <w:rPr w:lang="ru-RU"/>
         <w:t>Наука о данных: профессиональный уровень (</w:t>
       </w:r>
       <w:r>
-        <w:rPr>
+        <w:rPr w:lang="ru-RU">
           <w:lang w:val="en-US"/>
         </w:rPr>
         <w:t>Data</w:t>
       </w:r>
       <w:r>
+        <w:rPr w:lang="ru-RU"/>
         <w:t xml:space="preserve"> </w:t>
       </w:r>
       <w:r>
-        <w:rPr>
+        <w:rPr w:lang="ru-RU">
           <w:lang w:val="en-US"/>
         </w:rPr>
         <w:t>Science</w:t>
       </w:r>
       <w:r>
+        <w:rPr w:lang="ru-RU"/>
         <w:t xml:space="preserve"> </w:t>
       </w:r>
       <w:r>
-        <w:rPr>
+        <w:rPr w:lang="ru-RU">
           <w:lang w:val="en-US"/>
         </w:rPr>
         <w:t>PRO</w:t>
       </w:r>
       <w:r>
+        <w:rPr w:lang="ru-RU"/>
         <w:t>)</w:t>
       </w:r>
       <w:r>
+        <w:rPr w:lang="ru-RU"/>
         <w:t>»</w:t>
       </w:r>
       <w:r>
+        <w:rPr w:lang="ru-RU"/>
         <w:br/>
       </w:r>
     </w:p>
@@ -501,62 +510,62 @@
         </w:rPr>
       </w:pPr>
       <w:r>
-        <w:rPr>
+        <w:rPr w:lang="ru-RU">
           <w:lang w:val="ru"/>
         </w:rPr>
         <w:t>Слушатель</w:t>
       </w:r>
       <w:r>
-        <w:rPr>
+        <w:rPr w:lang="ru-RU">
           <w:lang w:val="ru"/>
         </w:rPr>
         <w:tab/>
       </w:r>
       <w:r>
-        <w:rPr>
+        <w:rPr w:lang="ru-RU">
           <w:lang w:val="ru"/>
         </w:rPr>
         <w:tab/>
       </w:r>
       <w:r>
-        <w:rPr>
+        <w:rPr w:lang="ru-RU">
           <w:lang w:val="ru"/>
         </w:rPr>
         <w:tab/>
       </w:r>
       <w:r>
-        <w:rPr>
+        <w:rPr w:lang="ru-RU">
           <w:lang w:val="ru"/>
         </w:rPr>
         <w:tab/>
       </w:r>
       <w:r>
-        <w:rPr>
+        <w:rPr w:lang="ru-RU">
           <w:lang w:val="ru"/>
         </w:rPr>
         <w:tab/>
       </w:r>
       <w:r>
-        <w:rPr>
+        <w:rPr w:lang="ru-RU">
           <w:lang w:val="ru"/>
         </w:rPr>
         <w:tab/>
       </w:r>
       <w:r>
-        <w:rPr>
+        <w:rPr w:lang="ru-RU">
           <w:lang w:val="ru"/>
         </w:rPr>
         <w:tab/>
       </w:r>
       <w:r>
-        <w:rPr>
+        <w:rPr w:lang="ru-RU">
           <w:lang w:val="ru"/>
         </w:rPr>
         <w:tab/>
         <w:t>Фролов П.В.</w:t>
       </w:r>
       <w:r>
-        <w:rPr>
+        <w:rPr w:lang="ru-RU">
           <w:lang w:val="ru"/>
         </w:rPr>
         <w:tab/>
@@ -629,12 +638,13 @@
         </w:rPr>
       </w:pPr>
       <w:r>
-        <w:rPr>
+        <w:rPr w:lang="ru-RU">
           <w:lang w:val="ru"/>
         </w:rPr>
         <w:t>Москва, 202</w:t>
       </w:r>
       <w:r>
+        <w:rPr w:lang="ru-RU"/>
         <w:t>6</w:t>
       </w:r>
     </w:p>
@@ -655,6 +665,7 @@
         <w:pStyle w:val="11"/>
       </w:pPr>
       <w:r>
+        <w:rPr w:lang="ru-RU"/>
         <w:lastRenderedPageBreak/>
         <w:t>СОДЕРЖАНИЕ</w:t>
       </w:r>
@@ -669,9 +680,8 @@
         <w:jc w:val="left"/>
       </w:pPr>
       <w:r>
+        <w:rPr w:lang="ru-RU"/>
         <w:t>Введение</w:t>
-      </w:r>
-      <w:r>
         <w:tab/>
         <w:t>3</w:t>
       </w:r>
@@ -686,9 +696,8 @@
         <w:jc w:val="left"/>
       </w:pPr>
       <w:r>
+        <w:rPr w:lang="ru-RU"/>
         <w:t>1 Аналитическая часть</w:t>
-      </w:r>
-      <w:r>
         <w:tab/>
         <w:t>4</w:t>
       </w:r>
@@ -703,9 +712,8 @@
         <w:jc w:val="left"/>
       </w:pPr>
       <w:r>
+        <w:rPr w:lang="ru-RU"/>
         <w:t>1.1 Постановка задачи</w:t>
-      </w:r>
-      <w:r>
         <w:tab/>
         <w:t>4</w:t>
       </w:r>
@@ -720,9 +728,8 @@
         <w:jc w:val="left"/>
       </w:pPr>
       <w:r>
+        <w:rPr w:lang="ru-RU"/>
         <w:t>1.2 Описание используемых методов</w:t>
-      </w:r>
-      <w:r>
         <w:tab/>
         <w:t>5</w:t>
       </w:r>
@@ -737,11 +744,10 @@
         <w:jc w:val="left"/>
       </w:pPr>
       <w:r>
+        <w:rPr w:lang="ru-RU"/>
         <w:t>1.3 Разведочный анализ данных</w:t>
-      </w:r>
-      <w:r>
         <w:tab/>
-        <w:t>9</w:t>
+        <w:t>13</w:t>
       </w:r>
     </w:p>
     <w:p>
@@ -754,9 +760,10 @@
         <w:jc w:val="left"/>
       </w:pPr>
       <w:r>
+        <w:rPr w:lang="ru-RU"/>
         <w:t>2 Практическая часть</w:t>
         <w:tab/>
-        <w:t>12</w:t>
+        <w:t>16</w:t>
       </w:r>
     </w:p>
     <w:p>
@@ -769,9 +776,10 @@
         <w:jc w:val="left"/>
       </w:pPr>
       <w:r>
+        <w:rPr w:lang="ru-RU"/>
         <w:t>2.1 Предобработка данных</w:t>
         <w:tab/>
-        <w:t>12</w:t>
+        <w:t>16</w:t>
       </w:r>
     </w:p>
     <w:p>
@@ -784,9 +792,10 @@
         <w:jc w:val="left"/>
       </w:pPr>
       <w:r>
+        <w:rPr w:lang="ru-RU"/>
         <w:t>2.2 Разработка и обучение модели</w:t>
         <w:tab/>
-        <w:t>18</w:t>
+        <w:t>24</w:t>
       </w:r>
     </w:p>
     <w:p>
@@ -799,11 +808,10 @@
         <w:jc w:val="left"/>
       </w:pPr>
       <w:r>
+        <w:rPr w:lang="ru-RU"/>
         <w:t>2.3 Тестирование модели</w:t>
-      </w:r>
-      <w:r>
         <w:tab/>
-        <w:t>19</w:t>
+        <w:t>26</w:t>
       </w:r>
     </w:p>
     <w:p>
@@ -816,11 +824,10 @@
         <w:jc w:val="left"/>
       </w:pPr>
       <w:r>
+        <w:rPr w:lang="ru-RU"/>
         <w:t>2.4 Нейронная сеть для соотношения матрица–наполнитель</w:t>
-      </w:r>
-      <w:r>
         <w:tab/>
-        <w:t>24</w:t>
+        <w:t>32</w:t>
       </w:r>
     </w:p>
     <w:p>
@@ -833,11 +840,10 @@
         <w:jc w:val="left"/>
       </w:pPr>
       <w:r>
+        <w:rPr w:lang="ru-RU"/>
         <w:t>2.5 Разработка приложения</w:t>
-      </w:r>
-      <w:r>
         <w:tab/>
-        <w:t>25</w:t>
+        <w:t>34</w:t>
       </w:r>
     </w:p>
     <w:p>
@@ -850,9 +856,10 @@
         <w:jc w:val="left"/>
       </w:pPr>
       <w:r>
+        <w:rPr w:lang="ru-RU"/>
         <w:t>2.6 Создание удалённого репозитория</w:t>
         <w:tab/>
-        <w:t>25</w:t>
+        <w:t>35</w:t>
       </w:r>
     </w:p>
     <w:p>
@@ -865,11 +872,10 @@
         <w:jc w:val="left"/>
       </w:pPr>
       <w:r>
+        <w:rPr w:lang="ru-RU"/>
         <w:t>Заключение</w:t>
-      </w:r>
-      <w:r>
         <w:tab/>
-        <w:t>26</w:t>
+        <w:t>36</w:t>
       </w:r>
     </w:p>
     <w:p>
@@ -882,11 +888,10 @@
         <w:jc w:val="left"/>
       </w:pPr>
       <w:r>
+        <w:rPr w:lang="ru-RU"/>
         <w:t>Библиографический список</w:t>
-      </w:r>
-      <w:r>
         <w:tab/>
-        <w:t>27</w:t>
+        <w:t>37</w:t>
       </w:r>
     </w:p>
     <w:p>
@@ -906,6 +911,7 @@
         <w:pStyle w:val="11"/>
       </w:pPr>
       <w:r>
+        <w:rPr w:lang="ru-RU"/>
         <w:lastRenderedPageBreak/>
         <w:t>ВВЕДЕНИЕ</w:t>
       </w:r>
@@ -943,6 +949,7 @@
         <w:pageBreakBefore/>
       </w:pPr>
       <w:r>
+        <w:rPr w:lang="ru-RU"/>
         <w:lastRenderedPageBreak/>
         <w:t>1 АНАЛИТИЧЕСКАЯ ЧАСТЬ</w:t>
       </w:r>
@@ -952,6 +959,7 @@
         <w:pStyle w:val="21"/>
       </w:pPr>
       <w:r>
+        <w:rPr w:lang="ru-RU"/>
         <w:t>1.1 Постановка задачи</w:t>
       </w:r>
     </w:p>
@@ -1009,6 +1017,7 @@
       </w:pPr>
       <w:r>
         <w:rPr w:lang="ru-RU"/>
+        <w:lastRenderedPageBreak/>
         <w:t>Таблица 1 – Три задачи и число входных характеристик</w:t>
       </w:r>
     </w:p>
@@ -1017,11 +1026,12 @@
         <w:tblStyle w:val="a4"/>
         <w:tblW w:w="0" w:type="auto"/>
         <w:tblInd w:w="0" w:type="dxa"/>
+        <w:tblLayout w:type="autofit"/>
         <w:tblLook w:val="04A0" w:firstRow="1" w:lastRow="0" w:firstColumn="1" w:lastColumn="0" w:noHBand="0" w:noVBand="1"/>
       </w:tblPr>
       <w:tblGrid>
+        <w:gridCol w:w="3209"/>
         <w:gridCol w:w="3210"/>
-        <w:gridCol w:w="3209"/>
         <w:gridCol w:w="3209"/>
       </w:tblGrid>
       <w:tr>
@@ -1031,43 +1041,61 @@
         </w:trPr>
         <w:tc>
           <w:tcPr>
-            <w:tcW w:w="3213" w:type="dxa"/>
+            <w:tcW w:w="3209" w:type="dxa"/>
+            <w:shd w:val="clear" w:color="auto" w:fill="F2F2F2" w:themeFill="background1" w:themeFillShade="F2"/>
+            <w:vAlign w:val="center"/>
           </w:tcPr>
           <w:p>
             <w:pPr>
               <w:keepNext/>
-            </w:pPr>
-            <w:r>
-              <w:rPr w:lang="ru-RU"/>
+              <w:ind w:firstLine="0"/>
+              <w:jc w:val="center"/>
+            </w:pPr>
+            <w:r>
+              <w:rPr w:lang="ru-RU">
+                <w:rFonts w:ascii="Times New Roman" w:hAnsi="Times New Roman" w:eastAsia="Times New Roman"/>
+                <w:sz w:val="24"/>
+              </w:rPr>
               <w:t>Свойство или показатель</w:t>
             </w:r>
           </w:p>
         </w:tc>
         <w:tc>
           <w:tcPr>
-            <w:tcW w:w="3213" w:type="dxa"/>
+            <w:tcW w:w="3210" w:type="dxa"/>
+            <w:shd w:val="clear" w:color="auto" w:fill="F2F2F2" w:themeFill="background1" w:themeFillShade="F2"/>
+            <w:vAlign w:val="center"/>
           </w:tcPr>
           <w:p>
             <w:pPr>
               <w:keepNext/>
-            </w:pPr>
-            <w:r>
-              <w:rPr w:lang="ru-RU"/>
+              <w:ind w:firstLine="0"/>
+              <w:jc w:val="center"/>
+            </w:pPr>
+            <w:r>
+              <w:rPr w:lang="ru-RU">
+                <w:rFonts w:ascii="Times New Roman" w:hAnsi="Times New Roman" w:eastAsia="Times New Roman"/>
+                <w:sz w:val="24"/>
+              </w:rPr>
               <w:t>Число входов</w:t>
             </w:r>
           </w:p>
         </w:tc>
         <w:tc>
           <w:tcPr>
-            <w:tcW w:w="3213" w:type="dxa"/>
+            <w:tcW w:w="3209" w:type="dxa"/>
+            <w:shd w:val="clear" w:color="auto" w:fill="F2F2F2" w:themeFill="background1" w:themeFillShade="F2"/>
+            <w:vAlign w:val="center"/>
           </w:tcPr>
           <w:p>
             <w:pPr>
               <w:keepNext/>
               <w:ind w:firstLine="0"/>
-            </w:pPr>
-            <w:r>
-              <w:rPr w:lang="ru-RU">
+              <w:jc w:val="center"/>
+            </w:pPr>
+            <w:r>
+              <w:rPr w:lang="ru-RU">
+                <w:rFonts w:ascii="Times New Roman" w:hAnsi="Times New Roman" w:eastAsia="Times New Roman"/>
                 <w:color w:val="000000"/>
                 <w:sz w:val="24"/>
               </w:rPr>
@@ -1082,55 +1110,66 @@
         </w:trPr>
         <w:tc>
           <w:tcPr>
-            <w:tcW w:w="3213" w:type="dxa"/>
+            <w:tcW w:w="3209" w:type="dxa"/>
+            <w:vAlign w:val="center"/>
+            <w:shd/>
           </w:tcPr>
           <w:p>
             <w:pPr>
               <w:keepNext/>
               <w:ind w:firstLine="0"/>
-            </w:pPr>
-            <w:r>
-              <w:rPr w:lang="ru-RU">
+              <w:jc w:val="left"/>
+            </w:pPr>
+            <w:r>
+              <w:rPr w:lang="ru-RU">
+                <w:rFonts w:ascii="Times New Roman" w:hAnsi="Times New Roman" w:eastAsia="Times New Roman"/>
+                <w:sz w:val="24"/>
+              </w:rPr>
+              <w:t>Модуль упругости при растяжении, ГПа</w:t>
+            </w:r>
+          </w:p>
+        </w:tc>
+        <w:tc>
+          <w:tcPr>
+            <w:tcW w:w="3210" w:type="dxa"/>
+            <w:vAlign w:val="center"/>
+            <w:shd/>
+          </w:tcPr>
+          <w:p>
+            <w:pPr>
+              <w:keepNext/>
+              <w:ind w:firstLine="0"/>
+              <w:jc w:val="center"/>
+            </w:pPr>
+            <w:r>
+              <w:rPr w:lang="ru-RU">
+                <w:rFonts w:ascii="Times New Roman" w:hAnsi="Times New Roman" w:eastAsia="Times New Roman"/>
                 <w:color w:val="000000"/>
                 <w:sz w:val="24"/>
               </w:rPr>
-              <w:t>1</w:t>
-            </w:r>
-          </w:p>
-        </w:tc>
-        <w:tc>
-          <w:tcPr>
-            <w:tcW w:w="3213" w:type="dxa"/>
+              <w:t>11</w:t>
+            </w:r>
+          </w:p>
+        </w:tc>
+        <w:tc>
+          <w:tcPr>
+            <w:tcW w:w="3209" w:type="dxa"/>
+            <w:vAlign w:val="center"/>
+            <w:shd/>
           </w:tcPr>
           <w:p>
             <w:pPr>
               <w:keepNext/>
               <w:ind w:firstLine="0"/>
-            </w:pPr>
-            <w:r>
-              <w:rPr w:lang="ru-RU">
+              <w:jc w:val="left"/>
+            </w:pPr>
+            <w:r>
+              <w:rPr w:lang="ru-RU">
+                <w:rFonts w:ascii="Times New Roman" w:hAnsi="Times New Roman" w:eastAsia="Times New Roman"/>
                 <w:color w:val="000000"/>
                 <w:sz w:val="24"/>
               </w:rPr>
-              <w:t>2</w:t>
-            </w:r>
-          </w:p>
-        </w:tc>
-        <w:tc>
-          <w:tcPr>
-            <w:tcW w:w="3213" w:type="dxa"/>
-          </w:tcPr>
-          <w:p>
-            <w:pPr>
-              <w:keepNext/>
-              <w:ind w:firstLine="0"/>
-            </w:pPr>
-            <w:r>
-              <w:rPr w:lang="ru-RU">
-                <w:color w:val="000000"/>
-                <w:sz w:val="24"/>
-              </w:rPr>
-              <w:t>3</w:t>
+              <w:t>Прямой прогноз</w:t>
             </w:r>
           </w:p>
         </w:tc>
@@ -1141,30 +1180,40 @@
         </w:trPr>
         <w:tc>
           <w:tcPr>
-            <w:tcW w:w="3213" w:type="dxa"/>
+            <w:tcW w:w="3209" w:type="dxa"/>
+            <w:vAlign w:val="center"/>
+            <w:shd/>
           </w:tcPr>
           <w:p>
             <w:pPr>
               <w:keepNext/>
-            </w:pPr>
-            <w:r>
-              <w:rPr w:lang="ru-RU"/>
-              <w:t>Модуль упругости при растяжении, ГПа</w:t>
-            </w:r>
-          </w:p>
-        </w:tc>
-        <w:tc>
-          <w:tcPr>
-            <w:tcW w:w="3213" w:type="dxa"/>
-            <w:vAlign w:val="bottom"/>
+              <w:ind w:firstLine="0"/>
+              <w:jc w:val="left"/>
+            </w:pPr>
+            <w:r>
+              <w:rPr w:lang="ru-RU">
+                <w:rFonts w:ascii="Times New Roman" w:hAnsi="Times New Roman" w:eastAsia="Times New Roman"/>
+                <w:sz w:val="24"/>
+              </w:rPr>
+              <w:t>Прочность при растяжении, МПа</w:t>
+            </w:r>
+          </w:p>
+        </w:tc>
+        <w:tc>
+          <w:tcPr>
+            <w:tcW w:w="3210" w:type="dxa"/>
+            <w:vAlign w:val="center"/>
+            <w:shd/>
           </w:tcPr>
           <w:p>
             <w:pPr>
               <w:keepNext/>
               <w:ind w:firstLine="0"/>
-            </w:pPr>
-            <w:r>
-              <w:rPr w:lang="ru-RU">
+              <w:jc w:val="center"/>
+            </w:pPr>
+            <w:r>
+              <w:rPr w:lang="ru-RU">
+                <w:rFonts w:ascii="Times New Roman" w:hAnsi="Times New Roman" w:eastAsia="Times New Roman"/>
                 <w:color w:val="000000"/>
                 <w:sz w:val="24"/>
               </w:rPr>
@@ -1174,15 +1223,19 @@
         </w:tc>
         <w:tc>
           <w:tcPr>
-            <w:tcW w:w="3213" w:type="dxa"/>
+            <w:tcW w:w="3209" w:type="dxa"/>
+            <w:vAlign w:val="center"/>
+            <w:shd/>
           </w:tcPr>
           <w:p>
             <w:pPr>
               <w:keepNext/>
               <w:ind w:firstLine="0"/>
-            </w:pPr>
-            <w:r>
-              <w:rPr w:lang="ru-RU">
+              <w:jc w:val="left"/>
+            </w:pPr>
+            <w:r>
+              <w:rPr w:lang="ru-RU">
+                <w:rFonts w:ascii="Times New Roman" w:hAnsi="Times New Roman" w:eastAsia="Times New Roman"/>
                 <w:color w:val="000000"/>
                 <w:sz w:val="24"/>
               </w:rPr>
@@ -1197,107 +1250,62 @@
         </w:trPr>
         <w:tc>
           <w:tcPr>
-            <w:tcW w:w="3213" w:type="dxa"/>
-          </w:tcPr>
-          <w:p>
-            <w:pPr>
-              <w:keepNext/>
-            </w:pPr>
-            <w:r>
-              <w:rPr w:lang="ru-RU"/>
-              <w:t>Прочность при растяжении, МПа</w:t>
-            </w:r>
-          </w:p>
-        </w:tc>
-        <w:tc>
-          <w:tcPr>
-            <w:tcW w:w="3213" w:type="dxa"/>
-            <w:vAlign w:val="bottom"/>
-          </w:tcPr>
-          <w:p>
-            <w:pPr>
-              <w:keepNext/>
-              <w:ind w:firstLine="0"/>
-            </w:pPr>
-            <w:r>
-              <w:rPr w:lang="ru-RU">
+            <w:tcW w:w="3209" w:type="dxa"/>
+            <w:vAlign w:val="center"/>
+            <w:shd/>
+          </w:tcPr>
+          <w:p>
+            <w:pPr>
+              <w:ind w:firstLine="0"/>
+              <w:jc w:val="left"/>
+            </w:pPr>
+            <w:r>
+              <w:rPr w:lang="ru-RU">
+                <w:rFonts w:ascii="Times New Roman" w:hAnsi="Times New Roman" w:eastAsia="Times New Roman"/>
                 <w:color w:val="000000"/>
                 <w:sz w:val="24"/>
               </w:rPr>
-              <w:t>11</w:t>
-            </w:r>
-          </w:p>
-        </w:tc>
-        <w:tc>
-          <w:tcPr>
-            <w:tcW w:w="3213" w:type="dxa"/>
-          </w:tcPr>
-          <w:p>
-            <w:pPr>
-              <w:keepNext/>
-              <w:ind w:firstLine="0"/>
-            </w:pPr>
-            <w:r>
-              <w:rPr w:lang="ru-RU">
+              <w:t>Соотношение матрица–наполнитель</w:t>
+            </w:r>
+          </w:p>
+        </w:tc>
+        <w:tc>
+          <w:tcPr>
+            <w:tcW w:w="3210" w:type="dxa"/>
+            <w:vAlign w:val="center"/>
+            <w:shd/>
+          </w:tcPr>
+          <w:p>
+            <w:pPr>
+              <w:ind w:firstLine="0"/>
+              <w:jc w:val="center"/>
+            </w:pPr>
+            <w:r>
+              <w:rPr w:lang="ru-RU">
+                <w:rFonts w:ascii="Times New Roman" w:hAnsi="Times New Roman" w:eastAsia="Times New Roman"/>
                 <w:color w:val="000000"/>
                 <w:sz w:val="24"/>
               </w:rPr>
-              <w:t>Прямой прогноз</w:t>
-            </w:r>
-          </w:p>
-        </w:tc>
-      </w:tr>
-      <w:tr>
-        <w:trPr>
-          <w:cantSplit/>
-        </w:trPr>
-        <w:tc>
-          <w:tcPr>
-            <w:tcW w:w="3213" w:type="dxa"/>
-          </w:tcPr>
-          <w:p>
-            <w:pPr>
-              <w:keepNext w:val="0"/>
-              <w:ind w:firstLine="0"/>
-            </w:pPr>
-            <w:r>
-              <w:rPr w:lang="ru-RU">
-                <w:color w:val="000000"/>
-                <w:sz w:val="24"/>
-              </w:rPr>
-              <w:t>Соотношение матрица–наполнитель</w:t>
-            </w:r>
-          </w:p>
-        </w:tc>
-        <w:tc>
-          <w:tcPr>
-            <w:tcW w:w="3213" w:type="dxa"/>
-            <w:vAlign w:val="bottom"/>
-          </w:tcPr>
-          <w:p>
-            <w:pPr>
-              <w:keepNext w:val="0"/>
-              <w:ind w:firstLine="0"/>
-            </w:pPr>
-            <w:r>
-              <w:rPr w:lang="ru-RU">
-                <w:color w:val="000000"/>
-                <w:sz w:val="24"/>
-              </w:rPr>
               <w:t>12</w:t>
             </w:r>
           </w:p>
         </w:tc>
         <w:tc>
           <w:tcPr>
-            <w:tcW w:w="3213" w:type="dxa"/>
-          </w:tcPr>
-          <w:p>
-            <w:pPr>
-              <w:keepNext w:val="0"/>
-            </w:pPr>
-            <w:r>
-              <w:rPr w:lang="ru-RU"/>
+            <w:tcW w:w="3209" w:type="dxa"/>
+            <w:vAlign w:val="center"/>
+            <w:shd/>
+          </w:tcPr>
+          <w:p>
+            <w:pPr>
+              <w:ind w:firstLine="0"/>
+              <w:jc w:val="left"/>
+            </w:pPr>
+            <w:r>
+              <w:rPr w:lang="ru-RU">
+                <w:rFonts w:ascii="Times New Roman" w:hAnsi="Times New Roman" w:eastAsia="Times New Roman"/>
+                <w:sz w:val="24"/>
+              </w:rPr>
               <w:t>Отдельная задача нейронной сети</w:t>
             </w:r>
           </w:p>
@@ -1315,6 +1323,7 @@
         <w:pStyle w:val="21"/>
       </w:pPr>
       <w:r>
+        <w:rPr w:lang="ru-RU"/>
         <w:t>1.2 Описание используемых методов</w:t>
       </w:r>
     </w:p>
@@ -1324,25 +1333,151 @@
       </w:pPr>
       <w:r>
         <w:rPr w:lang="ru-RU"/>
-        <w:t>Свойства композита зависят от состава, расположения компонентов и способа изготовления [8], [14], [16]. Эти сведения могут быть связаны с жёсткостью и прочностью. Модели сравниваются, чтобы проверить, насколько такая связь видна в предоставленных таблицах.</w:t>
-      </w:r>
-    </w:p>
-    <w:p>
-      <w:pPr>
-        <w:pStyle w:val="RPZBody"/>
-      </w:pPr>
-      <w:r>
-        <w:rPr w:lang="ru-RU"/>
-        <w:t>В исходных материалах не объяснено, что именно означает показатель «Соотношение матрица–наполнитель». Его нельзя без дополнительных сведений считать массовой или объёмной долей [4]. Столбец «Температура вспышки» также нельзя называть температурой отверждения.</w:t>
-      </w:r>
-    </w:p>
-    <w:p>
-      <w:pPr>
-        <w:pStyle w:val="RPZBody"/>
-      </w:pPr>
-      <w:r>
-        <w:rPr w:lang="ru-RU"/>
-        <w:t>На результат испытаний могут влиять подготовка образца, направление укладки, закрепление, скорость, влажность и температура [1], [2], [3], [5], [7], [21]. Эти условия для строк таблицы не указаны. Поэтому выводы относятся к предоставленным данным, а не ко всем композиционным материалам.</w:t>
+        <w:t>В этом разделе сначала показан общий порядок работы, а затем объяснены методы. Такая карта нужна, чтобы читатель заранее понимал, какую задачу решает каждый следующий шаг.</w:t>
+      </w:r>
+    </w:p>
+    <w:p>
+      <w:pPr>
+        <w:pStyle w:val="RPZBody"/>
+      </w:pPr>
+      <w:r>
+        <w:rPr w:lang="ru-RU"/>
+        <w:t>Машинное обучение в этой работе означает поиск числового правила по примерам с известными ответами. В каждой строке таблицы есть входные характеристики и значение, которое модель должна научиться прогнозировать. Метод обучения подбирает правило на одной части строк, а качество этого правила проверяется на других строках, ответы для которых модели заранее не сообщаются.</w:t>
+      </w:r>
+    </w:p>
+    <w:p>
+      <w:pPr>
+        <w:pStyle w:val="RPZBody"/>
+      </w:pPr>
+      <w:r>
+        <w:rPr w:lang="ru-RU"/>
+        <w:t>Работа включает две группы задач. Основные задачи – прогноз модуля упругости и прочности. Для каждой из них используются 11 входных характеристик и сравниваются пять методов: прогноз среднего, гребневая регрессия, случайный лес, градиентный бустинг и метод опорных векторов. В результате выбираются две модели, которые затем используются в приложении.</w:t>
+      </w:r>
+    </w:p>
+    <w:p>
+      <w:pPr>
+        <w:pStyle w:val="RPZBody"/>
+      </w:pPr>
+      <w:r>
+        <w:rPr w:lang="ru-RU"/>
+        <w:t>Обязательная дополнительная задача – прогноз записанного в таблице соотношения матрицы и наполнителя. Для неё используются 12 входных характеристик, включая два известных конечных свойства, и сравниваются прогноз среднего и нейронная сеть. Нейронная сеть является одним из методов машинного обучения, но здесь она решает отдельную цель. Её прогноз в приложение не включён.</w:t>
+      </w:r>
+    </w:p>
+    <w:p>
+      <w:pPr>
+        <w:pStyle w:val="RPZBody"/>
+      </w:pPr>
+      <w:r>
+        <w:rPr w:lang="ru-RU"/>
+        <w:t>1) Проверить и объединить два файла Excel. Цель шага – убедиться, что столбцы прочитаны правильно, а строки одного материала соединены по общему индексу. После объединения получаются 1023 строки и 13 содержательных столбцов.</w:t>
+      </w:r>
+    </w:p>
+    <w:p>
+      <w:pPr>
+        <w:pStyle w:val="RPZBody"/>
+      </w:pPr>
+      <w:r>
+        <w:rPr w:lang="ru-RU"/>
+        <w:t>2) Сразу отделить данные для итоговой проверки. Из 1023 строк 716 используются для разработки, а 307 откладываются до конца. Отложенные строки не участвуют в изучении данных, подготовке, выборе метода или настройке модели.</w:t>
+      </w:r>
+    </w:p>
+    <w:p>
+      <w:pPr>
+        <w:pStyle w:val="RPZBody"/>
+      </w:pPr>
+      <w:r>
+        <w:rPr w:lang="ru-RU"/>
+        <w:t>3) Изучить только 716 строк для разработки. Цель разведочного анализа – увидеть пропуски, распределения, разброс, необычные значения и простые связи между столбцами до обучения моделей.</w:t>
+      </w:r>
+    </w:p>
+    <w:p>
+      <w:pPr>
+        <w:pStyle w:val="RPZBody"/>
+      </w:pPr>
+      <w:r>
+        <w:rPr w:lang="ru-RU"/>
+        <w:t>4) Подготовить данные. Для методов, чувствительных к масштабу чисел, характеристики приводятся к сопоставимому масштабу. Необычные значения не объявляются ошибками: вариант со всеми строками сравнивается с отдельным вариантом фильтрации.</w:t>
+      </w:r>
+    </w:p>
+    <w:p>
+      <w:pPr>
+        <w:pStyle w:val="RPZBody"/>
+      </w:pPr>
+      <w:r>
+        <w:rPr w:lang="ru-RU"/>
+        <w:t>5) Обучить и сравнить модели на 716 строках. Для этого используется десятикратная перекрёстная проверка: модель десять раз обучается и проверяется на разных частях этих данных. Победитель определяется до обращения к 307 отложенным строкам.</w:t>
+      </w:r>
+    </w:p>
+    <w:p>
+      <w:pPr>
+        <w:pStyle w:val="RPZBody"/>
+      </w:pPr>
+      <w:r>
+        <w:rPr w:lang="ru-RU"/>
+        <w:t>6) Один раз проверить выбранные модели на 307 строках. После выбора две прямые модели заново обучаются на всех 716 строках и применяются к отложенной части. Эта проверка показывает, насколько хорошо готовая модель переносится на не участвовавшие в выборе строки.</w:t>
+      </w:r>
+    </w:p>
+    <w:p>
+      <w:pPr>
+        <w:pStyle w:val="RPZBody"/>
+      </w:pPr>
+      <w:r>
+        <w:rPr w:lang="ru-RU"/>
+        <w:t>7) Включить две прямые модели в приложение. Пользователь вводит 11 характеристик и получает прогнозы модуля упругости при растяжении и прочности при растяжении.</w:t>
+      </w:r>
+    </w:p>
+    <w:p>
+      <w:pPr>
+        <w:pStyle w:val="RPZBody"/>
+      </w:pPr>
+      <w:r>
+        <w:rPr w:lang="ru-RU"/>
+        <w:t>8) Сохранить код, данные, модели и документы в удалённом репозитории. Это позволяет проверить состав работы и повторить расчёты по опубликованной инструкции.</w:t>
+      </w:r>
+    </w:p>
+    <w:p>
+      <w:pPr>
+        <w:pStyle w:val="RPZBody"/>
+      </w:pPr>
+      <w:r>
+        <w:rPr w:lang="ru-RU"/>
+        <w:t>Нейронная сеть решает отдельную задачу для другого столбца: по 12 известным характеристикам она оценивает записанное соотношение матрицы и наполнителя. Для неё также сохраняется разделение 716/307 и выбор по обучающей части. Внутри 716 строк часть данных используется для ранней остановки сети, поэтому её окончательное обучение устроено иначе, чем повторное обучение двух прямых моделей на всех 716 строках.</w:t>
+      </w:r>
+    </w:p>
+    <w:p>
+      <w:pPr>
+        <w:pStyle w:val="RPZBody"/>
+      </w:pPr>
+      <w:r>
+        <w:rPr w:lang="ru-RU"/>
+        <w:t>Порядок разделов задан методическими требованиями. Поэтому принципы моделей объясняются в разделе 1.2, разведочный анализ – в разделе 1.3, а выполненные действия и результаты – в практической части. Фактически разведочный анализ 716 строк проводился до обучения моделей. Описание метода в теории не означает, что модель обучалась раньше знакомства с данными.</w:t>
+      </w:r>
+    </w:p>
+    <w:p>
+      <w:pPr>
+        <w:pStyle w:val="RPZBody"/>
+      </w:pPr>
+      <w:r>
+        <w:rPr w:lang="ru-RU"/>
+        <w:t>Свойства композита зависят от состава, расположения компонентов и способа изготовления [8], [14], [16]. Эти сведения могут быть связаны с жёсткостью и прочностью. В работе используются методы разной сложности, чтобы проверить, насколько такая связь видна в предоставленных таблицах. Прогноз среднего задаёт простую точку отсчёта. Гребневая регрессия проверяет сумму отдельных вкладов характеристик. Случайный лес усредняет прогнозы многих деревьев, а градиентный бустинг строит деревья по очереди и исправляет прежние ошибки. Метод опорных векторов ищет нелинейное правило с допустимой областью небольших отклонений. Нейронная сеть применяется для отдельной задачи соотношения.</w:t>
+      </w:r>
+    </w:p>
+    <w:p>
+      <w:pPr>
+        <w:pStyle w:val="RPZBody"/>
+      </w:pPr>
+      <w:r>
+        <w:rPr w:lang="ru-RU"/>
+        <w:t>Перед сравнением методов учитываются ограничения исходных данных. В материалах не объяснено, что именно означает показатель «Соотношение матрица–наполнитель». Без дополнительных сведений его нельзя считать массовой или объёмной долей [4]. Столбец «Температура вспышки» также нельзя называть температурой отверждения.</w:t>
+      </w:r>
+    </w:p>
+    <w:p>
+      <w:pPr>
+        <w:pStyle w:val="RPZBody"/>
+      </w:pPr>
+      <w:r>
+        <w:rPr w:lang="ru-RU"/>
+        <w:t>На результат испытаний могут влиять подготовка образца, направление укладки, закрепление, скорость, влажность и температура [1], [2], [3], [5], [7], [21]. Эти условия для отдельных строк не указаны. Поэтому модели проверяют связи внутри предоставленных таблиц. Полученные ошибки нельзя без новых независимых испытаний переносить на все композиционные материалы.</w:t>
       </w:r>
     </w:p>
     <w:p>
@@ -1360,25 +1495,52 @@
       </w:pPr>
       <w:r>
         <w:rPr w:lang="ru-RU"/>
-        <w:t>Сначала задаётся простой ориентир – прогноз среднего. Такая модель не смотрит на характеристики материала и выдаёт всем строкам среднее значение свойства в данных для обучения. Более сложный метод имеет практический смысл только тогда, когда ошибается меньше этого ориентира.</w:t>
-      </w:r>
-    </w:p>
-    <w:p>
-      <w:pPr>
-        <w:pStyle w:val="RPZBody"/>
-      </w:pPr>
-      <w:r>
-        <w:rPr w:lang="ru-RU"/>
-        <w:t>Гребневая регрессия (Ridge) умножает каждую входную характеристику на свой коэффициент, складывает результаты и добавляет постоянную поправку. Коэффициенты подбираются по строкам с известными значениями свойства. Дополнительное ограничение не даёт им становиться чрезмерно большими [15]. Метод реализован средствами scikit-learn [19].</w:t>
-      </w:r>
-    </w:p>
-    <w:p>
-      <w:pPr>
-        <w:pStyle w:val="RPZBody"/>
-      </w:pPr>
-      <w:r>
-        <w:rPr w:lang="ru-RU"/>
-        <w:t>Ridge включена в сравнение как простая и понятная модель. Она показывает, достаточно ли суммы отдельных вкладов для прогноза. Перед обучением значения приводятся к сопоставимому масштабу, чтобы столбец с крупными числами не получил преимущество только из-за единиц измерения. Такое приведение каждый раз рассчитывается только по данным для обучения.</w:t>
+        <w:t>Прогноз среднего нужен как исходный ориентир. Он не рассматривает характеристики отдельного материала. По строкам, доступным для обучения, вычисляется среднее значение прогнозируемого свойства, и это одно число выдаётся для каждой проверочной строки. Например, если среднее значение свойства в обучающей части равно 70, модель прогнозирует 70 для всех строк независимо от их состава. Это упрощённый пример принципа работы, а не число из проведённого эксперимента.</w:t>
+      </w:r>
+    </w:p>
+    <w:p>
+      <w:pPr>
+        <w:pStyle w:val="RPZBody"/>
+      </w:pPr>
+      <w:r>
+        <w:rPr w:lang="ru-RU"/>
+        <w:t>Такой ориентир отвечает на важный вопрос: извлекает ли более сложная модель полезную связь из входных характеристик? Если её ошибка не меньше ошибки прогноза среднего, усложнение не помогло. Поэтому прогноз среднего задаёт уровень, который должна превзойти модель, использующая сведения о материале.</w:t>
+      </w:r>
+    </w:p>
+    <w:p>
+      <w:pPr>
+        <w:pStyle w:val="RPZBody"/>
+      </w:pPr>
+      <w:r>
+        <w:rPr w:lang="ru-RU"/>
+        <w:t>Гребневая регрессия, или Ridge, использует входные характеристики. Для каждой из 11 характеристик она подбирает коэффициент. Коэффициент показывает, как меняется прогноз модели при изменении этой характеристики, если остальные значения остаются теми же. Модель умножает каждую характеристику на её коэффициент, складывает полученные вклады и добавляет постоянную поправку. Так получается один числовой прогноз.</w:t>
+      </w:r>
+    </w:p>
+    <w:p>
+      <w:pPr>
+        <w:pStyle w:val="RPZBody"/>
+      </w:pPr>
+      <w:r>
+        <w:rPr w:lang="ru-RU"/>
+        <w:t>Коэффициенты подбираются по строкам, где известны и входные характеристики, и правильное значение свойства. Ridge дополнительно ограничивает слишком большие коэффициенты [15]. Это снижает риск того, что модель придаст чрезмерное значение случайной особенности обучающих строк. Метод реализован средствами библиотеки scikit-learn [19].</w:t>
+      </w:r>
+    </w:p>
+    <w:p>
+      <w:pPr>
+        <w:pStyle w:val="RPZBody"/>
+      </w:pPr>
+      <w:r>
+        <w:rPr w:lang="ru-RU"/>
+        <w:t>До обучения Ridge числовые столбцы приводятся к сопоставимому масштабу. Это необходимо из-за разных единиц измерения. Один столбец может содержать числа около единицы, а другой – около тысячи. Без преобразования большой числовой диапазон может сильнее влиять на подбор коэффициентов только из-за масштаба записи. Параметры преобразования вычисляются только по строкам, на которых модель обучается в данном повторе проверки.</w:t>
+      </w:r>
+    </w:p>
+    <w:p>
+      <w:pPr>
+        <w:pStyle w:val="RPZBody"/>
+      </w:pPr>
+      <w:r>
+        <w:rPr w:lang="ru-RU"/>
+        <w:t>Ridge включена в работу как понятная линейная модель. Она проверяет, можно ли получить полезный прогноз как сумму отдельных вкладов характеристик. Её ограничение состоит в том, что такая сумма плохо описывает случаи, где влияние одной характеристики зависит от значения другой или меняется по сложному правилу. Поэтому Ridge сравнивается и с прогнозом среднего, и с моделями, способными находить нелинейные зависимости.</w:t>
       </w:r>
     </w:p>
     <w:p>
@@ -1396,25 +1558,43 @@
       </w:pPr>
       <w:r>
         <w:rPr w:lang="ru-RU"/>
-        <w:t>Случайный лес (Random Forest) строит много деревьев решений и усредняет их ответы [6]. Каждое дерево последовательно разделяет строки по значениям характеристик. Так модель может находить связи сложнее простой суммы. Усреднение уменьшает влияние отдельного дерева, но модель труднее объяснять и она плохо работает за пределами уже встречавшихся диапазонов.</w:t>
-      </w:r>
-    </w:p>
-    <w:p>
-      <w:pPr>
-        <w:pStyle w:val="RPZBody"/>
-      </w:pPr>
-      <w:r>
-        <w:rPr w:lang="ru-RU"/>
-        <w:t>Градиентный бустинг (Gradient Boosting) также использует деревья, но строит их по очереди. Каждое новое дерево старается исправить ошибки предыдущих [13]. Такой способ может находить сложные связи, однако слишком большая модель способна запомнить особенности данных для обучения. Поэтому глубину деревьев и скорость исправления ошибок подбирают на проверочных частях.</w:t>
-      </w:r>
-    </w:p>
-    <w:p>
-      <w:pPr>
-        <w:pStyle w:val="RPZBody"/>
-      </w:pPr>
-      <w:r>
-        <w:rPr w:lang="ru-RU"/>
-        <w:t>Главное различие методов показано в таблице 2. Лес усредняет много деревьев, а бустинг исправляет ошибки шаг за шагом.</w:t>
+        <w:t>Дерево решений получает строки с известными ответами и последовательно делит их на группы. На каждом шаге выбираются характеристика и граница, которые помогают получить внутри групп более похожие значения прогнозируемого свойства. Например, одно разделение может направить строки с меньшим значением характеристики в одну ветвь, а остальные – в другую. Конкретные границы модель находит по данным, а не получает из заранее написанных правил.</w:t>
+      </w:r>
+    </w:p>
+    <w:p>
+      <w:pPr>
+        <w:pStyle w:val="RPZBody"/>
+      </w:pPr>
+      <w:r>
+        <w:rPr w:lang="ru-RU"/>
+        <w:t>Случайный лес, или Random Forest, строит много таких деревьев на немного различающихся наборах строк и характеристик, а затем усредняет их прогнозы [6]. Отдельное дерево может сильно зависеть от случайных особенностей обучающих данных. Усреднение делает общий прогноз устойчивее. Лес способен находить нелинейные связи и совместное влияние характеристик, но его труднее объяснить, и он ненадёжно работает за пределами диапазонов, встречавшихся при обучении.</w:t>
+      </w:r>
+    </w:p>
+    <w:p>
+      <w:pPr>
+        <w:pStyle w:val="RPZBody"/>
+      </w:pPr>
+      <w:r>
+        <w:rPr w:lang="ru-RU"/>
+        <w:t>Градиентный бустинг, или Gradient Boosting, тоже использует деревья, но объединяет их иначе. Бустинг начинает с простого прогноза. Затем деревья по очереди учатся исправлять его ошибки, поэтому общий прогноз уточняется шаг за шагом [13].</w:t>
+      </w:r>
+    </w:p>
+    <w:p>
+      <w:pPr>
+        <w:pStyle w:val="RPZBody"/>
+      </w:pPr>
+      <w:r>
+        <w:rPr w:lang="ru-RU"/>
+        <w:t>Бустинг может находить сложные зависимости на табличных данных. Одновременно последовательное исправление ошибок создаёт риск подгонки под обучающие строки. Поэтому глубина деревьев, число шагов и скорость исправления выбираются только по проверочным частям 716 строк. Отложенные 307 строк в этот выбор не входят.</w:t>
+      </w:r>
+    </w:p>
+    <w:p>
+      <w:pPr>
+        <w:pStyle w:val="RPZBody"/>
+      </w:pPr>
+      <w:r>
+        <w:rPr w:lang="ru-RU"/>
+        <w:t>Главное различие методов показано в таблице 2. Лес строит деревья независимо и усредняет их ответы. Бустинг строит деревья последовательно, чтобы каждое следующее уточняло общий прогноз. Оба метода включены в сравнение, потому что способны описывать зависимости сложнее суммы отдельных вкладов.</w:t>
       </w:r>
     </w:p>
     <w:p>
@@ -1426,6 +1606,7 @@
       </w:pPr>
       <w:r>
         <w:rPr w:lang="ru-RU"/>
+        <w:lastRenderedPageBreak/>
         <w:t>Таблица 2 – Случайный лес и градиентный бустинг</w:t>
       </w:r>
     </w:p>
@@ -1434,12 +1615,13 @@
         <w:tblStyle w:val="a4"/>
         <w:tblW w:w="0" w:type="auto"/>
         <w:tblInd w:w="0" w:type="dxa"/>
+        <w:tblLayout w:type="autofit"/>
         <w:tblLook w:val="04A0" w:firstRow="1" w:lastRow="0" w:firstColumn="1" w:lastColumn="0" w:noHBand="0" w:noVBand="1"/>
       </w:tblPr>
       <w:tblGrid>
+        <w:gridCol w:w="3208"/>
         <w:gridCol w:w="3210"/>
-        <w:gridCol w:w="3209"/>
-        <w:gridCol w:w="3209"/>
+        <w:gridCol w:w="3210"/>
       </w:tblGrid>
       <w:tr>
         <w:trPr>
@@ -1449,14 +1631,18 @@
         <w:tc>
           <w:tcPr>
             <w:tcW w:w="3213" w:type="dxa"/>
+            <w:vAlign w:val="center"/>
+            <w:shd w:fill="F2F2F2"/>
           </w:tcPr>
           <w:p>
             <w:pPr>
               <w:keepNext/>
               <w:ind w:firstLine="0"/>
-            </w:pPr>
-            <w:r>
-              <w:rPr w:lang="ru-RU">
+              <w:jc w:val="center"/>
+            </w:pPr>
+            <w:r>
+              <w:rPr w:lang="ru-RU">
+                <w:rFonts w:ascii="Times New Roman" w:hAnsi="Times New Roman" w:eastAsia="Times New Roman"/>
                 <w:color w:val="000000"/>
                 <w:sz w:val="24"/>
               </w:rPr>
@@ -1467,14 +1653,18 @@
         <w:tc>
           <w:tcPr>
             <w:tcW w:w="3213" w:type="dxa"/>
+            <w:vAlign w:val="center"/>
+            <w:shd w:fill="F2F2F2"/>
           </w:tcPr>
           <w:p>
             <w:pPr>
               <w:keepNext/>
               <w:ind w:firstLine="0"/>
-            </w:pPr>
-            <w:r>
-              <w:rPr w:lang="ru-RU">
+              <w:jc w:val="center"/>
+            </w:pPr>
+            <w:r>
+              <w:rPr w:lang="ru-RU">
+                <w:rFonts w:ascii="Times New Roman" w:hAnsi="Times New Roman" w:eastAsia="Times New Roman"/>
                 <w:color w:val="000000"/>
                 <w:sz w:val="24"/>
               </w:rPr>
@@ -1485,14 +1675,18 @@
         <w:tc>
           <w:tcPr>
             <w:tcW w:w="3213" w:type="dxa"/>
+            <w:vAlign w:val="center"/>
+            <w:shd w:fill="F2F2F2"/>
           </w:tcPr>
           <w:p>
             <w:pPr>
               <w:keepNext/>
               <w:ind w:firstLine="0"/>
-            </w:pPr>
-            <w:r>
-              <w:rPr w:lang="ru-RU">
+              <w:jc w:val="center"/>
+            </w:pPr>
+            <w:r>
+              <w:rPr w:lang="ru-RU">
+                <w:rFonts w:ascii="Times New Roman" w:hAnsi="Times New Roman" w:eastAsia="Times New Roman"/>
                 <w:color w:val="000000"/>
                 <w:sz w:val="24"/>
               </w:rPr>
@@ -1508,54 +1702,62 @@
         <w:tc>
           <w:tcPr>
             <w:tcW w:w="3213" w:type="dxa"/>
+            <w:vAlign w:val="center"/>
+            <w:shd/>
           </w:tcPr>
           <w:p>
             <w:pPr>
               <w:keepNext/>
               <w:ind w:firstLine="0"/>
-            </w:pPr>
-            <w:r>
-              <w:rPr w:lang="ru-RU">
+              <w:jc w:val="left"/>
+            </w:pPr>
+            <w:r>
+              <w:rPr w:lang="ru-RU">
+                <w:rFonts w:ascii="Times New Roman" w:hAnsi="Times New Roman" w:eastAsia="Times New Roman"/>
                 <w:color w:val="000000"/>
                 <w:sz w:val="24"/>
               </w:rPr>
-              <w:t>1</w:t>
+              <w:t>Случайный лес</w:t>
             </w:r>
           </w:p>
         </w:tc>
         <w:tc>
           <w:tcPr>
             <w:tcW w:w="3213" w:type="dxa"/>
-          </w:tcPr>
-          <w:p>
-            <w:pPr>
-              <w:keepNext/>
-              <w:ind w:firstLine="0"/>
-            </w:pPr>
-            <w:r>
-              <w:rPr w:lang="ru-RU">
-                <w:color w:val="000000"/>
-                <w:sz w:val="24"/>
-              </w:rPr>
-              <w:t>2</w:t>
+            <w:vAlign w:val="center"/>
+            <w:shd/>
+          </w:tcPr>
+          <w:p>
+            <w:pPr>
+              <w:ind w:firstLine="0"/>
+              <w:jc w:val="left"/>
+            </w:pPr>
+            <w:r>
+              <w:rPr w:lang="ru-RU">
+                <w:rFonts w:ascii="Times New Roman" w:hAnsi="Times New Roman" w:eastAsia="Times New Roman"/>
+                <w:sz w:val="24"/>
+              </w:rPr>
+              <w:t>Находит сложные связи, усредняет ответы деревьев</w:t>
             </w:r>
           </w:p>
         </w:tc>
         <w:tc>
           <w:tcPr>
             <w:tcW w:w="3213" w:type="dxa"/>
-          </w:tcPr>
-          <w:p>
-            <w:pPr>
-              <w:keepNext/>
-              <w:ind w:firstLine="0"/>
-            </w:pPr>
-            <w:r>
-              <w:rPr w:lang="ru-RU">
-                <w:color w:val="000000"/>
-                <w:sz w:val="24"/>
-              </w:rPr>
-              <w:t>3</w:t>
+            <w:vAlign w:val="center"/>
+            <w:shd/>
+          </w:tcPr>
+          <w:p>
+            <w:pPr>
+              <w:ind w:firstLine="0"/>
+              <w:jc w:val="left"/>
+            </w:pPr>
+            <w:r>
+              <w:rPr w:lang="ru-RU">
+                <w:rFonts w:ascii="Times New Roman" w:hAnsi="Times New Roman" w:eastAsia="Times New Roman"/>
+                <w:sz w:val="24"/>
+              </w:rPr>
+              <w:t>Труднее объяснять; слабый прогноз вне известных диапазонов</w:t>
             </w:r>
           </w:p>
         </w:tc>
@@ -1567,83 +1769,60 @@
         <w:tc>
           <w:tcPr>
             <w:tcW w:w="3213" w:type="dxa"/>
-          </w:tcPr>
-          <w:p>
-            <w:pPr>
-              <w:keepNext/>
-              <w:ind w:firstLine="0"/>
-            </w:pPr>
-            <w:r>
-              <w:rPr w:lang="ru-RU">
+            <w:vAlign w:val="center"/>
+            <w:shd/>
+          </w:tcPr>
+          <w:p>
+            <w:pPr>
+              <w:ind w:firstLine="0"/>
+              <w:jc w:val="left"/>
+            </w:pPr>
+            <w:r>
+              <w:rPr w:lang="ru-RU">
+                <w:rFonts w:ascii="Times New Roman" w:hAnsi="Times New Roman" w:eastAsia="Times New Roman"/>
                 <w:color w:val="000000"/>
                 <w:sz w:val="24"/>
               </w:rPr>
-              <w:t>Случайный лес</w:t>
+              <w:t>Градиентный бустинг</w:t>
             </w:r>
           </w:p>
         </w:tc>
         <w:tc>
           <w:tcPr>
             <w:tcW w:w="3213" w:type="dxa"/>
-          </w:tcPr>
-          <w:p>
-            <w:r>
-              <w:rPr w:lang="ru-RU"/>
-              <w:t>Находит сложные связи, усредняет ответы деревьев</w:t>
+            <w:vAlign w:val="center"/>
+            <w:shd/>
+          </w:tcPr>
+          <w:p>
+            <w:pPr>
+              <w:ind w:firstLine="0"/>
+              <w:jc w:val="left"/>
+            </w:pPr>
+            <w:r>
+              <w:rPr w:lang="ru-RU">
+                <w:rFonts w:ascii="Times New Roman" w:hAnsi="Times New Roman" w:eastAsia="Times New Roman"/>
+                <w:sz w:val="24"/>
+              </w:rPr>
+              <w:t>Исправляет ошибки шаг за шагом</w:t>
             </w:r>
           </w:p>
         </w:tc>
         <w:tc>
           <w:tcPr>
             <w:tcW w:w="3213" w:type="dxa"/>
-          </w:tcPr>
-          <w:p>
-            <w:r>
-              <w:rPr w:lang="ru-RU"/>
-              <w:t>Труднее объяснять; слабый прогноз вне известных диапазонов</w:t>
-            </w:r>
-          </w:p>
-        </w:tc>
-      </w:tr>
-      <w:tr>
-        <w:trPr>
-          <w:cantSplit/>
-        </w:trPr>
-        <w:tc>
-          <w:tcPr>
-            <w:tcW w:w="3213" w:type="dxa"/>
-          </w:tcPr>
-          <w:p>
-            <w:pPr>
-              <w:ind w:firstLine="0"/>
-            </w:pPr>
-            <w:r>
-              <w:rPr w:lang="ru-RU">
-                <w:color w:val="000000"/>
-                <w:sz w:val="24"/>
-              </w:rPr>
-              <w:t>Градиентный бустинг</w:t>
-            </w:r>
-          </w:p>
-        </w:tc>
-        <w:tc>
-          <w:tcPr>
-            <w:tcW w:w="3213" w:type="dxa"/>
-          </w:tcPr>
-          <w:p>
-            <w:r>
-              <w:rPr w:lang="ru-RU"/>
-              <w:t>Исправляет ошибки шаг за шагом</w:t>
-            </w:r>
-          </w:p>
-        </w:tc>
-        <w:tc>
-          <w:tcPr>
-            <w:tcW w:w="3213" w:type="dxa"/>
-          </w:tcPr>
-          <w:p>
-            <w:r>
-              <w:rPr w:lang="ru-RU"/>
+            <w:vAlign w:val="center"/>
+            <w:shd/>
+          </w:tcPr>
+          <w:p>
+            <w:pPr>
+              <w:ind w:firstLine="0"/>
+              <w:jc w:val="left"/>
+            </w:pPr>
+            <w:r>
+              <w:rPr w:lang="ru-RU">
+                <w:rFonts w:ascii="Times New Roman" w:hAnsi="Times New Roman" w:eastAsia="Times New Roman"/>
+                <w:sz w:val="24"/>
+              </w:rPr>
               <w:t>Нужен контроль сложности</w:t>
             </w:r>
           </w:p>
@@ -1661,34 +1840,26 @@
         <w:pStyle w:val="21"/>
       </w:pPr>
       <w:r>
-        <w:t>1.2.3 Метод опорных векторов и многослойный персептрон</w:t>
-      </w:r>
-    </w:p>
-    <w:p>
-      <w:pPr>
-        <w:pStyle w:val="RPZBody"/>
-      </w:pPr>
-      <w:r>
-        <w:rPr w:lang="ru-RU"/>
-        <w:t>Регрессия на опорных векторах (SVR) ищет правило, при котором небольшие отклонения считаются допустимыми, а крупные сильнее увеличивают ошибку [11], [12]. Метод может учитывать сложные связи, но чувствителен к масштабу чисел. Поэтому входные характеристики и прогнозируемое свойство приводятся к сопоставимому масштабу только по данным для обучения.</w:t>
-      </w:r>
-    </w:p>
-    <w:p>
-      <w:pPr>
-        <w:pStyle w:val="RPZBody"/>
-      </w:pPr>
-      <w:r>
-        <w:rPr w:lang="ru-RU"/>
-        <w:t>Многослойный персептрон (MLP) – нейронная сеть для числового прогноза. Она передаёт входные значения через несколько слоёв и меняет веса связей так, чтобы уменьшить ошибку [22], [23]. Сеть может описывать сложную зависимость, но на небольшой таблице легко подстраивается под случайные особенности. Поэтому использованы небольшая сеть, ограничение весов и ранняя остановка.</w:t>
-      </w:r>
-    </w:p>
-    <w:p>
-      <w:pPr>
-        <w:pStyle w:val="RPZBody"/>
-      </w:pPr>
-      <w:r>
-        <w:rPr w:lang="ru-RU"/>
-        <w:t>Для двух основных свойств сравниваются прогноз среднего, Ridge, случайный лес, градиентный бустинг и SVR. Для отдельной задачи отношения сравниваются прогноз среднего и MLP. Победитель заранее не назначается: выбирается модель с меньшей ошибкой на проверочных частях данных.</w:t>
+        <w:rPr w:lang="ru-RU"/>
+        <w:t>1.2.3 Метод опорных векторов</w:t>
+      </w:r>
+    </w:p>
+    <w:p>
+      <w:pPr>
+        <w:pStyle w:val="RPZBody"/>
+      </w:pPr>
+      <w:r>
+        <w:rPr w:lang="ru-RU"/>
+        <w:t>Метод опорных векторов для числового прогноза обозначается SVR. Он строит правило так, чтобы как можно больше обучающих примеров находилось в допустимой полосе вокруг прогноза. Небольшие отклонения внутри этой полосы почти не влияют на подбор правила, а выход за неё увеличивает ошибку [11], [12]. С помощью нелинейного преобразования SVR может описывать зависимость, которую нельзя представить простой прямой линией.</w:t>
+      </w:r>
+    </w:p>
+    <w:p>
+      <w:pPr>
+        <w:pStyle w:val="RPZBody"/>
+      </w:pPr>
+      <w:r>
+        <w:rPr w:lang="ru-RU"/>
+        <w:t>SVR чувствителен к масштабу чисел. Поэтому к сопоставимому масштабу приводятся и входные характеристики, и прогнозируемое свойство. Параметры этого преобразования вычисляются только по обучающим строкам каждого повтора. После прогноза результат переводится обратно в исходные единицы свойства.</w:t>
       </w:r>
     </w:p>
     <w:p>
@@ -1697,25 +1868,106 @@
       </w:pPr>
       <w:r>
         <w:rPr w:lang="ru-RU"/>
-        <w:t>1.2.4 Как проверялись модели</w:t>
-      </w:r>
-    </w:p>
-    <w:p>
-      <w:pPr>
-        <w:pStyle w:val="RPZBody"/>
-      </w:pPr>
-      <w:r>
-        <w:rPr w:lang="ru-RU"/>
-        <w:t>Из 1023 строк заранее выделены 716 строк для разработки и 307 строк для итоговой проверки. Последние не используются при выборе модели. Внутри 716 строк выполняется десятикратная перекрёстная проверка: данные делят на десять частей, модель учится на девяти и проверяется на десятой. Затем проверочная часть меняется, пока каждая не побывает в этой роли [17].</w:t>
-      </w:r>
-    </w:p>
-    <w:p>
-      <w:pPr>
-        <w:pStyle w:val="RPZBody"/>
-      </w:pPr>
-      <w:r>
-        <w:rPr w:lang="ru-RU"/>
-        <w:t>Для каждой модели заранее задаётся несколько вариантов настроек. Их перебор называют поиском по сетке [26]. Все преобразования чисел заново рассчитываются внутри каждой обучающей части [25]. Настройка выбирается по средней ошибке десяти проверок. Такой порядок не позволяет тестовой выборке повлиять на выбор, но не заменяет проверку на новых материалах [24], [9].</w:t>
+        <w:t>1.2.4 Нейронная сеть для отдельной задачи</w:t>
+      </w:r>
+    </w:p>
+    <w:p>
+      <w:pPr>
+        <w:pStyle w:val="RPZBody"/>
+      </w:pPr>
+      <w:r>
+        <w:rPr w:lang="ru-RU"/>
+        <w:t>Многослойный персептрон обозначается MLP. Это нейронная сеть и одновременно один из методов машинного обучения для числового прогноза. В этой работе она не заменяет модели модуля и прочности, а отдельно оценивает записанное соотношение матрицы и наполнителя по 12 известным характеристикам, включая оба конечных свойства. Этот прогноз не используется в приложении.</w:t>
+      </w:r>
+    </w:p>
+    <w:p>
+      <w:pPr>
+        <w:pStyle w:val="RPZBody"/>
+      </w:pPr>
+      <w:r>
+        <w:rPr w:lang="ru-RU"/>
+        <w:t>Сеть получает входные числа, последовательно преобразует их во внутренних слоях и выдаёт одно число. Связи между элементами сети имеют настраиваемые веса. Во время обучения веса меняются так, чтобы уменьшать ошибку прогноза [22], [23].</w:t>
+      </w:r>
+    </w:p>
+    <w:p>
+      <w:pPr>
+        <w:pStyle w:val="RPZBody"/>
+      </w:pPr>
+      <w:r>
+        <w:rPr w:lang="ru-RU"/>
+        <w:t>Сеть может учитывать совместное и нелинейное влияние характеристик. На небольшой таблице она также может запомнить случайные особенности. Поэтому в работе используется компактная сеть, ограничение величины весов и ранняя остановка. Ранняя остановка прекращает обучение, когда ошибка на отдельной внутренней части данных перестаёт улучшаться.</w:t>
+      </w:r>
+    </w:p>
+    <w:p>
+      <w:pPr>
+        <w:pStyle w:val="RPZBody"/>
+      </w:pPr>
+      <w:r>
+        <w:rPr w:lang="ru-RU"/>
+        <w:t>Для двух основных свойств сравниваются прогноз среднего, Ridge, случайный лес, градиентный бустинг и SVR. Каждый метод отвечает на свой вопрос: достаточно ли среднего, полезна ли сумма вкладов характеристик, помогают ли разделения строк на группы и даёт ли пользу нелинейное правило.</w:t>
+      </w:r>
+    </w:p>
+    <w:p>
+      <w:pPr>
+        <w:pStyle w:val="RPZBody"/>
+      </w:pPr>
+      <w:r>
+        <w:rPr w:lang="ru-RU"/>
+        <w:t>Для отдельной задачи соотношения сравниваются прогноз среднего и MLP. Сложность не считается преимуществом сама по себе. Модель выбирается по средней ошибке на проверочных частях 716 строк. Если сложный метод ошибается больше прогноза среднего, результат фиксируется как отсутствие улучшения.</w:t>
+      </w:r>
+    </w:p>
+    <w:p>
+      <w:pPr>
+        <w:pStyle w:val="21"/>
+      </w:pPr>
+      <w:r>
+        <w:rPr w:lang="ru-RU"/>
+        <w:t>1.2.5 Как проверялись модели</w:t>
+      </w:r>
+    </w:p>
+    <w:p>
+      <w:pPr>
+        <w:pStyle w:val="RPZBody"/>
+      </w:pPr>
+      <w:r>
+        <w:rPr w:lang="ru-RU"/>
+        <w:t>Проверка должна отделять обучение от оценки результата. Поэтому из 1023 строк заранее выделены 716 строк для разработки и 307 строк для итоговой проверки. До выбора готовой модели используются только 716 строк. Сведения об ошибках на 307 строках не влияют на выбор.</w:t>
+      </w:r>
+    </w:p>
+    <w:p>
+      <w:pPr>
+        <w:pStyle w:val="RPZBody"/>
+      </w:pPr>
+      <w:r>
+        <w:rPr w:lang="ru-RU"/>
+        <w:t>Внутри 716 строк выполняется десятикратная перекрёстная проверка [17]. Данные делятся на десять частей. Модель обучается на девяти частях и прогнозирует ответы для десятой. Затем проверочной становится другая часть. После десяти повторов каждая строка была проверочной один раз, а модель получила десять значений ошибки. Их среднее используется для сравнения методов.</w:t>
+      </w:r>
+    </w:p>
+    <w:p>
+      <w:pPr>
+        <w:pStyle w:val="RPZBody"/>
+      </w:pPr>
+      <w:r>
+        <w:rPr w:lang="ru-RU"/>
+        <w:t>У моделей есть настройки, которые нельзя определить одним обучением. Для каждой модели заранее задаётся небольшой набор вариантов. Последовательный перебор этих вариантов называется поиском по сетке [26]. Для каждого варианта проводится одинаковая десятикратная проверка, а затем выбирается вариант с меньшей средней ошибкой.</w:t>
+      </w:r>
+    </w:p>
+    <w:p>
+      <w:pPr>
+        <w:pStyle w:val="RPZBody"/>
+      </w:pPr>
+      <w:r>
+        <w:rPr w:lang="ru-RU"/>
+        <w:t>Преобразование масштаба и границы фильтра необычных значений вычисляются заново внутри девяти обучающих частей каждого повтора [25]. Десятая часть только проверяет уже подготовленную модель. Такой порядок не даёт проверочным строкам заранее сообщить модели свои свойства.</w:t>
+      </w:r>
+    </w:p>
+    <w:p>
+      <w:pPr>
+        <w:pStyle w:val="RPZBody"/>
+      </w:pPr>
+      <w:r>
+        <w:rPr w:lang="ru-RU"/>
+        <w:t>Выбор по перекрёстной проверке защищает 307 тестовых строк от прямого влияния на настройку [24], [9]. Однако эти строки происходят из тех же исходных таблиц. Поэтому итоговая проверка показывает качество при данном разделении и не заменяет испытание на новых независимо собранных материалах.</w:t>
       </w:r>
     </w:p>
     <w:p>
@@ -1725,7 +1977,16 @@
       </w:pPr>
       <w:r>
         <w:rPr w:lang="ru-RU"/>
-        <w:t>Качество описывают тремя показателями. Средняя абсолютная ошибка (MAE) показывает обычный размер отклонения прогноза от известного значения [27]. Корень из средней квадратичной ошибки (RMSE) выражается в тех же единицах свойства, но сильнее учитывает крупные промахи [30]. Для обеих ошибок меньшее значение лучше.</w:t>
+        <w:t>Качество описывают тремя показателями. Средняя абсолютная ошибка, или MAE, сначала находит размер каждого отклонения без учёта знака, а затем усредняет эти значения [27]. Она отвечает на вопрос, на сколько единиц свойства прогноз обычно отличается от известного ответа.</w:t>
+      </w:r>
+    </w:p>
+    <w:p>
+      <w:pPr>
+        <w:pStyle w:val="RPZBody"/>
+      </w:pPr>
+      <w:r>
+        <w:rPr w:lang="ru-RU"/>
+        <w:t>Корень из средней квадратичной ошибки обозначается RMSE. При его расчёте крупные отклонения получают больший вес [30]. Поэтому RMSE помогает заметить редкие большие промахи. Обе ошибки выражаются в единицах прогнозируемого свойства: в ГПа для модуля и в МПа для прочности. Чем меньше MAE и RMSE, тем лучше.</w:t>
       </w:r>
     </w:p>
     <w:p>
@@ -1738,25 +1999,25 @@
       </w:pPr>
       <w:r>
         <w:rPr w:lang="ru-RU"/>
-        <w:t>Коэффициент R² сравнивает модель с прогнозом среднего [29], [10]. Значение около нуля означает, что улучшения почти нет. Отрицательное значение означает результат хуже среднего. R² не является процентом точности.</w:t>
-      </w:r>
-    </w:p>
-    <w:p>
-      <w:pPr>
-        <w:pStyle w:val="RPZBody"/>
-      </w:pPr>
-      <w:r>
-        <w:rPr w:lang="ru-RU"/>
-        <w:t>Среднее для простого ориентира вычисляется только по данным для обучения. Среднее тестовых строк может немного отличаться. Поэтому R² прогноза среднего на тестовой выборке не обязано быть ровно нулевым.</w:t>
-      </w:r>
-    </w:p>
-    <w:p>
-      <w:pPr>
-        <w:pStyle w:val="RPZBody"/>
-      </w:pPr>
-      <w:r>
-        <w:rPr w:lang="ru-RU"/>
-        <w:t>Краткий смысл показателей приведён в таблице 3.</w:t>
+        <w:t>Коэффициент R² сравнивает модель с прогнозом среднего [29], [10]. Значение 1 соответствует полному совпадению прогнозов с известными ответами. Значение около нуля означает, что модель почти не улучшила простой прогноз среднего. Отрицательное значение показывает результат хуже среднего. R² не является процентом точности, поэтому значение 0,008 нельзя читать как точность 0,8 процента.</w:t>
+      </w:r>
+    </w:p>
+    <w:p>
+      <w:pPr>
+        <w:pStyle w:val="RPZBody"/>
+      </w:pPr>
+      <w:r>
+        <w:rPr w:lang="ru-RU"/>
+        <w:t>Среднее для простого ориентира вычисляется только по данным, доступным при обучении. Среднее значение свойства в проверочной или тестовой части может немного отличаться. Поэтому R² прогноза среднего на этих строках не обязано быть ровно нулевым.</w:t>
+      </w:r>
+    </w:p>
+    <w:p>
+      <w:pPr>
+        <w:pStyle w:val="RPZBody"/>
+      </w:pPr>
+      <w:r>
+        <w:rPr w:lang="ru-RU"/>
+        <w:t>Таблица 3 кратко сопоставляет три показателя. При выборе используется RMSE, а MAE и R² помогают увидеть результат с других сторон: обычный размер ошибки и улучшение относительно среднего.</w:t>
       </w:r>
     </w:p>
     <w:p>
@@ -1767,6 +2028,7 @@
         <w:jc w:val="left"/>
       </w:pPr>
       <w:r>
+        <w:rPr w:lang="ru-RU"/>
         <w:t>Таблица 3 – Метрики регрессии</w:t>
       </w:r>
     </w:p>
@@ -1775,11 +2037,12 @@
         <w:tblStyle w:val="a4"/>
         <w:tblW w:w="0" w:type="auto"/>
         <w:tblInd w:w="0" w:type="dxa"/>
+        <w:tblLayout w:type="autofit"/>
         <w:tblLook w:val="04A0" w:firstRow="1" w:lastRow="0" w:firstColumn="1" w:lastColumn="0" w:noHBand="0" w:noVBand="1"/>
       </w:tblPr>
       <w:tblGrid>
-        <w:gridCol w:w="4814"/>
-        <w:gridCol w:w="4814"/>
+        <w:gridCol w:w="4813"/>
+        <w:gridCol w:w="4815"/>
       </w:tblGrid>
       <w:tr>
         <w:trPr>
@@ -1789,14 +2052,18 @@
         <w:tc>
           <w:tcPr>
             <w:tcW w:w="4819" w:type="dxa"/>
+            <w:vAlign w:val="center"/>
+            <w:shd w:fill="F2F2F2"/>
           </w:tcPr>
           <w:p>
             <w:pPr>
               <w:keepNext/>
               <w:ind w:firstLine="0"/>
-            </w:pPr>
-            <w:r>
-              <w:rPr w:lang="ru-RU">
+              <w:jc w:val="center"/>
+            </w:pPr>
+            <w:r>
+              <w:rPr w:lang="ru-RU">
+                <w:rFonts w:ascii="Times New Roman" w:hAnsi="Times New Roman" w:eastAsia="Times New Roman"/>
                 <w:color w:val="000000"/>
                 <w:sz w:val="24"/>
               </w:rPr>
@@ -1807,14 +2074,18 @@
         <w:tc>
           <w:tcPr>
             <w:tcW w:w="4819" w:type="dxa"/>
+            <w:vAlign w:val="center"/>
+            <w:shd w:fill="F2F2F2"/>
           </w:tcPr>
           <w:p>
             <w:pPr>
               <w:keepNext/>
               <w:ind w:firstLine="0"/>
-            </w:pPr>
-            <w:r>
-              <w:rPr w:lang="ru-RU">
+              <w:jc w:val="center"/>
+            </w:pPr>
+            <w:r>
+              <w:rPr w:lang="ru-RU">
+                <w:rFonts w:ascii="Times New Roman" w:hAnsi="Times New Roman" w:eastAsia="Times New Roman"/>
                 <w:color w:val="000000"/>
                 <w:sz w:val="24"/>
               </w:rPr>
@@ -1830,36 +2101,42 @@
         <w:tc>
           <w:tcPr>
             <w:tcW w:w="4819" w:type="dxa"/>
+            <w:vAlign w:val="center"/>
+            <w:shd/>
           </w:tcPr>
           <w:p>
             <w:pPr>
               <w:keepNext/>
               <w:ind w:firstLine="0"/>
-            </w:pPr>
-            <w:r>
-              <w:rPr w:lang="ru-RU">
+              <w:jc w:val="left"/>
+            </w:pPr>
+            <w:r>
+              <w:rPr w:lang="ru-RU">
+                <w:rFonts w:ascii="Times New Roman" w:hAnsi="Times New Roman" w:eastAsia="Times New Roman"/>
                 <w:color w:val="000000"/>
                 <w:sz w:val="24"/>
               </w:rPr>
-              <w:t>1</w:t>
+              <w:t>RMSE</w:t>
             </w:r>
           </w:p>
         </w:tc>
         <w:tc>
           <w:tcPr>
             <w:tcW w:w="4819" w:type="dxa"/>
-          </w:tcPr>
-          <w:p>
-            <w:pPr>
-              <w:keepNext/>
-              <w:ind w:firstLine="0"/>
-            </w:pPr>
-            <w:r>
-              <w:rPr w:lang="ru-RU">
-                <w:color w:val="000000"/>
-                <w:sz w:val="24"/>
-              </w:rPr>
-              <w:t>2</w:t>
+            <w:vAlign w:val="center"/>
+            <w:shd/>
+          </w:tcPr>
+          <w:p>
+            <w:pPr>
+              <w:ind w:firstLine="0"/>
+              <w:jc w:val="left"/>
+            </w:pPr>
+            <w:r>
+              <w:rPr w:lang="ru-RU">
+                <w:rFonts w:ascii="Times New Roman" w:hAnsi="Times New Roman" w:eastAsia="Times New Roman"/>
+                <w:sz w:val="24"/>
+              </w:rPr>
+              <w:t>Ошибка в единицах свойства; крупные промахи влияют сильнее</w:t>
             </w:r>
           </w:p>
         </w:tc>
@@ -1871,29 +2148,42 @@
         <w:tc>
           <w:tcPr>
             <w:tcW w:w="4819" w:type="dxa"/>
+            <w:vAlign w:val="center"/>
+            <w:shd/>
           </w:tcPr>
           <w:p>
             <w:pPr>
               <w:keepNext/>
               <w:ind w:firstLine="0"/>
-            </w:pPr>
-            <w:r>
-              <w:rPr w:lang="ru-RU">
+              <w:jc w:val="left"/>
+            </w:pPr>
+            <w:r>
+              <w:rPr w:lang="ru-RU">
+                <w:rFonts w:ascii="Times New Roman" w:hAnsi="Times New Roman" w:eastAsia="Times New Roman"/>
                 <w:color w:val="000000"/>
                 <w:sz w:val="24"/>
               </w:rPr>
-              <w:t>RMSE</w:t>
+              <w:t>MAE</w:t>
             </w:r>
           </w:p>
         </w:tc>
         <w:tc>
           <w:tcPr>
             <w:tcW w:w="4819" w:type="dxa"/>
-          </w:tcPr>
-          <w:p>
-            <w:r>
-              <w:rPr w:lang="ru-RU"/>
-              <w:t>Ошибка в единицах свойства; крупные промахи влияют сильнее</w:t>
+            <w:vAlign w:val="center"/>
+            <w:shd/>
+          </w:tcPr>
+          <w:p>
+            <w:pPr>
+              <w:ind w:firstLine="0"/>
+              <w:jc w:val="left"/>
+            </w:pPr>
+            <w:r>
+              <w:rPr w:lang="ru-RU">
+                <w:rFonts w:ascii="Times New Roman" w:hAnsi="Times New Roman" w:eastAsia="Times New Roman"/>
+                <w:sz w:val="24"/>
+              </w:rPr>
+              <w:t>Средний размер ошибки в единицах свойства</w:t>
             </w:r>
           </w:p>
         </w:tc>
@@ -1905,61 +2195,40 @@
         <w:tc>
           <w:tcPr>
             <w:tcW w:w="4819" w:type="dxa"/>
-          </w:tcPr>
-          <w:p>
-            <w:pPr>
-              <w:keepNext/>
-              <w:ind w:firstLine="0"/>
-            </w:pPr>
-            <w:r>
-              <w:rPr w:lang="ru-RU">
+            <w:vAlign w:val="center"/>
+            <w:shd/>
+          </w:tcPr>
+          <w:p>
+            <w:pPr>
+              <w:ind w:firstLine="0"/>
+              <w:jc w:val="left"/>
+            </w:pPr>
+            <w:r>
+              <w:rPr w:lang="ru-RU">
+                <w:rFonts w:ascii="Times New Roman" w:hAnsi="Times New Roman" w:eastAsia="Times New Roman"/>
                 <w:color w:val="000000"/>
                 <w:sz w:val="24"/>
               </w:rPr>
-              <w:t>MAE</w:t>
+              <w:t>R²</w:t>
             </w:r>
           </w:p>
         </w:tc>
         <w:tc>
           <w:tcPr>
             <w:tcW w:w="4819" w:type="dxa"/>
-          </w:tcPr>
-          <w:p>
-            <w:r>
-              <w:rPr w:lang="ru-RU"/>
-              <w:t>Средний размер ошибки в единицах свойства</w:t>
-            </w:r>
-          </w:p>
-        </w:tc>
-      </w:tr>
-      <w:tr>
-        <w:trPr>
-          <w:cantSplit/>
-        </w:trPr>
-        <w:tc>
-          <w:tcPr>
-            <w:tcW w:w="4819" w:type="dxa"/>
-          </w:tcPr>
-          <w:p>
-            <w:pPr>
-              <w:ind w:firstLine="0"/>
-            </w:pPr>
-            <w:r>
-              <w:rPr w:lang="ru-RU">
-                <w:color w:val="000000"/>
-                <w:sz w:val="24"/>
-              </w:rPr>
-              <w:t>R²</w:t>
-            </w:r>
-          </w:p>
-        </w:tc>
-        <w:tc>
-          <w:tcPr>
-            <w:tcW w:w="4819" w:type="dxa"/>
-          </w:tcPr>
-          <w:p>
-            <w:r>
-              <w:rPr w:lang="ru-RU"/>
+            <w:vAlign w:val="center"/>
+            <w:shd/>
+          </w:tcPr>
+          <w:p>
+            <w:pPr>
+              <w:ind w:firstLine="0"/>
+              <w:jc w:val="left"/>
+            </w:pPr>
+            <w:r>
+              <w:rPr w:lang="ru-RU">
+                <w:rFonts w:ascii="Times New Roman" w:hAnsi="Times New Roman" w:eastAsia="Times New Roman"/>
+                <w:sz w:val="24"/>
+              </w:rPr>
               <w:t>Сравнение с прогнозом среднего; это не процент точности</w:t>
             </w:r>
           </w:p>
@@ -1977,6 +2246,8 @@
         <w:pStyle w:val="21"/>
       </w:pPr>
       <w:r>
+        <w:rPr w:lang="ru-RU"/>
+        <w:lastRenderedPageBreak/>
         <w:t>1.3 Разведочный анализ данных</w:t>
       </w:r>
     </w:p>
@@ -1986,25 +2257,61 @@
       </w:pPr>
       <w:r>
         <w:rPr w:lang="ru-RU"/>
-        <w:t>Разведочный анализ данных – это знакомство с таблицей до обучения моделей. Он выполнен только на 716 обучающих строках. Для каждого из 13 столбцов рассчитаны среднее и медиана. Медиана – значение в середине упорядоченного ряда. Результаты приведены в таблице 4. Также построены распределения, диаграммы размаха и 78 графиков для пар столбцов. Пропусков не найдено. Угол нашивки принимает только два значения: 0° у 356 строк и 90° у 360 строк.</w:t>
-      </w:r>
-    </w:p>
-    <w:p>
-      <w:pPr>
-        <w:pStyle w:val="RPZBody"/>
-      </w:pPr>
-      <w:r>
-        <w:rPr w:lang="ru-RU"/>
-        <w:t>Для поиска необычных чисел использован межквартильный размах (IQR). Q1 и Q3 ограничивают среднюю половину упорядоченных значений, а IQR равен расстоянию между ними. Значения далеко за этими границами отмечаются для проверки, но не объявляются ошибками автоматически. Самая большая по модулю парная корреляция равна 0,119 между углом и плотностью нашивки. Это слабая связь. Однако несколько характеристик вместе могут быть полезнее, поэтому окончательный вывод делают по ошибкам моделей.</w:t>
-      </w:r>
-    </w:p>
-    <w:p>
-      <w:pPr>
-        <w:pStyle w:val="RPZBody"/>
-      </w:pPr>
-      <w:r>
-        <w:rPr w:lang="ru-RU"/>
-        <w:t>Рисунок 1 помогает увидеть данные тремя способами. Гистограммы показывают, какие значения встречаются чаще. Диаграммы размаха показывают середину, общий разброс и удалённые точки. На диаграммах рассеяния каждая точка – одна строка таблицы, а её положение задают две выбранные характеристики.</w:t>
+        <w:t>Разведочный анализ данных – это знакомство с таблицей до обучения моделей. Его цель состоит не в выборе победителя, а в понимании состава данных и возможных проблем подготовки. Анализ выполнен только на 716 строках для разработки. Отложенные 307 строк на этом этапе не открывались.</w:t>
+      </w:r>
+    </w:p>
+    <w:p>
+      <w:pPr>
+        <w:pStyle w:val="RPZBody"/>
+      </w:pPr>
+      <w:r>
+        <w:rPr w:lang="ru-RU"/>
+        <w:t>Сначала проверены пропуски и набор значений каждого столбца. Пропусков не найдено. Угол нашивки принимает только два значения: 0° у 356 строк и 90° у 360 строк. Для каждого из 13 столбцов рассчитаны среднее и медиана. Медиана – значение в середине упорядоченного ряда. Результаты приведены в таблице 4.</w:t>
+      </w:r>
+    </w:p>
+    <w:p>
+      <w:pPr>
+        <w:pStyle w:val="RPZBody"/>
+      </w:pPr>
+      <w:r>
+        <w:rPr w:lang="ru-RU"/>
+        <w:t>Затем построены распределения и диаграммы размаха. Распределение показывает, какие значения встречаются часто и редко. Диаграмма размаха компактно показывает середину данных, их разброс и удалённые точки. Для всех пар столбцов построены 78 диаграмм рассеяния, где одна точка соответствует одной строке, а две координаты – значениям выбранных столбцов.</w:t>
+      </w:r>
+    </w:p>
+    <w:p>
+      <w:pPr>
+        <w:pStyle w:val="RPZBody"/>
+      </w:pPr>
+      <w:r>
+        <w:rPr w:lang="ru-RU"/>
+        <w:t>Для поиска необычных чисел использован межквартильный размах, или IQR. Значения столбца располагаются по порядку. Центральная половина образует середину ряда, а расстояние между её нижней и верхней границами показывает типичный размах. Число, которое находится дальше чем на полтора таких размаха за границами, помечается для проверки. Необычное значение может быть допустимым, поэтому пометка не доказывает ошибку и не приводит к автоматическому удалению.</w:t>
+      </w:r>
+    </w:p>
+    <w:p>
+      <w:pPr>
+        <w:pStyle w:val="RPZBody"/>
+      </w:pPr>
+      <w:r>
+        <w:rPr w:lang="ru-RU"/>
+        <w:t>Корреляция показывает простую парную связь между двумя столбцами. Значение около нуля соответствует слабой совместной тенденции, а близкое по модулю к единице – сильной. Самая большая по модулю корреляция равна 0,119 между углом и плотностью нашивки. Это слабая связь. Корреляция не доказывает причинность и не учитывает совместное влияние нескольких характеристик, поэтому окончательный вывод делается по ошибкам моделей.</w:t>
+      </w:r>
+    </w:p>
+    <w:p>
+      <w:pPr>
+        <w:pStyle w:val="RPZBody"/>
+      </w:pPr>
+      <w:r>
+        <w:rPr w:lang="ru-RU"/>
+        <w:t>Рисунок 1 объединяет три вида графиков. На гистограммах по горизонтали указаны значения характеристики, по вертикали – число строк в каждом диапазоне. Диаграммы размаха показывают центральную часть распределения и отдельные удалённые точки. На диаграммах рассеяния каждая точка обозначает одну строку таблицы, а её координаты задаются двумя характеристиками.</w:t>
+      </w:r>
+    </w:p>
+    <w:p>
+      <w:pPr>
+        <w:pStyle w:val="RPZBody"/>
+      </w:pPr>
+      <w:r>
+        <w:rPr w:lang="ru-RU"/>
+        <w:t>Если между двумя характеристиками есть сильная простая связь, точки на диаграмме рассеяния обычно образуют заметное направление или узкую полосу. В показанных примерах плотного направленного рисунка нет. Это согласуется со слабыми парными корреляциями, но не исключает более сложных совместных зависимостей.</w:t>
       </w:r>
     </w:p>
     <w:p>
@@ -2015,6 +2322,8 @@
         <w:jc w:val="left"/>
       </w:pPr>
       <w:r>
+        <w:rPr w:lang="ru-RU"/>
+        <w:lastRenderedPageBreak/>
         <w:t>Таблица 4 – Средние значения и медианы 13 столбцов по 716 строкам</w:t>
       </w:r>
     </w:p>
@@ -2023,6 +2332,7 @@
         <w:tblStyle w:val="a4"/>
         <w:tblW w:w="0" w:type="auto"/>
         <w:tblInd w:w="0" w:type="dxa"/>
+        <w:tblLayout w:type="autofit"/>
         <w:tblLook w:val="04A0" w:firstRow="1" w:lastRow="0" w:firstColumn="1" w:lastColumn="0" w:noHBand="0" w:noVBand="1"/>
       </w:tblPr>
       <w:tblGrid>
@@ -2039,13 +2349,20 @@
         <w:tc>
           <w:tcPr>
             <w:tcW w:w="2409" w:type="dxa"/>
+            <w:vAlign w:val="center"/>
+            <w:shd w:fill="F2F2F2"/>
           </w:tcPr>
           <w:p>
             <w:pPr>
               <w:keepNext/>
-            </w:pPr>
-            <w:r>
-              <w:rPr w:lang="ru-RU"/>
+              <w:ind w:firstLine="0"/>
+              <w:jc w:val="center"/>
+            </w:pPr>
+            <w:r>
+              <w:rPr w:lang="ru-RU">
+                <w:rFonts w:ascii="Times New Roman" w:hAnsi="Times New Roman" w:eastAsia="Times New Roman"/>
+                <w:sz w:val="24"/>
+              </w:rPr>
               <w:t>Характеристика</w:t>
             </w:r>
           </w:p>
@@ -2053,13 +2370,20 @@
         <w:tc>
           <w:tcPr>
             <w:tcW w:w="2409" w:type="dxa"/>
+            <w:vAlign w:val="center"/>
+            <w:shd w:fill="F2F2F2"/>
           </w:tcPr>
           <w:p>
             <w:pPr>
               <w:keepNext/>
-            </w:pPr>
-            <w:r>
-              <w:rPr w:lang="ru-RU"/>
+              <w:ind w:firstLine="0"/>
+              <w:jc w:val="center"/>
+            </w:pPr>
+            <w:r>
+              <w:rPr w:lang="ru-RU">
+                <w:rFonts w:ascii="Times New Roman" w:hAnsi="Times New Roman" w:eastAsia="Times New Roman"/>
+                <w:sz w:val="24"/>
+              </w:rPr>
               <w:t>Среднее / медиана</w:t>
             </w:r>
           </w:p>
@@ -2067,13 +2391,20 @@
         <w:tc>
           <w:tcPr>
             <w:tcW w:w="2409" w:type="dxa"/>
+            <w:vAlign w:val="center"/>
+            <w:shd w:fill="F2F2F2"/>
           </w:tcPr>
           <w:p>
             <w:pPr>
               <w:keepNext/>
-            </w:pPr>
-            <w:r>
-              <w:rPr w:lang="ru-RU"/>
+              <w:ind w:firstLine="0"/>
+              <w:jc w:val="center"/>
+            </w:pPr>
+            <w:r>
+              <w:rPr w:lang="ru-RU">
+                <w:rFonts w:ascii="Times New Roman" w:hAnsi="Times New Roman" w:eastAsia="Times New Roman"/>
+                <w:sz w:val="24"/>
+              </w:rPr>
               <w:t>Характеристика</w:t>
             </w:r>
           </w:p>
@@ -2081,13 +2412,20 @@
         <w:tc>
           <w:tcPr>
             <w:tcW w:w="2409" w:type="dxa"/>
+            <w:vAlign w:val="center"/>
+            <w:shd w:fill="F2F2F2"/>
           </w:tcPr>
           <w:p>
             <w:pPr>
               <w:keepNext/>
-            </w:pPr>
-            <w:r>
-              <w:rPr w:lang="ru-RU"/>
+              <w:ind w:firstLine="0"/>
+              <w:jc w:val="center"/>
+            </w:pPr>
+            <w:r>
+              <w:rPr w:lang="ru-RU">
+                <w:rFonts w:ascii="Times New Roman" w:hAnsi="Times New Roman" w:eastAsia="Times New Roman"/>
+                <w:sz w:val="24"/>
+              </w:rPr>
               <w:t>Среднее / медиана</w:t>
             </w:r>
           </w:p>
@@ -2100,56 +2438,84 @@
         <w:tc>
           <w:tcPr>
             <w:tcW w:w="2409" w:type="dxa"/>
+            <w:vAlign w:val="center"/>
+            <w:shd/>
           </w:tcPr>
           <w:p>
             <w:pPr>
               <w:keepNext/>
-            </w:pPr>
-            <w:r>
-              <w:rPr w:lang="ru-RU"/>
-              <w:t>1</w:t>
+              <w:ind w:firstLine="0"/>
+              <w:jc w:val="left"/>
+            </w:pPr>
+            <w:r>
+              <w:rPr w:lang="ru-RU">
+                <w:rFonts w:ascii="Times New Roman" w:hAnsi="Times New Roman" w:eastAsia="Times New Roman"/>
+                <w:sz w:val="24"/>
+              </w:rPr>
+              <w:t>Соотношение матрица–наполнитель</w:t>
             </w:r>
           </w:p>
         </w:tc>
         <w:tc>
           <w:tcPr>
             <w:tcW w:w="2409" w:type="dxa"/>
+            <w:vAlign w:val="center"/>
+            <w:shd/>
           </w:tcPr>
           <w:p>
             <w:pPr>
               <w:keepNext/>
-            </w:pPr>
-            <w:r>
-              <w:rPr w:lang="ru-RU"/>
-              <w:t>2</w:t>
+              <w:ind w:firstLine="0"/>
+              <w:jc w:val="left"/>
+            </w:pPr>
+            <w:r>
+              <w:rPr w:lang="ru-RU">
+                <w:rFonts w:ascii="Times New Roman" w:hAnsi="Times New Roman" w:eastAsia="Times New Roman"/>
+                <w:sz w:val="24"/>
+              </w:rPr>
+              <w:t>2,921 / 2,900</w:t>
             </w:r>
           </w:p>
         </w:tc>
         <w:tc>
           <w:tcPr>
             <w:tcW w:w="2409" w:type="dxa"/>
+            <w:vAlign w:val="center"/>
+            <w:shd/>
           </w:tcPr>
           <w:p>
             <w:pPr>
               <w:keepNext/>
-            </w:pPr>
-            <w:r>
-              <w:rPr w:lang="ru-RU"/>
-              <w:t>3</w:t>
+              <w:ind w:firstLine="0"/>
+              <w:jc w:val="left"/>
+            </w:pPr>
+            <w:r>
+              <w:rPr w:lang="ru-RU">
+                <w:rFonts w:ascii="Times New Roman" w:hAnsi="Times New Roman" w:eastAsia="Times New Roman"/>
+                <w:sz w:val="24"/>
+              </w:rPr>
+              <w:t>Плотность, кг/м³</w:t>
             </w:r>
           </w:p>
         </w:tc>
         <w:tc>
           <w:tcPr>
             <w:tcW w:w="2409" w:type="dxa"/>
+            <w:vAlign w:val="center"/>
+            <w:shd/>
           </w:tcPr>
           <w:p>
             <w:pPr>
               <w:keepNext/>
-            </w:pPr>
-            <w:r>
-              <w:rPr w:lang="ru-RU"/>
-              <w:t>4</w:t>
+              <w:ind w:firstLine="0"/>
+              <w:jc w:val="left"/>
+            </w:pPr>
+            <w:r>
+              <w:rPr w:lang="ru-RU">
+                <w:rFonts w:ascii="Times New Roman" w:hAnsi="Times New Roman" w:eastAsia="Times New Roman"/>
+                <w:sz w:val="24"/>
+              </w:rPr>
+              <w:t>1973,803 / 1973,063</w:t>
             </w:r>
           </w:p>
         </w:tc>
@@ -2161,56 +2527,91 @@
         <w:tc>
           <w:tcPr>
             <w:tcW w:w="2409" w:type="dxa"/>
+            <w:vAlign w:val="center"/>
+            <w:shd/>
           </w:tcPr>
           <w:p>
             <w:pPr>
               <w:keepNext/>
-            </w:pPr>
-            <w:r>
-              <w:rPr w:lang="ru-RU"/>
-              <w:t>Соотношение матрица–наполнитель</w:t>
+              <w:ind w:firstLine="0"/>
+              <w:jc w:val="left"/>
+            </w:pPr>
+            <w:r>
+              <w:rPr w:lang="ru-RU">
+                <w:rFonts w:ascii="Times New Roman" w:hAnsi="Times New Roman" w:eastAsia="Times New Roman"/>
+                <w:sz w:val="24"/>
+              </w:rPr>
+              <w:t>модуль упругости, ГПа</w:t>
             </w:r>
           </w:p>
         </w:tc>
         <w:tc>
           <w:tcPr>
             <w:tcW w:w="2409" w:type="dxa"/>
+            <w:vAlign w:val="center"/>
+            <w:shd/>
           </w:tcPr>
           <w:p>
             <w:pPr>
               <w:keepNext/>
-            </w:pPr>
-            <w:r>
-              <w:rPr w:lang="ru-RU"/>
-              <w:t>2,921 / 2,900</w:t>
+              <w:ind w:firstLine="0"/>
+              <w:jc w:val="left"/>
+            </w:pPr>
+            <w:r>
+              <w:rPr w:lang="ru-RU">
+                <w:rFonts w:ascii="Times New Roman" w:hAnsi="Times New Roman" w:eastAsia="Times New Roman"/>
+                <w:sz w:val="24"/>
+              </w:rPr>
+              <w:t>735,551 / 738,737</w:t>
             </w:r>
           </w:p>
         </w:tc>
         <w:tc>
           <w:tcPr>
             <w:tcW w:w="2409" w:type="dxa"/>
+            <w:vAlign w:val="center"/>
+            <w:shd/>
           </w:tcPr>
           <w:p>
             <w:pPr>
               <w:keepNext/>
-            </w:pPr>
-            <w:r>
-              <w:rPr w:lang="ru-RU"/>
-              <w:t>Плотность, кг/м³</w:t>
+              <w:ind w:firstLine="0"/>
+              <w:jc w:val="left"/>
+            </w:pPr>
+            <w:r>
+              <w:rPr w:lang="ru-RU">
+                <w:rFonts w:ascii="Times New Roman" w:hAnsi="Times New Roman" w:eastAsia="Times New Roman"/>
+                <w:sz w:val="24"/>
+              </w:rPr>
+              <w:t>Количество отвердителя, м.%</w:t>
             </w:r>
           </w:p>
         </w:tc>
         <w:tc>
           <w:tcPr>
             <w:tcW w:w="2409" w:type="dxa"/>
+            <w:vAlign w:val="center"/>
+            <w:shd/>
           </w:tcPr>
           <w:p>
             <w:pPr>
               <w:keepNext/>
-            </w:pPr>
-            <w:r>
-              <w:rPr w:lang="ru-RU"/>
-              <w:t>1973,803 / 1973,063</w:t>
+              <w:ind w:firstLine="0"/>
+              <w:jc w:val="left"/>
+            </w:pPr>
+            <w:r>
+              <w:rPr w:lang="ru-RU">
+                <w:rFonts w:ascii="Times New Roman" w:hAnsi="Times New Roman" w:eastAsia="Times New Roman"/>
+                <w:sz w:val="24"/>
+              </w:rPr>
+              <w:t xml:space="preserve">110,467 / </w:t>
+            </w:r>
+            <w:r>
+              <w:rPr w:lang="ru-RU">
+                <w:rFonts w:ascii="Times New Roman" w:hAnsi="Times New Roman" w:eastAsia="Times New Roman"/>
+                <w:sz w:val="24"/>
+              </w:rPr>
+              <w:t>110,283</w:t>
             </w:r>
           </w:p>
         </w:tc>
@@ -2222,117 +2623,170 @@
         <w:tc>
           <w:tcPr>
             <w:tcW w:w="2409" w:type="dxa"/>
+            <w:vAlign w:val="center"/>
+            <w:shd/>
           </w:tcPr>
           <w:p>
             <w:pPr>
               <w:keepNext/>
-            </w:pPr>
-            <w:r>
-              <w:rPr w:lang="ru-RU"/>
-              <w:t>модуль упругости, ГПа</w:t>
+              <w:ind w:firstLine="0"/>
+              <w:jc w:val="left"/>
+            </w:pPr>
+            <w:r>
+              <w:rPr w:lang="ru-RU">
+                <w:rFonts w:ascii="Times New Roman" w:hAnsi="Times New Roman" w:eastAsia="Times New Roman"/>
+                <w:sz w:val="24"/>
+              </w:rPr>
+              <w:t>Содержание эпоксидных групп, %</w:t>
             </w:r>
           </w:p>
         </w:tc>
         <w:tc>
           <w:tcPr>
             <w:tcW w:w="2409" w:type="dxa"/>
+            <w:vAlign w:val="center"/>
+            <w:shd/>
           </w:tcPr>
           <w:p>
             <w:pPr>
               <w:keepNext/>
-            </w:pPr>
-            <w:r>
-              <w:rPr w:lang="ru-RU"/>
-              <w:t>735,551 / 738,737</w:t>
+              <w:ind w:firstLine="0"/>
+              <w:jc w:val="left"/>
+            </w:pPr>
+            <w:r>
+              <w:rPr w:lang="ru-RU">
+                <w:rFonts w:ascii="Times New Roman" w:hAnsi="Times New Roman" w:eastAsia="Times New Roman"/>
+                <w:sz w:val="24"/>
+              </w:rPr>
+              <w:t>22,185 / 22,201</w:t>
             </w:r>
           </w:p>
         </w:tc>
         <w:tc>
           <w:tcPr>
             <w:tcW w:w="2409" w:type="dxa"/>
+            <w:vAlign w:val="center"/>
+            <w:shd/>
           </w:tcPr>
           <w:p>
             <w:pPr>
               <w:keepNext/>
-            </w:pPr>
-            <w:r>
-              <w:rPr w:lang="ru-RU"/>
-              <w:t>Количество отвердителя, м.%</w:t>
+              <w:ind w:firstLine="0"/>
+              <w:jc w:val="left"/>
+            </w:pPr>
+            <w:r>
+              <w:rPr w:lang="ru-RU">
+                <w:rFonts w:ascii="Times New Roman" w:hAnsi="Times New Roman" w:eastAsia="Times New Roman"/>
+                <w:sz w:val="24"/>
+              </w:rPr>
+              <w:t>Температура вспышки</w:t>
             </w:r>
           </w:p>
         </w:tc>
         <w:tc>
           <w:tcPr>
             <w:tcW w:w="2409" w:type="dxa"/>
+            <w:vAlign w:val="center"/>
+            <w:shd/>
           </w:tcPr>
           <w:p>
             <w:pPr>
               <w:keepNext/>
-            </w:pPr>
-            <w:r>
-              <w:rPr w:lang="ru-RU"/>
-              <w:t>110,467 / 110,283</w:t>
+              <w:ind w:firstLine="0"/>
+              <w:jc w:val="left"/>
+            </w:pPr>
+            <w:r>
+              <w:rPr w:lang="ru-RU">
+                <w:rFonts w:ascii="Times New Roman" w:hAnsi="Times New Roman" w:eastAsia="Times New Roman"/>
+                <w:sz w:val="24"/>
+              </w:rPr>
+              <w:t>284,386 / 284,615</w:t>
             </w:r>
           </w:p>
         </w:tc>
       </w:tr>
       <w:tr>
-        <w:trPr>
-          <w:cantSplit/>
-        </w:trPr>
-        <w:tc>
-          <w:tcPr>
-            <w:tcW w:w="2409" w:type="dxa"/>
+        <w:tc>
+          <w:tcPr>
+            <w:tcW w:w="2406" w:type="dxa"/>
+            <w:vAlign w:val="center"/>
+            <w:shd/>
           </w:tcPr>
           <w:p>
             <w:pPr>
               <w:keepNext/>
-            </w:pPr>
-            <w:r>
-              <w:rPr w:lang="ru-RU"/>
-              <w:t>Содержание эпоксидных групп, %</w:t>
-            </w:r>
-          </w:p>
-        </w:tc>
-        <w:tc>
-          <w:tcPr>
-            <w:tcW w:w="2409" w:type="dxa"/>
+              <w:ind w:firstLine="0"/>
+              <w:jc w:val="left"/>
+            </w:pPr>
+            <w:r>
+              <w:rPr w:lang="ru-RU">
+                <w:rFonts w:ascii="Times New Roman" w:hAnsi="Times New Roman" w:eastAsia="Times New Roman"/>
+                <w:sz w:val="24"/>
+              </w:rPr>
+              <w:t>Поверхностная плотность, г/м²</w:t>
+            </w:r>
+          </w:p>
+        </w:tc>
+        <w:tc>
+          <w:tcPr>
+            <w:tcW w:w="2408" w:type="dxa"/>
+            <w:vAlign w:val="center"/>
+            <w:shd/>
           </w:tcPr>
           <w:p>
             <w:pPr>
               <w:keepNext/>
-            </w:pPr>
-            <w:r>
-              <w:rPr w:lang="ru-RU"/>
-              <w:t>22,185 / 22,201</w:t>
-            </w:r>
-          </w:p>
-        </w:tc>
-        <w:tc>
-          <w:tcPr>
-            <w:tcW w:w="2409" w:type="dxa"/>
+              <w:ind w:firstLine="0"/>
+              <w:jc w:val="left"/>
+            </w:pPr>
+            <w:r>
+              <w:rPr w:lang="ru-RU">
+                <w:rFonts w:ascii="Times New Roman" w:hAnsi="Times New Roman" w:eastAsia="Times New Roman"/>
+                <w:sz w:val="24"/>
+              </w:rPr>
+              <w:t>479,425 / 449,052</w:t>
+            </w:r>
+          </w:p>
+        </w:tc>
+        <w:tc>
+          <w:tcPr>
+            <w:tcW w:w="2406" w:type="dxa"/>
+            <w:vAlign w:val="center"/>
+            <w:shd/>
           </w:tcPr>
           <w:p>
             <w:pPr>
               <w:keepNext/>
-            </w:pPr>
-            <w:r>
-              <w:rPr w:lang="ru-RU"/>
-              <w:t>Температура вспышки</w:t>
-            </w:r>
-          </w:p>
-        </w:tc>
-        <w:tc>
-          <w:tcPr>
-            <w:tcW w:w="2409" w:type="dxa"/>
+              <w:ind w:firstLine="0"/>
+              <w:jc w:val="left"/>
+            </w:pPr>
+            <w:r>
+              <w:rPr w:lang="ru-RU">
+                <w:rFonts w:ascii="Times New Roman" w:hAnsi="Times New Roman" w:eastAsia="Times New Roman"/>
+                <w:sz w:val="24"/>
+              </w:rPr>
+              <w:t>Модуль при растяжении, ГПа</w:t>
+            </w:r>
+          </w:p>
+        </w:tc>
+        <w:tc>
+          <w:tcPr>
+            <w:tcW w:w="2408" w:type="dxa"/>
+            <w:vAlign w:val="center"/>
+            <w:shd/>
           </w:tcPr>
           <w:p>
             <w:pPr>
               <w:keepNext/>
-            </w:pPr>
-            <w:r>
-              <w:rPr w:lang="ru-RU"/>
-              <w:t>284,386 / 284,615</w:t>
+              <w:ind w:firstLine="0"/>
+              <w:jc w:val="left"/>
+            </w:pPr>
+            <w:r>
+              <w:rPr w:lang="ru-RU">
+                <w:rFonts w:ascii="Times New Roman" w:hAnsi="Times New Roman" w:eastAsia="Times New Roman"/>
+                <w:sz w:val="24"/>
+              </w:rPr>
+              <w:t>73,207 / 73,109</w:t>
             </w:r>
           </w:p>
         </w:tc>
@@ -2340,57 +2794,92 @@
       <w:tr>
         <w:tc>
           <w:tcPr>
-            <w:tcW w:type="dxa" w:w="2406"/>
+            <w:tcW w:w="2406" w:type="dxa"/>
+            <w:vAlign w:val="center"/>
+            <w:shd/>
           </w:tcPr>
           <w:p>
             <w:pPr>
               <w:keepNext/>
-            </w:pPr>
-            <w:r>
-              <w:rPr w:lang="ru-RU"/>
-              <w:t>Поверхностная плотность, г/м²</w:t>
-            </w:r>
-          </w:p>
-        </w:tc>
-        <w:tc>
-          <w:tcPr>
-            <w:tcW w:type="dxa" w:w="2408"/>
+              <w:ind w:firstLine="0"/>
+              <w:jc w:val="left"/>
+            </w:pPr>
+            <w:r>
+              <w:rPr w:lang="ru-RU">
+                <w:rFonts w:ascii="Times New Roman" w:hAnsi="Times New Roman" w:eastAsia="Times New Roman"/>
+                <w:sz w:val="24"/>
+              </w:rPr>
+              <w:t>Прочность при растяжении, МПа</w:t>
+            </w:r>
+          </w:p>
+        </w:tc>
+        <w:tc>
+          <w:tcPr>
+            <w:tcW w:w="2408" w:type="dxa"/>
+            <w:vAlign w:val="center"/>
+            <w:shd/>
           </w:tcPr>
           <w:p>
             <w:pPr>
               <w:keepNext/>
-            </w:pPr>
-            <w:r>
-              <w:rPr w:lang="ru-RU"/>
-              <w:t>479,425 / 449,052</w:t>
-            </w:r>
-          </w:p>
-        </w:tc>
-        <w:tc>
-          <w:tcPr>
-            <w:tcW w:type="dxa" w:w="2406"/>
+              <w:ind w:firstLine="0"/>
+              <w:jc w:val="left"/>
+            </w:pPr>
+            <w:r>
+              <w:rPr w:lang="ru-RU">
+                <w:rFonts w:ascii="Times New Roman" w:hAnsi="Times New Roman" w:eastAsia="Times New Roman"/>
+                <w:sz w:val="24"/>
+              </w:rPr>
+              <w:t>2464,534 / 2455,556</w:t>
+            </w:r>
+          </w:p>
+        </w:tc>
+        <w:tc>
+          <w:tcPr>
+            <w:tcW w:w="2406" w:type="dxa"/>
+            <w:vAlign w:val="center"/>
+            <w:shd/>
           </w:tcPr>
           <w:p>
             <w:pPr>
               <w:keepNext/>
-            </w:pPr>
-            <w:r>
-              <w:rPr w:lang="ru-RU"/>
-              <w:t>Модуль при растяжении, ГПа</w:t>
-            </w:r>
-          </w:p>
-        </w:tc>
-        <w:tc>
-          <w:tcPr>
-            <w:tcW w:type="dxa" w:w="2408"/>
+              <w:ind w:firstLine="0"/>
+              <w:jc w:val="left"/>
+            </w:pPr>
+            <w:r>
+              <w:rPr w:lang="ru-RU">
+                <w:rFonts w:ascii="Times New Roman" w:hAnsi="Times New Roman" w:eastAsia="Times New Roman"/>
+                <w:sz w:val="24"/>
+              </w:rPr>
+              <w:t xml:space="preserve">Потребление смолы, </w:t>
+            </w:r>
+            <w:r>
+              <w:rPr w:lang="ru-RU">
+                <w:rFonts w:ascii="Times New Roman" w:hAnsi="Times New Roman" w:eastAsia="Times New Roman"/>
+                <w:sz w:val="24"/>
+              </w:rPr>
+              <w:t>г/м²</w:t>
+            </w:r>
+          </w:p>
+        </w:tc>
+        <w:tc>
+          <w:tcPr>
+            <w:tcW w:w="2408" w:type="dxa"/>
+            <w:vAlign w:val="center"/>
+            <w:shd/>
           </w:tcPr>
           <w:p>
             <w:pPr>
               <w:keepNext/>
-            </w:pPr>
-            <w:r>
-              <w:rPr w:lang="ru-RU"/>
-              <w:t>73,207 / 73,109</w:t>
+              <w:ind w:firstLine="0"/>
+              <w:jc w:val="left"/>
+            </w:pPr>
+            <w:r>
+              <w:rPr w:lang="ru-RU">
+                <w:rFonts w:ascii="Times New Roman" w:hAnsi="Times New Roman" w:eastAsia="Times New Roman"/>
+                <w:sz w:val="24"/>
+              </w:rPr>
+              <w:t>219,343 / 219,478</w:t>
             </w:r>
           </w:p>
         </w:tc>
@@ -2398,57 +2887,85 @@
       <w:tr>
         <w:tc>
           <w:tcPr>
-            <w:tcW w:type="dxa" w:w="2406"/>
+            <w:tcW w:w="2406" w:type="dxa"/>
+            <w:vAlign w:val="center"/>
+            <w:shd/>
           </w:tcPr>
           <w:p>
             <w:pPr>
               <w:keepNext/>
-            </w:pPr>
-            <w:r>
-              <w:rPr w:lang="ru-RU"/>
-              <w:t>Прочность при растяжении, МПа</w:t>
-            </w:r>
-          </w:p>
-        </w:tc>
-        <w:tc>
-          <w:tcPr>
-            <w:tcW w:type="dxa" w:w="2408"/>
+              <w:ind w:firstLine="0"/>
+              <w:jc w:val="left"/>
+            </w:pPr>
+            <w:r>
+              <w:rPr w:lang="ru-RU">
+                <w:rFonts w:ascii="Times New Roman" w:hAnsi="Times New Roman" w:eastAsia="Times New Roman"/>
+                <w:sz w:val="24"/>
+              </w:rPr>
+              <w:t>Угол нашивки, град</w:t>
+            </w:r>
+          </w:p>
+        </w:tc>
+        <w:tc>
+          <w:tcPr>
+            <w:tcW w:w="2408" w:type="dxa"/>
+            <w:vAlign w:val="center"/>
+            <w:shd/>
           </w:tcPr>
           <w:p>
             <w:pPr>
               <w:keepNext/>
-            </w:pPr>
-            <w:r>
-              <w:rPr w:lang="ru-RU"/>
-              <w:t>2464,534 / 2455,556</w:t>
-            </w:r>
-          </w:p>
-        </w:tc>
-        <w:tc>
-          <w:tcPr>
-            <w:tcW w:type="dxa" w:w="2406"/>
+              <w:ind w:firstLine="0"/>
+              <w:jc w:val="left"/>
+            </w:pPr>
+            <w:r>
+              <w:rPr w:lang="ru-RU">
+                <w:rFonts w:ascii="Times New Roman" w:hAnsi="Times New Roman" w:eastAsia="Times New Roman"/>
+                <w:sz w:val="24"/>
+              </w:rPr>
+              <w:t>45,251 / 90,000</w:t>
+            </w:r>
+          </w:p>
+        </w:tc>
+        <w:tc>
+          <w:tcPr>
+            <w:tcW w:w="2406" w:type="dxa"/>
+            <w:vAlign w:val="center"/>
+            <w:shd/>
           </w:tcPr>
           <w:p>
             <w:pPr>
               <w:keepNext/>
-            </w:pPr>
-            <w:r>
-              <w:rPr w:lang="ru-RU"/>
-              <w:t>Потребление смолы, г/м²</w:t>
-            </w:r>
-          </w:p>
-        </w:tc>
-        <w:tc>
-          <w:tcPr>
-            <w:tcW w:type="dxa" w:w="2408"/>
+              <w:ind w:firstLine="0"/>
+              <w:jc w:val="left"/>
+            </w:pPr>
+            <w:r>
+              <w:rPr w:lang="ru-RU">
+                <w:rFonts w:ascii="Times New Roman" w:hAnsi="Times New Roman" w:eastAsia="Times New Roman"/>
+                <w:sz w:val="24"/>
+              </w:rPr>
+              <w:t>Шаг нашивки</w:t>
+            </w:r>
+          </w:p>
+        </w:tc>
+        <w:tc>
+          <w:tcPr>
+            <w:tcW w:w="2408" w:type="dxa"/>
+            <w:vAlign w:val="center"/>
+            <w:shd/>
           </w:tcPr>
           <w:p>
             <w:pPr>
               <w:keepNext/>
-            </w:pPr>
-            <w:r>
-              <w:rPr w:lang="ru-RU"/>
-              <w:t>219,343 / 219,478</w:t>
+              <w:ind w:firstLine="0"/>
+              <w:jc w:val="left"/>
+            </w:pPr>
+            <w:r>
+              <w:rPr w:lang="ru-RU">
+                <w:rFonts w:ascii="Times New Roman" w:hAnsi="Times New Roman" w:eastAsia="Times New Roman"/>
+                <w:sz w:val="24"/>
+              </w:rPr>
+              <w:t>6,857 / 6,862</w:t>
             </w:r>
           </w:p>
         </w:tc>
@@ -2456,114 +2973,68 @@
       <w:tr>
         <w:tc>
           <w:tcPr>
-            <w:tcW w:type="dxa" w:w="2406"/>
-          </w:tcPr>
-          <w:p>
-            <w:pPr>
-              <w:keepNext/>
-            </w:pPr>
-            <w:r>
-              <w:rPr w:lang="ru-RU"/>
-              <w:t>Угол нашивки, град</w:t>
-            </w:r>
-          </w:p>
-        </w:tc>
-        <w:tc>
-          <w:tcPr>
-            <w:tcW w:type="dxa" w:w="2408"/>
-          </w:tcPr>
-          <w:p>
-            <w:pPr>
-              <w:keepNext/>
-            </w:pPr>
-            <w:r>
-              <w:rPr w:lang="ru-RU"/>
-              <w:t>45,251 / 90,000</w:t>
-            </w:r>
-          </w:p>
-        </w:tc>
-        <w:tc>
-          <w:tcPr>
-            <w:tcW w:type="dxa" w:w="2406"/>
-          </w:tcPr>
-          <w:p>
-            <w:pPr>
-              <w:keepNext/>
-            </w:pPr>
-            <w:r>
-              <w:rPr w:lang="ru-RU"/>
-              <w:t>Шаг нашивки</w:t>
-            </w:r>
-          </w:p>
-        </w:tc>
-        <w:tc>
-          <w:tcPr>
-            <w:tcW w:type="dxa" w:w="2408"/>
-          </w:tcPr>
-          <w:p>
-            <w:pPr>
-              <w:keepNext/>
-            </w:pPr>
-            <w:r>
-              <w:rPr w:lang="ru-RU"/>
-              <w:t>6,857 / 6,862</w:t>
-            </w:r>
-          </w:p>
-        </w:tc>
-      </w:tr>
-      <w:tr>
-        <w:tc>
-          <w:tcPr>
-            <w:tcW w:type="dxa" w:w="2406"/>
-          </w:tcPr>
-          <w:p>
-            <w:pPr>
-              <w:keepNext w:val="0"/>
-            </w:pPr>
-            <w:r>
-              <w:rPr w:lang="ru-RU"/>
+            <w:tcW w:w="2406" w:type="dxa"/>
+            <w:vAlign w:val="center"/>
+            <w:shd/>
+          </w:tcPr>
+          <w:p>
+            <w:pPr>
+              <w:ind w:firstLine="0"/>
+              <w:jc w:val="left"/>
+            </w:pPr>
+            <w:r>
+              <w:rPr w:lang="ru-RU">
+                <w:rFonts w:ascii="Times New Roman" w:hAnsi="Times New Roman" w:eastAsia="Times New Roman"/>
+                <w:sz w:val="24"/>
+              </w:rPr>
               <w:t>Плотность нашивки</w:t>
             </w:r>
           </w:p>
         </w:tc>
         <w:tc>
           <w:tcPr>
-            <w:tcW w:type="dxa" w:w="2408"/>
-          </w:tcPr>
-          <w:p>
-            <w:pPr>
-              <w:keepNext w:val="0"/>
-            </w:pPr>
-            <w:r>
-              <w:rPr w:lang="ru-RU"/>
+            <w:tcW w:w="2408" w:type="dxa"/>
+            <w:vAlign w:val="center"/>
+            <w:shd/>
+          </w:tcPr>
+          <w:p>
+            <w:pPr>
+              <w:ind w:firstLine="0"/>
+              <w:jc w:val="left"/>
+            </w:pPr>
+            <w:r>
+              <w:rPr w:lang="ru-RU">
+                <w:rFonts w:ascii="Times New Roman" w:hAnsi="Times New Roman" w:eastAsia="Times New Roman"/>
+                <w:sz w:val="24"/>
+              </w:rPr>
               <w:t>56,954 / 57,231</w:t>
             </w:r>
           </w:p>
         </w:tc>
         <w:tc>
           <w:tcPr>
-            <w:tcW w:type="dxa" w:w="2406"/>
-          </w:tcPr>
-          <w:p>
-            <w:pPr>
-              <w:keepNext w:val="0"/>
-            </w:pPr>
-            <w:r>
-              <w:rPr w:lang="ru-RU"/>
-            </w:r>
-          </w:p>
-        </w:tc>
-        <w:tc>
-          <w:tcPr>
-            <w:tcW w:type="dxa" w:w="2408"/>
-          </w:tcPr>
-          <w:p>
-            <w:pPr>
-              <w:keepNext w:val="0"/>
-            </w:pPr>
-            <w:r>
-              <w:rPr w:lang="ru-RU"/>
-            </w:r>
+            <w:tcW w:w="2406" w:type="dxa"/>
+            <w:vAlign w:val="center"/>
+            <w:shd/>
+          </w:tcPr>
+          <w:p>
+            <w:pPr>
+              <w:ind w:firstLine="0"/>
+              <w:jc w:val="left"/>
+            </w:pPr>
+          </w:p>
+        </w:tc>
+        <w:tc>
+          <w:tcPr>
+            <w:tcW w:w="2408" w:type="dxa"/>
+            <w:vAlign w:val="center"/>
+            <w:shd/>
+          </w:tcPr>
+          <w:p>
+            <w:pPr>
+              <w:ind w:firstLine="0"/>
+              <w:jc w:val="left"/>
+            </w:pPr>
           </w:p>
         </w:tc>
       </w:tr>
@@ -2571,14 +3042,16 @@
     <w:p>
       <w:pPr>
         <w:keepNext/>
+        <w:spacing w:before="120"/>
         <w:ind w:firstLine="0"/>
       </w:pPr>
       <w:r>
-        <w:rPr>
+        <w:rPr w:lang="ru-RU">
           <w:noProof/>
         </w:rPr>
+        <w:lastRenderedPageBreak/>
         <w:drawing>
-          <wp:inline distT="0" distB="0" distL="0" distR="0" wp14:anchorId="529CC213" wp14:editId="62CE2180">
+          <wp:inline distT="0" distB="0" distL="0" distR="0" wp14:anchorId="2BD614B9" wp14:editId="4EE5B900">
             <wp:extent cx="5760000" cy="3200400"/>
             <wp:effectExtent l="0" t="0" r="0" b="0"/>
             <wp:docPr id="2" name="Picture 1"/>
@@ -2637,6 +3110,7 @@
         <w:pageBreakBefore/>
       </w:pPr>
       <w:r>
+        <w:rPr w:lang="ru-RU"/>
         <w:lastRenderedPageBreak/>
         <w:t>2 ПРАКТИЧЕСКАЯ ЧАСТЬ</w:t>
       </w:r>
@@ -2646,6 +3120,7 @@
         <w:pStyle w:val="21"/>
       </w:pPr>
       <w:r>
+        <w:rPr w:lang="ru-RU"/>
         <w:t>2.1 Предобработка данных</w:t>
       </w:r>
     </w:p>
@@ -2655,7 +3130,34 @@
       </w:pPr>
       <w:r>
         <w:rPr w:lang="ru-RU"/>
-        <w:t>Сначала проверены названия листов и столбцов, типы значений и уникальность индекса. Затем таблицы соединены по общему индексу. Полученные 1023 строки разделены случайным образом при состоянии генератора 42: 716 строк использованы для разработки, 307 – только для итоговой проверки. Индекс после соединения удалён. Итоги проверки приведены в таблице 5.</w:t>
+        <w:t>Практическая часть начинается с шагов 1 и 2 общей карты: проверки исходных файлов, объединения строк и отделения итоговой выборки. Цель первого шага – получить одну согласованную таблицу, в которой каждая строка относится к одному представленному материалу.</w:t>
+      </w:r>
+    </w:p>
+    <w:p>
+      <w:pPr>
+        <w:pStyle w:val="RPZBody"/>
+      </w:pPr>
+      <w:r>
+        <w:rPr w:lang="ru-RU"/>
+        <w:t>В двух файлах проверены названия листов и столбцов, типы значений и уникальность индекса. После этого таблицы соединены по совпадающему индексу. Получены 1023 строки и 13 содержательных столбцов. Ещё 17 строк файла X_nup.xlsx не имели пары и не вошли в объединённую таблицу. Индекс использовался только для соединения, а затем был исключён из входных характеристик.</w:t>
+      </w:r>
+    </w:p>
+    <w:p>
+      <w:pPr>
+        <w:pStyle w:val="RPZBody"/>
+      </w:pPr>
+      <w:r>
+        <w:rPr w:lang="ru-RU"/>
+        <w:t>Цель второго шага – заранее отделить строки, которые покажут качество уже выбранной модели. Из 1023 строк 716 использованы для разработки, а 307 сохранены только для итоговой проверки. Дальнейший анализ и выбор выполнялись без просмотра результатов на этих 307 строках. Итоги проверки и разделения приведены в таблице 5.</w:t>
+      </w:r>
+    </w:p>
+    <w:p>
+      <w:pPr>
+        <w:pStyle w:val="RPZBody"/>
+      </w:pPr>
+      <w:r>
+        <w:rPr w:lang="ru-RU"/>
+        <w:t>После формирования двух частей можно изучить 716 строк и принять решения о подготовке данных. Это следующий, третий шаг общей карты.</w:t>
       </w:r>
     </w:p>
     <w:p>
@@ -2666,6 +3168,7 @@
         <w:jc w:val="left"/>
       </w:pPr>
       <w:r>
+        <w:rPr w:lang="ru-RU"/>
         <w:t>Таблица 5 – Проверка и разделение данных</w:t>
       </w:r>
     </w:p>
@@ -2674,12 +3177,12 @@
         <w:tblStyle w:val="a4"/>
         <w:tblW w:w="0" w:type="auto"/>
         <w:tblInd w:w="0" w:type="dxa"/>
+        <w:tblLayout w:type="autofit"/>
         <w:tblLook w:val="04A0" w:firstRow="1" w:lastRow="0" w:firstColumn="1" w:lastColumn="0" w:noHBand="0" w:noVBand="1"/>
       </w:tblPr>
       <w:tblGrid>
         <w:gridCol w:w="1604"/>
         <w:gridCol w:w="1604"/>
-        <w:gridCol w:w="1605"/>
         <w:gridCol w:w="1605"/>
         <w:gridCol w:w="1605"/>
         <w:gridCol w:w="1605"/>
@@ -2691,15 +3194,19 @@
         </w:trPr>
         <w:tc>
           <w:tcPr>
-            <w:tcW w:w="1606" w:type="dxa"/>
+            <w:tcW w:w="1604" w:type="dxa"/>
+            <w:shd w:val="clear" w:color="auto" w:fill="F2F2F2" w:themeFill="background1" w:themeFillShade="D9"/>
+            <w:vAlign w:val="center"/>
           </w:tcPr>
           <w:p>
             <w:pPr>
               <w:keepNext/>
               <w:ind w:firstLine="0"/>
-            </w:pPr>
-            <w:r>
-              <w:rPr>
+              <w:jc w:val="center"/>
+            </w:pPr>
+            <w:r>
+              <w:rPr w:lang="ru-RU">
+                <w:rFonts w:ascii="Times New Roman" w:hAnsi="Times New Roman" w:eastAsia="Times New Roman"/>
                 <w:color w:val="000000"/>
                 <w:sz w:val="24"/>
               </w:rPr>
@@ -2709,15 +3216,19 @@
         </w:tc>
         <w:tc>
           <w:tcPr>
-            <w:tcW w:w="1606" w:type="dxa"/>
+            <w:tcW w:w="1604" w:type="dxa"/>
+            <w:shd w:val="clear" w:color="auto" w:fill="F2F2F2" w:themeFill="background1" w:themeFillShade="D9"/>
+            <w:vAlign w:val="center"/>
           </w:tcPr>
           <w:p>
             <w:pPr>
               <w:keepNext/>
               <w:ind w:firstLine="0"/>
-            </w:pPr>
-            <w:r>
-              <w:rPr>
+              <w:jc w:val="center"/>
+            </w:pPr>
+            <w:r>
+              <w:rPr w:lang="ru-RU">
+                <w:rFonts w:ascii="Times New Roman" w:hAnsi="Times New Roman" w:eastAsia="Times New Roman"/>
                 <w:color w:val="000000"/>
                 <w:sz w:val="24"/>
               </w:rPr>
@@ -2727,15 +3238,19 @@
         </w:tc>
         <w:tc>
           <w:tcPr>
-            <w:tcW w:w="1606" w:type="dxa"/>
+            <w:tcW w:w="1605" w:type="dxa"/>
+            <w:shd w:val="clear" w:color="auto" w:fill="F2F2F2" w:themeFill="background1" w:themeFillShade="D9"/>
+            <w:vAlign w:val="center"/>
           </w:tcPr>
           <w:p>
             <w:pPr>
               <w:keepNext/>
               <w:ind w:firstLine="0"/>
-            </w:pPr>
-            <w:r>
-              <w:rPr>
+              <w:jc w:val="center"/>
+            </w:pPr>
+            <w:r>
+              <w:rPr w:lang="ru-RU">
+                <w:rFonts w:ascii="Times New Roman" w:hAnsi="Times New Roman" w:eastAsia="Times New Roman"/>
                 <w:color w:val="000000"/>
                 <w:sz w:val="24"/>
               </w:rPr>
@@ -2745,15 +3260,19 @@
         </w:tc>
         <w:tc>
           <w:tcPr>
-            <w:tcW w:w="1606" w:type="dxa"/>
+            <w:tcW w:w="1605" w:type="dxa"/>
+            <w:shd w:val="clear" w:color="auto" w:fill="F2F2F2" w:themeFill="background1" w:themeFillShade="D9"/>
+            <w:vAlign w:val="center"/>
           </w:tcPr>
           <w:p>
             <w:pPr>
               <w:keepNext/>
               <w:ind w:firstLine="0"/>
-            </w:pPr>
-            <w:r>
-              <w:rPr>
+              <w:jc w:val="center"/>
+            </w:pPr>
+            <w:r>
+              <w:rPr w:lang="ru-RU">
+                <w:rFonts w:ascii="Times New Roman" w:hAnsi="Times New Roman" w:eastAsia="Times New Roman"/>
                 <w:color w:val="000000"/>
                 <w:sz w:val="24"/>
               </w:rPr>
@@ -2763,37 +3282,23 @@
         </w:tc>
         <w:tc>
           <w:tcPr>
-            <w:tcW w:w="1606" w:type="dxa"/>
+            <w:tcW w:w="1605" w:type="dxa"/>
+            <w:shd w:val="clear" w:color="auto" w:fill="F2F2F2" w:themeFill="background1" w:themeFillShade="D9"/>
+            <w:vAlign w:val="center"/>
           </w:tcPr>
           <w:p>
             <w:pPr>
               <w:keepNext/>
               <w:ind w:firstLine="0"/>
-            </w:pPr>
-            <w:r>
-              <w:rPr>
+              <w:jc w:val="center"/>
+            </w:pPr>
+            <w:r>
+              <w:rPr w:lang="ru-RU">
+                <w:rFonts w:ascii="Times New Roman" w:hAnsi="Times New Roman" w:eastAsia="Times New Roman"/>
                 <w:color w:val="000000"/>
                 <w:sz w:val="24"/>
               </w:rPr>
               <w:t>Пропуски</w:t>
-            </w:r>
-          </w:p>
-        </w:tc>
-        <w:tc>
-          <w:tcPr>
-            <w:tcW w:w="1606" w:type="dxa"/>
-          </w:tcPr>
-          <w:p>
-            <w:pPr>
-              <w:keepNext/>
-              <w:ind w:firstLine="0"/>
-            </w:pPr>
-            <w:r>
-              <w:rPr>
-                <w:color w:val="000000"/>
-                <w:sz w:val="24"/>
-              </w:rPr>
-              <w:t>Состояние генератора</w:t>
             </w:r>
           </w:p>
         </w:tc>
@@ -2804,216 +3309,106 @@
         </w:trPr>
         <w:tc>
           <w:tcPr>
-            <w:tcW w:w="1606" w:type="dxa"/>
-          </w:tcPr>
-          <w:p>
-            <w:pPr>
-              <w:keepNext/>
-              <w:ind w:firstLine="0"/>
-            </w:pPr>
-            <w:r>
-              <w:rPr>
+            <w:tcW w:w="1604" w:type="dxa"/>
+            <w:vAlign w:val="center"/>
+            <w:shd/>
+          </w:tcPr>
+          <w:p>
+            <w:pPr>
+              <w:ind w:firstLine="0"/>
+              <w:jc w:val="center"/>
+            </w:pPr>
+            <w:r>
+              <w:rPr w:lang="ru-RU">
+                <w:rFonts w:ascii="Times New Roman" w:hAnsi="Times New Roman" w:eastAsia="Times New Roman"/>
                 <w:color w:val="000000"/>
                 <w:sz w:val="24"/>
               </w:rPr>
-              <w:t>1</w:t>
-            </w:r>
-          </w:p>
-        </w:tc>
-        <w:tc>
-          <w:tcPr>
-            <w:tcW w:w="1606" w:type="dxa"/>
-          </w:tcPr>
-          <w:p>
-            <w:pPr>
-              <w:keepNext/>
-              <w:ind w:firstLine="0"/>
-            </w:pPr>
-            <w:r>
-              <w:rPr>
+              <w:t>1023</w:t>
+            </w:r>
+          </w:p>
+        </w:tc>
+        <w:tc>
+          <w:tcPr>
+            <w:tcW w:w="1604" w:type="dxa"/>
+            <w:vAlign w:val="center"/>
+            <w:shd/>
+          </w:tcPr>
+          <w:p>
+            <w:pPr>
+              <w:ind w:firstLine="0"/>
+              <w:jc w:val="center"/>
+            </w:pPr>
+            <w:r>
+              <w:rPr w:lang="ru-RU">
+                <w:rFonts w:ascii="Times New Roman" w:hAnsi="Times New Roman" w:eastAsia="Times New Roman"/>
                 <w:color w:val="000000"/>
                 <w:sz w:val="24"/>
               </w:rPr>
-              <w:t>2</w:t>
-            </w:r>
-          </w:p>
-        </w:tc>
-        <w:tc>
-          <w:tcPr>
-            <w:tcW w:w="1606" w:type="dxa"/>
-          </w:tcPr>
-          <w:p>
-            <w:pPr>
-              <w:keepNext/>
-              <w:ind w:firstLine="0"/>
-            </w:pPr>
-            <w:r>
-              <w:rPr>
+              <w:t>13</w:t>
+            </w:r>
+          </w:p>
+        </w:tc>
+        <w:tc>
+          <w:tcPr>
+            <w:tcW w:w="1605" w:type="dxa"/>
+            <w:vAlign w:val="center"/>
+            <w:shd/>
+          </w:tcPr>
+          <w:p>
+            <w:pPr>
+              <w:ind w:firstLine="0"/>
+              <w:jc w:val="center"/>
+            </w:pPr>
+            <w:r>
+              <w:rPr w:lang="ru-RU">
+                <w:rFonts w:ascii="Times New Roman" w:hAnsi="Times New Roman" w:eastAsia="Times New Roman"/>
                 <w:color w:val="000000"/>
                 <w:sz w:val="24"/>
               </w:rPr>
-              <w:t>3</w:t>
-            </w:r>
-          </w:p>
-        </w:tc>
-        <w:tc>
-          <w:tcPr>
-            <w:tcW w:w="1606" w:type="dxa"/>
-          </w:tcPr>
-          <w:p>
-            <w:pPr>
-              <w:keepNext/>
-              <w:ind w:firstLine="0"/>
-            </w:pPr>
-            <w:r>
-              <w:rPr>
+              <w:t>716</w:t>
+            </w:r>
+          </w:p>
+        </w:tc>
+        <w:tc>
+          <w:tcPr>
+            <w:tcW w:w="1605" w:type="dxa"/>
+            <w:vAlign w:val="center"/>
+            <w:shd/>
+          </w:tcPr>
+          <w:p>
+            <w:pPr>
+              <w:ind w:firstLine="0"/>
+              <w:jc w:val="center"/>
+            </w:pPr>
+            <w:r>
+              <w:rPr w:lang="ru-RU">
+                <w:rFonts w:ascii="Times New Roman" w:hAnsi="Times New Roman" w:eastAsia="Times New Roman"/>
                 <w:color w:val="000000"/>
                 <w:sz w:val="24"/>
               </w:rPr>
-              <w:t>4</w:t>
-            </w:r>
-          </w:p>
-        </w:tc>
-        <w:tc>
-          <w:tcPr>
-            <w:tcW w:w="1606" w:type="dxa"/>
-          </w:tcPr>
-          <w:p>
-            <w:pPr>
-              <w:keepNext/>
-              <w:ind w:firstLine="0"/>
-            </w:pPr>
-            <w:r>
-              <w:rPr>
+              <w:t>307</w:t>
+            </w:r>
+          </w:p>
+        </w:tc>
+        <w:tc>
+          <w:tcPr>
+            <w:tcW w:w="1605" w:type="dxa"/>
+            <w:vAlign w:val="center"/>
+            <w:shd/>
+          </w:tcPr>
+          <w:p>
+            <w:pPr>
+              <w:ind w:firstLine="0"/>
+              <w:jc w:val="center"/>
+            </w:pPr>
+            <w:r>
+              <w:rPr w:lang="ru-RU">
+                <w:rFonts w:ascii="Times New Roman" w:hAnsi="Times New Roman" w:eastAsia="Times New Roman"/>
                 <w:color w:val="000000"/>
                 <w:sz w:val="24"/>
               </w:rPr>
-              <w:t>5</w:t>
-            </w:r>
-          </w:p>
-        </w:tc>
-        <w:tc>
-          <w:tcPr>
-            <w:tcW w:w="1606" w:type="dxa"/>
-          </w:tcPr>
-          <w:p>
-            <w:pPr>
-              <w:keepNext/>
-              <w:ind w:firstLine="0"/>
-            </w:pPr>
-            <w:r>
-              <w:rPr>
-                <w:color w:val="000000"/>
-                <w:sz w:val="24"/>
-              </w:rPr>
-              <w:t>6</w:t>
-            </w:r>
-          </w:p>
-        </w:tc>
-      </w:tr>
-      <w:tr>
-        <w:trPr>
-          <w:cantSplit/>
-        </w:trPr>
-        <w:tc>
-          <w:tcPr>
-            <w:tcW w:w="1606" w:type="dxa"/>
-          </w:tcPr>
-          <w:p>
-            <w:pPr>
-              <w:ind w:firstLine="0"/>
-            </w:pPr>
-            <w:r>
-              <w:rPr>
-                <w:color w:val="000000"/>
-                <w:sz w:val="24"/>
-              </w:rPr>
-              <w:t>1023</w:t>
-            </w:r>
-          </w:p>
-        </w:tc>
-        <w:tc>
-          <w:tcPr>
-            <w:tcW w:w="1606" w:type="dxa"/>
-          </w:tcPr>
-          <w:p>
-            <w:pPr>
-              <w:ind w:firstLine="0"/>
-            </w:pPr>
-            <w:r>
-              <w:rPr>
-                <w:color w:val="000000"/>
-                <w:sz w:val="24"/>
-              </w:rPr>
-              <w:t>13</w:t>
-            </w:r>
-          </w:p>
-        </w:tc>
-        <w:tc>
-          <w:tcPr>
-            <w:tcW w:w="1606" w:type="dxa"/>
-          </w:tcPr>
-          <w:p>
-            <w:pPr>
-              <w:ind w:firstLine="0"/>
-            </w:pPr>
-            <w:r>
-              <w:rPr>
-                <w:color w:val="000000"/>
-                <w:sz w:val="24"/>
-              </w:rPr>
-              <w:t>716</w:t>
-            </w:r>
-          </w:p>
-        </w:tc>
-        <w:tc>
-          <w:tcPr>
-            <w:tcW w:w="1606" w:type="dxa"/>
-          </w:tcPr>
-          <w:p>
-            <w:pPr>
-              <w:ind w:firstLine="0"/>
-            </w:pPr>
-            <w:r>
-              <w:rPr>
-                <w:color w:val="000000"/>
-                <w:sz w:val="24"/>
-              </w:rPr>
-              <w:t>307</w:t>
-            </w:r>
-          </w:p>
-        </w:tc>
-        <w:tc>
-          <w:tcPr>
-            <w:tcW w:w="1606" w:type="dxa"/>
-          </w:tcPr>
-          <w:p>
-            <w:pPr>
-              <w:ind w:firstLine="0"/>
-            </w:pPr>
-            <w:r>
-              <w:rPr>
-                <w:color w:val="000000"/>
-                <w:sz w:val="24"/>
-              </w:rPr>
               <w:t>0</w:t>
-            </w:r>
-          </w:p>
-        </w:tc>
-        <w:tc>
-          <w:tcPr>
-            <w:tcW w:w="1606" w:type="dxa"/>
-          </w:tcPr>
-          <w:p>
-            <w:pPr>
-              <w:ind w:firstLine="0"/>
-            </w:pPr>
-            <w:r>
-              <w:rPr>
-                <w:color w:val="000000"/>
-                <w:sz w:val="24"/>
-              </w:rPr>
-              <w:t>42</w:t>
             </w:r>
           </w:p>
         </w:tc>
@@ -3030,6 +3425,7 @@
         <w:pStyle w:val="21"/>
       </w:pPr>
       <w:r>
+        <w:rPr w:lang="ru-RU"/>
         <w:t>2.1.1 Статистики, выбросы и корреляции</w:t>
       </w:r>
     </w:p>
@@ -3039,16 +3435,52 @@
       </w:pPr>
       <w:r>
         <w:rPr w:lang="ru-RU"/>
-        <w:t>Для каждого столбца рассчитаны основные показатели. Необычными отмечались числа ниже Q1 − 1,5 IQR или выше Q3 + 1,5 IQR. Больше всего таких строк найдено по плотности нашивки – 16, количеству отвердителя – 9 и температуре вспышки – 8. Это только повод сравнить два варианта подготовки данных, а не доказательство ошибки.</w:t>
-      </w:r>
-    </w:p>
-    <w:p>
-      <w:pPr>
-        <w:pStyle w:val="RPZBody"/>
-      </w:pPr>
-      <w:r>
-        <w:rPr w:lang="ru-RU"/>
-        <w:t>У количества отвердителя 468 из 716 значений с обозначением «м.%» превышают 100. Основа процентов в исходных материалах не объяснена, поэтому значения не пересчитывались. Наибольшая парная корреляция 0,119 также рассчитана только по 716 строкам для обучения.</w:t>
+        <w:t>На этом, третьем, шаге нужно понять, какие значения находятся в 716 строках и какие особенности следует учесть перед обучением. Для каждого столбца рассчитаны среднее и медиана. Их совместное рассмотрение помогает заметить несимметричные распределения и отдельные удалённые значения, но не устанавливает причину отличий.</w:t>
+      </w:r>
+    </w:p>
+    <w:p>
+      <w:pPr>
+        <w:pStyle w:val="RPZBody"/>
+      </w:pPr>
+      <w:r>
+        <w:rPr w:lang="ru-RU"/>
+        <w:t>Затем числа в каждом столбце были упорядочены. Для центральной половины значений определён её размах. Число помечалось как необычное, если находилось дальше чем на полтора таких размаха за нижней или верхней границей. Этот способ называется правилом межквартильного размаха, или IQR.</w:t>
+      </w:r>
+    </w:p>
+    <w:p>
+      <w:pPr>
+        <w:pStyle w:val="RPZBody"/>
+      </w:pPr>
+      <w:r>
+        <w:rPr w:lang="ru-RU"/>
+        <w:t>Пометка не означает ошибку. Редкое значение может относиться к допустимому материалу, который просто слабо представлен в таблице. Поэтому при разведочном анализе строки не удалялись. Для последующего обучения был подготовлен отдельный вариант фильтрации, который сравнивался с вариантом без удаления.</w:t>
+      </w:r>
+    </w:p>
+    <w:p>
+      <w:pPr>
+        <w:pStyle w:val="RPZBody"/>
+      </w:pPr>
+      <w:r>
+        <w:rPr w:lang="ru-RU"/>
+        <w:t>Больше всего необычных значений отмечено в столбце плотности нашивки – 16. Для количества отвердителя отмечено 9 значений, для температуры вспышки – 8. Эти числа показывают, где находятся удалённые наблюдения. Полезность удаления определяется позже по проверочной ошибке моделей.</w:t>
+      </w:r>
+    </w:p>
+    <w:p>
+      <w:pPr>
+        <w:pStyle w:val="RPZBody"/>
+      </w:pPr>
+      <w:r>
+        <w:rPr w:lang="ru-RU"/>
+        <w:t>Отдельного внимания потребовал столбец количества отвердителя: 468 из 716 значений с обозначением «м.%» превышают 100. В исходных материалах не указано, относительно какой основы рассчитан этот показатель. Поэтому значения сохранены без пересчёта: исправление по догадке могло бы исказить данные.</w:t>
+      </w:r>
+    </w:p>
+    <w:p>
+      <w:pPr>
+        <w:pStyle w:val="RPZBody"/>
+      </w:pPr>
+      <w:r>
+        <w:rPr w:lang="ru-RU"/>
+        <w:t>После этого рассчитаны парные корреляции. Наибольшее по модулю значение равно 0,119 между углом и плотностью нашивки. Это слабая простая связь. Она не доказывает отсутствия совместного влияния нескольких характеристик, поэтому следующий шаг – подготовить данные и проверить модели по единому правилу.</w:t>
       </w:r>
     </w:p>
     <w:p>
@@ -3056,6 +3488,7 @@
         <w:pStyle w:val="21"/>
       </w:pPr>
       <w:r>
+        <w:rPr w:lang="ru-RU"/>
         <w:t>2.1.2 Распределения до и после нормализации</w:t>
       </w:r>
     </w:p>
@@ -3065,16 +3498,34 @@
       </w:pPr>
       <w:r>
         <w:rPr w:lang="ru-RU"/>
-        <w:t>На рисунках 2–6 значения с разными единицами приведены к общей шкале от 0 до 1. Это нужно только для наглядного сравнения графиков. При обучении Ridge к общему масштабу приводятся входные характеристики, а для SVR и MLP – и входные характеристики, и прогнозируемое значение. Деревья используют исходные числа.</w:t>
-      </w:r>
-    </w:p>
-    <w:p>
-      <w:pPr>
-        <w:pStyle w:val="RPZBody"/>
-      </w:pPr>
-      <w:r>
-        <w:rPr w:lang="ru-RU"/>
-        <w:t>На рисунке 2 показаны соотношение компонентов, плотность и входной столбец «модуль упругости, ГПа». Левый график содержит исходные числа, правый – те же числа на шкале от 0 до 1. Порядок строк и форма распределения при таком преобразовании сохраняются.</w:t>
+        <w:t>Подразделы 2.1.2 и 2.1.3 относятся к четвёртому шагу общей карты – подготовке данных. Сначала на рисунках 2–6 показано, как выглядит простое приведение значений к шкале от 0 до 1. Это иллюстрация: минимальное значение столбца становится близким к 0, максимальное – к 1, а остальные располагаются между ними.</w:t>
+      </w:r>
+    </w:p>
+    <w:p>
+      <w:pPr>
+        <w:pStyle w:val="RPZBody"/>
+      </w:pPr>
+      <w:r>
+        <w:rPr w:lang="ru-RU"/>
+        <w:t>Общая шкала позволяет разместить рядом столбцы с разными единицями и сравнить форму распределений. Она не меняет порядок строк и не превращает разные физические величины в одно свойство. Эти иллюстрационные значения не передаются моделям.</w:t>
+      </w:r>
+    </w:p>
+    <w:p>
+      <w:pPr>
+        <w:pStyle w:val="RPZBody"/>
+      </w:pPr>
+      <w:r>
+        <w:rPr w:lang="ru-RU"/>
+        <w:t>При обучении используется другой порядок. Для Ridge к сопоставимому масштабу приводятся входные характеристики. Для SVR и MLP преобразуются и входные характеристики, и прогнозируемое значение. Параметры преобразования вычисляются только по обучающим строкам каждого повтора. Деревья работают с исходными числами, потому что их разделения зависят от порядка значений, а не от единиц масштаба.</w:t>
+      </w:r>
+    </w:p>
+    <w:p>
+      <w:pPr>
+        <w:pStyle w:val="RPZBody"/>
+      </w:pPr>
+      <w:r>
+        <w:rPr w:lang="ru-RU"/>
+        <w:t>На рисунке 2 по горизонтали показаны значения трёх характеристик, а по вертикали – число строк в соответствующих интервалах. Слева приведены исходные числа, справа – те же распределения на шкале от 0 до 1. Видно, что положение шкалы меняется, но форма распределения и частота значений сохраняются.</w:t>
       </w:r>
     </w:p>
     <w:p>
@@ -3083,11 +3534,11 @@
         <w:ind w:firstLine="0"/>
       </w:pPr>
       <w:r>
-        <w:rPr>
+        <w:rPr w:lang="ru-RU">
           <w:noProof/>
         </w:rPr>
         <w:drawing>
-          <wp:inline distT="0" distB="0" distL="0" distR="0" wp14:anchorId="18E81A19" wp14:editId="1B3DE875">
+          <wp:inline distT="0" distB="0" distL="0" distR="0" wp14:anchorId="5DF70CE4" wp14:editId="69B66323">
             <wp:extent cx="6012000" cy="5377400"/>
             <wp:effectExtent l="0" t="0" r="0" b="0"/>
             <wp:docPr id="3" name="Picture 2"/>
@@ -3130,6 +3581,7 @@
         <w:jc w:val="center"/>
       </w:pPr>
       <w:r>
+        <w:rPr w:lang="ru-RU"/>
         <w:t>Рисунок 2 – Распределения до и после нормализации: Соотношение матрица-наполнитель; Плотность, кг/м3; модуль упругости, ГПа</w:t>
       </w:r>
     </w:p>
@@ -3145,7 +3597,7 @@
       </w:pPr>
       <w:r>
         <w:rPr w:lang="ru-RU"/>
-        <w:t>На рисунке 3 показаны количество отвердителя, содержание эпоксидных групп и температура вспышки. Общая шкала облегчает сравнение формы распределений, но не меняет смысл столбцов и не устраняет длинные края распределения.</w:t>
+        <w:t>На рисунке 3 показаны количество отвердителя, содержание эпоксидных групп и температура вспышки. По горизонтали указаны значения, по вертикали – число строк. После перехода к шкале от 0 до 1 длинные края распределений остаются видимыми. Преобразование облегчает сравнение рисунков, но не исправляет и не удаляет необычные значения.</w:t>
       </w:r>
     </w:p>
     <w:p>
@@ -3154,12 +3606,12 @@
         <w:ind w:firstLine="0"/>
       </w:pPr>
       <w:r>
-        <w:rPr>
+        <w:rPr w:lang="ru-RU">
           <w:noProof/>
         </w:rPr>
         <w:lastRenderedPageBreak/>
         <w:drawing>
-          <wp:inline distT="0" distB="0" distL="0" distR="0" wp14:anchorId="310B8CE6" wp14:editId="23291678">
+          <wp:inline distT="0" distB="0" distL="0" distR="0" wp14:anchorId="15062D87" wp14:editId="290D5887">
             <wp:extent cx="6012000" cy="5377400"/>
             <wp:effectExtent l="0" t="0" r="0" b="0"/>
             <wp:docPr id="4" name="Picture 3"/>
@@ -3202,6 +3654,7 @@
         <w:jc w:val="center"/>
       </w:pPr>
       <w:r>
+        <w:rPr w:lang="ru-RU"/>
         <w:t>Рисунок 3 – Распределения до и после нормализации: Количество отвердителя, м.%; Содержание эпоксидных групп,%_2; Температура вспышки, С_2</w:t>
       </w:r>
     </w:p>
@@ -3217,7 +3670,7 @@
       </w:pPr>
       <w:r>
         <w:rPr w:lang="ru-RU"/>
-        <w:t>На рисунке 4 показаны поверхностная плотность и два свойства, которые прогнозируются отдельно. Их единицы и диапазоны различаются. Перевод на общую шкалу сделан только для рисунка и не объединяет эти свойства в одну задачу.</w:t>
+        <w:t>На рисунке 4 показаны поверхностная плотность и два конечных свойства. По горизонтали указаны значения каждого столбца, по вертикали – частота. Модуль и прочность прогнозируются отдельными моделями. Размещение их распределений рядом служит только для обзора и не объединяет свойства в одну задачу.</w:t>
       </w:r>
     </w:p>
     <w:p>
@@ -3226,12 +3679,12 @@
         <w:ind w:firstLine="0"/>
       </w:pPr>
       <w:r>
-        <w:rPr>
+        <w:rPr w:lang="ru-RU">
           <w:noProof/>
         </w:rPr>
         <w:lastRenderedPageBreak/>
         <w:drawing>
-          <wp:inline distT="0" distB="0" distL="0" distR="0" wp14:anchorId="7A4FB4EF" wp14:editId="5EDD2FA1">
+          <wp:inline distT="0" distB="0" distL="0" distR="0" wp14:anchorId="000A0DA3" wp14:editId="1CB9CA7C">
             <wp:extent cx="6012000" cy="5377400"/>
             <wp:effectExtent l="0" t="0" r="0" b="0"/>
             <wp:docPr id="5" name="Picture 4"/>
@@ -3274,6 +3727,7 @@
         <w:jc w:val="center"/>
       </w:pPr>
       <w:r>
+        <w:rPr w:lang="ru-RU"/>
         <w:t>Рисунок 4 – Распределения до и после нормализации: Поверхностная плотность, г/м2; Модуль упругости при растяжении, ГПа; Прочность при растяжении, МПа</w:t>
       </w:r>
     </w:p>
@@ -3289,7 +3743,7 @@
       </w:pPr>
       <w:r>
         <w:rPr w:lang="ru-RU"/>
-        <w:t>На рисунке 5 показаны потребление смолы и угол нашивки. В таблице угол имеет только два значения – 0° и 90°. Поэтому по этим данным нельзя судить о промежуточных углах.</w:t>
+        <w:t>На рисунке 5 показаны потребление смолы и угол нашивки. По горизонтали указаны значения, по вертикали – число строк. Угол образует два отдельных столбца частот, потому что в таблице встречаются только 0° и 90°. Данные не позволяют проверить поведение моделей для промежуточных углов.</w:t>
       </w:r>
     </w:p>
     <w:p>
@@ -3298,12 +3752,12 @@
         <w:ind w:firstLine="0"/>
       </w:pPr>
       <w:r>
-        <w:rPr>
+        <w:rPr w:lang="ru-RU">
           <w:noProof/>
         </w:rPr>
         <w:lastRenderedPageBreak/>
         <w:drawing>
-          <wp:inline distT="0" distB="0" distL="0" distR="0" wp14:anchorId="66792899" wp14:editId="5117721D">
+          <wp:inline distT="0" distB="0" distL="0" distR="0" wp14:anchorId="1E99A73B" wp14:editId="07B13BAF">
             <wp:extent cx="6012000" cy="3707400"/>
             <wp:effectExtent l="0" t="0" r="0" b="0"/>
             <wp:docPr id="6" name="Picture 5"/>
@@ -3346,6 +3800,7 @@
         <w:jc w:val="center"/>
       </w:pPr>
       <w:r>
+        <w:rPr w:lang="ru-RU"/>
         <w:t>Рисунок 5 – Распределения до и после нормализации: Потребление смолы, г/м2; Угол нашивки, град</w:t>
       </w:r>
     </w:p>
@@ -3361,7 +3816,7 @@
       </w:pPr>
       <w:r>
         <w:rPr w:lang="ru-RU"/>
-        <w:t>На рисунке 6 показаны шаг и плотность нашивки. Единицы этих столбцов не указаны, поэтому их физический смысл нельзя уточнить по предоставленным материалам. Преобразование сохраняет порядок значений и служит только для сравнения графиков.</w:t>
+        <w:t>На рисунке 6 показаны шаг и плотность нашивки. По горизонтали указаны значения, по вертикали – частота. Единицы этих столбцов в исходных материалах не указаны, поэтому их физический смысл не уточняется по предположению. Общая шкала сохраняет порядок значений и используется только для сравнения формы распределений.</w:t>
       </w:r>
     </w:p>
     <w:p>
@@ -3370,12 +3825,12 @@
         <w:ind w:firstLine="0"/>
       </w:pPr>
       <w:r>
-        <w:rPr>
+        <w:rPr w:lang="ru-RU">
           <w:noProof/>
         </w:rPr>
         <w:lastRenderedPageBreak/>
         <w:drawing>
-          <wp:inline distT="0" distB="0" distL="0" distR="0" wp14:anchorId="0B819808" wp14:editId="05B2280D">
+          <wp:inline distT="0" distB="0" distL="0" distR="0" wp14:anchorId="354B535C" wp14:editId="25C9BF66">
             <wp:extent cx="6012000" cy="3707400"/>
             <wp:effectExtent l="0" t="0" r="0" b="0"/>
             <wp:docPr id="7" name="Picture 6"/>
@@ -3418,6 +3873,7 @@
         <w:jc w:val="center"/>
       </w:pPr>
       <w:r>
+        <w:rPr w:lang="ru-RU"/>
         <w:t>Рисунок 6 – Распределения до и после нормализации: Шаг нашивки; Плотность нашивки</w:t>
       </w:r>
     </w:p>
@@ -3432,6 +3888,7 @@
         <w:pStyle w:val="21"/>
       </w:pPr>
       <w:r>
+        <w:rPr w:lang="ru-RU"/>
         <w:t>2.1.3 Решения по предобработке</w:t>
       </w:r>
     </w:p>
@@ -3441,25 +3898,52 @@
       </w:pPr>
       <w:r>
         <w:rPr w:lang="ru-RU"/>
-        <w:t>Пропусков в 13 столбцах нет, поэтому заполнять их не потребовалось. Угол нашивки со значениями 0° и 90° кодировался числами 0 и 1. Для Ridge, SVR и MLP приведение к общему масштабу выполняется вместе с обучением модели и не использует проверочные строки. Для деревьев оно не требуется.</w:t>
-      </w:r>
-    </w:p>
-    <w:p>
-      <w:pPr>
-        <w:pStyle w:val="RPZBody"/>
-      </w:pPr>
-      <w:r>
-        <w:rPr w:lang="ru-RU"/>
-        <w:t>Необычные значения проверены двумя способами: модели обучались на всех строках и после удаления строк по правилу IQR. В двух основных задачах фильтр удалял 53 строки и оставлял 663 из 716. В задаче отношения он удалял 61 строку и оставлял 655. Ошибка нейросети RMSE менялась с 0,935319 до 0,937889, то есть не уменьшалась. Фильтрация не улучшила выбранные модели, поэтому итоговый вариант использует все 716 строк.</w:t>
-      </w:r>
-    </w:p>
-    <w:p>
-      <w:pPr>
-        <w:pStyle w:val="RPZBody"/>
-      </w:pPr>
-      <w:r>
-        <w:rPr w:lang="ru-RU"/>
-        <w:t>В таблицах нет сведений о партиях и повторных сериях. Поэтому нельзя проверить, не попали ли близкие образцы одновременно в данные для обучения и проверки. Это ограничивает выводы об использовании моделей для других материалов.</w:t>
+        <w:t>На четвёртом шаге принимаются решения, которые будут одинаково применяться во всех повторах обучения. Пропусков в 13 столбцах нет, поэтому заполнять их не потребовалось. Угол нашивки со значениями 0° и 90° кодируется числами 0 и 1.</w:t>
+      </w:r>
+    </w:p>
+    <w:p>
+      <w:pPr>
+        <w:pStyle w:val="RPZBody"/>
+      </w:pPr>
+      <w:r>
+        <w:rPr w:lang="ru-RU"/>
+        <w:t>Для Ridge, SVR и MLP приведение к сопоставимому масштабу объединено с обучением модели в одну последовательность действий. В каждом повторе параметры преобразования рассчитываются по обучающим строкам и затем применяются к проверочным. Проверочные строки не влияют на расчёт масштаба. Деревьям такое преобразование не требуется.</w:t>
+      </w:r>
+    </w:p>
+    <w:p>
+      <w:pPr>
+        <w:pStyle w:val="RPZBody"/>
+      </w:pPr>
+      <w:r>
+        <w:rPr w:lang="ru-RU"/>
+        <w:t>Необычные значения проверены как эксперимент с двумя вариантами подготовки. В первом варианте сохраняются все строки. Во втором из обучающей части удаляются строки, отмеченные правилом IQR. Границы фильтра вычисляются заново только по обучающим строкам каждого повтора. Проверочные и тестовые строки не удаляются по этим границам, а входы и правильные ответы удаляются вместе.</w:t>
+      </w:r>
+    </w:p>
+    <w:p>
+      <w:pPr>
+        <w:pStyle w:val="RPZBody"/>
+      </w:pPr>
+      <w:r>
+        <w:rPr w:lang="ru-RU"/>
+        <w:t>Для двух прямых задач фильтр по 11 входным характеристикам удалял 53 строки и оставлял 663 из 716. Для задачи соотношения фильтр по 12 характеристикам удалял 61 строку и оставлял 655. Средняя RMSE нейронной сети менялась с 0,935319 до 0,937889, то есть становилась немного больше. Фильтрация не улучшила выбранные модели. Поэтому итоговый вариант сохраняет все доступные обучающие строки.</w:t>
+      </w:r>
+    </w:p>
+    <w:p>
+      <w:pPr>
+        <w:pStyle w:val="RPZBody"/>
+      </w:pPr>
+      <w:r>
+        <w:rPr w:lang="ru-RU"/>
+        <w:t>После этих решений данные готовы к пятому шагу – одинаковому обучению и сравнению моделей на десяти проверочных частях.</w:t>
+      </w:r>
+    </w:p>
+    <w:p>
+      <w:pPr>
+        <w:pStyle w:val="RPZBody"/>
+      </w:pPr>
+      <w:r>
+        <w:rPr w:lang="ru-RU"/>
+        <w:t>В таблицах нет сведений о партиях и повторных сериях. Поэтому невозможно проверить, не оказались ли близкие образцы одновременно в обучающих и проверочных частях. Это ограничение сохраняется при интерпретации всех последующих ошибок и особенно важно для переноса результата на другие материалы.</w:t>
       </w:r>
     </w:p>
     <w:p>
@@ -3467,7 +3951,7 @@
         <w:pStyle w:val="21"/>
       </w:pPr>
       <w:r>
-        <w:lastRenderedPageBreak/>
+        <w:rPr w:lang="ru-RU"/>
         <w:t>2.2 Разработка и обучение модели</w:t>
       </w:r>
     </w:p>
@@ -3477,25 +3961,70 @@
       </w:pPr>
       <w:r>
         <w:rPr w:lang="ru-RU"/>
-        <w:t>Для модуля и прочности сравнивались пять методов: прогноз среднего, Ridge, случайный лес, градиентный бустинг и SVR. Для отношения сравнивались прогноз среднего и MLP. Для каждого варианта вычислялась средняя RMSE в десяти проверках; дополнительно записывались MAE и R². После выбора две прямые модели заново обучались на всех 716 строках и один раз проверялись на 307 тестовых строках. Нейросеть обучалась отдельно с ранней остановкой, как описано в разделе 2.4.</w:t>
-      </w:r>
-    </w:p>
-    <w:p>
-      <w:pPr>
-        <w:pStyle w:val="RPZBody"/>
-      </w:pPr>
-      <w:r>
-        <w:rPr w:lang="ru-RU"/>
-        <w:t>Для модуля выбрана модель, которая выдаёт среднее: ни один более сложный метод не уменьшил RMSE. Для прочности наименьшую среднюю RMSE показал бустинг, но его преимущество мало. Он был лучше прогноза среднего только в 4 из 10 проверок. Это не доказывает устойчивого преимущества.</w:t>
-      </w:r>
-    </w:p>
-    <w:p>
-      <w:pPr>
-        <w:pStyle w:val="RPZBody"/>
-      </w:pPr>
-      <w:r>
-        <w:rPr w:lang="ru-RU"/>
-        <w:t>Рисунок 7 показывает проверку моделей модуля и прочности. Сначала 307 строк откладываются для финального теста. Оставшиеся 716 строк десять раз делятся на части для обучения и проверки настроек. После выбора две готовые модели обучаются на всех 716 строках и один раз проверяются на 307 тестовых строках.</w:t>
+        <w:t>Раздел 2.2 соответствует пятому шагу общей карты: модели обучаются и сравниваются только на 716 строках. Для модуля и прочности проверяются пять методов: прогноз среднего, Ridge, случайный лес, градиентный бустинг и SVR. Каждый метод проходит одинаковую десятикратную перекрёстную проверку.</w:t>
+      </w:r>
+    </w:p>
+    <w:p>
+      <w:pPr>
+        <w:pStyle w:val="RPZBody"/>
+      </w:pPr>
+      <w:r>
+        <w:rPr w:lang="ru-RU"/>
+        <w:t>Основным показателем выбора служит средняя RMSE десяти проверок. Дополнительно записываются MAE и R², чтобы увидеть обычный размер ошибки и улучшение относительно среднего. Вариант со всеми строками сравнивается с вариантом IQR-фильтрации. Проверочные строки не участвуют в расчёте масштаба и границ фильтра.</w:t>
+      </w:r>
+    </w:p>
+    <w:p>
+      <w:pPr>
+        <w:pStyle w:val="RPZBody"/>
+      </w:pPr>
+      <w:r>
+        <w:rPr w:lang="ru-RU"/>
+        <w:t>Для модуля и прочности победитель выбирается до просмотра 307 тестовых строк. После выбора каждая из двух прямых моделей заново обучается на всех 716 строках. Затем начинается шестой шаг – единственная итоговая проверка на 307 строках.</w:t>
+      </w:r>
+    </w:p>
+    <w:p>
+      <w:pPr>
+        <w:pStyle w:val="RPZBody"/>
+      </w:pPr>
+      <w:r>
+        <w:rPr w:lang="ru-RU"/>
+        <w:t>Задача соотношения рассматривается отдельно. Прогноз среднего сравнивается с MLP по тем же внешним 716 строкам и десяти проверочным частям. Окончательное обучение сети использует внутреннюю часть 716 строк для ранней остановки, поэтому оно подробно описано в разделе 2.4. Результат на 307 строках не участвует в выборе сети.</w:t>
+      </w:r>
+    </w:p>
+    <w:p>
+      <w:pPr>
+        <w:pStyle w:val="RPZBody"/>
+      </w:pPr>
+      <w:r>
+        <w:rPr w:lang="ru-RU"/>
+        <w:t>Результат выбора оказался разным для двух свойств. Для модуля ни один сложный метод не уменьшил среднюю RMSE относительно прогноза среднего. Поэтому выбран прогноз среднего: он проще и показал не худшее качество.</w:t>
+      </w:r>
+    </w:p>
+    <w:p>
+      <w:pPr>
+        <w:pStyle w:val="RPZBody"/>
+      </w:pPr>
+      <w:r>
+        <w:rPr w:lang="ru-RU"/>
+        <w:t>Для прочности минимальную среднюю RMSE получил градиентный бустинг. Его преимущество мало: бустинг был лучше прогноза среднего в 4 из 10 проверочных частей, а прогноз среднего – в 6. Средняя разность RMSE между ними составила 0,291 МПа при разбросе разностей 8,345 МПа. Это описание наблюдаемого сравнения, а не доказательство статистически значимого преимущества.</w:t>
+      </w:r>
+    </w:p>
+    <w:p>
+      <w:pPr>
+        <w:pStyle w:val="RPZBody"/>
+      </w:pPr>
+      <w:r>
+        <w:rPr w:lang="ru-RU"/>
+        <w:t>Рисунок 7 показывает весь путь двух прямых моделей. Слева 1023 строки делятся на 716 строк для разработки и 307 строк для теста. В центральной части показаны десять повторов внутри 716 строк: девять частей обучают модель, одна проверяет её. Справа выбранная модель обучается на всех 716 строках и один раз применяется к 307 строкам.</w:t>
+      </w:r>
+    </w:p>
+    <w:p>
+      <w:pPr>
+        <w:pStyle w:val="RPZBody"/>
+      </w:pPr>
+      <w:r>
+        <w:rPr w:lang="ru-RU"/>
+        <w:t>Главный вывод из схемы состоит в разделении ролей данных. Десять внутренних проверок выбирают метод и настройки. Отложенная часть сообщает итоговую ошибку уже после выбора и не возвращает модель на повторный подбор.</w:t>
       </w:r>
     </w:p>
     <w:p>
@@ -3504,11 +4033,11 @@
         <w:ind w:firstLine="0"/>
       </w:pPr>
       <w:r>
-        <w:rPr>
+        <w:rPr w:lang="ru-RU">
           <w:noProof/>
         </w:rPr>
         <w:drawing>
-          <wp:inline distT="0" distB="0" distL="0" distR="0" wp14:anchorId="1EB73698" wp14:editId="75B61DB6">
+          <wp:inline distT="0" distB="0" distL="0" distR="0" wp14:anchorId="47C070C4" wp14:editId="3CB2D855">
             <wp:extent cx="6120000" cy="2120000"/>
             <wp:effectExtent l="0" t="0" r="0" b="0"/>
             <wp:docPr id="8" name="Picture 7"/>
@@ -3573,6 +4102,8 @@
         <w:pStyle w:val="21"/>
       </w:pPr>
       <w:r>
+        <w:rPr w:lang="ru-RU"/>
+        <w:lastRenderedPageBreak/>
         <w:t>2.2.1 Результаты перекрёстной проверки</w:t>
       </w:r>
     </w:p>
@@ -3582,7 +4113,16 @@
       </w:pPr>
       <w:r>
         <w:rPr w:lang="ru-RU"/>
-        <w:t>Таблица 6 содержит результаты перекрёстной проверки до итогового теста. Для модуля выбран прогноз среднего. Для прочности бустинг лишь немного снизил среднюю RMSE и был лучше в 4 из 10 проверок. Для отношения MLP получила RMSE 0,935 против 0,906 у среднего. После знака «±» указано стандартное отклонение результатов десяти проверок.</w:t>
+        <w:t>Таблица 6 содержит результаты, по которым решения были приняты до итогового теста. В столбце средней RMSE меньшее значение означает меньшую проверочную ошибку. Число после знака «±» показывает, насколько результаты различались между десятью частями. Большой разброс означает, что качество зависит от того, какие строки попали в проверочную часть.</w:t>
+      </w:r>
+    </w:p>
+    <w:p>
+      <w:pPr>
+        <w:pStyle w:val="RPZBody"/>
+      </w:pPr>
+      <w:r>
+        <w:rPr w:lang="ru-RU"/>
+        <w:t>Для модуля прогноз среднего имел наименьшую среднюю RMSE. Для прочности бустинг снизил её совсем немного и оказался лучше среднего только в 4 из 10 частей. Для отдельной задачи соотношения MLP получила RMSE 0,935, а прогноз среднего – 0,906. Поскольку у сети ошибка больше, она не превзошла простой ориентир.</w:t>
       </w:r>
     </w:p>
     <w:p>
@@ -3593,7 +4133,7 @@
         <w:jc w:val="left"/>
       </w:pPr>
       <w:r>
-        <w:lastRenderedPageBreak/>
+        <w:rPr w:lang="ru-RU"/>
         <w:t>Таблица 6 – Ключевые результаты десятикратной перекрёстной проверки</w:t>
       </w:r>
     </w:p>
@@ -3602,14 +4142,15 @@
         <w:tblStyle w:val="a4"/>
         <w:tblW w:w="0" w:type="auto"/>
         <w:tblInd w:w="0" w:type="dxa"/>
+        <w:tblLayout w:type="autofit"/>
         <w:tblLook w:val="04A0" w:firstRow="1" w:lastRow="0" w:firstColumn="1" w:lastColumn="0" w:noHBand="0" w:noVBand="1"/>
       </w:tblPr>
       <w:tblGrid>
-        <w:gridCol w:w="1925"/>
         <w:gridCol w:w="1926"/>
         <w:gridCol w:w="1926"/>
-        <w:gridCol w:w="1926"/>
+        <w:gridCol w:w="1927"/>
         <w:gridCol w:w="1925"/>
+        <w:gridCol w:w="1924"/>
       </w:tblGrid>
       <w:tr>
         <w:trPr>
@@ -3619,14 +4160,18 @@
         <w:tc>
           <w:tcPr>
             <w:tcW w:w="1928" w:type="dxa"/>
+            <w:vAlign w:val="center"/>
+            <w:shd w:fill="F2F2F2"/>
           </w:tcPr>
           <w:p>
             <w:pPr>
               <w:keepNext/>
               <w:ind w:firstLine="0"/>
-            </w:pPr>
-            <w:r>
-              <w:rPr w:lang="ru-RU">
+              <w:jc w:val="center"/>
+            </w:pPr>
+            <w:r>
+              <w:rPr w:lang="ru-RU">
+                <w:rFonts w:ascii="Times New Roman" w:hAnsi="Times New Roman" w:eastAsia="Times New Roman"/>
                 <w:color w:val="000000"/>
                 <w:sz w:val="24"/>
               </w:rPr>
@@ -3637,14 +4182,18 @@
         <w:tc>
           <w:tcPr>
             <w:tcW w:w="1928" w:type="dxa"/>
+            <w:vAlign w:val="center"/>
+            <w:shd w:fill="F2F2F2"/>
           </w:tcPr>
           <w:p>
             <w:pPr>
               <w:keepNext/>
               <w:ind w:firstLine="0"/>
-            </w:pPr>
-            <w:r>
-              <w:rPr w:lang="ru-RU">
+              <w:jc w:val="center"/>
+            </w:pPr>
+            <w:r>
+              <w:rPr w:lang="ru-RU">
+                <w:rFonts w:ascii="Times New Roman" w:hAnsi="Times New Roman" w:eastAsia="Times New Roman"/>
                 <w:color w:val="000000"/>
                 <w:sz w:val="24"/>
               </w:rPr>
@@ -3655,10 +4204,19 @@
         <w:tc>
           <w:tcPr>
             <w:tcW w:w="1928" w:type="dxa"/>
-          </w:tcPr>
-          <w:p>
-            <w:r>
-              <w:rPr w:lang="ru-RU"/>
+            <w:vAlign w:val="center"/>
+            <w:shd w:fill="F2F2F2"/>
+          </w:tcPr>
+          <w:p>
+            <w:pPr>
+              <w:ind w:firstLine="0"/>
+              <w:jc w:val="center"/>
+            </w:pPr>
+            <w:r>
+              <w:rPr w:lang="ru-RU">
+                <w:rFonts w:ascii="Times New Roman" w:hAnsi="Times New Roman" w:eastAsia="Times New Roman"/>
+                <w:sz w:val="24"/>
+              </w:rPr>
               <w:t>RMSE, среднее ± разброс</w:t>
             </w:r>
           </w:p>
@@ -3666,14 +4224,18 @@
         <w:tc>
           <w:tcPr>
             <w:tcW w:w="1928" w:type="dxa"/>
+            <w:vAlign w:val="center"/>
+            <w:shd w:fill="F2F2F2"/>
           </w:tcPr>
           <w:p>
             <w:pPr>
               <w:keepNext/>
               <w:ind w:firstLine="0"/>
-            </w:pPr>
-            <w:r>
-              <w:rPr w:lang="ru-RU">
+              <w:jc w:val="center"/>
+            </w:pPr>
+            <w:r>
+              <w:rPr w:lang="ru-RU">
+                <w:rFonts w:ascii="Times New Roman" w:hAnsi="Times New Roman" w:eastAsia="Times New Roman"/>
                 <w:color w:val="000000"/>
                 <w:sz w:val="24"/>
               </w:rPr>
@@ -3684,14 +4246,18 @@
         <w:tc>
           <w:tcPr>
             <w:tcW w:w="1928" w:type="dxa"/>
+            <w:vAlign w:val="center"/>
+            <w:shd w:fill="F2F2F2"/>
           </w:tcPr>
           <w:p>
             <w:pPr>
               <w:keepNext/>
               <w:ind w:firstLine="0"/>
-            </w:pPr>
-            <w:r>
-              <w:rPr w:lang="ru-RU">
+              <w:jc w:val="center"/>
+            </w:pPr>
+            <w:r>
+              <w:rPr w:lang="ru-RU">
+                <w:rFonts w:ascii="Times New Roman" w:hAnsi="Times New Roman" w:eastAsia="Times New Roman"/>
                 <w:color w:val="000000"/>
                 <w:sz w:val="24"/>
               </w:rPr>
@@ -3707,90 +4273,108 @@
         <w:tc>
           <w:tcPr>
             <w:tcW w:w="1928" w:type="dxa"/>
+            <w:vAlign w:val="center"/>
+            <w:shd/>
           </w:tcPr>
           <w:p>
             <w:pPr>
               <w:keepNext/>
               <w:ind w:firstLine="0"/>
-            </w:pPr>
-            <w:r>
-              <w:rPr w:lang="ru-RU">
+              <w:jc w:val="left"/>
+            </w:pPr>
+            <w:r>
+              <w:rPr w:lang="ru-RU">
+                <w:rFonts w:ascii="Times New Roman" w:hAnsi="Times New Roman" w:eastAsia="Times New Roman"/>
                 <w:color w:val="000000"/>
                 <w:sz w:val="24"/>
               </w:rPr>
-              <w:t>1</w:t>
+              <w:t>Модуль, ГПа</w:t>
             </w:r>
           </w:p>
         </w:tc>
         <w:tc>
           <w:tcPr>
             <w:tcW w:w="1928" w:type="dxa"/>
+            <w:vAlign w:val="center"/>
+            <w:shd/>
+          </w:tcPr>
+          <w:p>
+            <w:pPr>
+              <w:ind w:firstLine="0"/>
+              <w:jc w:val="left"/>
+            </w:pPr>
+            <w:r>
+              <w:rPr w:lang="ru-RU">
+                <w:rFonts w:ascii="Times New Roman" w:hAnsi="Times New Roman" w:eastAsia="Times New Roman"/>
+                <w:sz w:val="24"/>
+              </w:rPr>
+              <w:t>Прогноз среднего</w:t>
+            </w:r>
+          </w:p>
+        </w:tc>
+        <w:tc>
+          <w:tcPr>
+            <w:tcW w:w="1928" w:type="dxa"/>
+            <w:vAlign w:val="center"/>
+            <w:shd/>
           </w:tcPr>
           <w:p>
             <w:pPr>
               <w:keepNext/>
               <w:ind w:firstLine="0"/>
-            </w:pPr>
-            <w:r>
-              <w:rPr w:lang="ru-RU">
+              <w:jc w:val="center"/>
+            </w:pPr>
+            <w:r>
+              <w:rPr w:lang="ru-RU">
+                <w:rFonts w:ascii="Times New Roman" w:hAnsi="Times New Roman" w:eastAsia="Times New Roman"/>
                 <w:color w:val="000000"/>
                 <w:sz w:val="24"/>
               </w:rPr>
-              <w:t>2</w:t>
+              <w:t>3,087 ± 0,257</w:t>
             </w:r>
           </w:p>
         </w:tc>
         <w:tc>
           <w:tcPr>
             <w:tcW w:w="1928" w:type="dxa"/>
+            <w:vAlign w:val="center"/>
+            <w:shd/>
           </w:tcPr>
           <w:p>
             <w:pPr>
               <w:keepNext/>
               <w:ind w:firstLine="0"/>
-            </w:pPr>
-            <w:r>
-              <w:rPr w:lang="ru-RU">
+              <w:jc w:val="center"/>
+            </w:pPr>
+            <w:r>
+              <w:rPr w:lang="ru-RU">
+                <w:rFonts w:ascii="Times New Roman" w:hAnsi="Times New Roman" w:eastAsia="Times New Roman"/>
                 <w:color w:val="000000"/>
                 <w:sz w:val="24"/>
               </w:rPr>
-              <w:t>3</w:t>
+              <w:t>2,483</w:t>
             </w:r>
           </w:p>
         </w:tc>
         <w:tc>
           <w:tcPr>
             <w:tcW w:w="1928" w:type="dxa"/>
+            <w:vAlign w:val="center"/>
+            <w:shd/>
           </w:tcPr>
           <w:p>
             <w:pPr>
               <w:keepNext/>
               <w:ind w:firstLine="0"/>
-            </w:pPr>
-            <w:r>
-              <w:rPr w:lang="ru-RU">
+              <w:jc w:val="left"/>
+            </w:pPr>
+            <w:r>
+              <w:rPr w:lang="ru-RU">
+                <w:rFonts w:ascii="Times New Roman" w:hAnsi="Times New Roman" w:eastAsia="Times New Roman"/>
                 <w:color w:val="000000"/>
                 <w:sz w:val="24"/>
               </w:rPr>
-              <w:t>4</w:t>
-            </w:r>
-          </w:p>
-        </w:tc>
-        <w:tc>
-          <w:tcPr>
-            <w:tcW w:w="1928" w:type="dxa"/>
-          </w:tcPr>
-          <w:p>
-            <w:pPr>
-              <w:keepNext/>
-              <w:ind w:firstLine="0"/>
-            </w:pPr>
-            <w:r>
-              <w:rPr w:lang="ru-RU">
-                <w:color w:val="000000"/>
-                <w:sz w:val="24"/>
-              </w:rPr>
-              <w:t>5</w:t>
+              <w:t>-0,015</w:t>
             </w:r>
           </w:p>
         </w:tc>
@@ -3802,28 +4386,41 @@
         <w:tc>
           <w:tcPr>
             <w:tcW w:w="1928" w:type="dxa"/>
+            <w:vAlign w:val="center"/>
+            <w:shd/>
           </w:tcPr>
           <w:p>
             <w:pPr>
               <w:keepNext/>
               <w:ind w:firstLine="0"/>
-            </w:pPr>
-            <w:r>
-              <w:rPr w:lang="ru-RU">
+              <w:jc w:val="left"/>
+            </w:pPr>
+            <w:r>
+              <w:rPr w:lang="ru-RU">
+                <w:rFonts w:ascii="Times New Roman" w:hAnsi="Times New Roman" w:eastAsia="Times New Roman"/>
                 <w:color w:val="000000"/>
                 <w:sz w:val="24"/>
               </w:rPr>
-              <w:t>Модуль, ГПа</w:t>
+              <w:t>Прочность, МПа</w:t>
             </w:r>
           </w:p>
         </w:tc>
         <w:tc>
           <w:tcPr>
             <w:tcW w:w="1928" w:type="dxa"/>
-          </w:tcPr>
-          <w:p>
-            <w:r>
-              <w:rPr w:lang="ru-RU"/>
+            <w:vAlign w:val="center"/>
+            <w:shd/>
+          </w:tcPr>
+          <w:p>
+            <w:pPr>
+              <w:ind w:firstLine="0"/>
+              <w:jc w:val="left"/>
+            </w:pPr>
+            <w:r>
+              <w:rPr w:lang="ru-RU">
+                <w:rFonts w:ascii="Times New Roman" w:hAnsi="Times New Roman" w:eastAsia="Times New Roman"/>
+                <w:sz w:val="24"/>
+              </w:rPr>
               <w:t>Прогноз среднего</w:t>
             </w:r>
           </w:p>
@@ -3831,57 +4428,66 @@
         <w:tc>
           <w:tcPr>
             <w:tcW w:w="1928" w:type="dxa"/>
-            <w:vAlign w:val="bottom"/>
+            <w:vAlign w:val="center"/>
+            <w:shd/>
           </w:tcPr>
           <w:p>
             <w:pPr>
               <w:keepNext/>
               <w:ind w:firstLine="0"/>
-            </w:pPr>
-            <w:r>
-              <w:rPr w:lang="ru-RU">
+              <w:jc w:val="center"/>
+            </w:pPr>
+            <w:r>
+              <w:rPr w:lang="ru-RU">
+                <w:rFonts w:ascii="Times New Roman" w:hAnsi="Times New Roman" w:eastAsia="Times New Roman"/>
                 <w:color w:val="000000"/>
                 <w:sz w:val="24"/>
               </w:rPr>
-              <w:t>3,087 ± 0,257</w:t>
+              <w:t>490,500 ± 24,618</w:t>
             </w:r>
           </w:p>
         </w:tc>
         <w:tc>
           <w:tcPr>
             <w:tcW w:w="1928" w:type="dxa"/>
-            <w:vAlign w:val="bottom"/>
+            <w:vAlign w:val="center"/>
+            <w:shd/>
           </w:tcPr>
           <w:p>
             <w:pPr>
               <w:keepNext/>
               <w:ind w:firstLine="0"/>
-            </w:pPr>
-            <w:r>
-              <w:rPr w:lang="ru-RU">
+              <w:jc w:val="center"/>
+            </w:pPr>
+            <w:r>
+              <w:rPr w:lang="ru-RU">
+                <w:rFonts w:ascii="Times New Roman" w:hAnsi="Times New Roman" w:eastAsia="Times New Roman"/>
                 <w:color w:val="000000"/>
                 <w:sz w:val="24"/>
               </w:rPr>
-              <w:t>2,483</w:t>
+              <w:t>384,750</w:t>
             </w:r>
           </w:p>
         </w:tc>
         <w:tc>
           <w:tcPr>
             <w:tcW w:w="1928" w:type="dxa"/>
-            <w:vAlign w:val="bottom"/>
+            <w:vAlign w:val="center"/>
+            <w:shd/>
           </w:tcPr>
           <w:p>
             <w:pPr>
               <w:keepNext/>
               <w:ind w:firstLine="0"/>
-            </w:pPr>
-            <w:r>
-              <w:rPr w:lang="ru-RU">
+              <w:jc w:val="left"/>
+            </w:pPr>
+            <w:r>
+              <w:rPr w:lang="ru-RU">
+                <w:rFonts w:ascii="Times New Roman" w:hAnsi="Times New Roman" w:eastAsia="Times New Roman"/>
                 <w:color w:val="000000"/>
                 <w:sz w:val="24"/>
               </w:rPr>
-              <w:t>-0,015</w:t>
+              <w:t>-0,011</w:t>
             </w:r>
           </w:p>
         </w:tc>
@@ -3893,14 +4499,18 @@
         <w:tc>
           <w:tcPr>
             <w:tcW w:w="1928" w:type="dxa"/>
+            <w:vAlign w:val="center"/>
+            <w:shd/>
           </w:tcPr>
           <w:p>
             <w:pPr>
               <w:keepNext/>
               <w:ind w:firstLine="0"/>
-            </w:pPr>
-            <w:r>
-              <w:rPr w:lang="ru-RU">
+              <w:jc w:val="left"/>
+            </w:pPr>
+            <w:r>
+              <w:rPr w:lang="ru-RU">
+                <w:rFonts w:ascii="Times New Roman" w:hAnsi="Times New Roman" w:eastAsia="Times New Roman"/>
                 <w:color w:val="000000"/>
                 <w:sz w:val="24"/>
               </w:rPr>
@@ -3911,68 +4521,88 @@
         <w:tc>
           <w:tcPr>
             <w:tcW w:w="1928" w:type="dxa"/>
-          </w:tcPr>
-          <w:p>
-            <w:r>
-              <w:rPr w:lang="ru-RU"/>
-              <w:t>Прогноз среднего</w:t>
+            <w:vAlign w:val="center"/>
+            <w:shd/>
+          </w:tcPr>
+          <w:p>
+            <w:pPr>
+              <w:keepNext/>
+              <w:ind w:firstLine="0"/>
+              <w:jc w:val="left"/>
+            </w:pPr>
+            <w:r>
+              <w:rPr w:lang="ru-RU">
+                <w:rFonts w:ascii="Times New Roman" w:hAnsi="Times New Roman" w:eastAsia="Times New Roman"/>
+                <w:color w:val="000000"/>
+                <w:sz w:val="24"/>
+              </w:rPr>
+              <w:t>Градиентный бустинг</w:t>
             </w:r>
           </w:p>
         </w:tc>
         <w:tc>
           <w:tcPr>
             <w:tcW w:w="1928" w:type="dxa"/>
-            <w:vAlign w:val="bottom"/>
+            <w:vAlign w:val="center"/>
+            <w:shd/>
           </w:tcPr>
           <w:p>
             <w:pPr>
               <w:keepNext/>
               <w:ind w:firstLine="0"/>
-            </w:pPr>
-            <w:r>
-              <w:rPr w:lang="ru-RU">
+              <w:jc w:val="center"/>
+            </w:pPr>
+            <w:r>
+              <w:rPr w:lang="ru-RU">
+                <w:rFonts w:ascii="Times New Roman" w:hAnsi="Times New Roman" w:eastAsia="Times New Roman"/>
                 <w:color w:val="000000"/>
                 <w:sz w:val="24"/>
               </w:rPr>
-              <w:t>490,500 ± 24,618</w:t>
+              <w:t>490,209 ± 23,852</w:t>
             </w:r>
           </w:p>
         </w:tc>
         <w:tc>
           <w:tcPr>
             <w:tcW w:w="1928" w:type="dxa"/>
-            <w:vAlign w:val="bottom"/>
+            <w:vAlign w:val="center"/>
+            <w:shd/>
           </w:tcPr>
           <w:p>
             <w:pPr>
               <w:keepNext/>
               <w:ind w:firstLine="0"/>
-            </w:pPr>
-            <w:r>
-              <w:rPr w:lang="ru-RU">
+              <w:jc w:val="center"/>
+            </w:pPr>
+            <w:r>
+              <w:rPr w:lang="ru-RU">
+                <w:rFonts w:ascii="Times New Roman" w:hAnsi="Times New Roman" w:eastAsia="Times New Roman"/>
                 <w:color w:val="000000"/>
                 <w:sz w:val="24"/>
               </w:rPr>
-              <w:t>384,750</w:t>
+              <w:t>387,225</w:t>
             </w:r>
           </w:p>
         </w:tc>
         <w:tc>
           <w:tcPr>
             <w:tcW w:w="1928" w:type="dxa"/>
-            <w:vAlign w:val="bottom"/>
+            <w:vAlign w:val="center"/>
+            <w:shd/>
           </w:tcPr>
           <w:p>
             <w:pPr>
               <w:keepNext/>
               <w:ind w:firstLine="0"/>
-            </w:pPr>
-            <w:r>
-              <w:rPr w:lang="ru-RU">
+              <w:jc w:val="left"/>
+            </w:pPr>
+            <w:r>
+              <w:rPr w:lang="ru-RU">
+                <w:rFonts w:ascii="Times New Roman" w:hAnsi="Times New Roman" w:eastAsia="Times New Roman"/>
                 <w:color w:val="000000"/>
                 <w:sz w:val="24"/>
               </w:rPr>
-              <w:t>-0,011</w:t>
+              <w:t>-0,010</w:t>
             </w:r>
           </w:p>
         </w:tc>
@@ -3984,93 +4614,106 @@
         <w:tc>
           <w:tcPr>
             <w:tcW w:w="1928" w:type="dxa"/>
+            <w:vAlign w:val="center"/>
+            <w:shd/>
+          </w:tcPr>
+          <w:p>
+            <w:pPr>
+              <w:ind w:firstLine="0"/>
+              <w:jc w:val="left"/>
+            </w:pPr>
+            <w:r>
+              <w:rPr w:lang="ru-RU">
+                <w:rFonts w:ascii="Times New Roman" w:hAnsi="Times New Roman" w:eastAsia="Times New Roman"/>
+                <w:sz w:val="24"/>
+              </w:rPr>
+              <w:t>Соотношение, без единицы</w:t>
+            </w:r>
+          </w:p>
+        </w:tc>
+        <w:tc>
+          <w:tcPr>
+            <w:tcW w:w="1928" w:type="dxa"/>
+            <w:vAlign w:val="center"/>
+            <w:shd/>
+          </w:tcPr>
+          <w:p>
+            <w:pPr>
+              <w:ind w:firstLine="0"/>
+              <w:jc w:val="left"/>
+            </w:pPr>
+            <w:r>
+              <w:rPr w:lang="ru-RU">
+                <w:rFonts w:ascii="Times New Roman" w:hAnsi="Times New Roman" w:eastAsia="Times New Roman"/>
+                <w:sz w:val="24"/>
+              </w:rPr>
+              <w:t>Прогноз среднего</w:t>
+            </w:r>
+          </w:p>
+        </w:tc>
+        <w:tc>
+          <w:tcPr>
+            <w:tcW w:w="1928" w:type="dxa"/>
+            <w:vAlign w:val="center"/>
+            <w:shd/>
           </w:tcPr>
           <w:p>
             <w:pPr>
               <w:keepNext/>
               <w:ind w:firstLine="0"/>
-            </w:pPr>
-            <w:r>
-              <w:rPr w:lang="ru-RU">
+              <w:jc w:val="center"/>
+            </w:pPr>
+            <w:r>
+              <w:rPr w:lang="ru-RU">
+                <w:rFonts w:ascii="Times New Roman" w:hAnsi="Times New Roman" w:eastAsia="Times New Roman"/>
                 <w:color w:val="000000"/>
                 <w:sz w:val="24"/>
               </w:rPr>
-              <w:t>Прочность, МПа</w:t>
+              <w:t>0,906 ± 0,047</w:t>
             </w:r>
           </w:p>
         </w:tc>
         <w:tc>
           <w:tcPr>
             <w:tcW w:w="1928" w:type="dxa"/>
+            <w:vAlign w:val="center"/>
+            <w:shd/>
           </w:tcPr>
           <w:p>
             <w:pPr>
               <w:keepNext/>
               <w:ind w:firstLine="0"/>
-            </w:pPr>
-            <w:r>
-              <w:rPr w:lang="ru-RU">
+              <w:jc w:val="center"/>
+            </w:pPr>
+            <w:r>
+              <w:rPr w:lang="ru-RU">
+                <w:rFonts w:ascii="Times New Roman" w:hAnsi="Times New Roman" w:eastAsia="Times New Roman"/>
                 <w:color w:val="000000"/>
                 <w:sz w:val="24"/>
               </w:rPr>
-              <w:t>Градиентный бустинг</w:t>
+              <w:t>0,719</w:t>
             </w:r>
           </w:p>
         </w:tc>
         <w:tc>
           <w:tcPr>
             <w:tcW w:w="1928" w:type="dxa"/>
-            <w:vAlign w:val="bottom"/>
+            <w:vAlign w:val="center"/>
+            <w:shd/>
           </w:tcPr>
           <w:p>
             <w:pPr>
               <w:keepNext/>
               <w:ind w:firstLine="0"/>
-            </w:pPr>
-            <w:r>
-              <w:rPr w:lang="ru-RU">
+              <w:jc w:val="left"/>
+            </w:pPr>
+            <w:r>
+              <w:rPr w:lang="ru-RU">
+                <w:rFonts w:ascii="Times New Roman" w:hAnsi="Times New Roman" w:eastAsia="Times New Roman"/>
                 <w:color w:val="000000"/>
                 <w:sz w:val="24"/>
               </w:rPr>
-              <w:t>490,209 ± 23,852</w:t>
-            </w:r>
-          </w:p>
-        </w:tc>
-        <w:tc>
-          <w:tcPr>
-            <w:tcW w:w="1928" w:type="dxa"/>
-            <w:vAlign w:val="bottom"/>
-          </w:tcPr>
-          <w:p>
-            <w:pPr>
-              <w:keepNext/>
-              <w:ind w:firstLine="0"/>
-            </w:pPr>
-            <w:r>
-              <w:rPr w:lang="ru-RU">
-                <w:color w:val="000000"/>
-                <w:sz w:val="24"/>
-              </w:rPr>
-              <w:t>387,225</w:t>
-            </w:r>
-          </w:p>
-        </w:tc>
-        <w:tc>
-          <w:tcPr>
-            <w:tcW w:w="1928" w:type="dxa"/>
-            <w:vAlign w:val="bottom"/>
-          </w:tcPr>
-          <w:p>
-            <w:pPr>
-              <w:keepNext/>
-              <w:ind w:firstLine="0"/>
-            </w:pPr>
-            <w:r>
-              <w:rPr w:lang="ru-RU">
-                <w:color w:val="000000"/>
-                <w:sz w:val="24"/>
-              </w:rPr>
-              <w:t>-0,010</w:t>
+              <w:t>-0,008</w:t>
             </w:r>
           </w:p>
         </w:tc>
@@ -4082,10 +4725,19 @@
         <w:tc>
           <w:tcPr>
             <w:tcW w:w="1928" w:type="dxa"/>
-          </w:tcPr>
-          <w:p>
-            <w:r>
-              <w:rPr w:lang="ru-RU"/>
+            <w:vAlign w:val="center"/>
+            <w:shd/>
+          </w:tcPr>
+          <w:p>
+            <w:pPr>
+              <w:ind w:firstLine="0"/>
+              <w:jc w:val="left"/>
+            </w:pPr>
+            <w:r>
+              <w:rPr w:lang="ru-RU">
+                <w:rFonts w:ascii="Times New Roman" w:hAnsi="Times New Roman" w:eastAsia="Times New Roman"/>
+                <w:sz w:val="24"/>
+              </w:rPr>
               <w:t>Соотношение, без единицы</w:t>
             </w:r>
           </w:p>
@@ -4093,151 +4745,80 @@
         <w:tc>
           <w:tcPr>
             <w:tcW w:w="1928" w:type="dxa"/>
-          </w:tcPr>
-          <w:p>
-            <w:r>
-              <w:rPr w:lang="ru-RU"/>
-              <w:t>Прогноз среднего</w:t>
+            <w:vAlign w:val="center"/>
+            <w:shd/>
+          </w:tcPr>
+          <w:p>
+            <w:pPr>
+              <w:ind w:firstLine="0"/>
+              <w:jc w:val="left"/>
+            </w:pPr>
+            <w:r>
+              <w:rPr w:lang="ru-RU">
+                <w:rFonts w:ascii="Times New Roman" w:hAnsi="Times New Roman" w:eastAsia="Times New Roman"/>
+                <w:color w:val="000000"/>
+                <w:sz w:val="24"/>
+              </w:rPr>
+              <w:t>Многослойный персептрон</w:t>
             </w:r>
           </w:p>
         </w:tc>
         <w:tc>
           <w:tcPr>
             <w:tcW w:w="1928" w:type="dxa"/>
-            <w:vAlign w:val="bottom"/>
-          </w:tcPr>
-          <w:p>
-            <w:pPr>
-              <w:keepNext/>
-              <w:ind w:firstLine="0"/>
-            </w:pPr>
-            <w:r>
-              <w:rPr w:lang="ru-RU">
+            <w:vAlign w:val="center"/>
+            <w:shd/>
+          </w:tcPr>
+          <w:p>
+            <w:pPr>
+              <w:ind w:firstLine="0"/>
+              <w:jc w:val="center"/>
+            </w:pPr>
+            <w:r>
+              <w:rPr w:lang="ru-RU">
+                <w:rFonts w:ascii="Times New Roman" w:hAnsi="Times New Roman" w:eastAsia="Times New Roman"/>
                 <w:color w:val="000000"/>
                 <w:sz w:val="24"/>
               </w:rPr>
-              <w:t>0,906 ± 0,047</w:t>
+              <w:t>0,935 ± 0,058</w:t>
             </w:r>
           </w:p>
         </w:tc>
         <w:tc>
           <w:tcPr>
             <w:tcW w:w="1928" w:type="dxa"/>
-            <w:vAlign w:val="bottom"/>
-          </w:tcPr>
-          <w:p>
-            <w:pPr>
-              <w:keepNext/>
-              <w:ind w:firstLine="0"/>
-            </w:pPr>
-            <w:r>
-              <w:rPr w:lang="ru-RU">
+            <w:vAlign w:val="center"/>
+            <w:shd/>
+          </w:tcPr>
+          <w:p>
+            <w:pPr>
+              <w:ind w:firstLine="0"/>
+              <w:jc w:val="center"/>
+            </w:pPr>
+            <w:r>
+              <w:rPr w:lang="ru-RU">
+                <w:rFonts w:ascii="Times New Roman" w:hAnsi="Times New Roman" w:eastAsia="Times New Roman"/>
                 <w:color w:val="000000"/>
                 <w:sz w:val="24"/>
               </w:rPr>
-              <w:t>0,719</w:t>
+              <w:t>0,751</w:t>
             </w:r>
           </w:p>
         </w:tc>
         <w:tc>
           <w:tcPr>
             <w:tcW w:w="1928" w:type="dxa"/>
-            <w:vAlign w:val="bottom"/>
-          </w:tcPr>
-          <w:p>
-            <w:pPr>
-              <w:keepNext/>
-              <w:ind w:firstLine="0"/>
-            </w:pPr>
-            <w:r>
-              <w:rPr w:lang="ru-RU">
-                <w:color w:val="000000"/>
-                <w:sz w:val="24"/>
-              </w:rPr>
-              <w:t>-0,008</w:t>
-            </w:r>
-          </w:p>
-        </w:tc>
-      </w:tr>
-      <w:tr>
-        <w:trPr>
-          <w:cantSplit/>
-        </w:trPr>
-        <w:tc>
-          <w:tcPr>
-            <w:tcW w:w="1928" w:type="dxa"/>
-          </w:tcPr>
-          <w:p>
-            <w:r>
-              <w:rPr w:lang="ru-RU"/>
-              <w:t>Соотношение, без единицы</w:t>
-            </w:r>
-          </w:p>
-        </w:tc>
-        <w:tc>
-          <w:tcPr>
-            <w:tcW w:w="1928" w:type="dxa"/>
-          </w:tcPr>
-          <w:p>
-            <w:pPr>
-              <w:ind w:firstLine="0"/>
-            </w:pPr>
-            <w:r>
-              <w:rPr w:lang="ru-RU">
-                <w:color w:val="000000"/>
-                <w:sz w:val="24"/>
-              </w:rPr>
-              <w:t>Многослойный персептрон</w:t>
-            </w:r>
-          </w:p>
-        </w:tc>
-        <w:tc>
-          <w:tcPr>
-            <w:tcW w:w="1928" w:type="dxa"/>
-            <w:vAlign w:val="bottom"/>
-          </w:tcPr>
-          <w:p>
-            <w:pPr>
-              <w:ind w:firstLine="0"/>
-            </w:pPr>
-            <w:r>
-              <w:rPr w:lang="ru-RU">
-                <w:color w:val="000000"/>
-                <w:sz w:val="24"/>
-              </w:rPr>
-              <w:t>0,935 ± 0,058</w:t>
-            </w:r>
-          </w:p>
-        </w:tc>
-        <w:tc>
-          <w:tcPr>
-            <w:tcW w:w="1928" w:type="dxa"/>
-            <w:vAlign w:val="bottom"/>
-          </w:tcPr>
-          <w:p>
-            <w:pPr>
-              <w:ind w:firstLine="0"/>
-            </w:pPr>
-            <w:r>
-              <w:rPr w:lang="ru-RU">
-                <w:color w:val="000000"/>
-                <w:sz w:val="24"/>
-              </w:rPr>
-              <w:t>0,751</w:t>
-            </w:r>
-          </w:p>
-        </w:tc>
-        <w:tc>
-          <w:tcPr>
-            <w:tcW w:w="1928" w:type="dxa"/>
-            <w:vAlign w:val="bottom"/>
-          </w:tcPr>
-          <w:p>
-            <w:pPr>
-              <w:ind w:firstLine="0"/>
-            </w:pPr>
-            <w:r>
-              <w:rPr w:lang="ru-RU">
+            <w:vAlign w:val="center"/>
+            <w:shd/>
+          </w:tcPr>
+          <w:p>
+            <w:pPr>
+              <w:ind w:firstLine="0"/>
+              <w:jc w:val="left"/>
+            </w:pPr>
+            <w:r>
+              <w:rPr w:lang="ru-RU">
+                <w:rFonts w:ascii="Times New Roman" w:hAnsi="Times New Roman" w:eastAsia="Times New Roman"/>
                 <w:color w:val="000000"/>
                 <w:sz w:val="24"/>
               </w:rPr>
@@ -4258,6 +4839,7 @@
         <w:pStyle w:val="21"/>
       </w:pPr>
       <w:r>
+        <w:rPr w:lang="ru-RU"/>
         <w:t>2.3 Тестирование модели</w:t>
       </w:r>
     </w:p>
@@ -4267,7 +4849,16 @@
       </w:pPr>
       <w:r>
         <w:rPr w:lang="ru-RU"/>
-        <w:t>Таблица 7 содержит окончательные результаты на тестовой выборке. Звёздочкой отмечены модели, выбранные до этого теста. RMSE и MAE указаны в единицах свойства, R² единиц не имеет. Ошибки модуля в ГПа и прочности в МПа напрямую не сравниваются.</w:t>
+        <w:t>Раздел 2.3 соответствует шестому шагу общей карты: выбранные модели один раз проверяются на 307 отложенных строках. На этом этапе настройки уже не меняются. Цель шага – получить независимую от выбора оценку при зафиксированном разделении таблицы.</w:t>
+      </w:r>
+    </w:p>
+    <w:p>
+      <w:pPr>
+        <w:pStyle w:val="RPZBody"/>
+      </w:pPr>
+      <w:r>
+        <w:rPr w:lang="ru-RU"/>
+        <w:t>Таблица 7 содержит ошибки всех прямых моделей на обучающих и тестовых строках. Звёздочкой отмечены две модели, выбранные раньше по средней RMSE перекрёстной проверки. RMSE и MAE указаны в единицах свойства, а R² единиц не имеет. Ошибки модуля в ГПа и прочности в МПа нельзя сравнивать напрямую, потому что это разные величины и масштабы.</w:t>
       </w:r>
     </w:p>
     <w:p>
@@ -4278,6 +4869,7 @@
         <w:jc w:val="left"/>
       </w:pPr>
       <w:r>
+        <w:rPr w:lang="ru-RU"/>
         <w:lastRenderedPageBreak/>
         <w:t>Таблица 7 – Ошибки моделей для двух прямых задач</w:t>
       </w:r>
@@ -4287,15 +4879,16 @@
         <w:tblStyle w:val="a4"/>
         <w:tblW w:w="0" w:type="auto"/>
         <w:tblInd w:w="0" w:type="dxa"/>
+        <w:tblLayout w:type="autofit"/>
         <w:tblLook w:val="04A0" w:firstRow="1" w:lastRow="0" w:firstColumn="1" w:lastColumn="0" w:noHBand="0" w:noVBand="1"/>
       </w:tblPr>
       <w:tblGrid>
-        <w:gridCol w:w="1603"/>
-        <w:gridCol w:w="1605"/>
-        <w:gridCol w:w="1605"/>
-        <w:gridCol w:w="1605"/>
-        <w:gridCol w:w="1605"/>
-        <w:gridCol w:w="1605"/>
+        <w:gridCol w:w="1542"/>
+        <w:gridCol w:w="1596"/>
+        <w:gridCol w:w="1555"/>
+        <w:gridCol w:w="1749"/>
+        <w:gridCol w:w="1609"/>
+        <w:gridCol w:w="1577"/>
       </w:tblGrid>
       <w:tr>
         <w:trPr>
@@ -4305,14 +4898,18 @@
         <w:tc>
           <w:tcPr>
             <w:tcW w:w="1606" w:type="dxa"/>
+            <w:vAlign w:val="center"/>
+            <w:shd w:fill="F2F2F2"/>
           </w:tcPr>
           <w:p>
             <w:pPr>
               <w:keepNext/>
               <w:ind w:firstLine="0"/>
-            </w:pPr>
-            <w:r>
-              <w:rPr w:lang="ru-RU">
+              <w:jc w:val="center"/>
+            </w:pPr>
+            <w:r>
+              <w:rPr w:lang="ru-RU">
+                <w:rFonts w:ascii="Times New Roman" w:hAnsi="Times New Roman" w:eastAsia="Times New Roman"/>
                 <w:color w:val="000000"/>
                 <w:sz w:val="24"/>
               </w:rPr>
@@ -4323,14 +4920,18 @@
         <w:tc>
           <w:tcPr>
             <w:tcW w:w="1606" w:type="dxa"/>
+            <w:vAlign w:val="center"/>
+            <w:shd w:fill="F2F2F2"/>
           </w:tcPr>
           <w:p>
             <w:pPr>
               <w:keepNext/>
               <w:ind w:firstLine="0"/>
-            </w:pPr>
-            <w:r>
-              <w:rPr w:lang="ru-RU">
+              <w:jc w:val="center"/>
+            </w:pPr>
+            <w:r>
+              <w:rPr w:lang="ru-RU">
+                <w:rFonts w:ascii="Times New Roman" w:hAnsi="Times New Roman" w:eastAsia="Times New Roman"/>
                 <w:color w:val="000000"/>
                 <w:sz w:val="24"/>
               </w:rPr>
@@ -4341,14 +4942,18 @@
         <w:tc>
           <w:tcPr>
             <w:tcW w:w="1606" w:type="dxa"/>
+            <w:vAlign w:val="center"/>
+            <w:shd w:fill="F2F2F2"/>
           </w:tcPr>
           <w:p>
             <w:pPr>
               <w:keepNext/>
               <w:ind w:firstLine="0"/>
-            </w:pPr>
-            <w:r>
-              <w:rPr w:lang="ru-RU">
+              <w:jc w:val="center"/>
+            </w:pPr>
+            <w:r>
+              <w:rPr w:lang="ru-RU">
+                <w:rFonts w:ascii="Times New Roman" w:hAnsi="Times New Roman" w:eastAsia="Times New Roman"/>
                 <w:color w:val="000000"/>
                 <w:sz w:val="24"/>
               </w:rPr>
@@ -4359,10 +4964,19 @@
         <w:tc>
           <w:tcPr>
             <w:tcW w:w="1606" w:type="dxa"/>
-          </w:tcPr>
-          <w:p>
-            <w:r>
-              <w:rPr w:lang="ru-RU"/>
+            <w:vAlign w:val="center"/>
+            <w:shd w:fill="F2F2F2"/>
+          </w:tcPr>
+          <w:p>
+            <w:pPr>
+              <w:ind w:firstLine="0"/>
+              <w:jc w:val="center"/>
+            </w:pPr>
+            <w:r>
+              <w:rPr w:lang="ru-RU">
+                <w:rFonts w:ascii="Times New Roman" w:hAnsi="Times New Roman" w:eastAsia="Times New Roman"/>
+                <w:sz w:val="24"/>
+              </w:rPr>
               <w:t>RMSE, проверка</w:t>
             </w:r>
           </w:p>
@@ -4370,10 +4984,19 @@
         <w:tc>
           <w:tcPr>
             <w:tcW w:w="1606" w:type="dxa"/>
-          </w:tcPr>
-          <w:p>
-            <w:r>
-              <w:rPr w:lang="ru-RU"/>
+            <w:vAlign w:val="center"/>
+            <w:shd w:fill="F2F2F2"/>
+          </w:tcPr>
+          <w:p>
+            <w:pPr>
+              <w:ind w:firstLine="0"/>
+              <w:jc w:val="center"/>
+            </w:pPr>
+            <w:r>
+              <w:rPr w:lang="ru-RU">
+                <w:rFonts w:ascii="Times New Roman" w:hAnsi="Times New Roman" w:eastAsia="Times New Roman"/>
+                <w:sz w:val="24"/>
+              </w:rPr>
               <w:t>MAE, проверка</w:t>
             </w:r>
           </w:p>
@@ -4381,10 +5004,19 @@
         <w:tc>
           <w:tcPr>
             <w:tcW w:w="1606" w:type="dxa"/>
-          </w:tcPr>
-          <w:p>
-            <w:r>
-              <w:rPr w:lang="ru-RU"/>
+            <w:vAlign w:val="center"/>
+            <w:shd w:fill="F2F2F2"/>
+          </w:tcPr>
+          <w:p>
+            <w:pPr>
+              <w:ind w:firstLine="0"/>
+              <w:jc w:val="center"/>
+            </w:pPr>
+            <w:r>
+              <w:rPr w:lang="ru-RU">
+                <w:rFonts w:ascii="Times New Roman" w:hAnsi="Times New Roman" w:eastAsia="Times New Roman"/>
+                <w:sz w:val="24"/>
+              </w:rPr>
               <w:t>R², проверка</w:t>
             </w:r>
           </w:p>
@@ -4397,108 +5029,130 @@
         <w:tc>
           <w:tcPr>
             <w:tcW w:w="1606" w:type="dxa"/>
+            <w:vAlign w:val="center"/>
+            <w:shd/>
           </w:tcPr>
           <w:p>
             <w:pPr>
               <w:keepNext/>
               <w:ind w:firstLine="0"/>
-            </w:pPr>
-            <w:r>
-              <w:rPr w:lang="ru-RU">
+              <w:jc w:val="left"/>
+            </w:pPr>
+            <w:r>
+              <w:rPr w:lang="ru-RU">
+                <w:rFonts w:ascii="Times New Roman" w:hAnsi="Times New Roman" w:eastAsia="Times New Roman"/>
                 <w:color w:val="000000"/>
                 <w:sz w:val="24"/>
               </w:rPr>
-              <w:t>1</w:t>
+              <w:t>Модуль, ГПа</w:t>
             </w:r>
           </w:p>
         </w:tc>
         <w:tc>
           <w:tcPr>
             <w:tcW w:w="1606" w:type="dxa"/>
+            <w:vAlign w:val="center"/>
+            <w:shd/>
+          </w:tcPr>
+          <w:p>
+            <w:pPr>
+              <w:ind w:firstLine="0"/>
+              <w:jc w:val="left"/>
+            </w:pPr>
+            <w:r>
+              <w:rPr w:lang="ru-RU">
+                <w:rFonts w:ascii="Times New Roman" w:hAnsi="Times New Roman" w:eastAsia="Times New Roman"/>
+                <w:sz w:val="24"/>
+              </w:rPr>
+              <w:t>Прогноз среднего*</w:t>
+            </w:r>
+          </w:p>
+        </w:tc>
+        <w:tc>
+          <w:tcPr>
+            <w:tcW w:w="1606" w:type="dxa"/>
+            <w:vAlign w:val="center"/>
+            <w:shd/>
           </w:tcPr>
           <w:p>
             <w:pPr>
               <w:keepNext/>
               <w:ind w:firstLine="0"/>
-            </w:pPr>
-            <w:r>
-              <w:rPr w:lang="ru-RU">
+              <w:jc w:val="center"/>
+            </w:pPr>
+            <w:r>
+              <w:rPr w:lang="ru-RU">
+                <w:rFonts w:ascii="Times New Roman" w:hAnsi="Times New Roman" w:eastAsia="Times New Roman"/>
                 <w:color w:val="000000"/>
                 <w:sz w:val="24"/>
               </w:rPr>
-              <w:t>2</w:t>
+              <w:t>3,095</w:t>
             </w:r>
           </w:p>
         </w:tc>
         <w:tc>
           <w:tcPr>
             <w:tcW w:w="1606" w:type="dxa"/>
+            <w:vAlign w:val="center"/>
+            <w:shd/>
           </w:tcPr>
           <w:p>
             <w:pPr>
               <w:keepNext/>
               <w:ind w:firstLine="0"/>
-            </w:pPr>
-            <w:r>
-              <w:rPr w:lang="ru-RU">
+              <w:jc w:val="center"/>
+            </w:pPr>
+            <w:r>
+              <w:rPr w:lang="ru-RU">
+                <w:rFonts w:ascii="Times New Roman" w:hAnsi="Times New Roman" w:eastAsia="Times New Roman"/>
                 <w:color w:val="000000"/>
                 <w:sz w:val="24"/>
               </w:rPr>
-              <w:t>3</w:t>
+              <w:t>3,178</w:t>
             </w:r>
           </w:p>
         </w:tc>
         <w:tc>
           <w:tcPr>
             <w:tcW w:w="1606" w:type="dxa"/>
+            <w:vAlign w:val="center"/>
+            <w:shd/>
           </w:tcPr>
           <w:p>
             <w:pPr>
               <w:keepNext/>
               <w:ind w:firstLine="0"/>
-            </w:pPr>
-            <w:r>
-              <w:rPr w:lang="ru-RU">
+              <w:jc w:val="center"/>
+            </w:pPr>
+            <w:r>
+              <w:rPr w:lang="ru-RU">
+                <w:rFonts w:ascii="Times New Roman" w:hAnsi="Times New Roman" w:eastAsia="Times New Roman"/>
                 <w:color w:val="000000"/>
                 <w:sz w:val="24"/>
               </w:rPr>
-              <w:t>4</w:t>
+              <w:t>2,556</w:t>
             </w:r>
           </w:p>
         </w:tc>
         <w:tc>
           <w:tcPr>
             <w:tcW w:w="1606" w:type="dxa"/>
+            <w:vAlign w:val="center"/>
+            <w:shd/>
           </w:tcPr>
           <w:p>
             <w:pPr>
               <w:keepNext/>
               <w:ind w:firstLine="0"/>
-            </w:pPr>
-            <w:r>
-              <w:rPr w:lang="ru-RU">
+              <w:jc w:val="left"/>
+            </w:pPr>
+            <w:r>
+              <w:rPr w:lang="ru-RU">
+                <w:rFonts w:ascii="Times New Roman" w:hAnsi="Times New Roman" w:eastAsia="Times New Roman"/>
                 <w:color w:val="000000"/>
                 <w:sz w:val="24"/>
               </w:rPr>
-              <w:t>5</w:t>
-            </w:r>
-          </w:p>
-        </w:tc>
-        <w:tc>
-          <w:tcPr>
-            <w:tcW w:w="1606" w:type="dxa"/>
-          </w:tcPr>
-          <w:p>
-            <w:pPr>
-              <w:keepNext/>
-              <w:ind w:firstLine="0"/>
-            </w:pPr>
-            <w:r>
-              <w:rPr w:lang="ru-RU">
-                <w:color w:val="000000"/>
-                <w:sz w:val="24"/>
-              </w:rPr>
-              <w:t>6</w:t>
+              <w:t>-0,016</w:t>
             </w:r>
           </w:p>
         </w:tc>
@@ -4510,14 +5164,18 @@
         <w:tc>
           <w:tcPr>
             <w:tcW w:w="1606" w:type="dxa"/>
+            <w:vAlign w:val="center"/>
+            <w:shd/>
           </w:tcPr>
           <w:p>
             <w:pPr>
               <w:keepNext/>
               <w:ind w:firstLine="0"/>
-            </w:pPr>
-            <w:r>
-              <w:rPr w:lang="ru-RU">
+              <w:jc w:val="left"/>
+            </w:pPr>
+            <w:r>
+              <w:rPr w:lang="ru-RU">
+                <w:rFonts w:ascii="Times New Roman" w:hAnsi="Times New Roman" w:eastAsia="Times New Roman"/>
                 <w:color w:val="000000"/>
                 <w:sz w:val="24"/>
               </w:rPr>
@@ -4528,87 +5186,110 @@
         <w:tc>
           <w:tcPr>
             <w:tcW w:w="1606" w:type="dxa"/>
-          </w:tcPr>
-          <w:p>
-            <w:r>
-              <w:rPr w:lang="ru-RU"/>
-              <w:t>Прогноз среднего*</w:t>
+            <w:vAlign w:val="center"/>
+            <w:shd/>
+          </w:tcPr>
+          <w:p>
+            <w:pPr>
+              <w:keepNext/>
+              <w:ind w:firstLine="0"/>
+              <w:jc w:val="left"/>
+            </w:pPr>
+            <w:r>
+              <w:rPr w:lang="ru-RU">
+                <w:rFonts w:ascii="Times New Roman" w:hAnsi="Times New Roman" w:eastAsia="Times New Roman"/>
+                <w:color w:val="000000"/>
+                <w:sz w:val="24"/>
+              </w:rPr>
+              <w:t>Гребневая регрессия</w:t>
             </w:r>
           </w:p>
         </w:tc>
         <w:tc>
           <w:tcPr>
             <w:tcW w:w="1606" w:type="dxa"/>
-            <w:vAlign w:val="bottom"/>
+            <w:vAlign w:val="center"/>
+            <w:shd/>
           </w:tcPr>
           <w:p>
             <w:pPr>
               <w:keepNext/>
               <w:ind w:firstLine="0"/>
-            </w:pPr>
-            <w:r>
-              <w:rPr w:lang="ru-RU">
+              <w:jc w:val="center"/>
+            </w:pPr>
+            <w:r>
+              <w:rPr w:lang="ru-RU">
+                <w:rFonts w:ascii="Times New Roman" w:hAnsi="Times New Roman" w:eastAsia="Times New Roman"/>
                 <w:color w:val="000000"/>
                 <w:sz w:val="24"/>
               </w:rPr>
-              <w:t>3,095</w:t>
+              <w:t>3,066</w:t>
             </w:r>
           </w:p>
         </w:tc>
         <w:tc>
           <w:tcPr>
             <w:tcW w:w="1606" w:type="dxa"/>
-            <w:vAlign w:val="bottom"/>
+            <w:vAlign w:val="center"/>
+            <w:shd/>
           </w:tcPr>
           <w:p>
             <w:pPr>
               <w:keepNext/>
               <w:ind w:firstLine="0"/>
-            </w:pPr>
-            <w:r>
-              <w:rPr w:lang="ru-RU">
+              <w:jc w:val="center"/>
+            </w:pPr>
+            <w:r>
+              <w:rPr w:lang="ru-RU">
+                <w:rFonts w:ascii="Times New Roman" w:hAnsi="Times New Roman" w:eastAsia="Times New Roman"/>
                 <w:color w:val="000000"/>
                 <w:sz w:val="24"/>
               </w:rPr>
-              <w:t>3,178</w:t>
+              <w:t>3,190</w:t>
             </w:r>
           </w:p>
         </w:tc>
         <w:tc>
           <w:tcPr>
             <w:tcW w:w="1606" w:type="dxa"/>
-            <w:vAlign w:val="bottom"/>
+            <w:vAlign w:val="center"/>
+            <w:shd/>
           </w:tcPr>
           <w:p>
             <w:pPr>
               <w:keepNext/>
               <w:ind w:firstLine="0"/>
-            </w:pPr>
-            <w:r>
-              <w:rPr w:lang="ru-RU">
+              <w:jc w:val="center"/>
+            </w:pPr>
+            <w:r>
+              <w:rPr w:lang="ru-RU">
+                <w:rFonts w:ascii="Times New Roman" w:hAnsi="Times New Roman" w:eastAsia="Times New Roman"/>
                 <w:color w:val="000000"/>
                 <w:sz w:val="24"/>
               </w:rPr>
-              <w:t>2,556</w:t>
+              <w:t>2,567</w:t>
             </w:r>
           </w:p>
         </w:tc>
         <w:tc>
           <w:tcPr>
             <w:tcW w:w="1606" w:type="dxa"/>
-            <w:vAlign w:val="bottom"/>
+            <w:vAlign w:val="center"/>
+            <w:shd/>
           </w:tcPr>
           <w:p>
             <w:pPr>
               <w:keepNext/>
               <w:ind w:firstLine="0"/>
-            </w:pPr>
-            <w:r>
-              <w:rPr w:lang="ru-RU">
+              <w:jc w:val="left"/>
+            </w:pPr>
+            <w:r>
+              <w:rPr w:lang="ru-RU">
+                <w:rFonts w:ascii="Times New Roman" w:hAnsi="Times New Roman" w:eastAsia="Times New Roman"/>
                 <w:color w:val="000000"/>
                 <w:sz w:val="24"/>
               </w:rPr>
-              <w:t>-0,016</w:t>
+              <w:t>-0,024</w:t>
             </w:r>
           </w:p>
         </w:tc>
@@ -4620,14 +5301,18 @@
         <w:tc>
           <w:tcPr>
             <w:tcW w:w="1606" w:type="dxa"/>
+            <w:vAlign w:val="center"/>
+            <w:shd/>
           </w:tcPr>
           <w:p>
             <w:pPr>
               <w:keepNext/>
               <w:ind w:firstLine="0"/>
-            </w:pPr>
-            <w:r>
-              <w:rPr w:lang="ru-RU">
+              <w:jc w:val="left"/>
+            </w:pPr>
+            <w:r>
+              <w:rPr w:lang="ru-RU">
+                <w:rFonts w:ascii="Times New Roman" w:hAnsi="Times New Roman" w:eastAsia="Times New Roman"/>
                 <w:color w:val="000000"/>
                 <w:sz w:val="24"/>
               </w:rPr>
@@ -4638,94 +5323,110 @@
         <w:tc>
           <w:tcPr>
             <w:tcW w:w="1606" w:type="dxa"/>
+            <w:vAlign w:val="center"/>
+            <w:shd/>
           </w:tcPr>
           <w:p>
             <w:pPr>
               <w:keepNext/>
               <w:ind w:firstLine="0"/>
-            </w:pPr>
-            <w:r>
-              <w:rPr w:lang="ru-RU">
+              <w:jc w:val="left"/>
+            </w:pPr>
+            <w:r>
+              <w:rPr w:lang="ru-RU">
+                <w:rFonts w:ascii="Times New Roman" w:hAnsi="Times New Roman" w:eastAsia="Times New Roman"/>
                 <w:color w:val="000000"/>
                 <w:sz w:val="24"/>
               </w:rPr>
-              <w:t>Гребневая регрессия</w:t>
+              <w:t>Градиентный бустинг</w:t>
             </w:r>
           </w:p>
         </w:tc>
         <w:tc>
           <w:tcPr>
             <w:tcW w:w="1606" w:type="dxa"/>
-            <w:vAlign w:val="bottom"/>
+            <w:vAlign w:val="center"/>
+            <w:shd/>
           </w:tcPr>
           <w:p>
             <w:pPr>
               <w:keepNext/>
               <w:ind w:firstLine="0"/>
-            </w:pPr>
-            <w:r>
-              <w:rPr w:lang="ru-RU">
+              <w:jc w:val="center"/>
+            </w:pPr>
+            <w:r>
+              <w:rPr w:lang="ru-RU">
+                <w:rFonts w:ascii="Times New Roman" w:hAnsi="Times New Roman" w:eastAsia="Times New Roman"/>
                 <w:color w:val="000000"/>
                 <w:sz w:val="24"/>
               </w:rPr>
-              <w:t>3,066</w:t>
+              <w:t>2,867</w:t>
             </w:r>
           </w:p>
         </w:tc>
         <w:tc>
           <w:tcPr>
             <w:tcW w:w="1606" w:type="dxa"/>
-            <w:vAlign w:val="bottom"/>
+            <w:vAlign w:val="center"/>
+            <w:shd/>
           </w:tcPr>
           <w:p>
             <w:pPr>
               <w:keepNext/>
               <w:ind w:firstLine="0"/>
-            </w:pPr>
-            <w:r>
-              <w:rPr w:lang="ru-RU">
+              <w:jc w:val="center"/>
+            </w:pPr>
+            <w:r>
+              <w:rPr w:lang="ru-RU">
+                <w:rFonts w:ascii="Times New Roman" w:hAnsi="Times New Roman" w:eastAsia="Times New Roman"/>
                 <w:color w:val="000000"/>
                 <w:sz w:val="24"/>
               </w:rPr>
-              <w:t>3,190</w:t>
+              <w:t>3,221</w:t>
             </w:r>
           </w:p>
         </w:tc>
         <w:tc>
           <w:tcPr>
             <w:tcW w:w="1606" w:type="dxa"/>
-            <w:vAlign w:val="bottom"/>
+            <w:vAlign w:val="center"/>
+            <w:shd/>
           </w:tcPr>
           <w:p>
             <w:pPr>
               <w:keepNext/>
               <w:ind w:firstLine="0"/>
-            </w:pPr>
-            <w:r>
-              <w:rPr w:lang="ru-RU">
+              <w:jc w:val="center"/>
+            </w:pPr>
+            <w:r>
+              <w:rPr w:lang="ru-RU">
+                <w:rFonts w:ascii="Times New Roman" w:hAnsi="Times New Roman" w:eastAsia="Times New Roman"/>
                 <w:color w:val="000000"/>
                 <w:sz w:val="24"/>
               </w:rPr>
-              <w:t>2,567</w:t>
+              <w:t>2,587</w:t>
             </w:r>
           </w:p>
         </w:tc>
         <w:tc>
           <w:tcPr>
             <w:tcW w:w="1606" w:type="dxa"/>
-            <w:vAlign w:val="bottom"/>
+            <w:vAlign w:val="center"/>
+            <w:shd/>
           </w:tcPr>
           <w:p>
             <w:pPr>
               <w:keepNext/>
               <w:ind w:firstLine="0"/>
-            </w:pPr>
-            <w:r>
-              <w:rPr w:lang="ru-RU">
+              <w:jc w:val="left"/>
+            </w:pPr>
+            <w:r>
+              <w:rPr w:lang="ru-RU">
+                <w:rFonts w:ascii="Times New Roman" w:hAnsi="Times New Roman" w:eastAsia="Times New Roman"/>
                 <w:color w:val="000000"/>
                 <w:sz w:val="24"/>
               </w:rPr>
-              <w:t>-0,024</w:t>
+              <w:t>-0,044</w:t>
             </w:r>
           </w:p>
         </w:tc>
@@ -4737,14 +5438,18 @@
         <w:tc>
           <w:tcPr>
             <w:tcW w:w="1606" w:type="dxa"/>
+            <w:vAlign w:val="center"/>
+            <w:shd/>
           </w:tcPr>
           <w:p>
             <w:pPr>
               <w:keepNext/>
               <w:ind w:firstLine="0"/>
-            </w:pPr>
-            <w:r>
-              <w:rPr w:lang="ru-RU">
+              <w:jc w:val="left"/>
+            </w:pPr>
+            <w:r>
+              <w:rPr w:lang="ru-RU">
+                <w:rFonts w:ascii="Times New Roman" w:hAnsi="Times New Roman" w:eastAsia="Times New Roman"/>
                 <w:color w:val="000000"/>
                 <w:sz w:val="24"/>
               </w:rPr>
@@ -4755,94 +5460,110 @@
         <w:tc>
           <w:tcPr>
             <w:tcW w:w="1606" w:type="dxa"/>
+            <w:vAlign w:val="center"/>
+            <w:shd/>
           </w:tcPr>
           <w:p>
             <w:pPr>
               <w:keepNext/>
               <w:ind w:firstLine="0"/>
-            </w:pPr>
-            <w:r>
-              <w:rPr w:lang="ru-RU">
+              <w:jc w:val="left"/>
+            </w:pPr>
+            <w:r>
+              <w:rPr w:lang="ru-RU">
+                <w:rFonts w:ascii="Times New Roman" w:hAnsi="Times New Roman" w:eastAsia="Times New Roman"/>
                 <w:color w:val="000000"/>
                 <w:sz w:val="24"/>
               </w:rPr>
-              <w:t>Градиентный бустинг</w:t>
+              <w:t>Случайный лес</w:t>
             </w:r>
           </w:p>
         </w:tc>
         <w:tc>
           <w:tcPr>
             <w:tcW w:w="1606" w:type="dxa"/>
-            <w:vAlign w:val="bottom"/>
+            <w:vAlign w:val="center"/>
+            <w:shd/>
           </w:tcPr>
           <w:p>
             <w:pPr>
               <w:keepNext/>
               <w:ind w:firstLine="0"/>
-            </w:pPr>
-            <w:r>
-              <w:rPr w:lang="ru-RU">
+              <w:jc w:val="center"/>
+            </w:pPr>
+            <w:r>
+              <w:rPr w:lang="ru-RU">
+                <w:rFonts w:ascii="Times New Roman" w:hAnsi="Times New Roman" w:eastAsia="Times New Roman"/>
                 <w:color w:val="000000"/>
                 <w:sz w:val="24"/>
               </w:rPr>
-              <w:t>2,867</w:t>
+              <w:t>1,817</w:t>
             </w:r>
           </w:p>
         </w:tc>
         <w:tc>
           <w:tcPr>
             <w:tcW w:w="1606" w:type="dxa"/>
-            <w:vAlign w:val="bottom"/>
+            <w:vAlign w:val="center"/>
+            <w:shd/>
           </w:tcPr>
           <w:p>
             <w:pPr>
               <w:keepNext/>
               <w:ind w:firstLine="0"/>
-            </w:pPr>
-            <w:r>
-              <w:rPr w:lang="ru-RU">
+              <w:jc w:val="center"/>
+            </w:pPr>
+            <w:r>
+              <w:rPr w:lang="ru-RU">
+                <w:rFonts w:ascii="Times New Roman" w:hAnsi="Times New Roman" w:eastAsia="Times New Roman"/>
                 <w:color w:val="000000"/>
                 <w:sz w:val="24"/>
               </w:rPr>
-              <w:t>3,221</w:t>
+              <w:t>3,311</w:t>
             </w:r>
           </w:p>
         </w:tc>
         <w:tc>
           <w:tcPr>
             <w:tcW w:w="1606" w:type="dxa"/>
-            <w:vAlign w:val="bottom"/>
+            <w:vAlign w:val="center"/>
+            <w:shd/>
           </w:tcPr>
           <w:p>
             <w:pPr>
               <w:keepNext/>
               <w:ind w:firstLine="0"/>
-            </w:pPr>
-            <w:r>
-              <w:rPr w:lang="ru-RU">
+              <w:jc w:val="center"/>
+            </w:pPr>
+            <w:r>
+              <w:rPr w:lang="ru-RU">
+                <w:rFonts w:ascii="Times New Roman" w:hAnsi="Times New Roman" w:eastAsia="Times New Roman"/>
                 <w:color w:val="000000"/>
                 <w:sz w:val="24"/>
               </w:rPr>
-              <w:t>2,587</w:t>
+              <w:t>2,643</w:t>
             </w:r>
           </w:p>
         </w:tc>
         <w:tc>
           <w:tcPr>
             <w:tcW w:w="1606" w:type="dxa"/>
-            <w:vAlign w:val="bottom"/>
+            <w:vAlign w:val="center"/>
+            <w:shd/>
           </w:tcPr>
           <w:p>
             <w:pPr>
               <w:keepNext/>
               <w:ind w:firstLine="0"/>
-            </w:pPr>
-            <w:r>
-              <w:rPr w:lang="ru-RU">
+              <w:jc w:val="left"/>
+            </w:pPr>
+            <w:r>
+              <w:rPr w:lang="ru-RU">
+                <w:rFonts w:ascii="Times New Roman" w:hAnsi="Times New Roman" w:eastAsia="Times New Roman"/>
                 <w:color w:val="000000"/>
                 <w:sz w:val="24"/>
               </w:rPr>
-              <w:t>-0,044</w:t>
+              <w:t>-0,104</w:t>
             </w:r>
           </w:p>
         </w:tc>
@@ -4854,14 +5575,18 @@
         <w:tc>
           <w:tcPr>
             <w:tcW w:w="1606" w:type="dxa"/>
+            <w:vAlign w:val="center"/>
+            <w:shd/>
           </w:tcPr>
           <w:p>
             <w:pPr>
               <w:keepNext/>
               <w:ind w:firstLine="0"/>
-            </w:pPr>
-            <w:r>
-              <w:rPr w:lang="ru-RU">
+              <w:jc w:val="left"/>
+            </w:pPr>
+            <w:r>
+              <w:rPr w:lang="ru-RU">
+                <w:rFonts w:ascii="Times New Roman" w:hAnsi="Times New Roman" w:eastAsia="Times New Roman"/>
                 <w:color w:val="000000"/>
                 <w:sz w:val="24"/>
               </w:rPr>
@@ -4872,94 +5597,110 @@
         <w:tc>
           <w:tcPr>
             <w:tcW w:w="1606" w:type="dxa"/>
+            <w:vAlign w:val="center"/>
+            <w:shd/>
           </w:tcPr>
           <w:p>
             <w:pPr>
               <w:keepNext/>
               <w:ind w:firstLine="0"/>
-            </w:pPr>
-            <w:r>
-              <w:rPr w:lang="ru-RU">
+              <w:jc w:val="left"/>
+            </w:pPr>
+            <w:r>
+              <w:rPr w:lang="ru-RU">
+                <w:rFonts w:ascii="Times New Roman" w:hAnsi="Times New Roman" w:eastAsia="Times New Roman"/>
                 <w:color w:val="000000"/>
                 <w:sz w:val="24"/>
               </w:rPr>
-              <w:t>Случайный лес</w:t>
+              <w:t>Метод опорных векторов</w:t>
             </w:r>
           </w:p>
         </w:tc>
         <w:tc>
           <w:tcPr>
             <w:tcW w:w="1606" w:type="dxa"/>
-            <w:vAlign w:val="bottom"/>
+            <w:vAlign w:val="center"/>
+            <w:shd/>
           </w:tcPr>
           <w:p>
             <w:pPr>
               <w:keepNext/>
               <w:ind w:firstLine="0"/>
-            </w:pPr>
-            <w:r>
-              <w:rPr w:lang="ru-RU">
+              <w:jc w:val="center"/>
+            </w:pPr>
+            <w:r>
+              <w:rPr w:lang="ru-RU">
+                <w:rFonts w:ascii="Times New Roman" w:hAnsi="Times New Roman" w:eastAsia="Times New Roman"/>
                 <w:color w:val="000000"/>
                 <w:sz w:val="24"/>
               </w:rPr>
-              <w:t>1,817</w:t>
+              <w:t>2,813</w:t>
             </w:r>
           </w:p>
         </w:tc>
         <w:tc>
           <w:tcPr>
             <w:tcW w:w="1606" w:type="dxa"/>
-            <w:vAlign w:val="bottom"/>
+            <w:vAlign w:val="center"/>
+            <w:shd/>
           </w:tcPr>
           <w:p>
             <w:pPr>
               <w:keepNext/>
               <w:ind w:firstLine="0"/>
-            </w:pPr>
-            <w:r>
-              <w:rPr w:lang="ru-RU">
+              <w:jc w:val="center"/>
+            </w:pPr>
+            <w:r>
+              <w:rPr w:lang="ru-RU">
+                <w:rFonts w:ascii="Times New Roman" w:hAnsi="Times New Roman" w:eastAsia="Times New Roman"/>
                 <w:color w:val="000000"/>
                 <w:sz w:val="24"/>
               </w:rPr>
-              <w:t>3,311</w:t>
+              <w:t>3,263</w:t>
             </w:r>
           </w:p>
         </w:tc>
         <w:tc>
           <w:tcPr>
             <w:tcW w:w="1606" w:type="dxa"/>
-            <w:vAlign w:val="bottom"/>
+            <w:vAlign w:val="center"/>
+            <w:shd/>
           </w:tcPr>
           <w:p>
             <w:pPr>
               <w:keepNext/>
               <w:ind w:firstLine="0"/>
-            </w:pPr>
-            <w:r>
-              <w:rPr w:lang="ru-RU">
+              <w:jc w:val="center"/>
+            </w:pPr>
+            <w:r>
+              <w:rPr w:lang="ru-RU">
+                <w:rFonts w:ascii="Times New Roman" w:hAnsi="Times New Roman" w:eastAsia="Times New Roman"/>
                 <w:color w:val="000000"/>
                 <w:sz w:val="24"/>
               </w:rPr>
-              <w:t>2,643</w:t>
+              <w:t>2,623</w:t>
             </w:r>
           </w:p>
         </w:tc>
         <w:tc>
           <w:tcPr>
             <w:tcW w:w="1606" w:type="dxa"/>
-            <w:vAlign w:val="bottom"/>
+            <w:vAlign w:val="center"/>
+            <w:shd/>
           </w:tcPr>
           <w:p>
             <w:pPr>
               <w:keepNext/>
               <w:ind w:firstLine="0"/>
-            </w:pPr>
-            <w:r>
-              <w:rPr w:lang="ru-RU">
+              <w:jc w:val="left"/>
+            </w:pPr>
+            <w:r>
+              <w:rPr w:lang="ru-RU">
+                <w:rFonts w:ascii="Times New Roman" w:hAnsi="Times New Roman" w:eastAsia="Times New Roman"/>
                 <w:color w:val="000000"/>
                 <w:sz w:val="24"/>
               </w:rPr>
-              <w:t>-0,104</w:t>
+              <w:t>-0,072</w:t>
             </w:r>
           </w:p>
         </w:tc>
@@ -4971,112 +5712,130 @@
         <w:tc>
           <w:tcPr>
             <w:tcW w:w="1606" w:type="dxa"/>
+            <w:vAlign w:val="center"/>
+            <w:shd/>
           </w:tcPr>
           <w:p>
             <w:pPr>
               <w:keepNext/>
               <w:ind w:firstLine="0"/>
-            </w:pPr>
-            <w:r>
-              <w:rPr w:lang="ru-RU">
+              <w:jc w:val="left"/>
+            </w:pPr>
+            <w:r>
+              <w:rPr w:lang="ru-RU">
+                <w:rFonts w:ascii="Times New Roman" w:hAnsi="Times New Roman" w:eastAsia="Times New Roman"/>
                 <w:color w:val="000000"/>
                 <w:sz w:val="24"/>
               </w:rPr>
-              <w:t>Модуль, ГПа</w:t>
+              <w:t>Прочность, МПа</w:t>
             </w:r>
           </w:p>
         </w:tc>
         <w:tc>
           <w:tcPr>
             <w:tcW w:w="1606" w:type="dxa"/>
+            <w:vAlign w:val="center"/>
+            <w:shd/>
+          </w:tcPr>
+          <w:p>
+            <w:pPr>
+              <w:ind w:firstLine="0"/>
+              <w:jc w:val="left"/>
+            </w:pPr>
+            <w:r>
+              <w:rPr w:lang="ru-RU">
+                <w:rFonts w:ascii="Times New Roman" w:hAnsi="Times New Roman" w:eastAsia="Times New Roman"/>
+                <w:sz w:val="24"/>
+              </w:rPr>
+              <w:t>Прогноз среднего</w:t>
+            </w:r>
+          </w:p>
+        </w:tc>
+        <w:tc>
+          <w:tcPr>
+            <w:tcW w:w="1606" w:type="dxa"/>
+            <w:vAlign w:val="center"/>
+            <w:shd/>
           </w:tcPr>
           <w:p>
             <w:pPr>
               <w:keepNext/>
               <w:ind w:firstLine="0"/>
-            </w:pPr>
-            <w:r>
-              <w:rPr w:lang="ru-RU">
+              <w:jc w:val="center"/>
+            </w:pPr>
+            <w:r>
+              <w:rPr w:lang="ru-RU">
+                <w:rFonts w:ascii="Times New Roman" w:hAnsi="Times New Roman" w:eastAsia="Times New Roman"/>
                 <w:color w:val="000000"/>
                 <w:sz w:val="24"/>
               </w:rPr>
-              <w:t>Метод опорных векторов</w:t>
+              <w:t>490,497</w:t>
             </w:r>
           </w:p>
         </w:tc>
         <w:tc>
           <w:tcPr>
             <w:tcW w:w="1606" w:type="dxa"/>
-            <w:vAlign w:val="bottom"/>
+            <w:vAlign w:val="center"/>
+            <w:shd/>
           </w:tcPr>
           <w:p>
             <w:pPr>
               <w:keepNext/>
               <w:ind w:firstLine="0"/>
-            </w:pPr>
-            <w:r>
-              <w:rPr w:lang="ru-RU">
+              <w:jc w:val="center"/>
+            </w:pPr>
+            <w:r>
+              <w:rPr w:lang="ru-RU">
+                <w:rFonts w:ascii="Times New Roman" w:hAnsi="Times New Roman" w:eastAsia="Times New Roman"/>
                 <w:color w:val="000000"/>
                 <w:sz w:val="24"/>
               </w:rPr>
-              <w:t>2,813</w:t>
+              <w:t>473,288</w:t>
             </w:r>
           </w:p>
         </w:tc>
         <w:tc>
           <w:tcPr>
             <w:tcW w:w="1606" w:type="dxa"/>
-            <w:vAlign w:val="bottom"/>
+            <w:vAlign w:val="center"/>
+            <w:shd/>
           </w:tcPr>
           <w:p>
             <w:pPr>
               <w:keepNext/>
               <w:ind w:firstLine="0"/>
-            </w:pPr>
-            <w:r>
-              <w:rPr w:lang="ru-RU">
+              <w:jc w:val="center"/>
+            </w:pPr>
+            <w:r>
+              <w:rPr w:lang="ru-RU">
+                <w:rFonts w:ascii="Times New Roman" w:hAnsi="Times New Roman" w:eastAsia="Times New Roman"/>
                 <w:color w:val="000000"/>
                 <w:sz w:val="24"/>
               </w:rPr>
-              <w:t>3,263</w:t>
+              <w:t>378,984</w:t>
             </w:r>
           </w:p>
         </w:tc>
         <w:tc>
           <w:tcPr>
             <w:tcW w:w="1606" w:type="dxa"/>
-            <w:vAlign w:val="bottom"/>
+            <w:vAlign w:val="center"/>
+            <w:shd/>
           </w:tcPr>
           <w:p>
             <w:pPr>
               <w:keepNext/>
               <w:ind w:firstLine="0"/>
-            </w:pPr>
-            <w:r>
-              <w:rPr w:lang="ru-RU">
+              <w:jc w:val="left"/>
+            </w:pPr>
+            <w:r>
+              <w:rPr w:lang="ru-RU">
+                <w:rFonts w:ascii="Times New Roman" w:hAnsi="Times New Roman" w:eastAsia="Times New Roman"/>
                 <w:color w:val="000000"/>
                 <w:sz w:val="24"/>
               </w:rPr>
-              <w:t>2,623</w:t>
-            </w:r>
-          </w:p>
-        </w:tc>
-        <w:tc>
-          <w:tcPr>
-            <w:tcW w:w="1606" w:type="dxa"/>
-            <w:vAlign w:val="bottom"/>
-          </w:tcPr>
-          <w:p>
-            <w:pPr>
-              <w:keepNext/>
-              <w:ind w:firstLine="0"/>
-            </w:pPr>
-            <w:r>
-              <w:rPr w:lang="ru-RU">
-                <w:color w:val="000000"/>
-                <w:sz w:val="24"/>
-              </w:rPr>
-              <w:t>-0,072</w:t>
+              <w:t>-0,0003</w:t>
             </w:r>
           </w:p>
         </w:tc>
@@ -5088,14 +5847,18 @@
         <w:tc>
           <w:tcPr>
             <w:tcW w:w="1606" w:type="dxa"/>
+            <w:vAlign w:val="center"/>
+            <w:shd/>
           </w:tcPr>
           <w:p>
             <w:pPr>
               <w:keepNext/>
               <w:ind w:firstLine="0"/>
-            </w:pPr>
-            <w:r>
-              <w:rPr w:lang="ru-RU">
+              <w:jc w:val="left"/>
+            </w:pPr>
+            <w:r>
+              <w:rPr w:lang="ru-RU">
+                <w:rFonts w:ascii="Times New Roman" w:hAnsi="Times New Roman" w:eastAsia="Times New Roman"/>
                 <w:color w:val="000000"/>
                 <w:sz w:val="24"/>
               </w:rPr>
@@ -5106,87 +5869,110 @@
         <w:tc>
           <w:tcPr>
             <w:tcW w:w="1606" w:type="dxa"/>
-          </w:tcPr>
-          <w:p>
-            <w:r>
-              <w:rPr w:lang="ru-RU"/>
-              <w:t>Прогноз среднего</w:t>
+            <w:vAlign w:val="center"/>
+            <w:shd/>
+          </w:tcPr>
+          <w:p>
+            <w:pPr>
+              <w:keepNext/>
+              <w:ind w:firstLine="0"/>
+              <w:jc w:val="left"/>
+            </w:pPr>
+            <w:r>
+              <w:rPr w:lang="ru-RU">
+                <w:rFonts w:ascii="Times New Roman" w:hAnsi="Times New Roman" w:eastAsia="Times New Roman"/>
+                <w:color w:val="000000"/>
+                <w:sz w:val="24"/>
+              </w:rPr>
+              <w:t>Гребневая регрессия</w:t>
             </w:r>
           </w:p>
         </w:tc>
         <w:tc>
           <w:tcPr>
             <w:tcW w:w="1606" w:type="dxa"/>
-            <w:vAlign w:val="bottom"/>
+            <w:vAlign w:val="center"/>
+            <w:shd/>
           </w:tcPr>
           <w:p>
             <w:pPr>
               <w:keepNext/>
               <w:ind w:firstLine="0"/>
-            </w:pPr>
-            <w:r>
-              <w:rPr w:lang="ru-RU">
+              <w:jc w:val="center"/>
+            </w:pPr>
+            <w:r>
+              <w:rPr w:lang="ru-RU">
+                <w:rFonts w:ascii="Times New Roman" w:hAnsi="Times New Roman" w:eastAsia="Times New Roman"/>
                 <w:color w:val="000000"/>
                 <w:sz w:val="24"/>
               </w:rPr>
-              <w:t>490,497</w:t>
+              <w:t>485,154</w:t>
             </w:r>
           </w:p>
         </w:tc>
         <w:tc>
           <w:tcPr>
             <w:tcW w:w="1606" w:type="dxa"/>
-            <w:vAlign w:val="bottom"/>
+            <w:vAlign w:val="center"/>
+            <w:shd/>
           </w:tcPr>
           <w:p>
             <w:pPr>
               <w:keepNext/>
               <w:ind w:firstLine="0"/>
-            </w:pPr>
-            <w:r>
-              <w:rPr w:lang="ru-RU">
+              <w:jc w:val="center"/>
+            </w:pPr>
+            <w:r>
+              <w:rPr w:lang="ru-RU">
+                <w:rFonts w:ascii="Times New Roman" w:hAnsi="Times New Roman" w:eastAsia="Times New Roman"/>
                 <w:color w:val="000000"/>
                 <w:sz w:val="24"/>
               </w:rPr>
-              <w:t>473,288</w:t>
+              <w:t>471,726</w:t>
             </w:r>
           </w:p>
         </w:tc>
         <w:tc>
           <w:tcPr>
             <w:tcW w:w="1606" w:type="dxa"/>
-            <w:vAlign w:val="bottom"/>
+            <w:vAlign w:val="center"/>
+            <w:shd/>
           </w:tcPr>
           <w:p>
             <w:pPr>
               <w:keepNext/>
               <w:ind w:firstLine="0"/>
-            </w:pPr>
-            <w:r>
-              <w:rPr w:lang="ru-RU">
+              <w:jc w:val="center"/>
+            </w:pPr>
+            <w:r>
+              <w:rPr w:lang="ru-RU">
+                <w:rFonts w:ascii="Times New Roman" w:hAnsi="Times New Roman" w:eastAsia="Times New Roman"/>
                 <w:color w:val="000000"/>
                 <w:sz w:val="24"/>
               </w:rPr>
-              <w:t>378,984</w:t>
+              <w:t>378,437</w:t>
             </w:r>
           </w:p>
         </w:tc>
         <w:tc>
           <w:tcPr>
             <w:tcW w:w="1606" w:type="dxa"/>
-            <w:vAlign w:val="bottom"/>
+            <w:vAlign w:val="center"/>
+            <w:shd/>
           </w:tcPr>
           <w:p>
             <w:pPr>
               <w:keepNext/>
               <w:ind w:firstLine="0"/>
-            </w:pPr>
-            <w:r>
-              <w:rPr w:lang="ru-RU">
+              <w:jc w:val="center"/>
+            </w:pPr>
+            <w:r>
+              <w:rPr w:lang="ru-RU">
+                <w:rFonts w:ascii="Times New Roman" w:hAnsi="Times New Roman" w:eastAsia="Times New Roman"/>
                 <w:color w:val="000000"/>
                 <w:sz w:val="24"/>
               </w:rPr>
-              <w:t>-0,0003</w:t>
+              <w:t>0,006</w:t>
             </w:r>
           </w:p>
         </w:tc>
@@ -5198,14 +5984,18 @@
         <w:tc>
           <w:tcPr>
             <w:tcW w:w="1606" w:type="dxa"/>
+            <w:vAlign w:val="center"/>
+            <w:shd/>
           </w:tcPr>
           <w:p>
             <w:pPr>
               <w:keepNext/>
               <w:ind w:firstLine="0"/>
-            </w:pPr>
-            <w:r>
-              <w:rPr w:lang="ru-RU">
+              <w:jc w:val="left"/>
+            </w:pPr>
+            <w:r>
+              <w:rPr w:lang="ru-RU">
+                <w:rFonts w:ascii="Times New Roman" w:hAnsi="Times New Roman" w:eastAsia="Times New Roman"/>
                 <w:color w:val="000000"/>
                 <w:sz w:val="24"/>
               </w:rPr>
@@ -5216,94 +6006,110 @@
         <w:tc>
           <w:tcPr>
             <w:tcW w:w="1606" w:type="dxa"/>
+            <w:vAlign w:val="center"/>
+            <w:shd/>
           </w:tcPr>
           <w:p>
             <w:pPr>
               <w:keepNext/>
               <w:ind w:firstLine="0"/>
-            </w:pPr>
-            <w:r>
-              <w:rPr w:lang="ru-RU">
+              <w:jc w:val="left"/>
+            </w:pPr>
+            <w:r>
+              <w:rPr w:lang="ru-RU">
+                <w:rFonts w:ascii="Times New Roman" w:hAnsi="Times New Roman" w:eastAsia="Times New Roman"/>
                 <w:color w:val="000000"/>
                 <w:sz w:val="24"/>
               </w:rPr>
-              <w:t>Гребневая регрессия</w:t>
+              <w:t>Градиентный бустинг*</w:t>
             </w:r>
           </w:p>
         </w:tc>
         <w:tc>
           <w:tcPr>
             <w:tcW w:w="1606" w:type="dxa"/>
-            <w:vAlign w:val="bottom"/>
+            <w:vAlign w:val="center"/>
+            <w:shd/>
           </w:tcPr>
           <w:p>
             <w:pPr>
               <w:keepNext/>
               <w:ind w:firstLine="0"/>
-            </w:pPr>
-            <w:r>
-              <w:rPr w:lang="ru-RU">
+              <w:jc w:val="center"/>
+            </w:pPr>
+            <w:r>
+              <w:rPr w:lang="ru-RU">
+                <w:rFonts w:ascii="Times New Roman" w:hAnsi="Times New Roman" w:eastAsia="Times New Roman"/>
                 <w:color w:val="000000"/>
                 <w:sz w:val="24"/>
               </w:rPr>
-              <w:t>485,154</w:t>
+              <w:t>447,149</w:t>
             </w:r>
           </w:p>
         </w:tc>
         <w:tc>
           <w:tcPr>
             <w:tcW w:w="1606" w:type="dxa"/>
-            <w:vAlign w:val="bottom"/>
+            <w:vAlign w:val="center"/>
+            <w:shd/>
           </w:tcPr>
           <w:p>
             <w:pPr>
               <w:keepNext/>
               <w:ind w:firstLine="0"/>
-            </w:pPr>
-            <w:r>
-              <w:rPr w:lang="ru-RU">
+              <w:jc w:val="center"/>
+            </w:pPr>
+            <w:r>
+              <w:rPr w:lang="ru-RU">
+                <w:rFonts w:ascii="Times New Roman" w:hAnsi="Times New Roman" w:eastAsia="Times New Roman"/>
                 <w:color w:val="000000"/>
                 <w:sz w:val="24"/>
               </w:rPr>
-              <w:t>471,726</w:t>
+              <w:t>471,410</w:t>
             </w:r>
           </w:p>
         </w:tc>
         <w:tc>
           <w:tcPr>
             <w:tcW w:w="1606" w:type="dxa"/>
-            <w:vAlign w:val="bottom"/>
+            <w:vAlign w:val="center"/>
+            <w:shd/>
           </w:tcPr>
           <w:p>
             <w:pPr>
               <w:keepNext/>
               <w:ind w:firstLine="0"/>
-            </w:pPr>
-            <w:r>
-              <w:rPr w:lang="ru-RU">
+              <w:jc w:val="center"/>
+            </w:pPr>
+            <w:r>
+              <w:rPr w:lang="ru-RU">
+                <w:rFonts w:ascii="Times New Roman" w:hAnsi="Times New Roman" w:eastAsia="Times New Roman"/>
                 <w:color w:val="000000"/>
                 <w:sz w:val="24"/>
               </w:rPr>
-              <w:t>378,437</w:t>
+              <w:t>380,152</w:t>
             </w:r>
           </w:p>
         </w:tc>
         <w:tc>
           <w:tcPr>
             <w:tcW w:w="1606" w:type="dxa"/>
-            <w:vAlign w:val="bottom"/>
+            <w:vAlign w:val="center"/>
+            <w:shd/>
           </w:tcPr>
           <w:p>
             <w:pPr>
               <w:keepNext/>
               <w:ind w:firstLine="0"/>
-            </w:pPr>
-            <w:r>
-              <w:rPr w:lang="ru-RU">
+              <w:jc w:val="center"/>
+            </w:pPr>
+            <w:r>
+              <w:rPr w:lang="ru-RU">
+                <w:rFonts w:ascii="Times New Roman" w:hAnsi="Times New Roman" w:eastAsia="Times New Roman"/>
                 <w:color w:val="000000"/>
                 <w:sz w:val="24"/>
               </w:rPr>
-              <w:t>0,006</w:t>
+              <w:t>0,008</w:t>
             </w:r>
           </w:p>
         </w:tc>
@@ -5315,14 +6121,18 @@
         <w:tc>
           <w:tcPr>
             <w:tcW w:w="1606" w:type="dxa"/>
+            <w:vAlign w:val="center"/>
+            <w:shd/>
           </w:tcPr>
           <w:p>
             <w:pPr>
               <w:keepNext/>
               <w:ind w:firstLine="0"/>
-            </w:pPr>
-            <w:r>
-              <w:rPr w:lang="ru-RU">
+              <w:jc w:val="left"/>
+            </w:pPr>
+            <w:r>
+              <w:rPr w:lang="ru-RU">
+                <w:rFonts w:ascii="Times New Roman" w:hAnsi="Times New Roman" w:eastAsia="Times New Roman"/>
                 <w:color w:val="000000"/>
                 <w:sz w:val="24"/>
               </w:rPr>
@@ -5333,94 +6143,110 @@
         <w:tc>
           <w:tcPr>
             <w:tcW w:w="1606" w:type="dxa"/>
+            <w:vAlign w:val="center"/>
+            <w:shd/>
           </w:tcPr>
           <w:p>
             <w:pPr>
               <w:keepNext/>
               <w:ind w:firstLine="0"/>
-            </w:pPr>
-            <w:r>
-              <w:rPr w:lang="ru-RU">
+              <w:jc w:val="left"/>
+            </w:pPr>
+            <w:r>
+              <w:rPr w:lang="ru-RU">
+                <w:rFonts w:ascii="Times New Roman" w:hAnsi="Times New Roman" w:eastAsia="Times New Roman"/>
                 <w:color w:val="000000"/>
                 <w:sz w:val="24"/>
               </w:rPr>
-              <w:t>Градиентный бустинг*</w:t>
+              <w:t>Случайный лес</w:t>
             </w:r>
           </w:p>
         </w:tc>
         <w:tc>
           <w:tcPr>
             <w:tcW w:w="1606" w:type="dxa"/>
-            <w:vAlign w:val="bottom"/>
+            <w:vAlign w:val="center"/>
+            <w:shd/>
           </w:tcPr>
           <w:p>
             <w:pPr>
               <w:keepNext/>
               <w:ind w:firstLine="0"/>
-            </w:pPr>
-            <w:r>
-              <w:rPr w:lang="ru-RU">
+              <w:jc w:val="center"/>
+            </w:pPr>
+            <w:r>
+              <w:rPr w:lang="ru-RU">
+                <w:rFonts w:ascii="Times New Roman" w:hAnsi="Times New Roman" w:eastAsia="Times New Roman"/>
                 <w:color w:val="000000"/>
                 <w:sz w:val="24"/>
               </w:rPr>
-              <w:t>447,149</w:t>
+              <w:t>298,601</w:t>
             </w:r>
           </w:p>
         </w:tc>
         <w:tc>
           <w:tcPr>
             <w:tcW w:w="1606" w:type="dxa"/>
-            <w:vAlign w:val="bottom"/>
+            <w:vAlign w:val="center"/>
+            <w:shd/>
           </w:tcPr>
           <w:p>
             <w:pPr>
               <w:keepNext/>
               <w:ind w:firstLine="0"/>
-            </w:pPr>
-            <w:r>
-              <w:rPr w:lang="ru-RU">
+              <w:jc w:val="center"/>
+            </w:pPr>
+            <w:r>
+              <w:rPr w:lang="ru-RU">
+                <w:rFonts w:ascii="Times New Roman" w:hAnsi="Times New Roman" w:eastAsia="Times New Roman"/>
                 <w:color w:val="000000"/>
                 <w:sz w:val="24"/>
               </w:rPr>
-              <w:t>471,410</w:t>
+              <w:t>476,225</w:t>
             </w:r>
           </w:p>
         </w:tc>
         <w:tc>
           <w:tcPr>
             <w:tcW w:w="1606" w:type="dxa"/>
-            <w:vAlign w:val="bottom"/>
+            <w:vAlign w:val="center"/>
+            <w:shd/>
           </w:tcPr>
           <w:p>
             <w:pPr>
               <w:keepNext/>
               <w:ind w:firstLine="0"/>
-            </w:pPr>
-            <w:r>
-              <w:rPr w:lang="ru-RU">
+              <w:jc w:val="center"/>
+            </w:pPr>
+            <w:r>
+              <w:rPr w:lang="ru-RU">
+                <w:rFonts w:ascii="Times New Roman" w:hAnsi="Times New Roman" w:eastAsia="Times New Roman"/>
                 <w:color w:val="000000"/>
                 <w:sz w:val="24"/>
               </w:rPr>
-              <w:t>380,152</w:t>
+              <w:t>381,814</w:t>
             </w:r>
           </w:p>
         </w:tc>
         <w:tc>
           <w:tcPr>
             <w:tcW w:w="1606" w:type="dxa"/>
-            <w:vAlign w:val="bottom"/>
+            <w:vAlign w:val="center"/>
+            <w:shd/>
           </w:tcPr>
           <w:p>
             <w:pPr>
               <w:keepNext/>
               <w:ind w:firstLine="0"/>
-            </w:pPr>
-            <w:r>
-              <w:rPr w:lang="ru-RU">
+              <w:jc w:val="left"/>
+            </w:pPr>
+            <w:r>
+              <w:rPr w:lang="ru-RU">
+                <w:rFonts w:ascii="Times New Roman" w:hAnsi="Times New Roman" w:eastAsia="Times New Roman"/>
                 <w:color w:val="000000"/>
                 <w:sz w:val="24"/>
               </w:rPr>
-              <w:t>0,008</w:t>
+              <w:t>-0,013</w:t>
             </w:r>
           </w:p>
         </w:tc>
@@ -5432,14 +6258,17 @@
         <w:tc>
           <w:tcPr>
             <w:tcW w:w="1606" w:type="dxa"/>
-          </w:tcPr>
-          <w:p>
-            <w:pPr>
-              <w:keepNext/>
-              <w:ind w:firstLine="0"/>
-            </w:pPr>
-            <w:r>
-              <w:rPr w:lang="ru-RU">
+            <w:vAlign w:val="center"/>
+            <w:shd/>
+          </w:tcPr>
+          <w:p>
+            <w:pPr>
+              <w:ind w:firstLine="0"/>
+              <w:jc w:val="left"/>
+            </w:pPr>
+            <w:r>
+              <w:rPr w:lang="ru-RU">
+                <w:rFonts w:ascii="Times New Roman" w:hAnsi="Times New Roman" w:eastAsia="Times New Roman"/>
                 <w:color w:val="000000"/>
                 <w:sz w:val="24"/>
               </w:rPr>
@@ -5450,201 +6279,101 @@
         <w:tc>
           <w:tcPr>
             <w:tcW w:w="1606" w:type="dxa"/>
-          </w:tcPr>
-          <w:p>
-            <w:pPr>
-              <w:keepNext/>
-              <w:ind w:firstLine="0"/>
-            </w:pPr>
-            <w:r>
-              <w:rPr w:lang="ru-RU">
+            <w:vAlign w:val="center"/>
+            <w:shd/>
+          </w:tcPr>
+          <w:p>
+            <w:pPr>
+              <w:ind w:firstLine="0"/>
+              <w:jc w:val="left"/>
+            </w:pPr>
+            <w:r>
+              <w:rPr w:lang="ru-RU">
+                <w:rFonts w:ascii="Times New Roman" w:hAnsi="Times New Roman" w:eastAsia="Times New Roman"/>
                 <w:color w:val="000000"/>
                 <w:sz w:val="24"/>
               </w:rPr>
-              <w:t>Случайный лес</w:t>
+              <w:t>Метод опорных векторов</w:t>
             </w:r>
           </w:p>
         </w:tc>
         <w:tc>
           <w:tcPr>
             <w:tcW w:w="1606" w:type="dxa"/>
-            <w:vAlign w:val="bottom"/>
-          </w:tcPr>
-          <w:p>
-            <w:pPr>
-              <w:keepNext/>
-              <w:ind w:firstLine="0"/>
-            </w:pPr>
-            <w:r>
-              <w:rPr w:lang="ru-RU">
+            <w:vAlign w:val="center"/>
+            <w:shd/>
+          </w:tcPr>
+          <w:p>
+            <w:pPr>
+              <w:ind w:firstLine="0"/>
+              <w:jc w:val="center"/>
+            </w:pPr>
+            <w:r>
+              <w:rPr w:lang="ru-RU">
+                <w:rFonts w:ascii="Times New Roman" w:hAnsi="Times New Roman" w:eastAsia="Times New Roman"/>
                 <w:color w:val="000000"/>
                 <w:sz w:val="24"/>
               </w:rPr>
-              <w:t>298,601</w:t>
+              <w:t>446,934</w:t>
             </w:r>
           </w:p>
         </w:tc>
         <w:tc>
           <w:tcPr>
             <w:tcW w:w="1606" w:type="dxa"/>
-            <w:vAlign w:val="bottom"/>
-          </w:tcPr>
-          <w:p>
-            <w:pPr>
-              <w:keepNext/>
-              <w:ind w:firstLine="0"/>
-            </w:pPr>
-            <w:r>
-              <w:rPr w:lang="ru-RU">
+            <w:vAlign w:val="center"/>
+            <w:shd/>
+          </w:tcPr>
+          <w:p>
+            <w:pPr>
+              <w:ind w:firstLine="0"/>
+              <w:jc w:val="center"/>
+            </w:pPr>
+            <w:r>
+              <w:rPr w:lang="ru-RU">
+                <w:rFonts w:ascii="Times New Roman" w:hAnsi="Times New Roman" w:eastAsia="Times New Roman"/>
                 <w:color w:val="000000"/>
                 <w:sz w:val="24"/>
               </w:rPr>
-              <w:t>476,225</w:t>
+              <w:t>484,995</w:t>
             </w:r>
           </w:p>
         </w:tc>
         <w:tc>
           <w:tcPr>
             <w:tcW w:w="1606" w:type="dxa"/>
-            <w:vAlign w:val="bottom"/>
-          </w:tcPr>
-          <w:p>
-            <w:pPr>
-              <w:keepNext/>
-              <w:ind w:firstLine="0"/>
-            </w:pPr>
-            <w:r>
-              <w:rPr w:lang="ru-RU">
+            <w:vAlign w:val="center"/>
+            <w:shd/>
+          </w:tcPr>
+          <w:p>
+            <w:pPr>
+              <w:ind w:firstLine="0"/>
+              <w:jc w:val="center"/>
+            </w:pPr>
+            <w:r>
+              <w:rPr w:lang="ru-RU">
+                <w:rFonts w:ascii="Times New Roman" w:hAnsi="Times New Roman" w:eastAsia="Times New Roman"/>
                 <w:color w:val="000000"/>
                 <w:sz w:val="24"/>
               </w:rPr>
-              <w:t>381,814</w:t>
+              <w:t>390,329</w:t>
             </w:r>
           </w:p>
         </w:tc>
         <w:tc>
           <w:tcPr>
             <w:tcW w:w="1606" w:type="dxa"/>
-            <w:vAlign w:val="bottom"/>
-          </w:tcPr>
-          <w:p>
-            <w:pPr>
-              <w:keepNext/>
-              <w:ind w:firstLine="0"/>
-            </w:pPr>
-            <w:r>
-              <w:rPr w:lang="ru-RU">
-                <w:color w:val="000000"/>
-                <w:sz w:val="24"/>
-              </w:rPr>
-              <w:t>-0,013</w:t>
-            </w:r>
-          </w:p>
-        </w:tc>
-      </w:tr>
-      <w:tr>
-        <w:trPr>
-          <w:cantSplit/>
-        </w:trPr>
-        <w:tc>
-          <w:tcPr>
-            <w:tcW w:w="1606" w:type="dxa"/>
-          </w:tcPr>
-          <w:p>
-            <w:pPr>
-              <w:ind w:firstLine="0"/>
-            </w:pPr>
-            <w:r>
-              <w:rPr w:lang="ru-RU">
-                <w:color w:val="000000"/>
-                <w:sz w:val="24"/>
-              </w:rPr>
-              <w:t>Прочность, МПа</w:t>
-            </w:r>
-          </w:p>
-        </w:tc>
-        <w:tc>
-          <w:tcPr>
-            <w:tcW w:w="1606" w:type="dxa"/>
-          </w:tcPr>
-          <w:p>
-            <w:pPr>
-              <w:ind w:firstLine="0"/>
-            </w:pPr>
-            <w:r>
-              <w:rPr w:lang="ru-RU">
-                <w:color w:val="000000"/>
-                <w:sz w:val="24"/>
-              </w:rPr>
-              <w:t>Метод опорных векторов</w:t>
-            </w:r>
-          </w:p>
-        </w:tc>
-        <w:tc>
-          <w:tcPr>
-            <w:tcW w:w="1606" w:type="dxa"/>
-            <w:vAlign w:val="bottom"/>
-          </w:tcPr>
-          <w:p>
-            <w:pPr>
-              <w:ind w:firstLine="0"/>
-            </w:pPr>
-            <w:r>
-              <w:rPr w:lang="ru-RU">
-                <w:color w:val="000000"/>
-                <w:sz w:val="24"/>
-              </w:rPr>
-              <w:t>446,934</w:t>
-            </w:r>
-          </w:p>
-        </w:tc>
-        <w:tc>
-          <w:tcPr>
-            <w:tcW w:w="1606" w:type="dxa"/>
-            <w:vAlign w:val="bottom"/>
-          </w:tcPr>
-          <w:p>
-            <w:pPr>
-              <w:ind w:firstLine="0"/>
-            </w:pPr>
-            <w:r>
-              <w:rPr w:lang="ru-RU">
-                <w:color w:val="000000"/>
-                <w:sz w:val="24"/>
-              </w:rPr>
-              <w:t>484,995</w:t>
-            </w:r>
-          </w:p>
-        </w:tc>
-        <w:tc>
-          <w:tcPr>
-            <w:tcW w:w="1606" w:type="dxa"/>
-            <w:vAlign w:val="bottom"/>
-          </w:tcPr>
-          <w:p>
-            <w:pPr>
-              <w:ind w:firstLine="0"/>
-            </w:pPr>
-            <w:r>
-              <w:rPr w:lang="ru-RU">
-                <w:color w:val="000000"/>
-                <w:sz w:val="24"/>
-              </w:rPr>
-              <w:t>390,329</w:t>
-            </w:r>
-          </w:p>
-        </w:tc>
-        <w:tc>
-          <w:tcPr>
-            <w:tcW w:w="1606" w:type="dxa"/>
-            <w:vAlign w:val="bottom"/>
-          </w:tcPr>
-          <w:p>
-            <w:pPr>
-              <w:ind w:firstLine="0"/>
-            </w:pPr>
-            <w:r>
-              <w:rPr w:lang="ru-RU">
+            <w:vAlign w:val="center"/>
+            <w:shd/>
+          </w:tcPr>
+          <w:p>
+            <w:pPr>
+              <w:ind w:firstLine="0"/>
+              <w:jc w:val="left"/>
+            </w:pPr>
+            <w:r>
+              <w:rPr w:lang="ru-RU">
+                <w:rFonts w:ascii="Times New Roman" w:hAnsi="Times New Roman" w:eastAsia="Times New Roman"/>
                 <w:color w:val="000000"/>
                 <w:sz w:val="24"/>
               </w:rPr>
@@ -5666,7 +6395,25 @@
       </w:pPr>
       <w:r>
         <w:rPr w:lang="ru-RU"/>
-        <w:t>Для модуля выбран прогноз среднего: RMSE 3,178 ГПа, MAE 2,556 ГПа, R² −0,016; сложные методы оказались не лучше. Для прочности бустинг дал RMSE 471,410 МПа против 473,288 МПа у среднего, но его MAE 380,152 МПа хуже 378,984 МПа. R² бустинга 0,008 означает почти полное отсутствие улучшения. Большой разрыв между ошибками случайного леса на обучении и тесте показывает подгонку под обучающие строки.</w:t>
+        <w:t>Для модуля выбран прогноз среднего. На тестовых строках его RMSE равна 3,178 ГПа, MAE – 2,556 ГПа, R² – −0,016. Отрицательный R² означает, что среднее обучающих строк немного хуже постоянного прогноза, рассчитанного по самим тестовым ответам. Сложные методы не дали более убедительного результата.</w:t>
+      </w:r>
+    </w:p>
+    <w:p>
+      <w:pPr>
+        <w:pStyle w:val="RPZBody"/>
+      </w:pPr>
+      <w:r>
+        <w:rPr w:lang="ru-RU"/>
+        <w:t>Для прочности выбран бустинг. Его RMSE равна 471,410 МПа против 473,288 МПа у прогноза среднего. По MAE бустинг, наоборот, хуже: 380,152 МПа против 378,984 МПа. R² бустинга равен 0,008, то есть улучшение относительно среднего почти отсутствует. Большой разрыв между ошибками случайного леса на обучении и тесте показывает, что лес подстроился под обучающие строки и плохо перенёс найденное правило на отложенную часть.</w:t>
+      </w:r>
+    </w:p>
+    <w:p>
+      <w:pPr>
+        <w:pStyle w:val="RPZBody"/>
+      </w:pPr>
+      <w:r>
+        <w:rPr w:lang="ru-RU"/>
+        <w:t>Итог шестого шага – честное ограничение результата. Модели демонстрируют полный процесс обучения и проверки, но полученные ошибки не подтверждают высокую практическую точность. Далее графики помогают увидеть, как именно распределены ошибки.</w:t>
       </w:r>
     </w:p>
     <w:p>
@@ -5674,6 +6421,7 @@
         <w:pStyle w:val="21"/>
       </w:pPr>
       <w:r>
+        <w:rPr w:lang="ru-RU"/>
         <w:t>2.3.1 Фактические и прогнозные значения</w:t>
       </w:r>
     </w:p>
@@ -5683,7 +6431,16 @@
       </w:pPr>
       <w:r>
         <w:rPr w:lang="ru-RU"/>
-        <w:t>На рисунке 8 по горизонтали показаны известные значения, по вертикали – прогнозы. Хорошая модель дала бы точки около диагонали. Для модуля получилась горизонтальная линия среднего, для прочности – сильный разброс. Значит, модели слабо различают представленные материалы.</w:t>
+        <w:t>На рисунке 8 каждая точка соответствует одной строке. По горизонтали отложено известное значение свойства, по вертикали – прогноз модели. Диагональная линия показывает идеальный случай, когда прогноз равен известному ответу. Чем ближе точки к диагонали, тем точнее модель различает материалы.</w:t>
+      </w:r>
+    </w:p>
+    <w:p>
+      <w:pPr>
+        <w:pStyle w:val="RPZBody"/>
+      </w:pPr>
+      <w:r>
+        <w:rPr w:lang="ru-RU"/>
+        <w:t>Для модуля точки образуют горизонтальную линию, потому что выбранная модель выдаёт одно среднее значение. Для прочности точки широко разбросаны вокруг диагонали. На обоих графиках нет плотной полосы вдоль идеальной линии. Это показывает слабую способность выбранных моделей различать представленные строки по входным характеристикам.</w:t>
       </w:r>
     </w:p>
     <w:p>
@@ -5692,11 +6449,11 @@
         <w:ind w:firstLine="0"/>
       </w:pPr>
       <w:r>
-        <w:rPr>
+        <w:rPr w:lang="ru-RU">
           <w:noProof/>
         </w:rPr>
         <w:drawing>
-          <wp:inline distT="0" distB="0" distL="0" distR="0" wp14:anchorId="669ECDAB" wp14:editId="75451161">
+          <wp:inline distT="0" distB="0" distL="0" distR="0" wp14:anchorId="34221982" wp14:editId="1B3967E5">
             <wp:extent cx="3780000" cy="6390000"/>
             <wp:effectExtent l="0" t="0" r="0" b="0"/>
             <wp:docPr id="9" name="Picture 8"/>
@@ -5739,6 +6496,7 @@
         <w:jc w:val="center"/>
       </w:pPr>
       <w:r>
+        <w:rPr w:lang="ru-RU"/>
         <w:t>Рисунок 8 – Фактические и прогнозные значения модуля и прочности</w:t>
       </w:r>
     </w:p>
@@ -5753,7 +6511,7 @@
         <w:pStyle w:val="21"/>
       </w:pPr>
       <w:r>
-        <w:lastRenderedPageBreak/>
+        <w:rPr w:lang="ru-RU"/>
         <w:t>2.3.2 Анализ остатков</w:t>
       </w:r>
     </w:p>
@@ -5763,7 +6521,16 @@
       </w:pPr>
       <w:r>
         <w:rPr w:lang="ru-RU"/>
-        <w:t>Остаток – это известное значение свойства минус прогноз. На рисунке 9 по горизонтали показан прогноз, по вертикали – остаток. У хорошей модели точки образовали бы узкую полосу около нуля. Здесь полоса широкая и на данных для обучения, и на тестовых строках. Значит, отдельные прогнозы часто заметно отклоняются от известных значений.</w:t>
+        <w:t>Остаток – это известное значение свойства минус прогноз. Положительный остаток означает, что модель занизила ответ, отрицательный – завысила. На рисунке 9 по горизонтали показан прогноз, по вертикали – остаток. Горизонтальная линия нуля соответствует точному прогнозу.</w:t>
+      </w:r>
+    </w:p>
+    <w:p>
+      <w:pPr>
+        <w:pStyle w:val="RPZBody"/>
+      </w:pPr>
+      <w:r>
+        <w:rPr w:lang="ru-RU"/>
+        <w:t>У хорошо работающей модели точки должны образовывать узкую полосу вокруг нуля без заметного рисунка. Здесь полоса остаётся широкой и на обучающих, и на тестовых строках. Значит, отдельные прогнозы часто заметно отличаются от известных значений, а ошибка не сводится к нескольким единичным случаям.</w:t>
       </w:r>
     </w:p>
     <w:p>
@@ -5772,11 +6539,11 @@
         <w:ind w:firstLine="0"/>
       </w:pPr>
       <w:r>
-        <w:rPr>
+        <w:rPr w:lang="ru-RU">
           <w:noProof/>
         </w:rPr>
         <w:drawing>
-          <wp:inline distT="0" distB="0" distL="0" distR="0" wp14:anchorId="75B8A488" wp14:editId="478CDDA2">
+          <wp:inline distT="0" distB="0" distL="0" distR="0" wp14:anchorId="0453839A" wp14:editId="12EC6265">
             <wp:extent cx="3528000" cy="6156000"/>
             <wp:effectExtent l="0" t="0" r="0" b="0"/>
             <wp:docPr id="10" name="Picture 9"/>
@@ -5819,6 +6586,7 @@
         <w:jc w:val="center"/>
       </w:pPr>
       <w:r>
+        <w:rPr w:lang="ru-RU"/>
         <w:t>Рисунок 9 – Остатки моделей модуля и прочности на обучающей и отложенной выборках</w:t>
       </w:r>
     </w:p>
@@ -5843,7 +6611,25 @@
       </w:pPr>
       <w:r>
         <w:rPr w:lang="ru-RU"/>
-        <w:t>Чтобы понять, какие характеристики использует модель, один столбец по очереди перемешивают и снова считают RMSE [28]. Если ошибка растёт, этот столбец был полезен для прогноза. На рисунке 10 столбцы вправо от нуля означают рост ошибки, влево – её снижение. Чёрные отрезки показывают разброс десяти повторов. У прогноза среднего значения равны нулю, потому что он не использует входные характеристики. Оценка роли характеристик помогает объяснить, как модель получает прогноз [18].</w:t>
+        <w:t>Чтобы понять, на какие характеристики опирается модель, значения одного столбца перемешивают между строками и снова считают RMSE [28]. Перемешивание разрушает связь этого столбца с ответом, но оставляет остальные данные без изменений. Если ошибка после перемешивания растёт, модель использовала информацию из столбца. Этот способ объясняет поведение модели, но не доказывает, что характеристика физически вызывает изменение свойства [18].</w:t>
+      </w:r>
+    </w:p>
+    <w:p>
+      <w:pPr>
+        <w:pStyle w:val="RPZBody"/>
+      </w:pPr>
+      <w:r>
+        <w:rPr w:lang="ru-RU"/>
+        <w:t>На рисунке 10 по горизонтали показано изменение RMSE после перемешивания, по вертикали перечислены характеристики. Столбец вправо от нуля означает рост ошибки и возможную пользу характеристики. Столбец влево означает, что в данном повторе ошибка уменьшилась. Чёрные отрезки показывают разброс десяти перемешиваний. У прогноза среднего все значения равны нулю, потому что он вообще не использует входные характеристики.</w:t>
+      </w:r>
+    </w:p>
+    <w:p>
+      <w:pPr>
+        <w:pStyle w:val="RPZBody"/>
+      </w:pPr>
+      <w:r>
+        <w:rPr w:lang="ru-RU"/>
+        <w:t>Для прочности отдельные характеристики дают небольшие и нестабильные изменения ошибки. Это согласуется с общей оценкой: бустинг лишь немного лучше среднего и не обеспечивает устойчиво точные прогнозы.</w:t>
       </w:r>
     </w:p>
     <w:p>
@@ -5852,11 +6638,11 @@
         <w:ind w:firstLine="0"/>
       </w:pPr>
       <w:r>
-        <w:rPr>
+        <w:rPr w:lang="ru-RU">
           <w:noProof/>
         </w:rPr>
         <w:drawing>
-          <wp:inline distT="0" distB="0" distL="0" distR="0" wp14:anchorId="021F5CCF" wp14:editId="08381338">
+          <wp:inline distT="0" distB="0" distL="0" distR="0" wp14:anchorId="1187800E" wp14:editId="164857E1">
             <wp:extent cx="5220000" cy="3609983"/>
             <wp:effectExtent l="0" t="0" r="0" b="0"/>
             <wp:docPr id="11" name="Picture 10"/>
@@ -5915,7 +6701,7 @@
       </w:pPr>
       <w:r>
         <w:rPr w:lang="ru-RU"/>
-        <w:t>Тестовые строки взяты из тех же исходных таблиц, что и обучающие. Происхождение материалов, партии и повторные испытания неизвестны. Поэтому итог показывает качество только при данном разделении таблицы. Для вывода о других материалах нужны новые независимые данные.</w:t>
+        <w:t>Тестовые строки взяты из тех же двух исходных таблиц, что и обучающие. Происхождение материалов, партии и повторные испытания неизвестны. Поэтому шестой шаг показывает качество при данном разделении таблицы. Для вывода о других материалах нужны новые независимо собранные данные с описанными условиями испытаний.</w:t>
       </w:r>
     </w:p>
     <w:p>
@@ -5923,6 +6709,7 @@
         <w:pStyle w:val="21"/>
       </w:pPr>
       <w:r>
+        <w:rPr w:lang="ru-RU"/>
         <w:lastRenderedPageBreak/>
         <w:t>2.4 Нейронная сеть для соотношения матрица–наполнитель</w:t>
       </w:r>
@@ -5933,34 +6720,79 @@
       </w:pPr>
       <w:r>
         <w:rPr w:lang="ru-RU"/>
-        <w:t>По заданию нейронная сеть оценивает показатель «Соотношение матрица–наполнитель». Она получает остальные 12 характеристик, включая известные модуль и прочность. Сеть восстанавливает записанное значение показателя, а не подбирает состав с заданными свойствами.</w:t>
-      </w:r>
-    </w:p>
-    <w:p>
-      <w:pPr>
-        <w:pStyle w:val="RPZBody"/>
-      </w:pPr>
-      <w:r>
-        <w:rPr w:lang="ru-RU"/>
-        <w:t>Структура 12–32–16–1 означает 12 входных чисел, два внутренних слоя из 32 и 16 элементов и один ответ. Один полный просмотр обучающих строк называется эпохой. Отдельная внутренняя часть данных помогала вовремя остановить обучение. Выполнено 76 эпох, затем восстановлены лучшие веса эпохи 35.</w:t>
-      </w:r>
-    </w:p>
-    <w:p>
-      <w:pPr>
-        <w:pStyle w:val="RPZBody"/>
-      </w:pPr>
-      <w:r>
-        <w:rPr w:lang="ru-RU"/>
-        <w:t>Общий масштаб чисел рассчитан до внутреннего разделения 716 строк, поэтому внутренняя кривая не является полностью независимой проверкой. Десятикратная проверка и 307 тестовых строк оставались отделены от обучения.</w:t>
-      </w:r>
-    </w:p>
-    <w:p>
-      <w:pPr>
-        <w:pStyle w:val="RPZBody"/>
-      </w:pPr>
-      <w:r>
-        <w:rPr w:lang="ru-RU"/>
-        <w:t>Нейросеть оказалась хуже прогноза среднего. На перекрёстной проверке её RMSE равна 0,935 против 0,906, на тестовой – 0,944 против 0,926; R² сети равен −0,040. Итоговые числа приведены в таблице 8. На рисунке 11 слева показан ход обучения, справа – разброс RMSE в трёх повторах. Результат сети нельзя использовать как рекомендацию состава.</w:t>
+        <w:t>Раздел 2.4 описывает отдельное применение пятого и шестого шагов к другому прогнозируемому столбцу. По заданию нейронная сеть оценивает показатель «Соотношение матрица–наполнитель». На вход поступают остальные 12 характеристик, включая уже известные модуль и прочность. Сеть восстанавливает записанное в строке значение показателя. Она не подбирает состав с заданными свойствами.</w:t>
+      </w:r>
+    </w:p>
+    <w:p>
+      <w:pPr>
+        <w:pStyle w:val="RPZBody"/>
+      </w:pPr>
+      <w:r>
+        <w:rPr w:lang="ru-RU"/>
+        <w:t>Внешний порядок остаётся тем же. На 716 строках прогноз среднего сравнивается с MLP с помощью перекрёстной проверки. Решение принимается до обращения к 307 тестовым строкам. По средней RMSE сеть уступила прогнозу среднего, поэтому она не считается улучшением и не включается в приложение как выбранная модель.</w:t>
+      </w:r>
+    </w:p>
+    <w:p>
+      <w:pPr>
+        <w:pStyle w:val="RPZBody"/>
+      </w:pPr>
+      <w:r>
+        <w:rPr w:lang="ru-RU"/>
+        <w:t>Структура 12–32–16–1 означает 12 входных чисел, внутренний слой из 32 элементов, следующий слой из 16 элементов и один числовой ответ. Всего сеть содержит 961 настраиваемый параметр. Один полный проход по строкам, которые обновляют веса, называется эпохой.</w:t>
+      </w:r>
+    </w:p>
+    <w:p>
+      <w:pPr>
+        <w:pStyle w:val="RPZBody"/>
+      </w:pPr>
+      <w:r>
+        <w:rPr w:lang="ru-RU"/>
+        <w:t>При окончательном обучении 716 строк разделены внутри сети ещё раз: 644 строки обновляли веса, а 72 строки контролировали момент остановки. Если ошибка на этих 72 строках переставала улучшаться, обучение прекращалось, чтобы уменьшить дальнейшую подгонку. Выполнено 76 эпох, после чего восстановлены веса с лучшим внутренним результатом на эпохе 35.</w:t>
+      </w:r>
+    </w:p>
+    <w:p>
+      <w:pPr>
+        <w:pStyle w:val="RPZBody"/>
+      </w:pPr>
+      <w:r>
+        <w:rPr w:lang="ru-RU"/>
+        <w:t>У этой внутренней проверки есть ограничение. Масштаб входов и ответов был рассчитан по 716 строкам до их разделения на 644 и 72. Поэтому кривая внутренней ошибки не является полностью независимой оценкой: 72 строки уже повлияли на параметры масштаба. Она используется только для остановки обучения.</w:t>
+      </w:r>
+    </w:p>
+    <w:p>
+      <w:pPr>
+        <w:pStyle w:val="RPZBody"/>
+      </w:pPr>
+      <w:r>
+        <w:rPr w:lang="ru-RU"/>
+        <w:t>Внешние оценки защищены отдельно. В десятикратной перекрёстной проверке преобразования рассчитывались внутри обучающих частей, а 307 тестовых строк не участвовали ни в выборе, ни в остановке. Поэтому итоговый тест остаётся изолированным от обучения сети.</w:t>
+      </w:r>
+    </w:p>
+    <w:p>
+      <w:pPr>
+        <w:pStyle w:val="RPZBody"/>
+      </w:pPr>
+      <w:r>
+        <w:rPr w:lang="ru-RU"/>
+        <w:t>Результат выбора получен до итогового теста: на перекрёстной проверке RMSE сети равна 0,935, а у прогноза среднего – 0,906. Меньшее значение лучше, поэтому MLP не улучшила простой ориентир. На 307 тестовых строках её RMSE равна 0,944 против 0,926 у среднего, а R² равен −0,040. Итоговые числа приведены в таблице 8.</w:t>
+      </w:r>
+    </w:p>
+    <w:p>
+      <w:pPr>
+        <w:pStyle w:val="RPZBody"/>
+      </w:pPr>
+      <w:r>
+        <w:rPr w:lang="ru-RU"/>
+        <w:t>На рисунке 11 слева по горизонтали показан номер эпохи, по вертикали – ошибка обучения и R² на внутренней проверке. Улучшению соответствует уменьшение ошибки и рост R². График нужен, чтобы увидеть момент остановки, а не для итоговой оценки качества. Справа показаны значения RMSE перекрёстной проверки при трёх состояниях генератора: разброс отражает зависимость результата от случайного начала обучения.</w:t>
+      </w:r>
+    </w:p>
+    <w:p>
+      <w:pPr>
+        <w:pStyle w:val="RPZBody"/>
+      </w:pPr>
+      <w:r>
+        <w:rPr w:lang="ru-RU"/>
+        <w:t>Сеть не стала выбранным способом прогноза соотношения, потому что её ошибка больше ошибки среднего. Результат нельзя использовать как рекомендацию состава или как способ подобрать рецептуру материала.</w:t>
       </w:r>
     </w:p>
     <w:p>
@@ -5980,13 +6812,14 @@
         <w:tblStyle w:val="a4"/>
         <w:tblW w:w="0" w:type="auto"/>
         <w:tblInd w:w="0" w:type="dxa"/>
+        <w:tblLayout w:type="autofit"/>
         <w:tblLook w:val="04A0" w:firstRow="1" w:lastRow="0" w:firstColumn="1" w:lastColumn="0" w:noHBand="0" w:noVBand="1"/>
       </w:tblPr>
       <w:tblGrid>
+        <w:gridCol w:w="1927"/>
+        <w:gridCol w:w="1923"/>
+        <w:gridCol w:w="1927"/>
         <w:gridCol w:w="1926"/>
-        <w:gridCol w:w="1926"/>
-        <w:gridCol w:w="1926"/>
-        <w:gridCol w:w="1925"/>
         <w:gridCol w:w="1925"/>
       </w:tblGrid>
       <w:tr>
@@ -5997,14 +6830,18 @@
         <w:tc>
           <w:tcPr>
             <w:tcW w:w="1928" w:type="dxa"/>
+            <w:vAlign w:val="center"/>
+            <w:shd w:fill="F2F2F2"/>
           </w:tcPr>
           <w:p>
             <w:pPr>
               <w:keepNext/>
               <w:ind w:firstLine="0"/>
-            </w:pPr>
-            <w:r>
-              <w:rPr w:lang="ru-RU">
+              <w:jc w:val="center"/>
+            </w:pPr>
+            <w:r>
+              <w:rPr w:lang="ru-RU">
+                <w:rFonts w:ascii="Times New Roman" w:hAnsi="Times New Roman" w:eastAsia="Times New Roman"/>
                 <w:color w:val="000000"/>
                 <w:sz w:val="24"/>
               </w:rPr>
@@ -6015,14 +6852,18 @@
         <w:tc>
           <w:tcPr>
             <w:tcW w:w="1928" w:type="dxa"/>
+            <w:vAlign w:val="center"/>
+            <w:shd w:fill="F2F2F2"/>
           </w:tcPr>
           <w:p>
             <w:pPr>
               <w:keepNext/>
               <w:ind w:firstLine="0"/>
-            </w:pPr>
-            <w:r>
-              <w:rPr w:lang="ru-RU">
+              <w:jc w:val="center"/>
+            </w:pPr>
+            <w:r>
+              <w:rPr w:lang="ru-RU">
+                <w:rFonts w:ascii="Times New Roman" w:hAnsi="Times New Roman" w:eastAsia="Times New Roman"/>
                 <w:color w:val="000000"/>
                 <w:sz w:val="24"/>
               </w:rPr>
@@ -6033,10 +6874,19 @@
         <w:tc>
           <w:tcPr>
             <w:tcW w:w="1928" w:type="dxa"/>
-          </w:tcPr>
-          <w:p>
-            <w:r>
-              <w:rPr w:lang="ru-RU"/>
+            <w:vAlign w:val="center"/>
+            <w:shd w:fill="F2F2F2"/>
+          </w:tcPr>
+          <w:p>
+            <w:pPr>
+              <w:ind w:firstLine="0"/>
+              <w:jc w:val="center"/>
+            </w:pPr>
+            <w:r>
+              <w:rPr w:lang="ru-RU">
+                <w:rFonts w:ascii="Times New Roman" w:hAnsi="Times New Roman" w:eastAsia="Times New Roman"/>
+                <w:sz w:val="24"/>
+              </w:rPr>
               <w:t>RMSE, проверка</w:t>
             </w:r>
           </w:p>
@@ -6044,10 +6894,19 @@
         <w:tc>
           <w:tcPr>
             <w:tcW w:w="1928" w:type="dxa"/>
-          </w:tcPr>
-          <w:p>
-            <w:r>
-              <w:rPr w:lang="ru-RU"/>
+            <w:vAlign w:val="center"/>
+            <w:shd w:fill="F2F2F2"/>
+          </w:tcPr>
+          <w:p>
+            <w:pPr>
+              <w:ind w:firstLine="0"/>
+              <w:jc w:val="center"/>
+            </w:pPr>
+            <w:r>
+              <w:rPr w:lang="ru-RU">
+                <w:rFonts w:ascii="Times New Roman" w:hAnsi="Times New Roman" w:eastAsia="Times New Roman"/>
+                <w:sz w:val="24"/>
+              </w:rPr>
               <w:t>MAE, проверка</w:t>
             </w:r>
           </w:p>
@@ -6055,10 +6914,19 @@
         <w:tc>
           <w:tcPr>
             <w:tcW w:w="1928" w:type="dxa"/>
-          </w:tcPr>
-          <w:p>
-            <w:r>
-              <w:rPr w:lang="ru-RU"/>
+            <w:vAlign w:val="center"/>
+            <w:shd w:fill="F2F2F2"/>
+          </w:tcPr>
+          <w:p>
+            <w:pPr>
+              <w:ind w:firstLine="0"/>
+              <w:jc w:val="center"/>
+            </w:pPr>
+            <w:r>
+              <w:rPr w:lang="ru-RU">
+                <w:rFonts w:ascii="Times New Roman" w:hAnsi="Times New Roman" w:eastAsia="Times New Roman"/>
+                <w:sz w:val="24"/>
+              </w:rPr>
               <w:t>R², проверка</w:t>
             </w:r>
           </w:p>
@@ -6071,90 +6939,108 @@
         <w:tc>
           <w:tcPr>
             <w:tcW w:w="1928" w:type="dxa"/>
+            <w:vAlign w:val="center"/>
+            <w:shd/>
+          </w:tcPr>
+          <w:p>
+            <w:pPr>
+              <w:ind w:firstLine="0"/>
+              <w:jc w:val="left"/>
+            </w:pPr>
+            <w:r>
+              <w:rPr w:lang="ru-RU">
+                <w:rFonts w:ascii="Times New Roman" w:hAnsi="Times New Roman" w:eastAsia="Times New Roman"/>
+                <w:sz w:val="24"/>
+              </w:rPr>
+              <w:t>Прогноз среднего</w:t>
+            </w:r>
+          </w:p>
+        </w:tc>
+        <w:tc>
+          <w:tcPr>
+            <w:tcW w:w="1928" w:type="dxa"/>
+            <w:vAlign w:val="center"/>
+            <w:shd/>
           </w:tcPr>
           <w:p>
             <w:pPr>
               <w:keepNext/>
               <w:ind w:firstLine="0"/>
-            </w:pPr>
-            <w:r>
-              <w:rPr w:lang="ru-RU">
+              <w:jc w:val="center"/>
+            </w:pPr>
+            <w:r>
+              <w:rPr w:lang="ru-RU">
+                <w:rFonts w:ascii="Times New Roman" w:hAnsi="Times New Roman" w:eastAsia="Times New Roman"/>
                 <w:color w:val="000000"/>
                 <w:sz w:val="24"/>
               </w:rPr>
-              <w:t>1</w:t>
+              <w:t>0,907</w:t>
             </w:r>
           </w:p>
         </w:tc>
         <w:tc>
           <w:tcPr>
             <w:tcW w:w="1928" w:type="dxa"/>
+            <w:vAlign w:val="center"/>
+            <w:shd/>
           </w:tcPr>
           <w:p>
             <w:pPr>
               <w:keepNext/>
               <w:ind w:firstLine="0"/>
-            </w:pPr>
-            <w:r>
-              <w:rPr w:lang="ru-RU">
+              <w:jc w:val="center"/>
+            </w:pPr>
+            <w:r>
+              <w:rPr w:lang="ru-RU">
+                <w:rFonts w:ascii="Times New Roman" w:hAnsi="Times New Roman" w:eastAsia="Times New Roman"/>
                 <w:color w:val="000000"/>
                 <w:sz w:val="24"/>
               </w:rPr>
-              <w:t>2</w:t>
+              <w:t>0,926</w:t>
             </w:r>
           </w:p>
         </w:tc>
         <w:tc>
           <w:tcPr>
             <w:tcW w:w="1928" w:type="dxa"/>
+            <w:vAlign w:val="center"/>
+            <w:shd/>
           </w:tcPr>
           <w:p>
             <w:pPr>
               <w:keepNext/>
               <w:ind w:firstLine="0"/>
-            </w:pPr>
-            <w:r>
-              <w:rPr w:lang="ru-RU">
+              <w:jc w:val="center"/>
+            </w:pPr>
+            <w:r>
+              <w:rPr w:lang="ru-RU">
+                <w:rFonts w:ascii="Times New Roman" w:hAnsi="Times New Roman" w:eastAsia="Times New Roman"/>
                 <w:color w:val="000000"/>
                 <w:sz w:val="24"/>
               </w:rPr>
-              <w:t>3</w:t>
+              <w:t>0,752</w:t>
             </w:r>
           </w:p>
         </w:tc>
         <w:tc>
           <w:tcPr>
             <w:tcW w:w="1928" w:type="dxa"/>
+            <w:vAlign w:val="center"/>
+            <w:shd/>
           </w:tcPr>
           <w:p>
             <w:pPr>
               <w:keepNext/>
               <w:ind w:firstLine="0"/>
-            </w:pPr>
-            <w:r>
-              <w:rPr w:lang="ru-RU">
+              <w:jc w:val="left"/>
+            </w:pPr>
+            <w:r>
+              <w:rPr w:lang="ru-RU">
+                <w:rFonts w:ascii="Times New Roman" w:hAnsi="Times New Roman" w:eastAsia="Times New Roman"/>
                 <w:color w:val="000000"/>
                 <w:sz w:val="24"/>
               </w:rPr>
-              <w:t>4</w:t>
-            </w:r>
-          </w:p>
-        </w:tc>
-        <w:tc>
-          <w:tcPr>
-            <w:tcW w:w="1928" w:type="dxa"/>
-          </w:tcPr>
-          <w:p>
-            <w:pPr>
-              <w:keepNext/>
-              <w:ind w:firstLine="0"/>
-            </w:pPr>
-            <w:r>
-              <w:rPr w:lang="ru-RU">
-                <w:color w:val="000000"/>
-                <w:sz w:val="24"/>
-              </w:rPr>
-              <w:t>5</w:t>
+              <w:t>-0,001</w:t>
             </w:r>
           </w:p>
         </w:tc>
@@ -6166,171 +7052,100 @@
         <w:tc>
           <w:tcPr>
             <w:tcW w:w="1928" w:type="dxa"/>
-          </w:tcPr>
-          <w:p>
-            <w:r>
-              <w:rPr w:lang="ru-RU"/>
-              <w:t>Прогноз среднего</w:t>
+            <w:vAlign w:val="center"/>
+            <w:shd/>
+          </w:tcPr>
+          <w:p>
+            <w:pPr>
+              <w:ind w:firstLine="0"/>
+              <w:jc w:val="left"/>
+            </w:pPr>
+            <w:r>
+              <w:rPr w:lang="ru-RU">
+                <w:rFonts w:ascii="Times New Roman" w:hAnsi="Times New Roman" w:eastAsia="Times New Roman"/>
+                <w:sz w:val="24"/>
+              </w:rPr>
+              <w:t>Многослойный персептрон</w:t>
             </w:r>
           </w:p>
         </w:tc>
         <w:tc>
           <w:tcPr>
             <w:tcW w:w="1928" w:type="dxa"/>
-            <w:vAlign w:val="bottom"/>
-          </w:tcPr>
-          <w:p>
-            <w:pPr>
-              <w:keepNext/>
-              <w:ind w:firstLine="0"/>
-            </w:pPr>
-            <w:r>
-              <w:rPr w:lang="ru-RU">
+            <w:vAlign w:val="center"/>
+            <w:shd/>
+          </w:tcPr>
+          <w:p>
+            <w:pPr>
+              <w:ind w:firstLine="0"/>
+              <w:jc w:val="center"/>
+            </w:pPr>
+            <w:r>
+              <w:rPr w:lang="ru-RU">
+                <w:rFonts w:ascii="Times New Roman" w:hAnsi="Times New Roman" w:eastAsia="Times New Roman"/>
                 <w:color w:val="000000"/>
                 <w:sz w:val="24"/>
               </w:rPr>
-              <w:t>0,907</w:t>
+              <w:t>0,870</w:t>
             </w:r>
           </w:p>
         </w:tc>
         <w:tc>
           <w:tcPr>
             <w:tcW w:w="1928" w:type="dxa"/>
-            <w:vAlign w:val="bottom"/>
-          </w:tcPr>
-          <w:p>
-            <w:pPr>
-              <w:keepNext/>
-              <w:ind w:firstLine="0"/>
-            </w:pPr>
-            <w:r>
-              <w:rPr w:lang="ru-RU">
+            <w:vAlign w:val="center"/>
+            <w:shd/>
+          </w:tcPr>
+          <w:p>
+            <w:pPr>
+              <w:ind w:firstLine="0"/>
+              <w:jc w:val="center"/>
+            </w:pPr>
+            <w:r>
+              <w:rPr w:lang="ru-RU">
+                <w:rFonts w:ascii="Times New Roman" w:hAnsi="Times New Roman" w:eastAsia="Times New Roman"/>
                 <w:color w:val="000000"/>
                 <w:sz w:val="24"/>
               </w:rPr>
-              <w:t>0,926</w:t>
+              <w:t>0,944</w:t>
             </w:r>
           </w:p>
         </w:tc>
         <w:tc>
           <w:tcPr>
             <w:tcW w:w="1928" w:type="dxa"/>
-            <w:vAlign w:val="bottom"/>
-          </w:tcPr>
-          <w:p>
-            <w:pPr>
-              <w:keepNext/>
-              <w:ind w:firstLine="0"/>
-            </w:pPr>
-            <w:r>
-              <w:rPr w:lang="ru-RU">
+            <w:vAlign w:val="center"/>
+            <w:shd/>
+          </w:tcPr>
+          <w:p>
+            <w:pPr>
+              <w:ind w:firstLine="0"/>
+              <w:jc w:val="center"/>
+            </w:pPr>
+            <w:r>
+              <w:rPr w:lang="ru-RU">
+                <w:rFonts w:ascii="Times New Roman" w:hAnsi="Times New Roman" w:eastAsia="Times New Roman"/>
                 <w:color w:val="000000"/>
                 <w:sz w:val="24"/>
               </w:rPr>
-              <w:t>0,752</w:t>
+              <w:t>0,777</w:t>
             </w:r>
           </w:p>
         </w:tc>
         <w:tc>
           <w:tcPr>
             <w:tcW w:w="1928" w:type="dxa"/>
-            <w:vAlign w:val="bottom"/>
-          </w:tcPr>
-          <w:p>
-            <w:pPr>
-              <w:keepNext/>
-              <w:ind w:firstLine="0"/>
-            </w:pPr>
-            <w:r>
-              <w:rPr w:lang="ru-RU">
-                <w:color w:val="000000"/>
-                <w:sz w:val="24"/>
-              </w:rPr>
-              <w:t>-0,001</w:t>
-            </w:r>
-          </w:p>
-        </w:tc>
-      </w:tr>
-      <w:tr>
-        <w:trPr>
-          <w:cantSplit/>
-        </w:trPr>
-        <w:tc>
-          <w:tcPr>
-            <w:tcW w:w="1928" w:type="dxa"/>
-          </w:tcPr>
-          <w:p>
-            <w:r>
-              <w:rPr w:lang="ru-RU"/>
-              <w:t>Многослойный персептрон</w:t>
-            </w:r>
-          </w:p>
-        </w:tc>
-        <w:tc>
-          <w:tcPr>
-            <w:tcW w:w="1928" w:type="dxa"/>
-            <w:vAlign w:val="bottom"/>
-          </w:tcPr>
-          <w:p>
-            <w:pPr>
-              <w:ind w:firstLine="0"/>
-            </w:pPr>
-            <w:r>
-              <w:rPr w:lang="ru-RU">
-                <w:color w:val="000000"/>
-                <w:sz w:val="24"/>
-              </w:rPr>
-              <w:t>0,870</w:t>
-            </w:r>
-          </w:p>
-        </w:tc>
-        <w:tc>
-          <w:tcPr>
-            <w:tcW w:w="1928" w:type="dxa"/>
-            <w:vAlign w:val="bottom"/>
-          </w:tcPr>
-          <w:p>
-            <w:pPr>
-              <w:ind w:firstLine="0"/>
-            </w:pPr>
-            <w:r>
-              <w:rPr w:lang="ru-RU">
-                <w:color w:val="000000"/>
-                <w:sz w:val="24"/>
-              </w:rPr>
-              <w:t>0,944</w:t>
-            </w:r>
-          </w:p>
-        </w:tc>
-        <w:tc>
-          <w:tcPr>
-            <w:tcW w:w="1928" w:type="dxa"/>
-            <w:vAlign w:val="bottom"/>
-          </w:tcPr>
-          <w:p>
-            <w:pPr>
-              <w:ind w:firstLine="0"/>
-            </w:pPr>
-            <w:r>
-              <w:rPr w:lang="ru-RU">
-                <w:color w:val="000000"/>
-                <w:sz w:val="24"/>
-              </w:rPr>
-              <w:t>0,777</w:t>
-            </w:r>
-          </w:p>
-        </w:tc>
-        <w:tc>
-          <w:tcPr>
-            <w:tcW w:w="1928" w:type="dxa"/>
-            <w:vAlign w:val="bottom"/>
-          </w:tcPr>
-          <w:p>
-            <w:pPr>
-              <w:ind w:firstLine="0"/>
-            </w:pPr>
-            <w:r>
-              <w:rPr w:lang="ru-RU">
+            <w:vAlign w:val="center"/>
+            <w:shd/>
+          </w:tcPr>
+          <w:p>
+            <w:pPr>
+              <w:ind w:firstLine="0"/>
+              <w:jc w:val="left"/>
+            </w:pPr>
+            <w:r>
+              <w:rPr w:lang="ru-RU">
+                <w:rFonts w:ascii="Times New Roman" w:hAnsi="Times New Roman" w:eastAsia="Times New Roman"/>
                 <w:color w:val="000000"/>
                 <w:sz w:val="24"/>
               </w:rPr>
@@ -6353,11 +7168,12 @@
         <w:ind w:firstLine="0"/>
       </w:pPr>
       <w:r>
-        <w:rPr>
+        <w:rPr w:lang="ru-RU">
           <w:noProof/>
         </w:rPr>
+        <w:lastRenderedPageBreak/>
         <w:drawing>
-          <wp:inline distT="0" distB="0" distL="0" distR="0" wp14:anchorId="6A4610A7" wp14:editId="1CF9C82D">
+          <wp:inline distT="0" distB="0" distL="0" distR="0" wp14:anchorId="70600E74" wp14:editId="30176F6E">
             <wp:extent cx="5760000" cy="2250108"/>
             <wp:effectExtent l="0" t="0" r="0" b="0"/>
             <wp:docPr id="12" name="Picture 11"/>
@@ -6400,6 +7216,7 @@
         <w:jc w:val="center"/>
       </w:pPr>
       <w:r>
+        <w:rPr w:lang="ru-RU"/>
         <w:t>Рисунок 11 – Диагностика обучения MLP и вариативность перекрёстной проверки при трёх состояниях генератора</w:t>
       </w:r>
     </w:p>
@@ -6414,6 +7231,7 @@
         <w:pStyle w:val="21"/>
       </w:pPr>
       <w:r>
+        <w:rPr w:lang="ru-RU"/>
         <w:t>2.5 Разработка приложения</w:t>
       </w:r>
     </w:p>
@@ -6423,16 +7241,25 @@
       </w:pPr>
       <w:r>
         <w:rPr w:lang="ru-RU"/>
-        <w:t>Приложение показывает работу двух основных моделей. Пользователь вводит 11 характеристик, программа проверяет значения и выдаёт прогноз модуля и прочности при растяжении. Нейросеть для отношения в приложение не включена. Для значений формы по умолчанию получены 73,2073 ГПа и 2502,06 МПа. Это пример работы интерфейса, а не результат испытания конкретного материала.</w:t>
-      </w:r>
-    </w:p>
-    <w:p>
-      <w:pPr>
-        <w:pStyle w:val="RPZBody"/>
-      </w:pPr>
-      <w:r>
-        <w:rPr w:lang="ru-RU"/>
-        <w:t>Команды запуска приведены в README. После запуска приложение открывается в браузере по адресу http://localhost:8501. Пользователь заменяет значения формы и нажимает кнопку «Прогноз». Если значение выходит за диапазон, встречавшийся при обучении, программа предупреждает, что модель не проверялась в этой области.</w:t>
+        <w:t>Раздел 2.5 соответствует седьмому шагу общей карты: две выбранные прямые модели включены в демонстрационное приложение. Пользователь вводит 11 характеристик одного набора данных. Программа проверяет заполнение и диапазоны, затем выдаёт прогноз модуля и прочности при растяжении.</w:t>
+      </w:r>
+    </w:p>
+    <w:p>
+      <w:pPr>
+        <w:pStyle w:val="RPZBody"/>
+      </w:pPr>
+      <w:r>
+        <w:rPr w:lang="ru-RU"/>
+        <w:t>Нейронная сеть для соотношения в приложение не включена, потому что она решает отдельную задачу и уступила прогнозу среднего. Для значений формы по умолчанию приложение выдаёт 73,2073 ГПа и 2502,06 МПа. Эти числа подтверждают работу интерфейса с сохранёнными моделями, но не являются результатом физического испытания конкретного материала.</w:t>
+      </w:r>
+    </w:p>
+    <w:p>
+      <w:pPr>
+        <w:pStyle w:val="RPZBody"/>
+      </w:pPr>
+      <w:r>
+        <w:rPr w:lang="ru-RU"/>
+        <w:t>Команды запуска приведены в README. После запуска приложение открывается в браузере по адресу http://localhost:8501. Пользователь заменяет значения формы и нажимает кнопку «Прогноз». Если введённое число выходит за диапазон, встречавшийся в 716 обучающих строках, программа предупреждает, что модель не проверялась в этой области. Такое предупреждение помогает не воспринимать экстраполяцию как подтверждённый результат.</w:t>
       </w:r>
     </w:p>
     <w:p>
@@ -6450,7 +7277,16 @@
       </w:pPr>
       <w:r>
         <w:rPr w:lang="ru-RU"/>
-        <w:t>Исходный код, данные, модели и документы размещены в открытом репозитории. Профиль: https://github.com/fpvcstep. Репозиторий: https://github.com/fpvcstep/composites-property-prediction. История изменений: https://github.com/fpvcstep/composites-property-prediction/commits/main [20]. Команды запуска и повторения расчётов приведены в README.</w:t>
+        <w:t>Раздел 2.6 соответствует восьмому шагу общей карты: результаты сохранены в удалённом репозитории. Исходный код, данные, модели и итоговые документы размещены вместе, а README связывает их с командами запуска и повторения расчётов. Такой состав поддерживает воспроизводимость работы [20].</w:t>
+      </w:r>
+    </w:p>
+    <w:p>
+      <w:pPr>
+        <w:pStyle w:val="RPZBody"/>
+      </w:pPr>
+      <w:r>
+        <w:rPr w:lang="ru-RU"/>
+        <w:t>Профиль: https://github.com/fpvcstep. Репозиторий: https://github.com/fpvcstep/composites-property-prediction. История изменений: https://github.com/fpvcstep/composites-property-prediction/commits/main. Репозиторий фиксирует не только итоговые файлы, но и последовательность изменений проекта.</w:t>
       </w:r>
     </w:p>
     <w:p>
@@ -6459,6 +7295,7 @@
         <w:pageBreakBefore/>
       </w:pPr>
       <w:r>
+        <w:rPr w:lang="ru-RU"/>
         <w:lastRenderedPageBreak/>
         <w:t>ЗАКЛЮЧЕНИЕ</w:t>
       </w:r>
@@ -6469,58 +7306,66 @@
       </w:pPr>
       <w:r>
         <w:rPr w:lang="ru-RU"/>
-        <w:t>В работе две исходные таблицы объединены и проверены. Получены 1023 строки и 13 содержательных столбцов. Для разработки моделей использованы 716 строк, для итоговой проверки – 307. Пропусков и полных повторов строк не найдено.</w:t>
-      </w:r>
-    </w:p>
-    <w:p>
-      <w:pPr>
-        <w:pStyle w:val="RPZBody"/>
-      </w:pPr>
-      <w:r>
-        <w:rPr w:lang="ru-RU"/>
-        <w:t>Для модуля и прочности использованы 11 входных характеристик: из 13 столбцов исключены оба конечных свойства. Для отдельной задачи отношения использованы остальные 12 характеристик. Удаление необычных строк не улучшило результат, поэтому в итоговом варианте они сохранены.</w:t>
-      </w:r>
-    </w:p>
-    <w:p>
-      <w:pPr>
-        <w:pStyle w:val="RPZBody"/>
-      </w:pPr>
-      <w:r>
-        <w:rPr w:lang="ru-RU"/>
-        <w:t>Для модуля ни один испытанный сложный метод не превзошёл прогноз среднего. Для прочности выбран градиентный бустинг, но он оказался лучше среднего только в 4 из 10 проверок. Итоговые ошибки приведены в таблицах 6 и 7. Они показывают, что высокая практическая точность не подтверждена.</w:t>
-      </w:r>
-    </w:p>
-    <w:p>
-      <w:pPr>
-        <w:pStyle w:val="RPZBody"/>
-      </w:pPr>
-      <w:r>
-        <w:rPr w:lang="ru-RU"/>
-        <w:t>Нейронная сеть оценивала соотношение матрицы и наполнителя по 12 известным характеристикам, включая модуль и прочность. Она ошибалась больше прогноза среднего. Поэтому результат сети нельзя считать надёжной рекомендацией соотношения компонентов или способом подобрать рецептуру.</w:t>
-      </w:r>
-    </w:p>
-    <w:p>
-      <w:pPr>
-        <w:pStyle w:val="RPZBody"/>
-      </w:pPr>
-      <w:r>
-        <w:rPr w:lang="ru-RU"/>
-        <w:t>Приложение позволяет ввести 11 характеристик и получить два основных прогноза. Эти значения показывают работу моделей, но не заменяют испытания. Полученное качество относится к испытанным методам и предоставленным таблицам. Для более надёжных выводов нужны сведения о происхождении материалов и условиях испытаний, а также новые независимые примеры.</w:t>
+        <w:t>Работа выполнена по единой последовательности от проверки данных до приложения. Две исходные таблицы объединены по индексу. Получены 1023 строки и 13 содержательных столбцов. Для анализа, подготовки и выбора моделей использованы 716 строк, а 307 строк были заранее отделены для однократной итоговой проверки. Пропусков и полных повторов строк не найдено.</w:t>
+      </w:r>
+    </w:p>
+    <w:p>
+      <w:pPr>
+        <w:pStyle w:val="RPZBody"/>
+      </w:pPr>
+      <w:r>
+        <w:rPr w:lang="ru-RU"/>
+        <w:t>Для модуля и прочности использованы 11 входных характеристик: из 13 столбцов исключены оба конечных свойства. Для отдельной задачи соотношения использованы остальные 12 характеристик. Необычные значения были помечены и проверены отдельным вариантом обучения. Фильтрация не уменьшила проверочную ошибку выбранных решений, поэтому для итоговых моделей выбран вариант без удаления строк.</w:t>
+      </w:r>
+    </w:p>
+    <w:p>
+      <w:pPr>
+        <w:pStyle w:val="RPZBody"/>
+      </w:pPr>
+      <w:r>
+        <w:rPr w:lang="ru-RU"/>
+        <w:t>Для модуля ни один испытанный сложный метод не превзошёл прогноз среднего. На тесте RMSE выбранного прогноза равна 3,178 ГПа, MAE – 2,556 ГПа, R² – −0,016. Для прочности выбран градиентный бустинг, но он оказался лучше среднего только в 4 из 10 проверок. На тесте его RMSE равна 471,410 МПа, MAE – 380,152 МПа, R² – 0,008. Эти результаты не подтверждают высокую практическую точность.</w:t>
+      </w:r>
+    </w:p>
+    <w:p>
+      <w:pPr>
+        <w:pStyle w:val="RPZBody"/>
+      </w:pPr>
+      <w:r>
+        <w:rPr w:lang="ru-RU"/>
+        <w:t>Нейронная сеть оценивала записанное соотношение матрицы и наполнителя по 12 известным характеристикам, включая модуль и прочность. На перекрёстной проверке и на тесте она ошибалась больше прогноза среднего. Поэтому сеть не выбрана как улучшение, а её результат нельзя считать надёжной рекомендацией соотношения компонентов или способом подобрать рецептуру.</w:t>
+      </w:r>
+    </w:p>
+    <w:p>
+      <w:pPr>
+        <w:pStyle w:val="RPZBody"/>
+      </w:pPr>
+      <w:r>
+        <w:rPr w:lang="ru-RU"/>
+        <w:t>В приложении пользователь вводит 11 характеристик и получает два основных прогноза. Интерфейс показывает полный путь от сохранённой модели до ответа, но не заменяет физические испытания. Полученное качество относится к испытанным методам и предоставленным таблицам. Для более надёжных выводов нужны сведения о происхождении материалов и условиях испытаний, а также новые независимые примеры.</w:t>
       </w:r>
     </w:p>
     <w:p>
       <w:pPr>
         <w:pStyle w:val="11"/>
         <w:pageBreakBefore/>
-      </w:pPr>
-      <w:r>
+        <w:rPr>
+          <w:lang w:val="en-US"/>
+        </w:rPr>
+      </w:pPr>
+      <w:r>
+        <w:rPr w:lang="ru-RU"/>
         <w:lastRenderedPageBreak/>
         <w:t>БИБЛИОГРАФИЧЕСКИЙ</w:t>
       </w:r>
       <w:r>
+        <w:rPr w:lang="ru-RU">
+          <w:lang w:val="en-US"/>
+        </w:rPr>
         <w:t xml:space="preserve"> </w:t>
       </w:r>
       <w:r>
+        <w:rPr w:lang="ru-RU"/>
         <w:t>СПИСОК</w:t>
       </w:r>
     </w:p>
@@ -6533,28 +7378,37 @@
         </w:rPr>
       </w:pPr>
       <w:r>
+        <w:rPr w:lang="ru-RU">
+          <w:lang w:val="en-US"/>
+        </w:rPr>
         <w:t xml:space="preserve">1 </w:t>
       </w:r>
       <w:r>
-        <w:rPr>
+        <w:rPr w:lang="ru-RU">
           <w:lang w:val="en-US"/>
         </w:rPr>
         <w:t>ASTM</w:t>
       </w:r>
       <w:r>
+        <w:rPr w:lang="ru-RU">
+          <w:lang w:val="en-US"/>
+        </w:rPr>
         <w:t xml:space="preserve"> </w:t>
       </w:r>
       <w:r>
-        <w:rPr>
+        <w:rPr w:lang="ru-RU">
           <w:lang w:val="en-US"/>
         </w:rPr>
         <w:t>International</w:t>
       </w:r>
       <w:r>
+        <w:rPr w:lang="ru-RU">
+          <w:lang w:val="en-US"/>
+        </w:rPr>
         <w:t xml:space="preserve">. </w:t>
       </w:r>
       <w:r>
-        <w:rPr>
+        <w:rPr w:lang="ru-RU">
           <w:lang w:val="en-US"/>
         </w:rPr>
         <w:t>ASTM D3039/D3039M-17(2025): Standard Test Method for Tensile Properties of Polymer Matrix Composite Materials. 2025. DOI: 10.1520/D3039_D3039M-17R25.</w:t>
@@ -6569,25 +7423,27 @@
         </w:rPr>
       </w:pPr>
       <w:r>
-        <w:rPr>
+        <w:rPr w:lang="ru-RU">
           <w:lang w:val="en-US"/>
         </w:rPr>
         <w:t xml:space="preserve">2 International Organization for Standardization. ISO 527-4:2023 Plastics – Determination of tensile properties – Part 4: Test conditions for isotropic and orthotropic fibre-reinforced plastic composites. ISO, 2023. https://www.iso.org/standard/85809.html. </w:t>
       </w:r>
       <w:r>
+        <w:rPr w:lang="ru-RU"/>
         <w:t>Дата</w:t>
       </w:r>
       <w:r>
-        <w:rPr>
+        <w:rPr w:lang="ru-RU">
           <w:lang w:val="en-US"/>
         </w:rPr>
         <w:t xml:space="preserve"> </w:t>
       </w:r>
       <w:r>
+        <w:rPr w:lang="ru-RU"/>
         <w:t>обращения</w:t>
       </w:r>
       <w:r>
-        <w:rPr>
+        <w:rPr w:lang="ru-RU">
           <w:lang w:val="en-US"/>
         </w:rPr>
         <w:t>: 24.09.2026.</w:t>
@@ -6602,25 +7458,27 @@
         </w:rPr>
       </w:pPr>
       <w:r>
-        <w:rPr>
+        <w:rPr w:lang="ru-RU">
           <w:lang w:val="en-US"/>
         </w:rPr>
         <w:t xml:space="preserve">3 International Organization for Standardization. ISO 527-5:2021 Plastics – Determination of tensile properties – Part 5: Test conditions for unidirectional fibre-reinforced plastic composites. ISO, 2021. https://www.iso.org/standard/80370.html. </w:t>
       </w:r>
       <w:r>
+        <w:rPr w:lang="ru-RU"/>
         <w:t>Дата</w:t>
       </w:r>
       <w:r>
-        <w:rPr>
+        <w:rPr w:lang="ru-RU">
           <w:lang w:val="en-US"/>
         </w:rPr>
         <w:t xml:space="preserve"> </w:t>
       </w:r>
       <w:r>
+        <w:rPr w:lang="ru-RU"/>
         <w:t>обращения</w:t>
       </w:r>
       <w:r>
-        <w:rPr>
+        <w:rPr w:lang="ru-RU">
           <w:lang w:val="en-US"/>
         </w:rPr>
         <w:t>: 24.09.2026.</w:t>
@@ -6635,7 +7493,7 @@
         </w:rPr>
       </w:pPr>
       <w:r>
-        <w:rPr>
+        <w:rPr w:lang="ru-RU">
           <w:lang w:val="en-US"/>
         </w:rPr>
         <w:t>4 ASTM International. ASTM D3171-22: Standard Test Methods for Constituent Content of Composite Materials. 2022. DOI: 10.1520/D3171-22.</w:t>
@@ -6650,7 +7508,7 @@
         </w:rPr>
       </w:pPr>
       <w:r>
-        <w:rPr>
+        <w:rPr w:lang="ru-RU">
           <w:lang w:val="en-US"/>
         </w:rPr>
         <w:t>5 ASTM International. ASTM D5229/D5229M-20: Standard Test Method for Moisture Absorption Properties and Equilibrium Conditioning of Polymer Matrix Composite Materials. 2020. DOI: 10.1520/D5229_D5229M-20.</w:t>
@@ -6665,7 +7523,7 @@
         </w:rPr>
       </w:pPr>
       <w:r>
-        <w:rPr>
+        <w:rPr w:lang="ru-RU">
           <w:lang w:val="en-US"/>
         </w:rPr>
         <w:t>6 Breiman L. Random Forests. Machine Learning 45, 5–32, 2001. DOI: 10.1023/A:1010933404324.</w:t>
@@ -6680,7 +7538,7 @@
         </w:rPr>
       </w:pPr>
       <w:r>
-        <w:rPr>
+        <w:rPr w:lang="ru-RU">
           <w:lang w:val="en-US"/>
         </w:rPr>
         <w:t>7 Browning C.E., Husman G.E., Whitney J.M. Moisture Effects in Epoxy Matrix Composites. Composite Materials: Testing and Design (Fourth Conference), ASTM STP 617, 1977, pp. 481–496. DOI: 10.1520/STP26961S.</w:t>
@@ -6695,7 +7553,7 @@
         </w:rPr>
       </w:pPr>
       <w:r>
-        <w:rPr>
+        <w:rPr w:lang="ru-RU">
           <w:lang w:val="en-US"/>
         </w:rPr>
         <w:t>8 Campbell F.C. Manufacturing Processes for Advanced Composites. Elsevier Science, 2003. DOI: 10.1016/B978-1-85617-415-2.X5000-X.</w:t>
@@ -6710,25 +7568,27 @@
         </w:rPr>
       </w:pPr>
       <w:r>
-        <w:rPr>
+        <w:rPr w:lang="ru-RU">
           <w:lang w:val="en-US"/>
         </w:rPr>
         <w:t xml:space="preserve">9 Cawley G.C., Talbot N.L.C. On Over-fitting in Model Selection and Subsequent Selection Bias in Performance Evaluation. Journal of Machine Learning Research 11, 2079–2107, 2010. https://www.jmlr.org/papers/v11/cawley10a.html. </w:t>
       </w:r>
       <w:r>
+        <w:rPr w:lang="ru-RU"/>
         <w:t>Дата</w:t>
       </w:r>
       <w:r>
-        <w:rPr>
+        <w:rPr w:lang="ru-RU">
           <w:lang w:val="en-US"/>
         </w:rPr>
         <w:t xml:space="preserve"> </w:t>
       </w:r>
       <w:r>
+        <w:rPr w:lang="ru-RU"/>
         <w:t>обращения</w:t>
       </w:r>
       <w:r>
-        <w:rPr>
+        <w:rPr w:lang="ru-RU">
           <w:lang w:val="en-US"/>
         </w:rPr>
         <w:t>: 24.09.2026.</w:t>
@@ -6743,7 +7603,7 @@
         </w:rPr>
       </w:pPr>
       <w:r>
-        <w:rPr>
+        <w:rPr w:lang="ru-RU">
           <w:lang w:val="en-US"/>
         </w:rPr>
         <w:lastRenderedPageBreak/>
@@ -6759,7 +7619,7 @@
         </w:rPr>
       </w:pPr>
       <w:r>
-        <w:rPr>
+        <w:rPr w:lang="ru-RU">
           <w:lang w:val="en-US"/>
         </w:rPr>
         <w:t>11 Cortes C., Vapnik V. Support-Vector Networks. Machine Learning 20, 273–297, 1995. DOI: 10.1007/BF00994018.</w:t>
@@ -6774,25 +7634,27 @@
         </w:rPr>
       </w:pPr>
       <w:r>
-        <w:rPr>
+        <w:rPr w:lang="ru-RU">
           <w:lang w:val="en-US"/>
         </w:rPr>
         <w:t xml:space="preserve">12 Drucker H., Burges C.J.C., Kaufman L. et al. Support Vector Regression Machines. Advances in Neural Information Processing Systems 9, 1996. https://papers.nips.cc/paper/1996/hash/d38901788c533e8286cb6400b40b386d-Abstract.html. </w:t>
       </w:r>
       <w:r>
+        <w:rPr w:lang="ru-RU"/>
         <w:t>Дата</w:t>
       </w:r>
       <w:r>
-        <w:rPr>
+        <w:rPr w:lang="ru-RU">
           <w:lang w:val="en-US"/>
         </w:rPr>
         <w:t xml:space="preserve"> </w:t>
       </w:r>
       <w:r>
+        <w:rPr w:lang="ru-RU"/>
         <w:t>обращения</w:t>
       </w:r>
       <w:r>
-        <w:rPr>
+        <w:rPr w:lang="ru-RU">
           <w:lang w:val="en-US"/>
         </w:rPr>
         <w:t>: 24.09.2026.</w:t>
@@ -6807,7 +7669,7 @@
         </w:rPr>
       </w:pPr>
       <w:r>
-        <w:rPr>
+        <w:rPr w:lang="ru-RU">
           <w:lang w:val="en-US"/>
         </w:rPr>
         <w:t>13 Friedman J.H. Greedy Function Approximation: A Gradient Boosting Machine. The Annals of Statistics 29(5), 1189–1232, 2001. DOI: 10.1214/aos/1013203451.</w:t>
@@ -6822,25 +7684,27 @@
         </w:rPr>
       </w:pPr>
       <w:r>
-        <w:rPr>
+        <w:rPr w:lang="ru-RU">
           <w:lang w:val="en-US"/>
         </w:rPr>
         <w:t xml:space="preserve">14 Gibson R.F. Principles of Composite Material Mechanics. CRC Press, 2016. https://www.routledge.com/Principles-of-Composite-Material-Mechanics-Fourth-Edition-4th-Edition/Gibson/p/book/9781498720694. </w:t>
       </w:r>
       <w:r>
+        <w:rPr w:lang="ru-RU"/>
         <w:t>Дата</w:t>
       </w:r>
       <w:r>
-        <w:rPr>
+        <w:rPr w:lang="ru-RU">
           <w:lang w:val="en-US"/>
         </w:rPr>
         <w:t xml:space="preserve"> </w:t>
       </w:r>
       <w:r>
+        <w:rPr w:lang="ru-RU"/>
         <w:t>обращения</w:t>
       </w:r>
       <w:r>
-        <w:rPr>
+        <w:rPr w:lang="ru-RU">
           <w:lang w:val="en-US"/>
         </w:rPr>
         <w:t>: 24.09.2026.</w:t>
@@ -6855,7 +7719,7 @@
         </w:rPr>
       </w:pPr>
       <w:r>
-        <w:rPr>
+        <w:rPr w:lang="ru-RU">
           <w:lang w:val="en-US"/>
         </w:rPr>
         <w:t>15 Hoerl A.E., Kennard R.W. Ridge Regression: Biased Estimation for Nonorthogonal Problems. Technometrics 12(1), 55–67, 1970. DOI: 10.1080/00401706.1970.10488634.</w:t>
@@ -6870,7 +7734,7 @@
         </w:rPr>
       </w:pPr>
       <w:r>
-        <w:rPr>
+        <w:rPr w:lang="ru-RU">
           <w:lang w:val="en-US"/>
         </w:rPr>
         <w:t>16 Jones F.R. Composites Science, Technology, and Engineering. Cambridge University Press, 2022. DOI: 10.1017/9781139565943.</w:t>
@@ -6885,25 +7749,27 @@
         </w:rPr>
       </w:pPr>
       <w:r>
-        <w:rPr>
+        <w:rPr w:lang="ru-RU">
           <w:lang w:val="en-US"/>
         </w:rPr>
         <w:t xml:space="preserve">17 Kohavi R. A Study of Cross-Validation and Bootstrap for Accuracy Estimation and Model Selection. Proceedings of IJCAI 1995, 1137–1143. https://www.ijcai.org/Proceedings/95-2/Papers/016.pdf. </w:t>
       </w:r>
       <w:r>
+        <w:rPr w:lang="ru-RU"/>
         <w:t>Дата</w:t>
       </w:r>
       <w:r>
-        <w:rPr>
+        <w:rPr w:lang="ru-RU">
           <w:lang w:val="en-US"/>
         </w:rPr>
         <w:t xml:space="preserve"> </w:t>
       </w:r>
       <w:r>
+        <w:rPr w:lang="ru-RU"/>
         <w:t>обращения</w:t>
       </w:r>
       <w:r>
-        <w:rPr>
+        <w:rPr w:lang="ru-RU">
           <w:lang w:val="en-US"/>
         </w:rPr>
         <w:t>: 24.09.2026.</w:t>
@@ -6918,25 +7784,27 @@
         </w:rPr>
       </w:pPr>
       <w:r>
-        <w:rPr>
+        <w:rPr w:lang="ru-RU">
           <w:lang w:val="en-US"/>
         </w:rPr>
         <w:t xml:space="preserve">18 Lundberg S.M., Lee S. A Unified Approach to Interpreting Model Predictions. Advances in Neural Information Processing Systems 30, 2017. https://papers.nips.cc/paper/2017/hash/8a20a8621978632d76c43dfd28b67767-Abstract.html. </w:t>
       </w:r>
       <w:r>
+        <w:rPr w:lang="ru-RU"/>
         <w:t>Дата</w:t>
       </w:r>
       <w:r>
-        <w:rPr>
+        <w:rPr w:lang="ru-RU">
           <w:lang w:val="en-US"/>
         </w:rPr>
         <w:t xml:space="preserve"> </w:t>
       </w:r>
       <w:r>
+        <w:rPr w:lang="ru-RU"/>
         <w:t>обращения</w:t>
       </w:r>
       <w:r>
-        <w:rPr>
+        <w:rPr w:lang="ru-RU">
           <w:lang w:val="en-US"/>
         </w:rPr>
         <w:t>: 24.09.2026.</w:t>
@@ -6951,26 +7819,28 @@
         </w:rPr>
       </w:pPr>
       <w:r>
-        <w:rPr>
+        <w:rPr w:lang="ru-RU">
           <w:lang w:val="en-US"/>
         </w:rPr>
         <w:lastRenderedPageBreak/>
         <w:t xml:space="preserve">19 Pedregosa F., Varoquaux G., Gramfort A. et al. Scikit-learn: Machine Learning in Python. Journal of Machine Learning Research 12, 2825–2830, 2011. https://www.jmlr.org/papers/v12/pedregosa11a.html. </w:t>
       </w:r>
       <w:r>
+        <w:rPr w:lang="ru-RU"/>
         <w:t>Дата</w:t>
       </w:r>
       <w:r>
-        <w:rPr>
+        <w:rPr w:lang="ru-RU">
           <w:lang w:val="en-US"/>
         </w:rPr>
         <w:t xml:space="preserve"> </w:t>
       </w:r>
       <w:r>
+        <w:rPr w:lang="ru-RU"/>
         <w:t>обращения</w:t>
       </w:r>
       <w:r>
-        <w:rPr>
+        <w:rPr w:lang="ru-RU">
           <w:lang w:val="en-US"/>
         </w:rPr>
         <w:t>: 24.09.2026.</w:t>
@@ -6985,25 +7855,27 @@
         </w:rPr>
       </w:pPr>
       <w:r>
-        <w:rPr>
+        <w:rPr w:lang="ru-RU">
           <w:lang w:val="en-US"/>
         </w:rPr>
         <w:t xml:space="preserve">20 Pineau J., Vincent-Lamarre P., Sinha K. et al. Improving Reproducibility in Machine Learning Research: A Report from the NeurIPS 2019 Reproducibility Program. Journal of Machine Learning Research 22(164), 1–20, 2021. https://jmlr.org/papers/v22/20-303.html. </w:t>
       </w:r>
       <w:r>
+        <w:rPr w:lang="ru-RU"/>
         <w:t>Дата</w:t>
       </w:r>
       <w:r>
-        <w:rPr>
+        <w:rPr w:lang="ru-RU">
           <w:lang w:val="en-US"/>
         </w:rPr>
         <w:t xml:space="preserve"> </w:t>
       </w:r>
       <w:r>
+        <w:rPr w:lang="ru-RU"/>
         <w:t>обращения</w:t>
       </w:r>
       <w:r>
-        <w:rPr>
+        <w:rPr w:lang="ru-RU">
           <w:lang w:val="en-US"/>
         </w:rPr>
         <w:t>: 24.09.2026.</w:t>
@@ -7018,7 +7890,7 @@
         </w:rPr>
       </w:pPr>
       <w:r>
-        <w:rPr>
+        <w:rPr w:lang="ru-RU">
           <w:lang w:val="en-US"/>
         </w:rPr>
         <w:t>21 Pinnell M., Fields R., Zabora R. Results of an Interlaboratory Study of the ASTM Standard Test Method for Tensile Properties of Polymer Matrix Composites D 3039. Journal of Testing and Evaluation 33(1), 2005. DOI: 10.1520/JTE12521.</w:t>
@@ -7033,7 +7905,7 @@
         </w:rPr>
       </w:pPr>
       <w:r>
-        <w:rPr>
+        <w:rPr w:lang="ru-RU">
           <w:lang w:val="en-US"/>
         </w:rPr>
         <w:t>22 Rumelhart D.E., Hinton G.E., Williams R.J. Learning Representations by Back-propagating Errors. Nature 323, 533–536, 1986. DOI: 10.1038/323533a0.</w:t>
@@ -7048,25 +7920,27 @@
         </w:rPr>
       </w:pPr>
       <w:r>
-        <w:rPr>
+        <w:rPr w:lang="ru-RU">
           <w:lang w:val="en-US"/>
         </w:rPr>
         <w:t xml:space="preserve">23 Srivastava N., Hinton G., Krizhevsky A. et al. Dropout: A Simple Way to Prevent Neural Networks from Overfitting. Journal of Machine Learning Research 15, 1929–1958, 2014. https://www.jmlr.org/papers/v15/srivastava14a.html. </w:t>
       </w:r>
       <w:r>
+        <w:rPr w:lang="ru-RU"/>
         <w:t>Дата</w:t>
       </w:r>
       <w:r>
-        <w:rPr>
+        <w:rPr w:lang="ru-RU">
           <w:lang w:val="en-US"/>
         </w:rPr>
         <w:t xml:space="preserve"> </w:t>
       </w:r>
       <w:r>
+        <w:rPr w:lang="ru-RU"/>
         <w:t>обращения</w:t>
       </w:r>
       <w:r>
-        <w:rPr>
+        <w:rPr w:lang="ru-RU">
           <w:lang w:val="en-US"/>
         </w:rPr>
         <w:t>: 24.09.2026.</w:t>
@@ -7081,7 +7955,7 @@
         </w:rPr>
       </w:pPr>
       <w:r>
-        <w:rPr>
+        <w:rPr w:lang="ru-RU">
           <w:lang w:val="en-US"/>
         </w:rPr>
         <w:t>24 Varma S., Simon R. Bias in Error Estimation When Using Cross-Validation for Model Selection. BMC Bioinformatics 7, 91, 2006. DOI: 10.1186/1471-2105-7-91.</w:t>
@@ -7096,25 +7970,27 @@
         </w:rPr>
       </w:pPr>
       <w:r>
-        <w:rPr>
+        <w:rPr w:lang="ru-RU">
           <w:lang w:val="en-US"/>
         </w:rPr>
         <w:t xml:space="preserve">25 scikit-learn developers. Common Pitfalls and Recommended Practices. scikit-learn documentation, 2026. https://scikit-learn.org/stable/common_pitfalls.html. </w:t>
       </w:r>
       <w:r>
+        <w:rPr w:lang="ru-RU"/>
         <w:t>Дата</w:t>
       </w:r>
       <w:r>
-        <w:rPr>
+        <w:rPr w:lang="ru-RU">
           <w:lang w:val="en-US"/>
         </w:rPr>
         <w:t xml:space="preserve"> </w:t>
       </w:r>
       <w:r>
+        <w:rPr w:lang="ru-RU"/>
         <w:t>обращения</w:t>
       </w:r>
       <w:r>
-        <w:rPr>
+        <w:rPr w:lang="ru-RU">
           <w:lang w:val="en-US"/>
         </w:rPr>
         <w:t>: 24.09.2026.</w:t>
@@ -7129,25 +8005,27 @@
         </w:rPr>
       </w:pPr>
       <w:r>
-        <w:rPr>
+        <w:rPr w:lang="ru-RU">
           <w:lang w:val="en-US"/>
         </w:rPr>
         <w:t xml:space="preserve">26 scikit-learn developers. GridSearchCV API Reference. scikit-learn documentation, 2026. https://scikit-learn.org/stable/modules/generated/sklearn.model_selection.GridSearchCV.html. </w:t>
       </w:r>
       <w:r>
+        <w:rPr w:lang="ru-RU"/>
         <w:t>Дата</w:t>
       </w:r>
       <w:r>
-        <w:rPr>
+        <w:rPr w:lang="ru-RU">
           <w:lang w:val="en-US"/>
         </w:rPr>
         <w:t xml:space="preserve"> </w:t>
       </w:r>
       <w:r>
+        <w:rPr w:lang="ru-RU"/>
         <w:t>обращения</w:t>
       </w:r>
       <w:r>
-        <w:rPr>
+        <w:rPr w:lang="ru-RU">
           <w:lang w:val="en-US"/>
         </w:rPr>
         <w:t>: 24.09.2026.</w:t>
@@ -7162,25 +8040,27 @@
         </w:rPr>
       </w:pPr>
       <w:r>
-        <w:rPr>
+        <w:rPr w:lang="ru-RU">
           <w:lang w:val="en-US"/>
         </w:rPr>
         <w:t xml:space="preserve">27 scikit-learn developers. mean_absolute_error API Reference. scikit-learn documentation, 2026. https://scikit-learn.org/stable/modules/generated/sklearn.metrics.mean_absolute_error.html. </w:t>
       </w:r>
       <w:r>
+        <w:rPr w:lang="ru-RU"/>
         <w:t>Дата</w:t>
       </w:r>
       <w:r>
-        <w:rPr>
+        <w:rPr w:lang="ru-RU">
           <w:lang w:val="en-US"/>
         </w:rPr>
         <w:t xml:space="preserve"> </w:t>
       </w:r>
       <w:r>
+        <w:rPr w:lang="ru-RU"/>
         <w:t>обращения</w:t>
       </w:r>
       <w:r>
-        <w:rPr>
+        <w:rPr w:lang="ru-RU">
           <w:lang w:val="en-US"/>
         </w:rPr>
         <w:t>: 24.09.2026.</w:t>
@@ -7195,25 +8075,27 @@
         </w:rPr>
       </w:pPr>
       <w:r>
-        <w:rPr>
+        <w:rPr w:lang="ru-RU">
           <w:lang w:val="en-US"/>
         </w:rPr>
         <w:t xml:space="preserve">28 scikit-learn developers. Permutation Feature Importance. scikit-learn documentation, 2026. https://scikit-learn.org/stable/modules/permutation_importance.html. </w:t>
       </w:r>
       <w:r>
+        <w:rPr w:lang="ru-RU"/>
         <w:t>Дата</w:t>
       </w:r>
       <w:r>
-        <w:rPr>
+        <w:rPr w:lang="ru-RU">
           <w:lang w:val="en-US"/>
         </w:rPr>
         <w:t xml:space="preserve"> </w:t>
       </w:r>
       <w:r>
+        <w:rPr w:lang="ru-RU"/>
         <w:t>обращения</w:t>
       </w:r>
       <w:r>
-        <w:rPr>
+        <w:rPr w:lang="ru-RU">
           <w:lang w:val="en-US"/>
         </w:rPr>
         <w:t>: 24.09.2026.</w:t>
@@ -7228,26 +8110,28 @@
         </w:rPr>
       </w:pPr>
       <w:r>
-        <w:rPr>
+        <w:rPr w:lang="ru-RU">
           <w:lang w:val="en-US"/>
         </w:rPr>
         <w:lastRenderedPageBreak/>
         <w:t xml:space="preserve">29 scikit-learn developers. r2_score API Reference. scikit-learn documentation, 2026. https://scikit-learn.org/stable/modules/generated/sklearn.metrics.r2_score.html. </w:t>
       </w:r>
       <w:r>
+        <w:rPr w:lang="ru-RU"/>
         <w:t>Дата</w:t>
       </w:r>
       <w:r>
-        <w:rPr>
+        <w:rPr w:lang="ru-RU">
           <w:lang w:val="en-US"/>
         </w:rPr>
         <w:t xml:space="preserve"> </w:t>
       </w:r>
       <w:r>
+        <w:rPr w:lang="ru-RU"/>
         <w:t>обращения</w:t>
       </w:r>
       <w:r>
-        <w:rPr>
+        <w:rPr w:lang="ru-RU">
           <w:lang w:val="en-US"/>
         </w:rPr>
         <w:t>: 24.09.2026.</w:t>
@@ -7262,25 +8146,27 @@
         </w:rPr>
       </w:pPr>
       <w:r>
-        <w:rPr>
+        <w:rPr w:lang="ru-RU">
           <w:lang w:val="en-US"/>
         </w:rPr>
         <w:t xml:space="preserve">30 scikit-learn developers. root_mean_squared_error API Reference. scikit-learn documentation, 2026. https://scikit-learn.org/stable/modules/generated/sklearn.metrics.root_mean_squared_error.html. </w:t>
       </w:r>
       <w:r>
+        <w:rPr w:lang="ru-RU"/>
         <w:t>Дата</w:t>
       </w:r>
       <w:r>
-        <w:rPr>
+        <w:rPr w:lang="ru-RU">
           <w:lang w:val="en-US"/>
         </w:rPr>
         <w:t xml:space="preserve"> </w:t>
       </w:r>
       <w:r>
+        <w:rPr w:lang="ru-RU"/>
         <w:t>обращения</w:t>
       </w:r>
       <w:r>
-        <w:rPr>
+        <w:rPr w:lang="ru-RU">
           <w:lang w:val="en-US"/>
         </w:rPr>
         <w:t>: 24.09.2026.</w:t>
@@ -7438,7 +8324,7 @@
         <w:sz w:val="20"/>
       </w:rPr>
       <w:drawing>
-        <wp:anchor distT="0" distB="0" distL="114300" distR="114300" simplePos="0" relativeHeight="251661312" behindDoc="0" locked="0" layoutInCell="1" allowOverlap="1" wp14:anchorId="0AD3EEC5" wp14:editId="7F7BC152">
+        <wp:anchor distT="0" distB="0" distL="114300" distR="114300" simplePos="0" relativeHeight="251661312" behindDoc="0" locked="0" layoutInCell="1" allowOverlap="1" wp14:anchorId="7C5E1617" wp14:editId="40826325">
           <wp:simplePos x="0" y="0"/>
           <wp:positionH relativeFrom="column">
             <wp:posOffset>-591820</wp:posOffset>
